--- a/ITSX25_Workshop2_Individuell_Inlamningsuppgift_MITRE_ATTACK_Hotanalys_GVG.docx
+++ b/ITSX25_Workshop2_Individuell_Inlamningsuppgift_MITRE_ATTACK_Hotanalys_GVG.docx
@@ -1600,6 +1600,8 @@
       <w:r>
         <w:rPr>
           <w:color w:val="000000" w:themeColor="text1"/>
+          <w:highlight w:val="none"/>
+          <w:lang w:val="sv-SE"/>
         </w:rPr>
       </w:r>
       <w:r>
@@ -1638,8 +1640,6 @@
       <w:r>
         <w:rPr>
           <w:color w:val="000000" w:themeColor="text1"/>
-          <w:highlight w:val="none"/>
-          <w:lang w:val="sv-SE"/>
         </w:rPr>
       </w:r>
       <w:r>
@@ -1884,7 +1884,6 @@
       <w:r>
         <w:rPr>
           <w:color w:val="000000" w:themeColor="text1"/>
-          <w:highlight w:val="none"/>
         </w:rPr>
       </w:r>
       <w:r>
@@ -2107,6 +2106,8 @@
       <w:r>
         <w:rPr>
           <w:color w:val="000000" w:themeColor="text1"/>
+          <w:highlight w:val="none"/>
+          <w:lang w:val="sv-SE"/>
         </w:rPr>
       </w:r>
       <w:r>
@@ -2181,6 +2182,8 @@
       <w:r>
         <w:rPr>
           <w:color w:val="000000" w:themeColor="text1"/>
+          <w:highlight w:val="none"/>
+          <w:lang w:val="sv-SE"/>
         </w:rPr>
       </w:r>
       <w:r>
@@ -2262,8 +2265,6 @@
       <w:r>
         <w:rPr>
           <w:color w:val="000000" w:themeColor="text1"/>
-          <w:highlight w:val="none"/>
-          <w:lang w:val="sv-SE"/>
         </w:rPr>
       </w:r>
       <w:r>
@@ -2390,6 +2391,10 @@
       <w:r>
         <w:rPr>
           <w:color w:val="000000" w:themeColor="text1"/>
+          <w:sz w:val="18"/>
+          <w:szCs w:val="18"/>
+          <w:highlight w:val="none"/>
+          <w:lang w:val="sv-SE"/>
         </w:rPr>
       </w:r>
       <w:r>
@@ -2471,6 +2476,10 @@
       <w:r>
         <w:rPr>
           <w:color w:val="000000" w:themeColor="text1"/>
+          <w:sz w:val="18"/>
+          <w:szCs w:val="18"/>
+          <w:highlight w:val="none"/>
+          <w:lang w:val="sv-SE"/>
         </w:rPr>
       </w:r>
       <w:r>
@@ -2542,6 +2551,10 @@
       <w:r>
         <w:rPr>
           <w:color w:val="000000" w:themeColor="text1"/>
+          <w:sz w:val="18"/>
+          <w:szCs w:val="18"/>
+          <w:highlight w:val="none"/>
+          <w:lang w:val="sv-SE"/>
         </w:rPr>
       </w:r>
       <w:r>
@@ -2709,6 +2722,7 @@
         <w:rPr>
           <w:color w:val="000000" w:themeColor="text1"/>
           <w:sz w:val="18"/>
+          <w:szCs w:val="18"/>
           <w:highlight w:val="none"/>
           <w:lang w:val="sv-SE"/>
         </w:rPr>
@@ -2768,9 +2782,6 @@
       <w:r>
         <w:rPr>
           <w:color w:val="000000" w:themeColor="text1"/>
-          <w:sz w:val="18"/>
-          <w:highlight w:val="none"/>
-          <w:lang w:val="sv-SE"/>
         </w:rPr>
       </w:r>
       <w:r>
@@ -2878,6 +2889,8 @@
       <w:r>
         <w:rPr>
           <w:color w:val="000000" w:themeColor="text1"/>
+          <w:highlight w:val="none"/>
+          <w:lang w:val="sv-SE"/>
         </w:rPr>
       </w:r>
       <w:r>
@@ -2949,6 +2962,8 @@
       <w:r>
         <w:rPr>
           <w:color w:val="000000" w:themeColor="text1"/>
+          <w:highlight w:val="none"/>
+          <w:lang w:val="sv-SE"/>
         </w:rPr>
       </w:r>
       <w:r>
@@ -3017,8 +3032,6 @@
       <w:r>
         <w:rPr>
           <w:color w:val="000000" w:themeColor="text1"/>
-          <w:highlight w:val="none"/>
-          <w:lang w:val="sv-SE"/>
         </w:rPr>
       </w:r>
       <w:r>
@@ -3381,6 +3394,12 @@
           <w:lang w:val="sv-SE"/>
         </w:rPr>
       </w:r>
+      <w:r>
+        <w:rPr>
+          <w:highlight w:val="none"/>
+          <w:lang w:val="sv-SE"/>
+        </w:rPr>
+      </w:r>
     </w:p>
     <w:p>
       <w:pPr>
@@ -3398,6 +3417,12 @@
           <w:lang w:val="sv-SE"/>
         </w:rPr>
         <w:t xml:space="preserve">Men det blev lite sidospår.</w:t>
+      </w:r>
+      <w:r>
+        <w:rPr>
+          <w:highlight w:val="none"/>
+          <w:lang w:val="sv-SE"/>
+        </w:rPr>
       </w:r>
       <w:r>
         <w:rPr>
@@ -3463,7 +3488,7 @@
       <w:r>
         <w:rPr>
           <w:highlight w:val="none"/>
-          <w:lang w:val="sv-SE"/>
+          <w:lang w:val="sv-SE" w:bidi="sv-SE"/>
         </w:rPr>
       </w:r>
       <w:r>
@@ -3493,7 +3518,7 @@
       <w:r>
         <w:rPr>
           <w:highlight w:val="none"/>
-          <w:lang w:val="sv-SE"/>
+          <w:lang w:val="sv-SE" w:bidi="sv-SE"/>
         </w:rPr>
       </w:r>
       <w:r>
@@ -3530,7 +3555,7 @@
       <w:r>
         <w:rPr>
           <w:highlight w:val="none"/>
-          <w:lang w:val="sv-SE" w:bidi="sv-SE"/>
+          <w:lang w:val="sv-SE"/>
         </w:rPr>
       </w:r>
       <w:r>
@@ -3791,6 +3816,7 @@
       <w:r>
         <w:rPr>
           <w:color w:val="000000" w:themeColor="text1"/>
+          <w:lang w:val="sv-SE"/>
         </w:rPr>
       </w:r>
       <w:r>
@@ -3866,7 +3892,6 @@
       </w:r>
       <w:r>
         <w:rPr>
-          <w:color w:val="000000" w:themeColor="text1"/>
           <w:highlight w:val="none"/>
           <w:lang w:val="sv-SE"/>
         </w:rPr>
@@ -3944,6 +3969,7 @@
       </w:r>
       <w:r>
         <w:rPr>
+          <w:color w:val="000000" w:themeColor="text1"/>
           <w:highlight w:val="none"/>
           <w:lang w:val="sv-SE"/>
         </w:rPr>
@@ -4050,6 +4076,8 @@
       <w:r>
         <w:rPr>
           <w:color w:val="000000" w:themeColor="text1"/>
+          <w:highlight w:val="none"/>
+          <w:lang w:val="sv-SE"/>
         </w:rPr>
       </w:r>
       <w:r>
@@ -4121,8 +4149,6 @@
       <w:r>
         <w:rPr>
           <w:color w:val="000000" w:themeColor="text1"/>
-          <w:highlight w:val="none"/>
-          <w:lang w:val="sv-SE"/>
         </w:rPr>
       </w:r>
       <w:r>
@@ -4270,6 +4296,11 @@
           <w:color w:val="000000" w:themeColor="text1"/>
         </w:rPr>
       </w:r>
+      <w:r>
+        <w:rPr>
+          <w:color w:val="000000" w:themeColor="text1"/>
+        </w:rPr>
+      </w:r>
     </w:p>
     <w:p>
       <w:pPr>
@@ -4570,7 +4601,21 @@
           <w:lang w:val="sv-SE"/>
         </w:rPr>
         <w:br/>
-        <w:t xml:space="preserve">Valid Accounts är en teknik där någon utifrån har lyckats få tillgång till helt legitima användarkonton. Det kan vara användare som är anställda eller inhyrda av organisationen, men det kan även vara gamla konton som inte hanterats rätt och fortfarande har rättigheter trots att användaren inte längre har någon anknytning till organisationen.</w:t>
+        <w:t xml:space="preserve">Valid Accounts är </w:t>
+      </w:r>
+      <w:r>
+        <w:rPr>
+          <w:color w:val="000000" w:themeColor="text1"/>
+          <w:lang w:val="sv-SE"/>
+        </w:rPr>
+        <w:t xml:space="preserve">en teknik där någon utifrån har lyckats få tillgång till helt legitima användarkonton. Det kan vara användare som är anställda eller inhyrda av organisationen, men det kan även vara gamla konton som inte hanterats rätt och fortfarande har rättigheter trots</w:t>
+      </w:r>
+      <w:r>
+        <w:rPr>
+          <w:color w:val="000000" w:themeColor="text1"/>
+          <w:lang w:val="sv-SE"/>
+        </w:rPr>
+        <w:t xml:space="preserve"> att användaren inte längre har någon anknytning till organisationen.</w:t>
         <w:br/>
         <w:t xml:space="preserve">En signal för det kan vara att ett konto loggar in från en plats eller en IP som systemet inte känner igen, eller ett land som systemet inte tillåter att man loggar in från utan vidare. </w:t>
       </w:r>
@@ -4579,15 +4624,36 @@
           <w:color w:val="000000" w:themeColor="text1"/>
           <w:lang w:val="sv-SE"/>
         </w:rPr>
-        <w:t xml:space="preserve">Ett exempel som jag tror jag använt antingen i den här uppgiften eller i självstudierna (om jag inte tog bort det) var en arbetare som alltid jobbar på plats på ett företag men plötsligt loggar in från en helt okänd IP-adress.</w:t>
+        <w:t xml:space="preserve">Ett exempel som jag tror jag använt antingen i den här uppgiften eller i självstudierna (om jag inte tog bort det) var en arbetare som alltid jobbar på plats på ett före</w:t>
+      </w:r>
+      <w:r>
+        <w:rPr>
+          <w:color w:val="000000" w:themeColor="text1"/>
+          <w:lang w:val="sv-SE"/>
+        </w:rPr>
+        <w:t xml:space="preserve">tag men plötsligt loggar in från en helt okänd IP-adress.</w:t>
         <w:br/>
-        <w:t xml:space="preserve">En annan signal man kan tänka sig är att en användare plötsligt börjar bete sig på ett ovanligt sätt. Användaren kanske skannar nätverket eller skickar traffik på ett sätt den inte har gjort innan. Användaren kan även försöka komma åt andra konton eller data den inte har behörighet till.</w:t>
+        <w:t xml:space="preserve">En annan signal man kan tänka sig är att en användare plötsligt börjar bete sig på ett ovanligt sätt. Användaren kanske skannar nätverket eller skickar traffik på ett sätt den inte har gjort innan. </w:t>
+      </w:r>
+      <w:r>
+        <w:rPr>
+          <w:color w:val="000000" w:themeColor="text1"/>
+          <w:lang w:val="sv-SE"/>
+        </w:rPr>
+        <w:t xml:space="preserve">Användaren kan även försöka komma åt andra konton eller data den inte har behörighet till.</w:t>
         <w:br/>
         <w:t xml:space="preserve">Om det är möjligt inom budget och resurser bör säkerhetsteamet hålla utkik efter båda sorterna av signaler i realtid för att upptäcka ett potentiellt intrång tidigt.</w:t>
       </w:r>
       <w:r>
         <w:rPr>
           <w:color w:val="000000" w:themeColor="text1"/>
+        </w:rPr>
+      </w:r>
+      <w:r>
+        <w:rPr>
+          <w:color w:val="000000" w:themeColor="text1"/>
+          <w:highlight w:val="none"/>
+          <w:lang w:val="sv-SE"/>
         </w:rPr>
       </w:r>
     </w:p>
@@ -4663,11 +4729,25 @@
           <w:color w:val="000000" w:themeColor="text1"/>
           <w:lang w:val="sv-SE"/>
         </w:rPr>
-        <w:t xml:space="preserve">för att övervaka systemets resurser när det är så små skillnader det kan handla om. Det kan även handla om antingen spikar, eller knappt märkbar prestanda över en längre tid. Och säkerhetsteamet måste veta om prestandaändringen beror på en tjänst som någon i organisationen har startat, eller om det beror på något utifrån.</w:t>
+        <w:t xml:space="preserve">för att övervaka systemets resurser när det är så små skillnader de</w:t>
       </w:r>
       <w:r>
         <w:rPr>
           <w:color w:val="000000" w:themeColor="text1"/>
+          <w:lang w:val="sv-SE"/>
+        </w:rPr>
+        <w:t xml:space="preserve">t kan handla om. Det kan även handla om antingen spikar, eller knappt märkbar prestanda över en längre tid. Och säkerhetsteamet måste veta om prestandaändringen beror på en tjänst som någon i organisationen har startat, eller om det beror på något utifrån.</w:t>
+      </w:r>
+      <w:r>
+        <w:rPr>
+          <w:color w:val="000000" w:themeColor="text1"/>
+        </w:rPr>
+      </w:r>
+      <w:r>
+        <w:rPr>
+          <w:color w:val="000000" w:themeColor="text1"/>
+          <w:highlight w:val="none"/>
+          <w:lang w:val="sv-SE"/>
         </w:rPr>
       </w:r>
     </w:p>
@@ -4790,11 +4870,6 @@
           <w:color w:val="000000" w:themeColor="text1"/>
         </w:rPr>
       </w:r>
-      <w:r>
-        <w:rPr>
-          <w:color w:val="000000" w:themeColor="text1"/>
-        </w:rPr>
-      </w:r>
     </w:p>
     <w:p>
       <w:pPr>
@@ -4822,8 +4897,6 @@
       <w:r>
         <w:rPr>
           <w:color w:val="000000" w:themeColor="text1"/>
-          <w:highlight w:val="none"/>
-          <w:lang w:val="sv-SE"/>
         </w:rPr>
       </w:r>
     </w:p>
@@ -4903,6 +4976,14 @@
           <w:sz w:val="18"/>
           <w:szCs w:val="18"/>
           <w:highlight w:val="none"/>
+          <w:lang w:val="sv-SE"/>
+        </w:rPr>
+      </w:r>
+      <w:r>
+        <w:rPr>
+          <w:color w:val="000000" w:themeColor="text1"/>
+          <w:sz w:val="18"/>
+          <w:szCs w:val="18"/>
           <w:lang w:val="sv-SE"/>
         </w:rPr>
       </w:r>
@@ -4940,6 +5021,7 @@
         <w:rPr>
           <w:color w:val="000000" w:themeColor="text1"/>
           <w:sz w:val="18"/>
+          <w:szCs w:val="18"/>
           <w:highlight w:val="none"/>
           <w:lang w:val="sv-SE"/>
         </w:rPr>
@@ -4966,7 +5048,23 @@
         </w:rPr>
         <w:t xml:space="preserve">Mitigerande åtgärd: Account Use Policies</w:t>
         <w:br/>
-        <w:t xml:space="preserve">Kan låsa kontot efter ett antal misslyckade försök att logga in för att hindra att någon lyckas gissa lösenordet. Det kräver en balans så att användare inte låser ute sig själva hela tiden samtidigt som någon utifrån inte får ha för många försök på sig att gissa. Åtgärden kan även hindra inloggningar om de inte är från vissa bestämda platser.</w:t>
+        <w:t xml:space="preserve">Kan låsa kontot efter ett antal misslyckade försök att logga i</w:t>
+      </w:r>
+      <w:r>
+        <w:rPr>
+          <w:color w:val="000000" w:themeColor="text1"/>
+          <w:sz w:val="18"/>
+          <w:lang w:val="sv-SE"/>
+        </w:rPr>
+        <w:t xml:space="preserve">n för att hindra att någon lyckas gissa lösenordet. Det kräver en balans så att användare inte låser ute sig själva hela tiden samtidigt som någon utifrån inte får ha för många försök på sig att gissa. Åtgärden kan även hindra inloggningar om de inte är fr</w:t>
+      </w:r>
+      <w:r>
+        <w:rPr>
+          <w:color w:val="000000" w:themeColor="text1"/>
+          <w:sz w:val="18"/>
+          <w:lang w:val="sv-SE"/>
+        </w:rPr>
+        <w:t xml:space="preserve">ån vissa bestämda platser.</w:t>
         <w:br/>
         <w:t xml:space="preserve">Det är en bra åtgärd om den inte är för strikt eller för slapp, och den kan även användas som åtgärder för andra tekniker. Att sätta en policy för vilka IP-adresser som får ansluta borde stoppa en stor del skadlig trafik utifrån.</w:t>
       </w:r>
@@ -4975,7 +5073,15 @@
           <w:color w:val="000000" w:themeColor="text1"/>
         </w:rPr>
       </w:r>
-      <w:r/>
+      <w:r>
+        <w:rPr>
+          <w:color w:val="000000" w:themeColor="text1"/>
+          <w:sz w:val="18"/>
+          <w:szCs w:val="18"/>
+          <w:highlight w:val="none"/>
+          <w:lang w:val="sv-SE"/>
+        </w:rPr>
+      </w:r>
     </w:p>
     <w:p>
       <w:pPr>
@@ -5024,15 +5130,42 @@
         </w:rPr>
         <w:t xml:space="preserve">Mitigerande åtgärd: Multi-factor Authentication</w:t>
         <w:br/>
-        <w:t xml:space="preserve">Kräver att man visar vem man är på mer än ett sätt. Bara ett lösenord räcker inte. Man kan till exempel få använda sitt fingeravtryck, eller godkänna inloggningen i en app.</w:t>
+        <w:t xml:space="preserve">Kräve</w:t>
+      </w:r>
+      <w:r>
+        <w:rPr>
+          <w:color w:val="000000" w:themeColor="text1"/>
+          <w:sz w:val="18"/>
+          <w:highlight w:val="none"/>
+          <w:lang w:val="sv-SE"/>
+        </w:rPr>
+        <w:t xml:space="preserve">r att man visar vem man är på mer än ett sätt. Bara ett lösenord räcker inte. Man kan till exempel få använda sitt fingeravtryck, eller godkänna inloggningen i en app.</w:t>
         <w:br/>
-        <w:t xml:space="preserve">En väldigt användbar åtgärd. Den stoppar inte bara Brute Force utan kan stoppa angripare från att logga in efter att användarnamn och lösenord har läckt.</w:t>
+        <w:t xml:space="preserve">En väldigt användbar åtgärd. Den stoppar inte bara Brute Force utan kan stoppa angripare</w:t>
+      </w:r>
+      <w:r>
+        <w:rPr>
+          <w:color w:val="000000" w:themeColor="text1"/>
+          <w:sz w:val="18"/>
+          <w:highlight w:val="none"/>
+          <w:lang w:val="sv-SE"/>
+        </w:rPr>
+        <w:t xml:space="preserve"> från att logga in efter att användarnamn och lösenord har läckt.</w:t>
         <w:br/>
         <w:t xml:space="preserve">Man bör dock inte överdriva. Användare vill inte behöva skriva in lösenord, godkänna inloggningen i en app, och skriva in en kod som skickats i SMS bara för att man har tagit en timme lunch.</w:t>
       </w:r>
       <w:r>
         <w:rPr>
           <w:color w:val="000000" w:themeColor="text1"/>
+        </w:rPr>
+      </w:r>
+      <w:r>
+        <w:rPr>
+          <w:color w:val="000000" w:themeColor="text1"/>
+          <w:sz w:val="18"/>
+          <w:szCs w:val="18"/>
+          <w:highlight w:val="none"/>
+          <w:lang w:val="sv-SE"/>
         </w:rPr>
       </w:r>
     </w:p>
@@ -5095,15 +5228,60 @@
         <w:br/>
         <w:t xml:space="preserve">Åtgärden kan skydda mot läckta lösenord om användare byter tillräckligt ofta eller tvingas byta om en läcka misstänks.</w:t>
         <w:br/>
-        <w:t xml:space="preserve">Det kan vara besvärligt för användare med för många svåra lösenord, så det borde rekommenderas att använda en lösenordshanterare. Lösenordshanterare som är i molnet kommer med sina egna problem, så jag förespråkar personligen en lösenordshanterare som lagrar databasen med lösenord lokalt. Användaren måste fortfarande ha ett starkt lösenord till databasen eller sitt konto, och bör rotera lösenordet även där. Men det är bara ett lösenord att hålla reda på i taget.</w:t>
+        <w:t xml:space="preserve">Det kan v</w:t>
+      </w:r>
+      <w:r>
+        <w:rPr>
+          <w:color w:val="000000" w:themeColor="text1"/>
+          <w:sz w:val="18"/>
+          <w:highlight w:val="none"/>
+          <w:lang w:val="sv-SE"/>
+        </w:rPr>
+        <w:t xml:space="preserve">ara besvärligt för användare med för många svåra lösenord, så det borde rekommenderas att använda en lösenordshanterare. Lösenordshanterare som är i molnet kommer med sina egna problem, så jag förespråkar personligen en lösenordshanterare som lagrar databa</w:t>
+      </w:r>
+      <w:r>
+        <w:rPr>
+          <w:color w:val="000000" w:themeColor="text1"/>
+          <w:sz w:val="18"/>
+          <w:highlight w:val="none"/>
+          <w:lang w:val="sv-SE"/>
+        </w:rPr>
+        <w:t xml:space="preserve">sen med lösenord lokalt. Användaren måste fortfarande ha ett starkt lösenord till databasen eller sitt konto, och bör rotera lösenordet även där. Men det är bara ett lösenord att hålla reda på i taget.</w:t>
         <w:br/>
-        <w:t xml:space="preserve">Nackdelen med en sådan lösenordshanterare är att man ska låta bli att spara flera kopior av filen. Lokalt och på någon form av säker molnlagring räcker, men man ska inte ladda upp den på någon publik lagringsplats bara för att man tror att ingen kan knäcka ens lösenord. Om databasfilen läcker så kommer någon kunna ta sig in i den till slut, så innan det händer måste man gå igenom och byta lösenord på alla sparade inloggningar man har.</w:t>
+        <w:t xml:space="preserve">Nackdelen med en sådan lösenordshanterare är att man s</w:t>
+      </w:r>
+      <w:r>
+        <w:rPr>
+          <w:color w:val="000000" w:themeColor="text1"/>
+          <w:sz w:val="18"/>
+          <w:highlight w:val="none"/>
+          <w:lang w:val="sv-SE"/>
+        </w:rPr>
+        <w:t xml:space="preserve">ka låta bli att spara flera kopior av filen. Lokalt och på någon form av säker molnlagring räcker, men man ska inte ladda upp den på någon publik lagringsplats bara för att man tror att ingen kan knäcka ens lösenord. Om databasfilen läcker så kommer någon </w:t>
+      </w:r>
+      <w:r>
+        <w:rPr>
+          <w:color w:val="000000" w:themeColor="text1"/>
+          <w:sz w:val="18"/>
+          <w:highlight w:val="none"/>
+          <w:lang w:val="sv-SE"/>
+        </w:rPr>
+        <w:t xml:space="preserve">kunna ta sig in i den till slut, så innan det händer måste man gå igenom och byta lösenord på alla sparade inloggningar man har.</w:t>
         <w:br/>
         <w:t xml:space="preserve">Men det var ett sidospår. Mitigeringen hjälper mot angrepp, men man får inte heller här vara för strikt i hur man utformar den.</w:t>
       </w:r>
       <w:r>
         <w:rPr>
           <w:color w:val="000000" w:themeColor="text1"/>
+        </w:rPr>
+      </w:r>
+      <w:r>
+        <w:rPr>
+          <w:color w:val="000000" w:themeColor="text1"/>
+          <w:sz w:val="18"/>
+          <w:szCs w:val="18"/>
+          <w:highlight w:val="none"/>
+          <w:lang w:val="sv-SE"/>
         </w:rPr>
       </w:r>
     </w:p>
@@ -5152,17 +5330,44 @@
           <w:highlight w:val="none"/>
           <w:lang w:val="sv-SE"/>
         </w:rPr>
-        <w:t xml:space="preserve">Mitigerande åtgärd: User Account Management</w:t>
+        <w:t xml:space="preserve">Mitigerande </w:t>
+      </w:r>
+      <w:r>
+        <w:rPr>
+          <w:color w:val="000000" w:themeColor="text1"/>
+          <w:sz w:val="18"/>
+          <w:highlight w:val="none"/>
+          <w:lang w:val="sv-SE"/>
+        </w:rPr>
+        <w:t xml:space="preserve">åtgärd: User Account Management</w:t>
         <w:br/>
         <w:t xml:space="preserve">Åtgärden handlar om ett kontos livscykel och least privilege. Det hör även ihop lite med de tre tidigare åtgärderna.</w:t>
         <w:br/>
-        <w:t xml:space="preserve">Åtgärden säger att konton bara ska ha de behörigheter de behöver för att utföra sina roller (least privilege). Gå igenom konton regelbundet för att säkerställa att det inte ligger kvar gamla inaktuella behörigheter.</w:t>
+        <w:t xml:space="preserve">Åtgärden säger att konton bara ska ha de behörigheter de behöver för att utföra sina roller (least privileg</w:t>
+      </w:r>
+      <w:r>
+        <w:rPr>
+          <w:color w:val="000000" w:themeColor="text1"/>
+          <w:sz w:val="18"/>
+          <w:highlight w:val="none"/>
+          <w:lang w:val="sv-SE"/>
+        </w:rPr>
+        <w:t xml:space="preserve">e). Gå igenom konton regelbundet för att säkerställa att det inte ligger kvar gamla inaktuella behörigheter.</w:t>
         <w:br/>
         <w:t xml:space="preserve">Konton ska ha starka lösenord enligt Password Policies ovan.</w:t>
         <w:br/>
         <w:t xml:space="preserve">Konton ska låsas enligt Account Use Policies vid behov.</w:t>
         <w:br/>
-        <w:t xml:space="preserve">Konton ska använda sig av Multi-fact Authentication.</w:t>
+        <w:t xml:space="preserve">Konton ska använda sig av Mult</w:t>
+      </w:r>
+      <w:r>
+        <w:rPr>
+          <w:color w:val="000000" w:themeColor="text1"/>
+          <w:sz w:val="18"/>
+          <w:highlight w:val="none"/>
+          <w:lang w:val="sv-SE"/>
+        </w:rPr>
+        <w:t xml:space="preserve">i-fact Authentication.</w:t>
         <w:br/>
         <w:t xml:space="preserve">Åtgärden säger att inaktiva konton och konton utan ägare ska stängas av, gärna automatiskt efter en viss tids inaktivitet.</w:t>
         <w:br/>
@@ -5171,6 +5376,15 @@
       <w:r>
         <w:rPr>
           <w:color w:val="000000" w:themeColor="text1"/>
+        </w:rPr>
+      </w:r>
+      <w:r>
+        <w:rPr>
+          <w:color w:val="000000" w:themeColor="text1"/>
+          <w:sz w:val="18"/>
+          <w:szCs w:val="18"/>
+          <w:highlight w:val="none"/>
+          <w:lang w:val="sv-SE"/>
         </w:rPr>
       </w:r>
     </w:p>
@@ -5234,6 +5448,15 @@
           <w:color w:val="000000" w:themeColor="text1"/>
         </w:rPr>
       </w:r>
+      <w:r>
+        <w:rPr>
+          <w:color w:val="000000" w:themeColor="text1"/>
+          <w:sz w:val="18"/>
+          <w:szCs w:val="18"/>
+          <w:highlight w:val="none"/>
+          <w:lang w:val="sv-SE"/>
+        </w:rPr>
+      </w:r>
     </w:p>
     <w:p>
       <w:pPr>
@@ -5290,7 +5513,16 @@
         </w:rPr>
         <w:t xml:space="preserve">Mitigerande åtgärd: Behavior Prevention on Endpoint</w:t>
         <w:br/>
-        <w:t xml:space="preserve">Enligt MITREs databas är den här åtgärden en inställning i Windows 10, enable Attack Surface Reduction (ASR). Jag vet inte säkert men jag gissar att inställningen går att göra i Windows 11 också. Den är tänkt att hindra att osignerade eller okända exekverbara filer inte får köras från USB-enheter.</w:t>
+        <w:t xml:space="preserve">Enligt MITREs databas är den här åtgärden en inställning i Windows 10, enable Attac</w:t>
+      </w:r>
+      <w:r>
+        <w:rPr>
+          <w:color w:val="000000" w:themeColor="text1"/>
+          <w:sz w:val="18"/>
+          <w:highlight w:val="none"/>
+          <w:lang w:val="sv-SE"/>
+        </w:rPr>
+        <w:t xml:space="preserve">k Surface Reduction (ASR). Jag vet inte säkert men jag gissar att inställningen går att göra i Windows 11 också. Den är tänkt att hindra att osignerade eller okända exekverbara filer inte får köras från USB-enheter.</w:t>
         <w:br/>
         <w:t xml:space="preserve">I de flesta fall kanske det räcker, men </w:t>
       </w:r>
@@ -5301,11 +5533,29 @@
           <w:highlight w:val="none"/>
           <w:lang w:val="sv-SE"/>
         </w:rPr>
-        <w:t xml:space="preserve">jag har inte kunnat läsa mig till hur mycket det stoppar i praktiken. Flera skriptspråk är listade, och filtyper, men det står inget om språk och filer utöver det. Om man bara använder ASR så kommer antagligen någon ta sig förbi det på något sätt. Det skyddar dessutom bara Windows-system. Jag tror att Linux är byggt annorlunda så att tekniken inte går använda på samma sätt, men det skulle jag behöva läsa mer om.</w:t>
+        <w:t xml:space="preserve">jag har inte kunnat läsa mig till hur mycket det stoppar i praktiken. Flera skriptspråk är listade, och filtyper, men det står inget om språk och filer utöver </w:t>
       </w:r>
       <w:r>
         <w:rPr>
           <w:color w:val="000000" w:themeColor="text1"/>
+          <w:sz w:val="18"/>
+          <w:highlight w:val="none"/>
+          <w:lang w:val="sv-SE"/>
+        </w:rPr>
+        <w:t xml:space="preserve">det. Om man bara använder ASR så kommer antagligen någon ta sig förbi det på något sätt. Det skyddar dessutom bara Windows-system. Jag tror att Linux är byggt annorlunda så att tekniken inte går använda på samma sätt, men det skulle jag behöva läsa mer om.</w:t>
+      </w:r>
+      <w:r>
+        <w:rPr>
+          <w:color w:val="000000" w:themeColor="text1"/>
+        </w:rPr>
+      </w:r>
+      <w:r>
+        <w:rPr>
+          <w:color w:val="000000" w:themeColor="text1"/>
+          <w:sz w:val="18"/>
+          <w:szCs w:val="18"/>
+          <w:highlight w:val="none"/>
+          <w:lang w:val="sv-SE"/>
         </w:rPr>
       </w:r>
     </w:p>
@@ -5370,17 +5620,62 @@
         <w:br/>
         <w:t xml:space="preserve">Stäng av funktioner som inte används. Om användaren inte behöver Telnet så kan det vara avstängt.</w:t>
         <w:br/>
-        <w:t xml:space="preserve">Förhindra användare från att installera vilka program de vill. Hör ihop med CIS-kontrollen om tillåten mjukvara. Säkerhetsteamet kan inte patcha eller ta bort ett sårbart program om de inte vet att en användare har installerat det. Det bör även gå att stänga av möjligheten för användare med lägre behörighet att installera mjukvara över huvud taget.</w:t>
-        <w:br/>
-        <w:t xml:space="preserve">Ta bort tjänster som inte behövs. Samma som med funktioner och program. Att ta bort dessa minskar attackytan.</w:t>
-        <w:br/>
-        <w:t xml:space="preserve">Begränsa add-ons och plugins. Användarna kanske blir sura när de inte får kolla på Twitch med FrankerFacez och BTTV påslagna på arbetstid, men i det läget har det kanske gått för långt av andra skäl.</w:t>
-        <w:br/>
-        <w:t xml:space="preserve">Den här mitigerande åtgärden är till för att begränsa attackytan. Just fler tjänster och program som ligger och körs i bakgrunden utan att användas, desto högre risk är det att någonting har en sårbarhet som organisationen inte haft möjlighet att patcha bort. I en organisation bör det bara finnas den mjukvara och de konfigurationer som användarna behöver för att utföra sina jobb.</w:t>
+        <w:t xml:space="preserve">Förhindra användare</w:t>
       </w:r>
       <w:r>
         <w:rPr>
           <w:color w:val="000000" w:themeColor="text1"/>
+          <w:sz w:val="18"/>
+          <w:highlight w:val="none"/>
+          <w:lang w:val="sv-SE"/>
+        </w:rPr>
+        <w:t xml:space="preserve"> från att installera vilka program de vill. Hör ihop med CIS-kontrollen om tillåten mjukvara. Säkerhetsteamet kan inte patcha eller ta bort ett sårbart program om de inte vet att en användare har installerat det. Det bör även gå att stänga av möjligheten f</w:t>
+      </w:r>
+      <w:r>
+        <w:rPr>
+          <w:color w:val="000000" w:themeColor="text1"/>
+          <w:sz w:val="18"/>
+          <w:highlight w:val="none"/>
+          <w:lang w:val="sv-SE"/>
+        </w:rPr>
+        <w:t xml:space="preserve">ör användare med lägre behörighet att installera mjukvara över huvud taget.</w:t>
+        <w:br/>
+        <w:t xml:space="preserve">Ta bort tjänster som inte behövs. Samma som med funktioner och program. Att ta bort dessa minskar attackytan.</w:t>
+        <w:br/>
+        <w:t xml:space="preserve">Begränsa add-ons och plugins. Användarna kanske blir sura när de inte </w:t>
+      </w:r>
+      <w:r>
+        <w:rPr>
+          <w:color w:val="000000" w:themeColor="text1"/>
+          <w:sz w:val="18"/>
+          <w:highlight w:val="none"/>
+          <w:lang w:val="sv-SE"/>
+        </w:rPr>
+        <w:t xml:space="preserve">får kolla på Twitch med FrankerFacez och BTTV påslagna på arbetstid, men i det läget har det kanske gått för långt av andra skäl.</w:t>
+        <w:br/>
+        <w:t xml:space="preserve">Den här mitigerande åtgärden är till för att begränsa attackytan. Just fler tjänster och program som ligger och körs i bakgrun</w:t>
+      </w:r>
+      <w:r>
+        <w:rPr>
+          <w:color w:val="000000" w:themeColor="text1"/>
+          <w:sz w:val="18"/>
+          <w:highlight w:val="none"/>
+          <w:lang w:val="sv-SE"/>
+        </w:rPr>
+        <w:t xml:space="preserve">den utan att användas, desto högre risk är det att någonting har en sårbarhet som organisationen inte haft möjlighet att patcha bort. I en organisation bör det bara finnas den mjukvara och de konfigurationer som användarna behöver för att utföra sina jobb.</w:t>
+      </w:r>
+      <w:r>
+        <w:rPr>
+          <w:color w:val="000000" w:themeColor="text1"/>
+        </w:rPr>
+      </w:r>
+      <w:r>
+        <w:rPr>
+          <w:color w:val="000000" w:themeColor="text1"/>
+          <w:sz w:val="18"/>
+          <w:szCs w:val="18"/>
+          <w:highlight w:val="none"/>
+          <w:lang w:val="sv-SE"/>
         </w:rPr>
       </w:r>
     </w:p>
@@ -5427,9 +5722,27 @@
         </w:rPr>
         <w:t xml:space="preserve">Mitigerande åtgärd: Limit Hardware Installation</w:t>
         <w:br/>
-        <w:t xml:space="preserve">Den här åtgärden har jag varit med om i verkligheten. På en tidigare praktikplats var det förbjudet att koppla in USB-enheter i datorerna. Skulle vi ladda telefonerna fick vi inte använda datorn, utan var tvungna att ladda via eluttaget. Vi fick inte heller sätta in några USB-stickor i datorerna, och vi fick vara försiktiga med tangentbord och möss som kunde ha något minne i sig.</w:t>
+        <w:t xml:space="preserve">Den här åtgärden har jag varit med om i verkligheten. På en tidigare praktikplats var det förbjudet att koppla in USB-enheter i datorerna. Skulle vi</w:t>
+      </w:r>
+      <w:r>
+        <w:rPr>
+          <w:color w:val="000000" w:themeColor="text1"/>
+          <w:sz w:val="18"/>
+          <w:highlight w:val="none"/>
+          <w:lang w:val="sv-SE"/>
+        </w:rPr>
+        <w:t xml:space="preserve"> ladda telefonerna fick vi inte använda datorn, utan var tvungna att ladda via eluttaget. Vi fick inte heller sätta in några USB-stickor i datorerna, och vi fick vara försiktiga med tangentbord och möss som kunde ha något minne i sig.</w:t>
         <w:br/>
-        <w:t xml:space="preserve">USB går att stänga av på en mjukvarunivå, så att systemet inte läser av någon data därifrån. I beskrivningen på åtgärden står det även att det ska finnas starka lösenord till BIOS/UEFI, så jag antar att det går stänga av nära hårdvaran också.</w:t>
+        <w:t xml:space="preserve">USB går att stänga av</w:t>
+      </w:r>
+      <w:r>
+        <w:rPr>
+          <w:color w:val="000000" w:themeColor="text1"/>
+          <w:sz w:val="18"/>
+          <w:highlight w:val="none"/>
+          <w:lang w:val="sv-SE"/>
+        </w:rPr>
+        <w:t xml:space="preserve"> på en mjukvarunivå, så att systemet inte läser av någon data därifrån. I beskrivningen på åtgärden står det även att det ska finnas starka lösenord till BIOS/UEFI, så jag antar att det går stänga av nära hårdvaran också.</w:t>
         <w:br/>
         <w:t xml:space="preserve">Det är en bra åtgärd. Vi har sett </w:t>
       </w:r>
@@ -5440,7 +5753,7 @@
           <w:highlight w:val="none"/>
           <w:lang w:val="sv-SE"/>
         </w:rPr>
-        <w:t xml:space="preserve">roliga exempel på människor som lagt in skadlig kod i vad som ser ut att vara en vanlig USB-kabel, men som är ett förklätt USB-minne. På min praktik fick jag även instruktioner om att inte sätta in USB-minnen jag hittar på gatan i någon dator. På praktiken skulle jag lämna in det till säkerhetsteamet. Jag hittade aldrig något minne, men nu vet jag att jag inte ska sätta in något sånt i min dator hemma.</w:t>
+        <w:t xml:space="preserve">roliga exempel på människor som lagt in skadlig kod i vad som ser ut att vara en vanlig USB-kabel, men som är ett förklätt USB-minne. På min praktik </w:t>
       </w:r>
       <w:r>
         <w:rPr>
@@ -5448,6 +5761,20 @@
           <w:sz w:val="18"/>
           <w:highlight w:val="none"/>
           <w:lang w:val="sv-SE"/>
+        </w:rPr>
+        <w:t xml:space="preserve">fick jag även instruktioner om att inte sätta in USB-minnen jag hittar på gatan i någon dator. På praktiken skulle jag lämna in det till säkerhetsteamet. Jag hittade aldrig något minne, men nu vet jag att jag inte ska sätta in något sånt i min dator hemma.</w:t>
+      </w:r>
+      <w:r>
+        <w:rPr>
+          <w:color w:val="000000" w:themeColor="text1"/>
+          <w:sz w:val="18"/>
+          <w:highlight w:val="none"/>
+          <w:lang w:val="sv-SE"/>
+        </w:rPr>
+      </w:r>
+      <w:r>
+        <w:rPr>
+          <w:color w:val="000000" w:themeColor="text1"/>
         </w:rPr>
       </w:r>
     </w:p>
@@ -5522,6 +5849,18 @@
           <w:color w:val="000000" w:themeColor="text1"/>
           <w:lang w:val="sv-SE"/>
         </w:rPr>
+        <w:t xml:space="preserve">En attackkedja visar vilka tekniker en angripare använt. I den bästa av världar har säkerhetsteamet tittat igenom matrisen, analyserat vilka tekniker som är relevanta för organisationen, och därefter kommit fram till vilka tekniker som är viktigast att fokusera på. Säkerhetsteamet kan då se vilka tekniker som kan användas efter varandra och vilka som inte kan användas efter varandra. </w:t>
+      </w:r>
+      <w:r>
+        <w:rPr>
+          <w:color w:val="000000" w:themeColor="text1"/>
+          <w:lang w:val="sv-SE"/>
+        </w:rPr>
+        <w:t xml:space="preserve">Ett exempel på det senare kan vara att en angripare fysiskt tar sig in i ett isolerat produktionsnätverk utan internetanslutning, där de inte enkelt kan få ut data via en extern uppkoppling.</w:t>
+        <w:br/>
+        <w:t xml:space="preserve">Om säkerhetsteamet inte har haft möjlighet att se över matrisen så kan de fortfarande använda den genom att gå igenom vad som har hänt, identifiera teknikerna som har använts, och använda mitigerande åtgärder för att samma incident inte ska inträffa igen.</w:t>
+        <w:br/>
+        <w:t xml:space="preserve">Matrisen gör det lättare för säkerhetsteamet och ledningen att följa upp incidenter och planerade åtgärder. När säkerhetsteamet identifierat en risk kan de planera in åtgärder, som de sedan kan presentera för organisationen.</w:t>
       </w:r>
       <w:r>
         <w:rPr>
@@ -5537,6 +5876,15 @@
         <w:rPr/>
       </w:pPr>
       <w:r/>
+      <w:r>
+        <w:rPr>
+          <w:lang w:val="sv-SE"/>
+        </w:rPr>
+        <w:t xml:space="preserve">För att använda attackkedjan vi satte ihop i gruppen, så är första steget phishing. Vi tänker oss att säkerhetsteamet kan se att det redan har hänt, eller att risken finns att det händer. De läser på om tekniken, och vilka mitigerande åtgärder som är rekommenderade. Om risken för phishing är tillräckligt hög, vilket den ofta är, behöver åtgärder genomföras även om de kan påverka organisationens arbetsflöde. Antivirus kan påverka arbetet men relativt lite, men att blockera innehåll online kan riskera att störa mer. Man får även tänka på att användare kan bli irriterade av en sådan åtgärd. Även att träna användarna att förstå phishing kan påverka och ta tid från arbetet.</w:t>
+        <w:br/>
+        <w:t xml:space="preserve">Nästa steg i vår kedja är User Execution. Säkerhetsteamet kanske anser att åtgärderna mot phishing är tillräckliga, och risken är närmast eliminerad. Men då måste man tänka på vad som händer om phishing ändå inträffar och någon kommer åt systemet. Dessutom finns det andra sätt att ta sig in och få användare att köra kod. Därför bör även denna tekniken hanteras och åtgärdas. Samma tankesätt bör användas på det tredje steget. Bara för att man åtgärdar en risk i början av en kedja betyder inte det att riskerna senare åtgärdas av sig själva.</w:t>
+        <w:br/>
+      </w:r>
       <w:r/>
     </w:p>
     <w:p>
@@ -5612,62 +5960,265 @@
         <w:pBdr/>
         <w:spacing w:after="0"/>
         <w:ind/>
-        <w:rPr/>
+        <w:rPr>
+          <w:color w:val="000000" w:themeColor="text1"/>
+          <w:sz w:val="18"/>
+          <w:szCs w:val="18"/>
+          <w:highlight w:val="none"/>
+          <w:lang w:val="sv-SE"/>
+        </w:rPr>
       </w:pPr>
       <w:r>
         <w:rPr>
-          <w:color w:val="d0d7de"/>
+          <w:color w:val="000000" w:themeColor="text1"/>
           <w:sz w:val="18"/>
+          <w:lang w:val="sv-SE"/>
         </w:rPr>
-        <w:t xml:space="preserve">________________________________________________________________________________</w:t>
       </w:r>
-      <w:r/>
+      <w:hyperlink r:id="rId21" w:tooltip="https://attack.mitre.org/" w:history="1">
+        <w:r>
+          <w:rPr>
+            <w:rStyle w:val="889"/>
+            <w:color w:val="000000" w:themeColor="text1"/>
+            <w:sz w:val="18"/>
+            <w:lang w:val="sv-SE"/>
+          </w:rPr>
+          <w:t xml:space="preserve">MITRE ATT&amp;CK</w:t>
+        </w:r>
+      </w:hyperlink>
+      <w:r>
+        <w:rPr>
+          <w:color w:val="000000" w:themeColor="text1"/>
+          <w:sz w:val="18"/>
+          <w:lang w:val="sv-SE"/>
+        </w:rPr>
+        <w:br/>
+        <w:t xml:space="preserve">MITRE skapade både CVE-systemet (Common Vulnerabilities and Exposures) och matrisen vi använt hittills i kursen.</w:t>
+      </w:r>
+      <w:r>
+        <w:rPr>
+          <w:color w:val="000000" w:themeColor="text1"/>
+        </w:rPr>
+      </w:r>
     </w:p>
     <w:p>
       <w:pPr>
         <w:pBdr/>
         <w:spacing w:after="0"/>
         <w:ind/>
-        <w:rPr/>
+        <w:rPr>
+          <w:color w:val="000000" w:themeColor="text1"/>
+          <w:sz w:val="18"/>
+          <w:szCs w:val="18"/>
+          <w:highlight w:val="none"/>
+          <w:lang w:val="sv-SE"/>
+        </w:rPr>
       </w:pPr>
       <w:r>
         <w:rPr>
-          <w:color w:val="d0d7de"/>
+          <w:color w:val="000000" w:themeColor="text1"/>
           <w:sz w:val="18"/>
+          <w:highlight w:val="none"/>
+          <w:lang w:val="sv-SE"/>
         </w:rPr>
-        <w:t xml:space="preserve">________________________________________________________________________________</w:t>
       </w:r>
-      <w:r/>
+      <w:hyperlink r:id="rId22" w:tooltip="https://www.cve.org/" w:history="1">
+        <w:r>
+          <w:rPr>
+            <w:rStyle w:val="889"/>
+            <w:color w:val="000000" w:themeColor="text1"/>
+            <w:sz w:val="18"/>
+            <w:highlight w:val="none"/>
+            <w:lang w:val="sv-SE"/>
+          </w:rPr>
+          <w:t xml:space="preserve">CVE</w:t>
+        </w:r>
+      </w:hyperlink>
+      <w:r>
+        <w:rPr>
+          <w:color w:val="000000" w:themeColor="text1"/>
+          <w:sz w:val="18"/>
+          <w:highlight w:val="none"/>
+          <w:lang w:val="sv-SE"/>
+        </w:rPr>
+        <w:br/>
+      </w:r>
+      <w:r>
+        <w:rPr>
+          <w:color w:val="000000" w:themeColor="text1"/>
+          <w:sz w:val="18"/>
+          <w:highlight w:val="none"/>
+          <w:lang w:val="sv-SE"/>
+        </w:rPr>
+        <w:t xml:space="preserve">Databas med ”över 366000” sårbarheter.</w:t>
+      </w:r>
+      <w:r>
+        <w:rPr>
+          <w:color w:val="000000" w:themeColor="text1"/>
+        </w:rPr>
+      </w:r>
     </w:p>
     <w:p>
       <w:pPr>
         <w:pBdr/>
         <w:spacing w:after="0"/>
         <w:ind/>
-        <w:rPr/>
+        <w:rPr>
+          <w:color w:val="000000" w:themeColor="text1"/>
+          <w:sz w:val="18"/>
+          <w:szCs w:val="18"/>
+          <w:highlight w:val="none"/>
+          <w:lang w:val="sv-SE"/>
+        </w:rPr>
       </w:pPr>
       <w:r>
         <w:rPr>
-          <w:color w:val="d0d7de"/>
+          <w:color w:val="000000" w:themeColor="text1"/>
           <w:sz w:val="18"/>
+          <w:highlight w:val="none"/>
+          <w:lang w:val="sv-SE"/>
         </w:rPr>
-        <w:t xml:space="preserve">________________________________________________________________________________</w:t>
       </w:r>
-      <w:r/>
+      <w:r>
+        <w:rPr>
+          <w:color w:val="000000" w:themeColor="text1"/>
+          <w:sz w:val="18"/>
+          <w:highlight w:val="none"/>
+          <w:lang w:val="sv-SE"/>
+        </w:rPr>
+      </w:r>
+      <w:hyperlink r:id="rId23" w:tooltip="https://www.cisecurity.org/controls" w:history="1">
+        <w:r>
+          <w:rPr>
+            <w:rStyle w:val="889"/>
+            <w:color w:val="000000" w:themeColor="text1"/>
+            <w:sz w:val="18"/>
+            <w:highlight w:val="none"/>
+            <w:lang w:val="sv-SE"/>
+          </w:rPr>
+          <w:t xml:space="preserve">CIS-kontroller</w:t>
+        </w:r>
+      </w:hyperlink>
+      <w:r>
+        <w:rPr>
+          <w:color w:val="000000" w:themeColor="text1"/>
+          <w:sz w:val="18"/>
+          <w:highlight w:val="none"/>
+          <w:lang w:val="sv-SE"/>
+        </w:rPr>
+        <w:br/>
+        <w:t xml:space="preserve">En kravlista med de viktigaste säkerhetsåtgärderna en organisation bör genomföra för att minska de vanligaste riskerna.</w:t>
+      </w:r>
+      <w:r>
+        <w:rPr>
+          <w:color w:val="000000" w:themeColor="text1"/>
+        </w:rPr>
+      </w:r>
     </w:p>
     <w:p>
       <w:pPr>
         <w:pBdr/>
         <w:spacing w:after="0"/>
         <w:ind/>
-        <w:rPr/>
+        <w:rPr>
+          <w:color w:val="000000" w:themeColor="text1"/>
+          <w:sz w:val="18"/>
+          <w:szCs w:val="18"/>
+          <w:highlight w:val="none"/>
+          <w:lang w:val="sv-SE"/>
+        </w:rPr>
       </w:pPr>
       <w:r>
         <w:rPr>
-          <w:color w:val="d0d7de"/>
+          <w:color w:val="000000" w:themeColor="text1"/>
           <w:sz w:val="18"/>
+          <w:highlight w:val="none"/>
+          <w:lang w:val="sv-SE"/>
         </w:rPr>
-        <w:t xml:space="preserve">________________________________________________________________________________</w:t>
+      </w:r>
+      <w:r>
+        <w:rPr>
+          <w:color w:val="000000" w:themeColor="text1"/>
+          <w:sz w:val="18"/>
+          <w:highlight w:val="none"/>
+          <w:lang w:val="sv-SE"/>
+        </w:rPr>
+      </w:r>
+      <w:hyperlink r:id="rId24" w:tooltip="https://www.nist.gov/cyberframework" w:history="1">
+        <w:r>
+          <w:rPr>
+            <w:rStyle w:val="889"/>
+            <w:color w:val="000000" w:themeColor="text1"/>
+            <w:sz w:val="18"/>
+            <w:highlight w:val="none"/>
+            <w:lang w:val="sv-SE"/>
+          </w:rPr>
+          <w:t xml:space="preserve">NIST Cybersecurity Framework</w:t>
+        </w:r>
+      </w:hyperlink>
+      <w:r>
+        <w:rPr>
+          <w:color w:val="000000" w:themeColor="text1"/>
+          <w:sz w:val="18"/>
+          <w:highlight w:val="none"/>
+          <w:lang w:val="sv-SE"/>
+        </w:rPr>
+        <w:br/>
+        <w:t xml:space="preserve">Standard för hur en organisation hanterar risk och säkerhet.</w:t>
+      </w:r>
+      <w:r>
+        <w:rPr>
+          <w:color w:val="000000" w:themeColor="text1"/>
+        </w:rPr>
+      </w:r>
+    </w:p>
+    <w:p>
+      <w:pPr>
+        <w:pBdr/>
+        <w:spacing w:after="0"/>
+        <w:ind/>
+        <w:rPr>
+          <w:color w:val="000000" w:themeColor="text1"/>
+        </w:rPr>
+      </w:pPr>
+      <w:r>
+        <w:rPr>
+          <w:color w:val="000000" w:themeColor="text1"/>
+          <w:sz w:val="18"/>
+          <w:highlight w:val="none"/>
+          <w:lang w:val="sv-SE"/>
+        </w:rPr>
+      </w:r>
+      <w:hyperlink r:id="rId25" w:tooltip="https://www.nis-2-directive.com/" w:history="1">
+        <w:r>
+          <w:rPr>
+            <w:rStyle w:val="889"/>
+            <w:color w:val="000000" w:themeColor="text1"/>
+            <w:sz w:val="18"/>
+            <w:highlight w:val="none"/>
+            <w:lang w:val="sv-SE"/>
+          </w:rPr>
+          <w:t xml:space="preserve">NIS2</w:t>
+        </w:r>
+      </w:hyperlink>
+      <w:r>
+        <w:rPr>
+          <w:color w:val="000000" w:themeColor="text1"/>
+          <w:sz w:val="18"/>
+          <w:highlight w:val="none"/>
+          <w:lang w:val="sv-SE"/>
+        </w:rPr>
+        <w:br/>
+        <w:t xml:space="preserve">Nytt regelverk. Till skillnad från de andra är det här lagkrav och inte bara ett ramverk.</w:t>
+        <w:br/>
+      </w:r>
+      <w:r>
+        <w:rPr>
+          <w:color w:val="000000" w:themeColor="text1"/>
+          <w:sz w:val="18"/>
+          <w:highlight w:val="none"/>
+          <w:lang w:val="sv-SE"/>
+        </w:rPr>
       </w:r>
       <w:r/>
     </w:p>
@@ -5726,64 +6277,73 @@
         <w:pBdr/>
         <w:spacing w:after="0"/>
         <w:ind/>
-        <w:rPr/>
+        <w:rPr>
+          <w:color w:val="000000" w:themeColor="text1"/>
+          <w:sz w:val="18"/>
+          <w:szCs w:val="18"/>
+          <w:highlight w:val="none"/>
+          <w:lang w:val="sv-SE"/>
+        </w:rPr>
       </w:pPr>
       <w:r>
         <w:rPr>
-          <w:color w:val="d0d7de"/>
+          <w:color w:val="000000" w:themeColor="text1"/>
           <w:sz w:val="18"/>
+          <w:lang w:val="sv-SE"/>
         </w:rPr>
-        <w:t xml:space="preserve">________________________________________________________________________________</w:t>
+        <w:t xml:space="preserve">Vi använder oss av säkra källor, som MITRE ATT&amp;CK, och innan vi anser mappningen färdig kollar vi att tekniker stämmer överens med hur angripare beter sig i verkligheten. Som källa har stora organisationer inom cybersäkerhet högre trovärdighet än en blogg från 2016.</w:t>
+        <w:br/>
+        <w:t xml:space="preserve">***********</w:t>
+        <w:br/>
+        <w:t xml:space="preserve">* TODO *</w:t>
+        <w:br/>
+      </w:r>
+      <w:r>
+        <w:rPr>
+          <w:color w:val="000000" w:themeColor="text1"/>
+          <w:sz w:val="18"/>
+          <w:lang w:val="sv-SE"/>
+        </w:rPr>
+        <w:t xml:space="preserve">***********</w:t>
       </w:r>
       <w:r/>
-    </w:p>
-    <w:p>
-      <w:pPr>
-        <w:pBdr/>
-        <w:spacing w:after="0"/>
-        <w:ind/>
-        <w:rPr/>
-      </w:pPr>
       <w:r>
         <w:rPr>
-          <w:color w:val="d0d7de"/>
+          <w:color w:val="000000" w:themeColor="text1"/>
           <w:sz w:val="18"/>
+          <w:lang w:val="sv-SE"/>
         </w:rPr>
-        <w:t xml:space="preserve">________________________________________________________________________________</w:t>
       </w:r>
-      <w:r/>
-    </w:p>
-    <w:p>
-      <w:pPr>
-        <w:pBdr/>
-        <w:spacing w:after="0"/>
-        <w:ind/>
-        <w:rPr/>
-      </w:pPr>
       <w:r>
         <w:rPr>
-          <w:color w:val="d0d7de"/>
-          <w:sz w:val="18"/>
+          <w:color w:val="000000" w:themeColor="text1"/>
         </w:rPr>
-        <w:t xml:space="preserve">________________________________________________________________________________</w:t>
       </w:r>
-      <w:r/>
-    </w:p>
-    <w:p>
-      <w:pPr>
-        <w:pBdr/>
-        <w:spacing w:after="0"/>
-        <w:ind/>
-        <w:rPr/>
-      </w:pPr>
       <w:r>
         <w:rPr>
-          <w:color w:val="d0d7de"/>
+          <w:color w:val="000000" w:themeColor="text1"/>
           <w:sz w:val="18"/>
+          <w:highlight w:val="none"/>
+          <w:lang w:val="sv-SE"/>
         </w:rPr>
-        <w:t xml:space="preserve">________________________________________________________________________________</w:t>
       </w:r>
-      <w:r/>
+      <w:r>
+        <w:rPr>
+          <w:color w:val="000000" w:themeColor="text1"/>
+          <w:sz w:val="18"/>
+          <w:highlight w:val="none"/>
+          <w:lang w:val="sv-SE"/>
+        </w:rPr>
+      </w:r>
+      <w:r>
+        <w:rPr>
+          <w:color w:val="000000" w:themeColor="text1"/>
+          <w:sz w:val="18"/>
+          <w:szCs w:val="18"/>
+          <w:highlight w:val="none"/>
+          <w:lang w:val="sv-SE"/>
+        </w:rPr>
+      </w:r>
     </w:p>
     <w:p>
       <w:pPr>
@@ -6340,64 +6900,23 @@
         <w:pBdr/>
         <w:spacing w:after="0"/>
         <w:ind/>
-        <w:rPr/>
+        <w:rPr>
+          <w:color w:val="000000" w:themeColor="text1"/>
+        </w:rPr>
       </w:pPr>
       <w:r>
         <w:rPr>
-          <w:color w:val="d0d7de"/>
+          <w:color w:val="000000" w:themeColor="text1"/>
           <w:sz w:val="18"/>
+          <w:lang w:val="sv-SE"/>
         </w:rPr>
-        <w:t xml:space="preserve">________________________________________________________________________________</w:t>
+        <w:t xml:space="preserve">Om man skapar en attackkedja där en teknik är högt prioriterad, men de andra är lägre prioriterade, ska man då åtgärda alla delar i kedjan, eller den högst prioriterade och sedan åtgärda andra tekniker som är högt prioriterade men inte i kedjan?</w:t>
       </w:r>
-      <w:r/>
-    </w:p>
-    <w:p>
-      <w:pPr>
-        <w:pBdr/>
-        <w:spacing w:after="0"/>
-        <w:ind/>
-        <w:rPr/>
-      </w:pPr>
       <w:r>
         <w:rPr>
-          <w:color w:val="d0d7de"/>
-          <w:sz w:val="18"/>
+          <w:color w:val="000000" w:themeColor="text1"/>
         </w:rPr>
-        <w:t xml:space="preserve">________________________________________________________________________________</w:t>
       </w:r>
-      <w:r/>
-    </w:p>
-    <w:p>
-      <w:pPr>
-        <w:pBdr/>
-        <w:spacing w:after="0"/>
-        <w:ind/>
-        <w:rPr/>
-      </w:pPr>
-      <w:r>
-        <w:rPr>
-          <w:color w:val="d0d7de"/>
-          <w:sz w:val="18"/>
-        </w:rPr>
-        <w:t xml:space="preserve">________________________________________________________________________________</w:t>
-      </w:r>
-      <w:r/>
-    </w:p>
-    <w:p>
-      <w:pPr>
-        <w:pBdr/>
-        <w:spacing w:after="0"/>
-        <w:ind/>
-        <w:rPr/>
-      </w:pPr>
-      <w:r>
-        <w:rPr>
-          <w:color w:val="d0d7de"/>
-          <w:sz w:val="18"/>
-        </w:rPr>
-        <w:t xml:space="preserve">________________________________________________________________________________</w:t>
-      </w:r>
-      <w:r/>
     </w:p>
     <w:p>
       <w:pPr>
@@ -9500,6 +10019,153 @@
       <w:suff w:val="tab"/>
     </w:lvl>
   </w:abstractNum>
+  <w:abstractNum w:abstractNumId="11">
+    <w:nsid w:val="7BAA43AD"/>
+    <w:lvl w:ilvl="0">
+      <w:isLgl w:val="false"/>
+      <w:lvlJc w:val="left"/>
+      <w:lvlText w:val="–"/>
+      <w:numFmt w:val="bullet"/>
+      <w:pPr>
+        <w:pBdr/>
+        <w:spacing/>
+        <w:ind w:hanging="360" w:left="709"/>
+      </w:pPr>
+      <w:rPr>
+        <w:rFonts w:hint="default" w:ascii="Arial" w:hAnsi="Arial" w:eastAsia="Arial" w:cs="Arial"/>
+      </w:rPr>
+      <w:start w:val="1"/>
+      <w:suff w:val="tab"/>
+    </w:lvl>
+    <w:lvl w:ilvl="1">
+      <w:isLgl w:val="false"/>
+      <w:lvlJc w:val="left"/>
+      <w:lvlText w:val="o"/>
+      <w:numFmt w:val="bullet"/>
+      <w:pPr>
+        <w:pBdr/>
+        <w:spacing/>
+        <w:ind w:hanging="360" w:left="1429"/>
+      </w:pPr>
+      <w:rPr>
+        <w:rFonts w:hint="default" w:ascii="Courier New" w:hAnsi="Courier New" w:eastAsia="Courier New" w:cs="Courier New"/>
+      </w:rPr>
+      <w:start w:val="1"/>
+      <w:suff w:val="tab"/>
+    </w:lvl>
+    <w:lvl w:ilvl="2">
+      <w:isLgl w:val="false"/>
+      <w:lvlJc w:val="left"/>
+      <w:lvlText w:val="§"/>
+      <w:numFmt w:val="bullet"/>
+      <w:pPr>
+        <w:pBdr/>
+        <w:spacing/>
+        <w:ind w:hanging="360" w:left="2149"/>
+      </w:pPr>
+      <w:rPr>
+        <w:rFonts w:hint="default" w:ascii="Wingdings" w:hAnsi="Wingdings" w:eastAsia="Wingdings" w:cs="Wingdings"/>
+      </w:rPr>
+      <w:start w:val="1"/>
+      <w:suff w:val="tab"/>
+    </w:lvl>
+    <w:lvl w:ilvl="3">
+      <w:isLgl w:val="false"/>
+      <w:lvlJc w:val="left"/>
+      <w:lvlText w:val="·"/>
+      <w:numFmt w:val="bullet"/>
+      <w:pPr>
+        <w:pBdr/>
+        <w:spacing/>
+        <w:ind w:hanging="360" w:left="2869"/>
+      </w:pPr>
+      <w:rPr>
+        <w:rFonts w:hint="default" w:ascii="Symbol" w:hAnsi="Symbol" w:eastAsia="Symbol" w:cs="Symbol"/>
+      </w:rPr>
+      <w:start w:val="1"/>
+      <w:suff w:val="tab"/>
+    </w:lvl>
+    <w:lvl w:ilvl="4">
+      <w:isLgl w:val="false"/>
+      <w:lvlJc w:val="left"/>
+      <w:lvlText w:val="o"/>
+      <w:numFmt w:val="bullet"/>
+      <w:pPr>
+        <w:pBdr/>
+        <w:spacing/>
+        <w:ind w:hanging="360" w:left="3589"/>
+      </w:pPr>
+      <w:rPr>
+        <w:rFonts w:hint="default" w:ascii="Courier New" w:hAnsi="Courier New" w:eastAsia="Courier New" w:cs="Courier New"/>
+      </w:rPr>
+      <w:start w:val="1"/>
+      <w:suff w:val="tab"/>
+    </w:lvl>
+    <w:lvl w:ilvl="5">
+      <w:isLgl w:val="false"/>
+      <w:lvlJc w:val="left"/>
+      <w:lvlText w:val="§"/>
+      <w:numFmt w:val="bullet"/>
+      <w:pPr>
+        <w:pBdr/>
+        <w:spacing/>
+        <w:ind w:hanging="360" w:left="4309"/>
+      </w:pPr>
+      <w:rPr>
+        <w:rFonts w:hint="default" w:ascii="Wingdings" w:hAnsi="Wingdings" w:eastAsia="Wingdings" w:cs="Wingdings"/>
+      </w:rPr>
+      <w:start w:val="1"/>
+      <w:suff w:val="tab"/>
+    </w:lvl>
+    <w:lvl w:ilvl="6">
+      <w:isLgl w:val="false"/>
+      <w:lvlJc w:val="left"/>
+      <w:lvlText w:val="·"/>
+      <w:numFmt w:val="bullet"/>
+      <w:pPr>
+        <w:pBdr/>
+        <w:spacing/>
+        <w:ind w:hanging="360" w:left="5029"/>
+      </w:pPr>
+      <w:rPr>
+        <w:rFonts w:hint="default" w:ascii="Symbol" w:hAnsi="Symbol" w:eastAsia="Symbol" w:cs="Symbol"/>
+      </w:rPr>
+      <w:start w:val="1"/>
+      <w:suff w:val="tab"/>
+    </w:lvl>
+    <w:lvl w:ilvl="7">
+      <w:isLgl w:val="false"/>
+      <w:lvlJc w:val="left"/>
+      <w:lvlText w:val="o"/>
+      <w:numFmt w:val="bullet"/>
+      <w:pPr>
+        <w:pBdr/>
+        <w:spacing/>
+        <w:ind w:hanging="360" w:left="5749"/>
+      </w:pPr>
+      <w:rPr>
+        <w:rFonts w:hint="default" w:ascii="Courier New" w:hAnsi="Courier New" w:eastAsia="Courier New" w:cs="Courier New"/>
+      </w:rPr>
+      <w:start w:val="1"/>
+      <w:suff w:val="tab"/>
+    </w:lvl>
+    <w:lvl w:ilvl="8">
+      <w:isLgl w:val="false"/>
+      <w:lvlJc w:val="left"/>
+      <w:lvlText w:val="§"/>
+      <w:numFmt w:val="bullet"/>
+      <w:pPr>
+        <w:pBdr/>
+        <w:spacing/>
+        <w:ind w:hanging="360" w:left="6469"/>
+      </w:pPr>
+      <w:rPr>
+        <w:rFonts w:hint="default" w:ascii="Wingdings" w:hAnsi="Wingdings" w:eastAsia="Wingdings" w:cs="Wingdings"/>
+      </w:rPr>
+      <w:start w:val="1"/>
+      <w:suff w:val="tab"/>
+    </w:lvl>
+  </w:abstractNum>
   <w:num w:numId="1">
     <w:abstractNumId w:val="8"/>
   </w:num>
@@ -9532,6 +10198,9 @@
   </w:num>
   <w:num w:numId="11">
     <w:abstractNumId w:val="10"/>
+  </w:num>
+  <w:num w:numId="12">
+    <w:abstractNumId w:val="11"/>
   </w:num>
 </w:numbering>
 </file>

--- a/ITSX25_Workshop2_Individuell_Inlamningsuppgift_MITRE_ATTACK_Hotanalys_GVG.docx
+++ b/ITSX25_Workshop2_Individuell_Inlamningsuppgift_MITRE_ATTACK_Hotanalys_GVG.docx
@@ -59,7 +59,7 @@
     </w:p>
     <w:tbl>
       <w:tblPr>
-        <w:tblStyle w:val="967"/>
+        <w:tblStyle w:val="969"/>
         <w:jc w:val="center"/>
         <w:tblW w:w="0" w:type="auto"/>
         <w:tblBorders/>
@@ -130,7 +130,7 @@
     </w:p>
     <w:tbl>
       <w:tblPr>
-        <w:tblStyle w:val="967"/>
+        <w:tblStyle w:val="969"/>
         <w:jc w:val="center"/>
         <w:tblW w:w="0" w:type="auto"/>
         <w:tblBorders/>
@@ -201,7 +201,7 @@
     </w:p>
     <w:p>
       <w:pPr>
-        <w:pStyle w:val="903"/>
+        <w:pStyle w:val="905"/>
         <w:pBdr/>
         <w:spacing/>
         <w:ind/>
@@ -219,7 +219,7 @@
     </w:p>
     <w:p>
       <w:pPr>
-        <w:pStyle w:val="937"/>
+        <w:pStyle w:val="939"/>
         <w:pBdr/>
         <w:spacing/>
         <w:ind/>
@@ -271,7 +271,7 @@
     </w:p>
     <w:p>
       <w:pPr>
-        <w:pStyle w:val="937"/>
+        <w:pStyle w:val="939"/>
         <w:pBdr/>
         <w:spacing/>
         <w:ind/>
@@ -317,7 +317,7 @@
     </w:p>
     <w:p>
       <w:pPr>
-        <w:pStyle w:val="937"/>
+        <w:pStyle w:val="939"/>
         <w:pBdr/>
         <w:spacing/>
         <w:ind/>
@@ -369,7 +369,7 @@
     </w:p>
     <w:p>
       <w:pPr>
-        <w:pStyle w:val="937"/>
+        <w:pStyle w:val="939"/>
         <w:pBdr/>
         <w:spacing w:after="40"/>
         <w:ind/>
@@ -508,7 +508,7 @@
     </w:p>
     <w:p>
       <w:pPr>
-        <w:pStyle w:val="937"/>
+        <w:pStyle w:val="939"/>
         <w:pBdr/>
         <w:spacing/>
         <w:ind/>
@@ -524,7 +524,7 @@
     </w:p>
     <w:p>
       <w:pPr>
-        <w:pStyle w:val="937"/>
+        <w:pStyle w:val="939"/>
         <w:pBdr/>
         <w:spacing/>
         <w:ind/>
@@ -540,7 +540,7 @@
     </w:p>
     <w:p>
       <w:pPr>
-        <w:pStyle w:val="937"/>
+        <w:pStyle w:val="939"/>
         <w:pBdr/>
         <w:spacing/>
         <w:ind/>
@@ -556,7 +556,7 @@
     </w:p>
     <w:p>
       <w:pPr>
-        <w:pStyle w:val="903"/>
+        <w:pStyle w:val="905"/>
         <w:pBdr/>
         <w:spacing/>
         <w:ind/>
@@ -574,7 +574,7 @@
     </w:p>
     <w:tbl>
       <w:tblPr>
-        <w:tblStyle w:val="967"/>
+        <w:tblStyle w:val="969"/>
         <w:jc w:val="center"/>
         <w:tblW w:w="0" w:type="auto"/>
         <w:tblBorders/>
@@ -1241,7 +1241,7 @@
     </w:p>
     <w:p>
       <w:pPr>
-        <w:pStyle w:val="903"/>
+        <w:pStyle w:val="905"/>
         <w:pBdr/>
         <w:spacing/>
         <w:ind/>
@@ -1259,7 +1259,7 @@
     </w:p>
     <w:p>
       <w:pPr>
-        <w:pStyle w:val="904"/>
+        <w:pStyle w:val="906"/>
         <w:pBdr/>
         <w:spacing/>
         <w:ind/>
@@ -1327,7 +1327,7 @@
       <w:hyperlink r:id="rId11" w:tooltip="https://attack.mitre.org/resources/" w:history="1">
         <w:r>
           <w:rPr>
-            <w:rStyle w:val="889"/>
+            <w:rStyle w:val="891"/>
             <w:color w:val="000000" w:themeColor="text1"/>
             <w:sz w:val="18"/>
             <w:lang w:val="sv-SE"/>
@@ -1353,7 +1353,7 @@
       <w:hyperlink r:id="rId12" w:tooltip="https://www.synonymer.se/sv-syn/emulera" w:history="1">
         <w:r>
           <w:rPr>
-            <w:rStyle w:val="889"/>
+            <w:rStyle w:val="891"/>
             <w:color w:val="000000" w:themeColor="text1"/>
             <w:lang w:val="sv-SE"/>
           </w:rPr>
@@ -1395,7 +1395,7 @@
       <w:hyperlink r:id="rId13" w:tooltip="https://attack.mitre.org/techniques/T1669/" w:history="1">
         <w:r>
           <w:rPr>
-            <w:rStyle w:val="889"/>
+            <w:rStyle w:val="891"/>
             <w:color w:val="000000" w:themeColor="text1"/>
             <w:lang w:val="sv-SE"/>
           </w:rPr>
@@ -1412,7 +1412,7 @@
       <w:hyperlink r:id="rId14" w:tooltip="https://attack.mitre.org/mitigations/M1041/" w:history="1">
         <w:r>
           <w:rPr>
-            <w:rStyle w:val="889"/>
+            <w:rStyle w:val="891"/>
             <w:color w:val="000000" w:themeColor="text1"/>
             <w:lang w:val="sv-SE"/>
           </w:rPr>
@@ -1461,7 +1461,7 @@
     </w:p>
     <w:p>
       <w:pPr>
-        <w:pStyle w:val="904"/>
+        <w:pStyle w:val="906"/>
         <w:pBdr/>
         <w:spacing/>
         <w:ind/>
@@ -1650,7 +1650,7 @@
     </w:p>
     <w:p>
       <w:pPr>
-        <w:pStyle w:val="904"/>
+        <w:pStyle w:val="906"/>
         <w:pBdr/>
         <w:spacing/>
         <w:ind/>
@@ -1700,7 +1700,7 @@
     </w:p>
     <w:p>
       <w:pPr>
-        <w:pStyle w:val="927"/>
+        <w:pStyle w:val="929"/>
         <w:numPr>
           <w:ilvl w:val="0"/>
           <w:numId w:val="10"/>
@@ -1741,7 +1741,7 @@
     </w:p>
     <w:p>
       <w:pPr>
-        <w:pStyle w:val="927"/>
+        <w:pStyle w:val="929"/>
         <w:numPr>
           <w:ilvl w:val="0"/>
           <w:numId w:val="10"/>
@@ -1776,7 +1776,7 @@
     </w:p>
     <w:p>
       <w:pPr>
-        <w:pStyle w:val="927"/>
+        <w:pStyle w:val="929"/>
         <w:numPr>
           <w:ilvl w:val="0"/>
           <w:numId w:val="10"/>
@@ -1818,7 +1818,7 @@
     </w:p>
     <w:p>
       <w:pPr>
-        <w:pStyle w:val="927"/>
+        <w:pStyle w:val="929"/>
         <w:numPr>
           <w:ilvl w:val="0"/>
           <w:numId w:val="10"/>
@@ -1853,7 +1853,7 @@
     </w:p>
     <w:p>
       <w:pPr>
-        <w:pStyle w:val="927"/>
+        <w:pStyle w:val="929"/>
         <w:numPr>
           <w:ilvl w:val="0"/>
           <w:numId w:val="10"/>
@@ -1894,7 +1894,7 @@
     </w:p>
     <w:p>
       <w:pPr>
-        <w:pStyle w:val="904"/>
+        <w:pStyle w:val="906"/>
         <w:pBdr/>
         <w:spacing/>
         <w:ind/>
@@ -1990,7 +1990,7 @@
       <w:hyperlink r:id="rId15" w:tooltip="https://www.bitsight.com/blog/how-to-use-the-mitre-attack-framework" w:history="1">
         <w:r>
           <w:rPr>
-            <w:rStyle w:val="889"/>
+            <w:rStyle w:val="891"/>
             <w:color w:val="000000" w:themeColor="text1"/>
             <w:highlight w:val="none"/>
             <w:lang w:val="sv-SE"/>
@@ -1999,7 +1999,7 @@
         </w:r>
         <w:r>
           <w:rPr>
-            <w:rStyle w:val="889"/>
+            <w:rStyle w:val="891"/>
             <w:color w:val="000000" w:themeColor="text1"/>
             <w:highlight w:val="none"/>
             <w:lang w:val="sv-SE"/>
@@ -2007,7 +2007,7 @@
         </w:r>
         <w:r>
           <w:rPr>
-            <w:rStyle w:val="889"/>
+            <w:rStyle w:val="891"/>
             <w:color w:val="000000" w:themeColor="text1"/>
             <w:highlight w:val="none"/>
             <w:lang w:val="sv-SE"/>
@@ -2285,7 +2285,7 @@
     </w:p>
     <w:p>
       <w:pPr>
-        <w:pStyle w:val="903"/>
+        <w:pStyle w:val="905"/>
         <w:pBdr/>
         <w:spacing/>
         <w:ind/>
@@ -2303,7 +2303,7 @@
     </w:p>
     <w:p>
       <w:pPr>
-        <w:pStyle w:val="904"/>
+        <w:pStyle w:val="906"/>
         <w:pBdr/>
         <w:spacing/>
         <w:ind/>
@@ -2374,7 +2374,7 @@
       <w:hyperlink r:id="rId16" w:tooltip="https://www.paloaltonetworks.com/cyberpedia/mitre-attack-sub-techniques-vs-procedures" w:history="1">
         <w:r>
           <w:rPr>
-            <w:rStyle w:val="889"/>
+            <w:rStyle w:val="891"/>
             <w:color w:val="000000" w:themeColor="text1"/>
             <w:sz w:val="18"/>
             <w:lang w:val="sv-SE"/>
@@ -2383,7 +2383,7 @@
         </w:r>
         <w:r>
           <w:rPr>
-            <w:rStyle w:val="889"/>
+            <w:rStyle w:val="891"/>
             <w:color w:val="000000" w:themeColor="text1"/>
           </w:rPr>
         </w:r>
@@ -2792,7 +2792,7 @@
     </w:p>
     <w:p>
       <w:pPr>
-        <w:pStyle w:val="904"/>
+        <w:pStyle w:val="906"/>
         <w:pBdr/>
         <w:spacing/>
         <w:ind/>
@@ -3042,7 +3042,7 @@
     </w:p>
     <w:p>
       <w:pPr>
-        <w:pStyle w:val="904"/>
+        <w:pStyle w:val="906"/>
         <w:pBdr/>
         <w:spacing/>
         <w:ind/>
@@ -3313,7 +3313,7 @@
     </w:p>
     <w:p>
       <w:pPr>
-        <w:pStyle w:val="904"/>
+        <w:pStyle w:val="906"/>
         <w:pBdr/>
         <w:spacing/>
         <w:ind/>
@@ -3567,7 +3567,7 @@
     </w:p>
     <w:p>
       <w:pPr>
-        <w:pStyle w:val="903"/>
+        <w:pStyle w:val="905"/>
         <w:pBdr/>
         <w:spacing/>
         <w:ind/>
@@ -3585,7 +3585,7 @@
     </w:p>
     <w:p>
       <w:pPr>
-        <w:pStyle w:val="904"/>
+        <w:pStyle w:val="906"/>
         <w:pBdr/>
         <w:spacing/>
         <w:ind/>
@@ -3727,7 +3727,7 @@
     </w:p>
     <w:p>
       <w:pPr>
-        <w:pStyle w:val="904"/>
+        <w:pStyle w:val="906"/>
         <w:pBdr/>
         <w:spacing/>
         <w:ind/>
@@ -3984,7 +3984,7 @@
     </w:p>
     <w:p>
       <w:pPr>
-        <w:pStyle w:val="904"/>
+        <w:pStyle w:val="906"/>
         <w:pBdr/>
         <w:spacing/>
         <w:ind/>
@@ -4159,7 +4159,7 @@
     </w:p>
     <w:p>
       <w:pPr>
-        <w:pStyle w:val="904"/>
+        <w:pStyle w:val="906"/>
         <w:pBdr/>
         <w:spacing/>
         <w:ind/>
@@ -4314,7 +4314,7 @@
     </w:p>
     <w:p>
       <w:pPr>
-        <w:pStyle w:val="903"/>
+        <w:pStyle w:val="905"/>
         <w:pBdr/>
         <w:spacing/>
         <w:ind/>
@@ -4332,7 +4332,7 @@
     </w:p>
     <w:p>
       <w:pPr>
-        <w:pStyle w:val="904"/>
+        <w:pStyle w:val="906"/>
         <w:pBdr/>
         <w:spacing/>
         <w:ind/>
@@ -4512,7 +4512,7 @@
     </w:p>
     <w:p>
       <w:pPr>
-        <w:pStyle w:val="904"/>
+        <w:pStyle w:val="906"/>
         <w:pBdr/>
         <w:spacing/>
         <w:ind/>
@@ -4588,7 +4588,7 @@
       <w:hyperlink r:id="rId18" w:tooltip="https://attack.mitre.org/techniques/T1078/" w:history="1">
         <w:r>
           <w:rPr>
-            <w:rStyle w:val="889"/>
+            <w:rStyle w:val="891"/>
             <w:color w:val="000000" w:themeColor="text1"/>
             <w:lang w:val="sv-SE"/>
           </w:rPr>
@@ -4647,6 +4647,8 @@
       <w:r>
         <w:rPr>
           <w:color w:val="000000" w:themeColor="text1"/>
+          <w:highlight w:val="none"/>
+          <w:lang w:val="sv-SE"/>
         </w:rPr>
       </w:r>
       <w:r>
@@ -4706,7 +4708,7 @@
       <w:hyperlink r:id="rId19" w:tooltip="https://en.wikipedia.org/wiki/XZ_Utils_backdoor" w:history="1">
         <w:r>
           <w:rPr>
-            <w:rStyle w:val="889"/>
+            <w:rStyle w:val="891"/>
             <w:color w:val="000000" w:themeColor="text1"/>
             <w:highlight w:val="none"/>
             <w:lang w:val="sv-SE"/>
@@ -4741,6 +4743,8 @@
       <w:r>
         <w:rPr>
           <w:color w:val="000000" w:themeColor="text1"/>
+          <w:highlight w:val="none"/>
+          <w:lang w:val="sv-SE"/>
         </w:rPr>
       </w:r>
       <w:r>
@@ -4890,8 +4894,6 @@
       <w:r>
         <w:rPr>
           <w:color w:val="000000" w:themeColor="text1"/>
-          <w:highlight w:val="none"/>
-          <w:lang w:val="sv-SE"/>
         </w:rPr>
       </w:r>
       <w:r>
@@ -4902,7 +4904,7 @@
     </w:p>
     <w:p>
       <w:pPr>
-        <w:pStyle w:val="904"/>
+        <w:pStyle w:val="906"/>
         <w:pBdr/>
         <w:spacing/>
         <w:ind/>
@@ -4975,7 +4977,6 @@
           <w:color w:val="000000" w:themeColor="text1"/>
           <w:sz w:val="18"/>
           <w:szCs w:val="18"/>
-          <w:highlight w:val="none"/>
           <w:lang w:val="sv-SE"/>
         </w:rPr>
       </w:r>
@@ -5013,6 +5014,7 @@
         <w:rPr>
           <w:color w:val="000000" w:themeColor="text1"/>
           <w:sz w:val="18"/>
+          <w:szCs w:val="18"/>
           <w:highlight w:val="none"/>
           <w:lang w:val="sv-SE"/>
         </w:rPr>
@@ -5071,6 +5073,10 @@
       <w:r>
         <w:rPr>
           <w:color w:val="000000" w:themeColor="text1"/>
+          <w:sz w:val="18"/>
+          <w:szCs w:val="18"/>
+          <w:highlight w:val="none"/>
+          <w:lang w:val="sv-SE"/>
         </w:rPr>
       </w:r>
       <w:r>
@@ -5157,6 +5163,10 @@
       <w:r>
         <w:rPr>
           <w:color w:val="000000" w:themeColor="text1"/>
+          <w:sz w:val="18"/>
+          <w:szCs w:val="18"/>
+          <w:highlight w:val="none"/>
+          <w:lang w:val="sv-SE"/>
         </w:rPr>
       </w:r>
       <w:r>
@@ -5273,6 +5283,10 @@
       <w:r>
         <w:rPr>
           <w:color w:val="000000" w:themeColor="text1"/>
+          <w:sz w:val="18"/>
+          <w:szCs w:val="18"/>
+          <w:highlight w:val="none"/>
+          <w:lang w:val="sv-SE"/>
         </w:rPr>
       </w:r>
       <w:r>
@@ -5376,6 +5390,10 @@
       <w:r>
         <w:rPr>
           <w:color w:val="000000" w:themeColor="text1"/>
+          <w:sz w:val="18"/>
+          <w:szCs w:val="18"/>
+          <w:highlight w:val="none"/>
+          <w:lang w:val="sv-SE"/>
         </w:rPr>
       </w:r>
       <w:r>
@@ -5446,6 +5464,10 @@
       <w:r>
         <w:rPr>
           <w:color w:val="000000" w:themeColor="text1"/>
+          <w:sz w:val="18"/>
+          <w:szCs w:val="18"/>
+          <w:highlight w:val="none"/>
+          <w:lang w:val="sv-SE"/>
         </w:rPr>
       </w:r>
       <w:r>
@@ -5547,6 +5569,10 @@
       <w:r>
         <w:rPr>
           <w:color w:val="000000" w:themeColor="text1"/>
+          <w:sz w:val="18"/>
+          <w:szCs w:val="18"/>
+          <w:highlight w:val="none"/>
+          <w:lang w:val="sv-SE"/>
         </w:rPr>
       </w:r>
       <w:r>
@@ -5667,6 +5693,10 @@
       <w:r>
         <w:rPr>
           <w:color w:val="000000" w:themeColor="text1"/>
+          <w:sz w:val="18"/>
+          <w:szCs w:val="18"/>
+          <w:highlight w:val="none"/>
+          <w:lang w:val="sv-SE"/>
         </w:rPr>
       </w:r>
       <w:r>
@@ -5767,9 +5797,6 @@
       <w:r>
         <w:rPr>
           <w:color w:val="000000" w:themeColor="text1"/>
-          <w:sz w:val="18"/>
-          <w:highlight w:val="none"/>
-          <w:lang w:val="sv-SE"/>
         </w:rPr>
       </w:r>
       <w:r>
@@ -5780,7 +5807,7 @@
     </w:p>
     <w:p>
       <w:pPr>
-        <w:pStyle w:val="904"/>
+        <w:pStyle w:val="906"/>
         <w:pBdr/>
         <w:spacing/>
         <w:ind/>
@@ -5849,16 +5876,37 @@
           <w:color w:val="000000" w:themeColor="text1"/>
           <w:lang w:val="sv-SE"/>
         </w:rPr>
-        <w:t xml:space="preserve">En attackkedja visar vilka tekniker en angripare använt. I den bästa av världar har säkerhetsteamet tittat igenom matrisen, analyserat vilka tekniker som är relevanta för organisationen, och därefter kommit fram till vilka tekniker som är viktigast att fokusera på. Säkerhetsteamet kan då se vilka tekniker som kan användas efter varandra och vilka som inte kan användas efter varandra. </w:t>
+        <w:t xml:space="preserve">En attackkedja visar vilka tekniker en angripare använt. I den bästa av världar har säkerhetsteamet tittat igenom matrisen, analyse</w:t>
       </w:r>
       <w:r>
         <w:rPr>
           <w:color w:val="000000" w:themeColor="text1"/>
           <w:lang w:val="sv-SE"/>
         </w:rPr>
-        <w:t xml:space="preserve">Ett exempel på det senare kan vara att en angripare fysiskt tar sig in i ett isolerat produktionsnätverk utan internetanslutning, där de inte enkelt kan få ut data via en extern uppkoppling.</w:t>
+        <w:t xml:space="preserve">rat vilka tekniker som är relevanta för organisationen, och därefter kommit fram till vilka tekniker som är viktigast att fokusera på. Säkerhetsteamet kan då se vilka tekniker som kan användas efter varandra och vilka som inte kan användas efter varandra. </w:t>
+      </w:r>
+      <w:r>
+        <w:rPr>
+          <w:color w:val="000000" w:themeColor="text1"/>
+          <w:lang w:val="sv-SE"/>
+        </w:rPr>
+        <w:t xml:space="preserve">Ett exempel på det senare kan vara att en angripare fysiskt tar sig in i ett isolerat produktionsnätverk utan internetanslutning, där de inte enkelt kan få ut </w:t>
+      </w:r>
+      <w:r>
+        <w:rPr>
+          <w:color w:val="000000" w:themeColor="text1"/>
+          <w:lang w:val="sv-SE"/>
+        </w:rPr>
+        <w:t xml:space="preserve">data via en extern uppkoppling.</w:t>
         <w:br/>
-        <w:t xml:space="preserve">Om säkerhetsteamet inte har haft möjlighet att se över matrisen så kan de fortfarande använda den genom att gå igenom vad som har hänt, identifiera teknikerna som har använts, och använda mitigerande åtgärder för att samma incident inte ska inträffa igen.</w:t>
+        <w:t xml:space="preserve">Om säkerhetsteamet inte har haft möjlighet att se över matrisen så kan de fortfarande använda den genom att gå igenom vad som har hänt, identifiera teknikerna som har använts, och använda mitigerande åtgärder för att samma i</w:t>
+      </w:r>
+      <w:r>
+        <w:rPr>
+          <w:color w:val="000000" w:themeColor="text1"/>
+          <w:lang w:val="sv-SE"/>
+        </w:rPr>
+        <w:t xml:space="preserve">ncident inte ska inträffa igen.</w:t>
         <w:br/>
         <w:t xml:space="preserve">Matrisen gör det lättare för säkerhetsteamet och ledningen att följa upp incidenter och planerade åtgärder. När säkerhetsteamet identifierat en risk kan de planera in åtgärder, som de sedan kan presentera för organisationen.</w:t>
       </w:r>
@@ -5867,6 +5915,11 @@
           <w:color w:val="000000" w:themeColor="text1"/>
         </w:rPr>
       </w:r>
+      <w:r>
+        <w:rPr>
+          <w:color w:val="000000" w:themeColor="text1"/>
+        </w:rPr>
+      </w:r>
     </w:p>
     <w:p>
       <w:pPr>
@@ -5875,21 +5928,44 @@
         <w:ind/>
         <w:rPr/>
       </w:pPr>
-      <w:r/>
       <w:r>
         <w:rPr>
           <w:lang w:val="sv-SE"/>
         </w:rPr>
-        <w:t xml:space="preserve">För att använda attackkedjan vi satte ihop i gruppen, så är första steget phishing. Vi tänker oss att säkerhetsteamet kan se att det redan har hänt, eller att risken finns att det händer. De läser på om tekniken, och vilka mitigerande åtgärder som är rekommenderade. Om risken för phishing är tillräckligt hög, vilket den ofta är, behöver åtgärder genomföras även om de kan påverka organisationens arbetsflöde. Antivirus kan påverka arbetet men relativt lite, men att blockera innehåll online kan riskera att störa mer. Man får även tänka på att användare kan bli irriterade av en sådan åtgärd. Även att träna användarna att förstå phishing kan påverka och ta tid från arbetet.</w:t>
+        <w:t xml:space="preserve">För att använda attackkedjan vi satte ihop i gruppen, så är första steget phishing. Vi tänker oss att säkerhetsteamet kan se att det redan har hänt, eller att risken finns att det händer. De läser p</w:t>
+      </w:r>
+      <w:r>
+        <w:rPr>
+          <w:lang w:val="sv-SE"/>
+        </w:rPr>
+        <w:t xml:space="preserve">å om tekniken, och vilka mitigerande åtgärder som är rekommenderade. Om risken för phishing är tillräckligt hög, vilket den ofta är, behöver åtgärder genomföras även om de kan påverka organisationens arbetsflöde. Antivirus kan påverka arbetet men relativt </w:t>
+      </w:r>
+      <w:r>
+        <w:rPr>
+          <w:lang w:val="sv-SE"/>
+        </w:rPr>
+        <w:t xml:space="preserve">lite, men att blockera innehåll online kan riskera att störa mer. Man får även tänka på att användare kan bli irriterade av en sådan åtgärd. Även att träna användarna att förstå phishing kan påverka och ta tid från arbetet.</w:t>
         <w:br/>
-        <w:t xml:space="preserve">Nästa steg i vår kedja är User Execution. Säkerhetsteamet kanske anser att åtgärderna mot phishing är tillräckliga, och risken är närmast eliminerad. Men då måste man tänka på vad som händer om phishing ändå inträffar och någon kommer åt systemet. Dessutom finns det andra sätt att ta sig in och få användare att köra kod. Därför bör även denna tekniken hanteras och åtgärdas. Samma tankesätt bör användas på det tredje steget. Bara för att man åtgärdar en risk i början av en kedja betyder inte det att riskerna senare åtgärdas av sig själva.</w:t>
+        <w:t xml:space="preserve">Nästa steg i vår kedja är User E</w:t>
+      </w:r>
+      <w:r>
+        <w:rPr>
+          <w:lang w:val="sv-SE"/>
+        </w:rPr>
+        <w:t xml:space="preserve">xecution. Säkerhetsteamet kanske anser att åtgärderna mot phishing är tillräckliga, och risken är närmast eliminerad. Men då måste man tänka på vad som händer om phishing ändå inträffar och någon kommer åt systemet. Dessutom finns det andra sätt att ta sig</w:t>
+      </w:r>
+      <w:r>
+        <w:rPr>
+          <w:lang w:val="sv-SE"/>
+        </w:rPr>
+        <w:t xml:space="preserve"> in och få användare att köra kod. Därför bör även denna tekniken hanteras och åtgärdas. Samma tankesätt bör användas på det tredje steget. Bara för att man åtgärdar en risk i början av en kedja betyder inte det att riskerna senare åtgärdas av sig själva.</w:t>
         <w:br/>
       </w:r>
       <w:r/>
     </w:p>
     <w:p>
       <w:pPr>
-        <w:pStyle w:val="903"/>
+        <w:pStyle w:val="905"/>
         <w:pBdr/>
         <w:spacing/>
         <w:ind/>
@@ -5907,7 +5983,7 @@
     </w:p>
     <w:p>
       <w:pPr>
-        <w:pStyle w:val="904"/>
+        <w:pStyle w:val="906"/>
         <w:pBdr/>
         <w:spacing/>
         <w:ind/>
@@ -5978,7 +6054,7 @@
       <w:hyperlink r:id="rId21" w:tooltip="https://attack.mitre.org/" w:history="1">
         <w:r>
           <w:rPr>
-            <w:rStyle w:val="889"/>
+            <w:rStyle w:val="891"/>
             <w:color w:val="000000" w:themeColor="text1"/>
             <w:sz w:val="18"/>
             <w:lang w:val="sv-SE"/>
@@ -6000,6 +6076,15 @@
           <w:color w:val="000000" w:themeColor="text1"/>
         </w:rPr>
       </w:r>
+      <w:r>
+        <w:rPr>
+          <w:color w:val="000000" w:themeColor="text1"/>
+          <w:sz w:val="18"/>
+          <w:szCs w:val="18"/>
+          <w:highlight w:val="none"/>
+          <w:lang w:val="sv-SE"/>
+        </w:rPr>
+      </w:r>
     </w:p>
     <w:p>
       <w:pPr>
@@ -6025,7 +6110,7 @@
       <w:hyperlink r:id="rId22" w:tooltip="https://www.cve.org/" w:history="1">
         <w:r>
           <w:rPr>
-            <w:rStyle w:val="889"/>
+            <w:rStyle w:val="891"/>
             <w:color w:val="000000" w:themeColor="text1"/>
             <w:sz w:val="18"/>
             <w:highlight w:val="none"/>
@@ -6057,6 +6142,15 @@
           <w:color w:val="000000" w:themeColor="text1"/>
         </w:rPr>
       </w:r>
+      <w:r>
+        <w:rPr>
+          <w:color w:val="000000" w:themeColor="text1"/>
+          <w:sz w:val="18"/>
+          <w:szCs w:val="18"/>
+          <w:highlight w:val="none"/>
+          <w:lang w:val="sv-SE"/>
+        </w:rPr>
+      </w:r>
     </w:p>
     <w:p>
       <w:pPr>
@@ -6090,7 +6184,7 @@
       <w:hyperlink r:id="rId23" w:tooltip="https://www.cisecurity.org/controls" w:history="1">
         <w:r>
           <w:rPr>
-            <w:rStyle w:val="889"/>
+            <w:rStyle w:val="891"/>
             <w:color w:val="000000" w:themeColor="text1"/>
             <w:sz w:val="18"/>
             <w:highlight w:val="none"/>
@@ -6114,6 +6208,15 @@
           <w:color w:val="000000" w:themeColor="text1"/>
         </w:rPr>
       </w:r>
+      <w:r>
+        <w:rPr>
+          <w:color w:val="000000" w:themeColor="text1"/>
+          <w:sz w:val="18"/>
+          <w:szCs w:val="18"/>
+          <w:highlight w:val="none"/>
+          <w:lang w:val="sv-SE"/>
+        </w:rPr>
+      </w:r>
     </w:p>
     <w:p>
       <w:pPr>
@@ -6147,7 +6250,7 @@
       <w:hyperlink r:id="rId24" w:tooltip="https://www.nist.gov/cyberframework" w:history="1">
         <w:r>
           <w:rPr>
-            <w:rStyle w:val="889"/>
+            <w:rStyle w:val="891"/>
             <w:color w:val="000000" w:themeColor="text1"/>
             <w:sz w:val="18"/>
             <w:highlight w:val="none"/>
@@ -6171,6 +6274,15 @@
           <w:color w:val="000000" w:themeColor="text1"/>
         </w:rPr>
       </w:r>
+      <w:r>
+        <w:rPr>
+          <w:color w:val="000000" w:themeColor="text1"/>
+          <w:sz w:val="18"/>
+          <w:szCs w:val="18"/>
+          <w:highlight w:val="none"/>
+          <w:lang w:val="sv-SE"/>
+        </w:rPr>
+      </w:r>
     </w:p>
     <w:p>
       <w:pPr>
@@ -6192,7 +6304,7 @@
       <w:hyperlink r:id="rId25" w:tooltip="https://www.nis-2-directive.com/" w:history="1">
         <w:r>
           <w:rPr>
-            <w:rStyle w:val="889"/>
+            <w:rStyle w:val="891"/>
             <w:color w:val="000000" w:themeColor="text1"/>
             <w:sz w:val="18"/>
             <w:highlight w:val="none"/>
@@ -6220,11 +6332,15 @@
           <w:lang w:val="sv-SE"/>
         </w:rPr>
       </w:r>
-      <w:r/>
+      <w:r>
+        <w:rPr>
+          <w:color w:val="000000" w:themeColor="text1"/>
+        </w:rPr>
+      </w:r>
     </w:p>
     <w:p>
       <w:pPr>
-        <w:pStyle w:val="904"/>
+        <w:pStyle w:val="906"/>
         <w:pBdr/>
         <w:spacing/>
         <w:ind/>
@@ -6291,7 +6407,15 @@
           <w:sz w:val="18"/>
           <w:lang w:val="sv-SE"/>
         </w:rPr>
-        <w:t xml:space="preserve">Vi använder oss av säkra källor, som MITRE ATT&amp;CK, och innan vi anser mappningen färdig kollar vi att tekniker stämmer överens med hur angripare beter sig i verkligheten. Som källa har stora organisationer inom cybersäkerhet högre trovärdighet än en blogg från 2016.</w:t>
+        <w:t xml:space="preserve">Vi använder oss av säkra källor,</w:t>
+      </w:r>
+      <w:r>
+        <w:rPr>
+          <w:color w:val="000000" w:themeColor="text1"/>
+          <w:sz w:val="18"/>
+          <w:lang w:val="sv-SE"/>
+        </w:rPr>
+        <w:t xml:space="preserve"> som MITRE ATT&amp;CK, och innan vi anser mappningen färdig kollar vi att tekniker stämmer överens med hur angripare beter sig i verkligheten. Som källa har stora organisationer inom cybersäkerhet högre trovärdighet än en blogg från 2016.</w:t>
         <w:br/>
         <w:t xml:space="preserve">***********</w:t>
         <w:br/>
@@ -6306,31 +6430,11 @@
         </w:rPr>
         <w:t xml:space="preserve">***********</w:t>
       </w:r>
-      <w:r/>
       <w:r>
         <w:rPr>
           <w:color w:val="000000" w:themeColor="text1"/>
           <w:sz w:val="18"/>
-          <w:lang w:val="sv-SE"/>
-        </w:rPr>
-      </w:r>
-      <w:r>
-        <w:rPr>
-          <w:color w:val="000000" w:themeColor="text1"/>
-        </w:rPr>
-      </w:r>
-      <w:r>
-        <w:rPr>
-          <w:color w:val="000000" w:themeColor="text1"/>
-          <w:sz w:val="18"/>
-          <w:highlight w:val="none"/>
-          <w:lang w:val="sv-SE"/>
-        </w:rPr>
-      </w:r>
-      <w:r>
-        <w:rPr>
-          <w:color w:val="000000" w:themeColor="text1"/>
-          <w:sz w:val="18"/>
+          <w:szCs w:val="18"/>
           <w:highlight w:val="none"/>
           <w:lang w:val="sv-SE"/>
         </w:rPr>
@@ -6347,7 +6451,7 @@
     </w:p>
     <w:p>
       <w:pPr>
-        <w:pStyle w:val="904"/>
+        <w:pStyle w:val="906"/>
         <w:pBdr/>
         <w:spacing/>
         <w:ind/>
@@ -6461,7 +6565,7 @@
     </w:p>
     <w:p>
       <w:pPr>
-        <w:pStyle w:val="904"/>
+        <w:pStyle w:val="906"/>
         <w:pBdr/>
         <w:spacing/>
         <w:ind/>
@@ -6585,7 +6689,7 @@
     </w:p>
     <w:p>
       <w:pPr>
-        <w:pStyle w:val="903"/>
+        <w:pStyle w:val="905"/>
         <w:pBdr/>
         <w:spacing/>
         <w:ind/>
@@ -6603,7 +6707,7 @@
     </w:p>
     <w:p>
       <w:pPr>
-        <w:pStyle w:val="904"/>
+        <w:pStyle w:val="906"/>
         <w:pBdr/>
         <w:spacing/>
         <w:ind/>
@@ -6733,7 +6837,7 @@
     </w:p>
     <w:p>
       <w:pPr>
-        <w:pStyle w:val="904"/>
+        <w:pStyle w:val="906"/>
         <w:pBdr/>
         <w:spacing/>
         <w:ind/>
@@ -6847,7 +6951,7 @@
     </w:p>
     <w:p>
       <w:pPr>
-        <w:pStyle w:val="904"/>
+        <w:pStyle w:val="906"/>
         <w:pBdr/>
         <w:spacing/>
         <w:ind/>
@@ -6917,10 +7021,15 @@
           <w:color w:val="000000" w:themeColor="text1"/>
         </w:rPr>
       </w:r>
+      <w:r>
+        <w:rPr>
+          <w:color w:val="000000" w:themeColor="text1"/>
+        </w:rPr>
+      </w:r>
     </w:p>
     <w:p>
       <w:pPr>
-        <w:pStyle w:val="904"/>
+        <w:pStyle w:val="906"/>
         <w:pBdr/>
         <w:spacing/>
         <w:ind/>
@@ -7044,7 +7153,7 @@
     </w:p>
     <w:p>
       <w:pPr>
-        <w:pStyle w:val="903"/>
+        <w:pStyle w:val="905"/>
         <w:pBdr/>
         <w:spacing/>
         <w:ind/>
@@ -7223,7 +7332,7 @@
     </w:p>
     <w:p>
       <w:pPr>
-        <w:pStyle w:val="903"/>
+        <w:pStyle w:val="905"/>
         <w:pBdr/>
         <w:spacing/>
         <w:ind/>
@@ -7241,7 +7350,7 @@
     </w:p>
     <w:p>
       <w:pPr>
-        <w:pStyle w:val="937"/>
+        <w:pStyle w:val="939"/>
         <w:pBdr/>
         <w:spacing/>
         <w:ind/>
@@ -7257,7 +7366,7 @@
     </w:p>
     <w:p>
       <w:pPr>
-        <w:pStyle w:val="937"/>
+        <w:pStyle w:val="939"/>
         <w:pBdr/>
         <w:spacing/>
         <w:ind/>
@@ -7273,7 +7382,7 @@
     </w:p>
     <w:p>
       <w:pPr>
-        <w:pStyle w:val="937"/>
+        <w:pStyle w:val="939"/>
         <w:pBdr/>
         <w:spacing/>
         <w:ind/>
@@ -7289,7 +7398,7 @@
     </w:p>
     <w:p>
       <w:pPr>
-        <w:pStyle w:val="937"/>
+        <w:pStyle w:val="939"/>
         <w:pBdr/>
         <w:spacing/>
         <w:ind/>
@@ -7317,7 +7426,7 @@
     </w:p>
     <w:p>
       <w:pPr>
-        <w:pStyle w:val="903"/>
+        <w:pStyle w:val="905"/>
         <w:pBdr/>
         <w:spacing/>
         <w:ind/>
@@ -7369,7 +7478,7 @@
     </w:p>
     <w:tbl>
       <w:tblPr>
-        <w:tblStyle w:val="967"/>
+        <w:tblStyle w:val="969"/>
         <w:jc w:val="center"/>
         <w:tblW w:w="0" w:type="auto"/>
         <w:tblBorders/>
@@ -8233,7 +8342,7 @@
     </w:tbl>
     <w:p>
       <w:pPr>
-        <w:pStyle w:val="903"/>
+        <w:pStyle w:val="905"/>
         <w:pBdr/>
         <w:spacing/>
         <w:ind/>
@@ -8251,7 +8360,7 @@
     </w:p>
     <w:tbl>
       <w:tblPr>
-        <w:tblStyle w:val="967"/>
+        <w:tblStyle w:val="969"/>
         <w:jc w:val="center"/>
         <w:tblW w:w="0" w:type="auto"/>
         <w:tblBorders/>
@@ -8322,7 +8431,7 @@
     </w:p>
     <w:tbl>
       <w:tblPr>
-        <w:tblStyle w:val="967"/>
+        <w:tblStyle w:val="969"/>
         <w:jc w:val="center"/>
         <w:tblW w:w="0" w:type="auto"/>
         <w:tblBorders/>
@@ -8441,7 +8550,7 @@
 <w:ftr xmlns:wpc="http://schemas.microsoft.com/office/word/2010/wordprocessingCanvas" xmlns:mc="http://schemas.openxmlformats.org/markup-compatibility/2006" xmlns:o="urn:schemas-microsoft-com:office:office" xmlns:r="http://schemas.openxmlformats.org/officeDocument/2006/relationships" xmlns:m="http://schemas.openxmlformats.org/officeDocument/2006/math" xmlns:v="urn:schemas-microsoft-com:vml" xmlns:wp14="http://schemas.microsoft.com/office/word/2010/wordprocessingDrawing" xmlns:wp="http://schemas.openxmlformats.org/drawingml/2006/wordprocessingDrawing" xmlns:w10="urn:schemas-microsoft-com:office:word" xmlns:w="http://schemas.openxmlformats.org/wordprocessingml/2006/main" xmlns:w14="http://schemas.microsoft.com/office/word/2010/wordml" xmlns:w15="http://schemas.microsoft.com/office/word/2012/wordml" xmlns:wpg="http://schemas.microsoft.com/office/word/2010/wordprocessingGroup" xmlns:wpi="http://schemas.microsoft.com/office/word/2010/wordprocessingInk" xmlns:wne="http://schemas.microsoft.com/office/word/2006/wordml" xmlns:a="http://schemas.openxmlformats.org/drawingml/2006/main" xmlns:wps="http://schemas.microsoft.com/office/word/2010/wordprocessingShape" mc:Ignorable="w14 w15 wp14">
   <w:p>
     <w:pPr>
-      <w:pStyle w:val="917"/>
+      <w:pStyle w:val="919"/>
       <w:pBdr/>
       <w:spacing/>
       <w:ind/>
@@ -8802,7 +8911,7 @@
         <w:spacing/>
         <w:ind w:hanging="360" w:left="1080"/>
       </w:pPr>
-      <w:pStyle w:val="942"/>
+      <w:pStyle w:val="944"/>
       <w:rPr/>
       <w:start w:val="1"/>
       <w:suff w:val="tab"/>
@@ -8935,7 +9044,7 @@
         <w:spacing/>
         <w:ind w:hanging="360" w:left="720"/>
       </w:pPr>
-      <w:pStyle w:val="941"/>
+      <w:pStyle w:val="943"/>
       <w:rPr/>
       <w:start w:val="1"/>
       <w:suff w:val="tab"/>
@@ -9202,7 +9311,7 @@
         <w:spacing/>
         <w:ind w:hanging="360" w:left="1080"/>
       </w:pPr>
-      <w:pStyle w:val="939"/>
+      <w:pStyle w:val="941"/>
       <w:rPr>
         <w:rFonts w:hint="default" w:ascii="Symbol" w:hAnsi="Symbol"/>
       </w:rPr>
@@ -9337,7 +9446,7 @@
         <w:spacing/>
         <w:ind w:hanging="360" w:left="720"/>
       </w:pPr>
-      <w:pStyle w:val="938"/>
+      <w:pStyle w:val="940"/>
       <w:rPr>
         <w:rFonts w:hint="default" w:ascii="Symbol" w:hAnsi="Symbol"/>
       </w:rPr>
@@ -9472,7 +9581,7 @@
         <w:spacing/>
         <w:ind w:hanging="360" w:left="360"/>
       </w:pPr>
-      <w:pStyle w:val="940"/>
+      <w:pStyle w:val="942"/>
       <w:rPr/>
       <w:start w:val="1"/>
       <w:suff w:val="tab"/>
@@ -9605,7 +9714,7 @@
         <w:spacing/>
         <w:ind w:hanging="360" w:left="360"/>
       </w:pPr>
-      <w:pStyle w:val="937"/>
+      <w:pStyle w:val="939"/>
       <w:rPr>
         <w:rFonts w:hint="default" w:ascii="Symbol" w:hAnsi="Symbol"/>
       </w:rPr>
@@ -10363,9 +10472,9 @@
     <w:lsdException w:name="Bibliography" w:uiPriority="37"/>
     <w:lsdException w:name="TOC Heading" w:uiPriority="39" w:qFormat="1"/>
   </w:latentStyles>
-  <w:style w:type="table" w:styleId="743">
+  <w:style w:type="table" w:styleId="745">
     <w:name w:val="Table Grid Light"/>
-    <w:basedOn w:val="913"/>
+    <w:basedOn w:val="915"/>
     <w:uiPriority w:val="59"/>
     <w:pPr>
       <w:pBdr/>
@@ -10562,9 +10671,9 @@
       </w:tcPr>
     </w:tblStylePr>
   </w:style>
-  <w:style w:type="table" w:styleId="744">
+  <w:style w:type="table" w:styleId="746">
     <w:name w:val="Plain Table 1"/>
-    <w:basedOn w:val="913"/>
+    <w:basedOn w:val="915"/>
     <w:uiPriority w:val="59"/>
     <w:pPr>
       <w:pBdr/>
@@ -10787,9 +10896,9 @@
       </w:tcPr>
     </w:tblStylePr>
   </w:style>
-  <w:style w:type="table" w:styleId="745">
+  <w:style w:type="table" w:styleId="747">
     <w:name w:val="Plain Table 2"/>
-    <w:basedOn w:val="913"/>
+    <w:basedOn w:val="915"/>
     <w:uiPriority w:val="59"/>
     <w:pPr>
       <w:pBdr/>
@@ -11020,9 +11129,9 @@
       </w:tcPr>
     </w:tblStylePr>
   </w:style>
-  <w:style w:type="table" w:styleId="746">
+  <w:style w:type="table" w:styleId="748">
     <w:name w:val="Plain Table 3"/>
-    <w:basedOn w:val="913"/>
+    <w:basedOn w:val="915"/>
     <w:uiPriority w:val="99"/>
     <w:pPr>
       <w:pBdr/>
@@ -11250,9 +11359,9 @@
       </w:tcPr>
     </w:tblStylePr>
   </w:style>
-  <w:style w:type="table" w:styleId="747">
+  <w:style w:type="table" w:styleId="749">
     <w:name w:val="Plain Table 4"/>
-    <w:basedOn w:val="913"/>
+    <w:basedOn w:val="915"/>
     <w:uiPriority w:val="99"/>
     <w:pPr>
       <w:pBdr/>
@@ -11466,9 +11575,9 @@
       </w:tcPr>
     </w:tblStylePr>
   </w:style>
-  <w:style w:type="table" w:styleId="748">
+  <w:style w:type="table" w:styleId="750">
     <w:name w:val="Plain Table 5"/>
-    <w:basedOn w:val="913"/>
+    <w:basedOn w:val="915"/>
     <w:uiPriority w:val="99"/>
     <w:pPr>
       <w:pBdr/>
@@ -11699,9 +11808,9 @@
       </w:tcPr>
     </w:tblStylePr>
   </w:style>
-  <w:style w:type="table" w:styleId="749">
+  <w:style w:type="table" w:styleId="751">
     <w:name w:val="Grid Table 1 Light"/>
-    <w:basedOn w:val="913"/>
+    <w:basedOn w:val="915"/>
     <w:uiPriority w:val="99"/>
     <w:pPr>
       <w:pBdr/>
@@ -11922,9 +12031,9 @@
       </w:tcPr>
     </w:tblStylePr>
   </w:style>
-  <w:style w:type="table" w:styleId="750">
+  <w:style w:type="table" w:styleId="752">
     <w:name w:val="Grid Table 1 Light - Accent 1"/>
-    <w:basedOn w:val="913"/>
+    <w:basedOn w:val="915"/>
     <w:uiPriority w:val="99"/>
     <w:pPr>
       <w:pBdr/>
@@ -12145,9 +12254,9 @@
       </w:tcPr>
     </w:tblStylePr>
   </w:style>
-  <w:style w:type="table" w:styleId="751">
+  <w:style w:type="table" w:styleId="753">
     <w:name w:val="Grid Table 1 Light - Accent 2"/>
-    <w:basedOn w:val="913"/>
+    <w:basedOn w:val="915"/>
     <w:uiPriority w:val="99"/>
     <w:pPr>
       <w:pBdr/>
@@ -12368,9 +12477,9 @@
       </w:tcPr>
     </w:tblStylePr>
   </w:style>
-  <w:style w:type="table" w:styleId="752">
+  <w:style w:type="table" w:styleId="754">
     <w:name w:val="Grid Table 1 Light - Accent 3"/>
-    <w:basedOn w:val="913"/>
+    <w:basedOn w:val="915"/>
     <w:uiPriority w:val="99"/>
     <w:pPr>
       <w:pBdr/>
@@ -12591,9 +12700,9 @@
       </w:tcPr>
     </w:tblStylePr>
   </w:style>
-  <w:style w:type="table" w:styleId="753">
+  <w:style w:type="table" w:styleId="755">
     <w:name w:val="Grid Table 1 Light - Accent 4"/>
-    <w:basedOn w:val="913"/>
+    <w:basedOn w:val="915"/>
     <w:uiPriority w:val="99"/>
     <w:pPr>
       <w:pBdr/>
@@ -12814,9 +12923,9 @@
       </w:tcPr>
     </w:tblStylePr>
   </w:style>
-  <w:style w:type="table" w:styleId="754">
+  <w:style w:type="table" w:styleId="756">
     <w:name w:val="Grid Table 1 Light - Accent 5"/>
-    <w:basedOn w:val="913"/>
+    <w:basedOn w:val="915"/>
     <w:uiPriority w:val="99"/>
     <w:pPr>
       <w:pBdr/>
@@ -13037,9 +13146,9 @@
       </w:tcPr>
     </w:tblStylePr>
   </w:style>
-  <w:style w:type="table" w:styleId="755">
+  <w:style w:type="table" w:styleId="757">
     <w:name w:val="Grid Table 1 Light - Accent 6"/>
-    <w:basedOn w:val="913"/>
+    <w:basedOn w:val="915"/>
     <w:uiPriority w:val="99"/>
     <w:pPr>
       <w:pBdr/>
@@ -13260,9 +13369,9 @@
       </w:tcPr>
     </w:tblStylePr>
   </w:style>
-  <w:style w:type="table" w:styleId="756">
+  <w:style w:type="table" w:styleId="758">
     <w:name w:val="Grid Table 2"/>
-    <w:basedOn w:val="913"/>
+    <w:basedOn w:val="915"/>
     <w:uiPriority w:val="99"/>
     <w:pPr>
       <w:pBdr/>
@@ -13492,9 +13601,9 @@
       </w:tcPr>
     </w:tblStylePr>
   </w:style>
-  <w:style w:type="table" w:styleId="757">
+  <w:style w:type="table" w:styleId="759">
     <w:name w:val="Grid Table 2 - Accent 1"/>
-    <w:basedOn w:val="913"/>
+    <w:basedOn w:val="915"/>
     <w:uiPriority w:val="99"/>
     <w:pPr>
       <w:pBdr/>
@@ -13724,9 +13833,9 @@
       </w:tcPr>
     </w:tblStylePr>
   </w:style>
-  <w:style w:type="table" w:styleId="758">
+  <w:style w:type="table" w:styleId="760">
     <w:name w:val="Grid Table 2 - Accent 2"/>
-    <w:basedOn w:val="913"/>
+    <w:basedOn w:val="915"/>
     <w:uiPriority w:val="99"/>
     <w:pPr>
       <w:pBdr/>
@@ -13956,9 +14065,9 @@
       </w:tcPr>
     </w:tblStylePr>
   </w:style>
-  <w:style w:type="table" w:styleId="759">
+  <w:style w:type="table" w:styleId="761">
     <w:name w:val="Grid Table 2 - Accent 3"/>
-    <w:basedOn w:val="913"/>
+    <w:basedOn w:val="915"/>
     <w:uiPriority w:val="99"/>
     <w:pPr>
       <w:pBdr/>
@@ -14188,9 +14297,9 @@
       </w:tcPr>
     </w:tblStylePr>
   </w:style>
-  <w:style w:type="table" w:styleId="760">
+  <w:style w:type="table" w:styleId="762">
     <w:name w:val="Grid Table 2 - Accent 4"/>
-    <w:basedOn w:val="913"/>
+    <w:basedOn w:val="915"/>
     <w:uiPriority w:val="99"/>
     <w:pPr>
       <w:pBdr/>
@@ -14420,9 +14529,9 @@
       </w:tcPr>
     </w:tblStylePr>
   </w:style>
-  <w:style w:type="table" w:styleId="761">
+  <w:style w:type="table" w:styleId="763">
     <w:name w:val="Grid Table 2 - Accent 5"/>
-    <w:basedOn w:val="913"/>
+    <w:basedOn w:val="915"/>
     <w:uiPriority w:val="99"/>
     <w:pPr>
       <w:pBdr/>
@@ -14652,9 +14761,9 @@
       </w:tcPr>
     </w:tblStylePr>
   </w:style>
-  <w:style w:type="table" w:styleId="762">
+  <w:style w:type="table" w:styleId="764">
     <w:name w:val="Grid Table 2 - Accent 6"/>
-    <w:basedOn w:val="913"/>
+    <w:basedOn w:val="915"/>
     <w:uiPriority w:val="99"/>
     <w:pPr>
       <w:pBdr/>
@@ -14884,9 +14993,9 @@
       </w:tcPr>
     </w:tblStylePr>
   </w:style>
-  <w:style w:type="table" w:styleId="763">
+  <w:style w:type="table" w:styleId="765">
     <w:name w:val="Grid Table 3"/>
-    <w:basedOn w:val="913"/>
+    <w:basedOn w:val="915"/>
     <w:uiPriority w:val="99"/>
     <w:pPr>
       <w:pBdr/>
@@ -15129,9 +15238,9 @@
       </w:tcPr>
     </w:tblStylePr>
   </w:style>
-  <w:style w:type="table" w:styleId="764">
+  <w:style w:type="table" w:styleId="766">
     <w:name w:val="Grid Table 3 - Accent 1"/>
-    <w:basedOn w:val="913"/>
+    <w:basedOn w:val="915"/>
     <w:uiPriority w:val="99"/>
     <w:pPr>
       <w:pBdr/>
@@ -15374,9 +15483,9 @@
       </w:tcPr>
     </w:tblStylePr>
   </w:style>
-  <w:style w:type="table" w:styleId="765">
+  <w:style w:type="table" w:styleId="767">
     <w:name w:val="Grid Table 3 - Accent 2"/>
-    <w:basedOn w:val="913"/>
+    <w:basedOn w:val="915"/>
     <w:uiPriority w:val="99"/>
     <w:pPr>
       <w:pBdr/>
@@ -15619,9 +15728,9 @@
       </w:tcPr>
     </w:tblStylePr>
   </w:style>
-  <w:style w:type="table" w:styleId="766">
+  <w:style w:type="table" w:styleId="768">
     <w:name w:val="Grid Table 3 - Accent 3"/>
-    <w:basedOn w:val="913"/>
+    <w:basedOn w:val="915"/>
     <w:uiPriority w:val="99"/>
     <w:pPr>
       <w:pBdr/>
@@ -15864,9 +15973,9 @@
       </w:tcPr>
     </w:tblStylePr>
   </w:style>
-  <w:style w:type="table" w:styleId="767">
+  <w:style w:type="table" w:styleId="769">
     <w:name w:val="Grid Table 3 - Accent 4"/>
-    <w:basedOn w:val="913"/>
+    <w:basedOn w:val="915"/>
     <w:uiPriority w:val="99"/>
     <w:pPr>
       <w:pBdr/>
@@ -16109,9 +16218,9 @@
       </w:tcPr>
     </w:tblStylePr>
   </w:style>
-  <w:style w:type="table" w:styleId="768">
+  <w:style w:type="table" w:styleId="770">
     <w:name w:val="Grid Table 3 - Accent 5"/>
-    <w:basedOn w:val="913"/>
+    <w:basedOn w:val="915"/>
     <w:uiPriority w:val="99"/>
     <w:pPr>
       <w:pBdr/>
@@ -16354,9 +16463,9 @@
       </w:tcPr>
     </w:tblStylePr>
   </w:style>
-  <w:style w:type="table" w:styleId="769">
+  <w:style w:type="table" w:styleId="771">
     <w:name w:val="Grid Table 3 - Accent 6"/>
-    <w:basedOn w:val="913"/>
+    <w:basedOn w:val="915"/>
     <w:uiPriority w:val="99"/>
     <w:pPr>
       <w:pBdr/>
@@ -16599,9 +16708,9 @@
       </w:tcPr>
     </w:tblStylePr>
   </w:style>
-  <w:style w:type="table" w:styleId="770">
+  <w:style w:type="table" w:styleId="772">
     <w:name w:val="Grid Table 4"/>
-    <w:basedOn w:val="913"/>
+    <w:basedOn w:val="915"/>
     <w:uiPriority w:val="59"/>
     <w:pPr>
       <w:pBdr/>
@@ -16832,9 +16941,9 @@
       </w:tcPr>
     </w:tblStylePr>
   </w:style>
-  <w:style w:type="table" w:styleId="771">
+  <w:style w:type="table" w:styleId="773">
     <w:name w:val="Grid Table 4 - Accent 1"/>
-    <w:basedOn w:val="913"/>
+    <w:basedOn w:val="915"/>
     <w:uiPriority w:val="59"/>
     <w:pPr>
       <w:pBdr/>
@@ -17065,9 +17174,9 @@
       </w:tcPr>
     </w:tblStylePr>
   </w:style>
-  <w:style w:type="table" w:styleId="772">
+  <w:style w:type="table" w:styleId="774">
     <w:name w:val="Grid Table 4 - Accent 2"/>
-    <w:basedOn w:val="913"/>
+    <w:basedOn w:val="915"/>
     <w:uiPriority w:val="59"/>
     <w:pPr>
       <w:pBdr/>
@@ -17298,9 +17407,9 @@
       </w:tcPr>
     </w:tblStylePr>
   </w:style>
-  <w:style w:type="table" w:styleId="773">
+  <w:style w:type="table" w:styleId="775">
     <w:name w:val="Grid Table 4 - Accent 3"/>
-    <w:basedOn w:val="913"/>
+    <w:basedOn w:val="915"/>
     <w:uiPriority w:val="59"/>
     <w:pPr>
       <w:pBdr/>
@@ -17531,9 +17640,9 @@
       </w:tcPr>
     </w:tblStylePr>
   </w:style>
-  <w:style w:type="table" w:styleId="774">
+  <w:style w:type="table" w:styleId="776">
     <w:name w:val="Grid Table 4 - Accent 4"/>
-    <w:basedOn w:val="913"/>
+    <w:basedOn w:val="915"/>
     <w:uiPriority w:val="59"/>
     <w:pPr>
       <w:pBdr/>
@@ -17764,9 +17873,9 @@
       </w:tcPr>
     </w:tblStylePr>
   </w:style>
-  <w:style w:type="table" w:styleId="775">
+  <w:style w:type="table" w:styleId="777">
     <w:name w:val="Grid Table 4 - Accent 5"/>
-    <w:basedOn w:val="913"/>
+    <w:basedOn w:val="915"/>
     <w:uiPriority w:val="59"/>
     <w:pPr>
       <w:pBdr/>
@@ -17997,9 +18106,9 @@
       </w:tcPr>
     </w:tblStylePr>
   </w:style>
-  <w:style w:type="table" w:styleId="776">
+  <w:style w:type="table" w:styleId="778">
     <w:name w:val="Grid Table 4 - Accent 6"/>
-    <w:basedOn w:val="913"/>
+    <w:basedOn w:val="915"/>
     <w:uiPriority w:val="59"/>
     <w:pPr>
       <w:pBdr/>
@@ -18230,9 +18339,9 @@
       </w:tcPr>
     </w:tblStylePr>
   </w:style>
-  <w:style w:type="table" w:styleId="777">
+  <w:style w:type="table" w:styleId="779">
     <w:name w:val="Grid Table 5 Dark"/>
-    <w:basedOn w:val="913"/>
+    <w:basedOn w:val="915"/>
     <w:uiPriority w:val="99"/>
     <w:pPr>
       <w:pBdr/>
@@ -18458,9 +18567,9 @@
       </w:tcPr>
     </w:tblStylePr>
   </w:style>
-  <w:style w:type="table" w:styleId="778">
+  <w:style w:type="table" w:styleId="780">
     <w:name w:val="Grid Table 5 Dark- Accent 1"/>
-    <w:basedOn w:val="913"/>
+    <w:basedOn w:val="915"/>
     <w:uiPriority w:val="99"/>
     <w:pPr>
       <w:pBdr/>
@@ -18686,9 +18795,9 @@
       </w:tcPr>
     </w:tblStylePr>
   </w:style>
-  <w:style w:type="table" w:styleId="779">
+  <w:style w:type="table" w:styleId="781">
     <w:name w:val="Grid Table 5 Dark - Accent 2"/>
-    <w:basedOn w:val="913"/>
+    <w:basedOn w:val="915"/>
     <w:uiPriority w:val="99"/>
     <w:pPr>
       <w:pBdr/>
@@ -18914,9 +19023,9 @@
       </w:tcPr>
     </w:tblStylePr>
   </w:style>
-  <w:style w:type="table" w:styleId="780">
+  <w:style w:type="table" w:styleId="782">
     <w:name w:val="Grid Table 5 Dark - Accent 3"/>
-    <w:basedOn w:val="913"/>
+    <w:basedOn w:val="915"/>
     <w:uiPriority w:val="99"/>
     <w:pPr>
       <w:pBdr/>
@@ -19142,9 +19251,9 @@
       </w:tcPr>
     </w:tblStylePr>
   </w:style>
-  <w:style w:type="table" w:styleId="781">
+  <w:style w:type="table" w:styleId="783">
     <w:name w:val="Grid Table 5 Dark- Accent 4"/>
-    <w:basedOn w:val="913"/>
+    <w:basedOn w:val="915"/>
     <w:uiPriority w:val="99"/>
     <w:pPr>
       <w:pBdr/>
@@ -19370,9 +19479,9 @@
       </w:tcPr>
     </w:tblStylePr>
   </w:style>
-  <w:style w:type="table" w:styleId="782">
+  <w:style w:type="table" w:styleId="784">
     <w:name w:val="Grid Table 5 Dark - Accent 5"/>
-    <w:basedOn w:val="913"/>
+    <w:basedOn w:val="915"/>
     <w:uiPriority w:val="99"/>
     <w:pPr>
       <w:pBdr/>
@@ -19598,9 +19707,9 @@
       </w:tcPr>
     </w:tblStylePr>
   </w:style>
-  <w:style w:type="table" w:styleId="783">
+  <w:style w:type="table" w:styleId="785">
     <w:name w:val="Grid Table 5 Dark - Accent 6"/>
-    <w:basedOn w:val="913"/>
+    <w:basedOn w:val="915"/>
     <w:uiPriority w:val="99"/>
     <w:pPr>
       <w:pBdr/>
@@ -19826,9 +19935,9 @@
       </w:tcPr>
     </w:tblStylePr>
   </w:style>
-  <w:style w:type="table" w:styleId="784">
+  <w:style w:type="table" w:styleId="786">
     <w:name w:val="Grid Table 6 Colorful"/>
-    <w:basedOn w:val="913"/>
+    <w:basedOn w:val="915"/>
     <w:uiPriority w:val="99"/>
     <w:pPr>
       <w:pBdr/>
@@ -20056,9 +20165,9 @@
       </w:tcPr>
     </w:tblStylePr>
   </w:style>
-  <w:style w:type="table" w:styleId="785">
+  <w:style w:type="table" w:styleId="787">
     <w:name w:val="Grid Table 6 Colorful - Accent 1"/>
-    <w:basedOn w:val="913"/>
+    <w:basedOn w:val="915"/>
     <w:uiPriority w:val="99"/>
     <w:pPr>
       <w:pBdr/>
@@ -20286,9 +20395,9 @@
       </w:tcPr>
     </w:tblStylePr>
   </w:style>
-  <w:style w:type="table" w:styleId="786">
+  <w:style w:type="table" w:styleId="788">
     <w:name w:val="Grid Table 6 Colorful - Accent 2"/>
-    <w:basedOn w:val="913"/>
+    <w:basedOn w:val="915"/>
     <w:uiPriority w:val="99"/>
     <w:pPr>
       <w:pBdr/>
@@ -20516,9 +20625,9 @@
       </w:tcPr>
     </w:tblStylePr>
   </w:style>
-  <w:style w:type="table" w:styleId="787">
+  <w:style w:type="table" w:styleId="789">
     <w:name w:val="Grid Table 6 Colorful - Accent 3"/>
-    <w:basedOn w:val="913"/>
+    <w:basedOn w:val="915"/>
     <w:uiPriority w:val="99"/>
     <w:pPr>
       <w:pBdr/>
@@ -20746,9 +20855,9 @@
       </w:tcPr>
     </w:tblStylePr>
   </w:style>
-  <w:style w:type="table" w:styleId="788">
+  <w:style w:type="table" w:styleId="790">
     <w:name w:val="Grid Table 6 Colorful - Accent 4"/>
-    <w:basedOn w:val="913"/>
+    <w:basedOn w:val="915"/>
     <w:uiPriority w:val="99"/>
     <w:pPr>
       <w:pBdr/>
@@ -20976,9 +21085,9 @@
       </w:tcPr>
     </w:tblStylePr>
   </w:style>
-  <w:style w:type="table" w:styleId="789">
+  <w:style w:type="table" w:styleId="791">
     <w:name w:val="Grid Table 6 Colorful - Accent 5"/>
-    <w:basedOn w:val="913"/>
+    <w:basedOn w:val="915"/>
     <w:uiPriority w:val="99"/>
     <w:pPr>
       <w:pBdr/>
@@ -21206,9 +21315,9 @@
       </w:tcPr>
     </w:tblStylePr>
   </w:style>
-  <w:style w:type="table" w:styleId="790">
+  <w:style w:type="table" w:styleId="792">
     <w:name w:val="Grid Table 6 Colorful - Accent 6"/>
-    <w:basedOn w:val="913"/>
+    <w:basedOn w:val="915"/>
     <w:uiPriority w:val="99"/>
     <w:pPr>
       <w:pBdr/>
@@ -21436,9 +21545,9 @@
       </w:tcPr>
     </w:tblStylePr>
   </w:style>
-  <w:style w:type="table" w:styleId="791">
+  <w:style w:type="table" w:styleId="793">
     <w:name w:val="Grid Table 7 Colorful"/>
-    <w:basedOn w:val="913"/>
+    <w:basedOn w:val="915"/>
     <w:uiPriority w:val="99"/>
     <w:pPr>
       <w:pBdr/>
@@ -21690,9 +21799,9 @@
       </w:tcPr>
     </w:tblStylePr>
   </w:style>
-  <w:style w:type="table" w:styleId="792">
+  <w:style w:type="table" w:styleId="794">
     <w:name w:val="Grid Table 7 Colorful - Accent 1"/>
-    <w:basedOn w:val="913"/>
+    <w:basedOn w:val="915"/>
     <w:uiPriority w:val="99"/>
     <w:pPr>
       <w:pBdr/>
@@ -21944,9 +22053,9 @@
       </w:tcPr>
     </w:tblStylePr>
   </w:style>
-  <w:style w:type="table" w:styleId="793">
+  <w:style w:type="table" w:styleId="795">
     <w:name w:val="Grid Table 7 Colorful - Accent 2"/>
-    <w:basedOn w:val="913"/>
+    <w:basedOn w:val="915"/>
     <w:uiPriority w:val="99"/>
     <w:pPr>
       <w:pBdr/>
@@ -22198,9 +22307,9 @@
       </w:tcPr>
     </w:tblStylePr>
   </w:style>
-  <w:style w:type="table" w:styleId="794">
+  <w:style w:type="table" w:styleId="796">
     <w:name w:val="Grid Table 7 Colorful - Accent 3"/>
-    <w:basedOn w:val="913"/>
+    <w:basedOn w:val="915"/>
     <w:uiPriority w:val="99"/>
     <w:pPr>
       <w:pBdr/>
@@ -22452,9 +22561,9 @@
       </w:tcPr>
     </w:tblStylePr>
   </w:style>
-  <w:style w:type="table" w:styleId="795">
+  <w:style w:type="table" w:styleId="797">
     <w:name w:val="Grid Table 7 Colorful - Accent 4"/>
-    <w:basedOn w:val="913"/>
+    <w:basedOn w:val="915"/>
     <w:uiPriority w:val="99"/>
     <w:pPr>
       <w:pBdr/>
@@ -22706,9 +22815,9 @@
       </w:tcPr>
     </w:tblStylePr>
   </w:style>
-  <w:style w:type="table" w:styleId="796">
+  <w:style w:type="table" w:styleId="798">
     <w:name w:val="Grid Table 7 Colorful - Accent 5"/>
-    <w:basedOn w:val="913"/>
+    <w:basedOn w:val="915"/>
     <w:uiPriority w:val="99"/>
     <w:pPr>
       <w:pBdr/>
@@ -22960,9 +23069,9 @@
       </w:tcPr>
     </w:tblStylePr>
   </w:style>
-  <w:style w:type="table" w:styleId="797">
+  <w:style w:type="table" w:styleId="799">
     <w:name w:val="Grid Table 7 Colorful - Accent 6"/>
-    <w:basedOn w:val="913"/>
+    <w:basedOn w:val="915"/>
     <w:uiPriority w:val="99"/>
     <w:pPr>
       <w:pBdr/>
@@ -23214,9 +23323,9 @@
       </w:tcPr>
     </w:tblStylePr>
   </w:style>
-  <w:style w:type="table" w:styleId="798">
+  <w:style w:type="table" w:styleId="800">
     <w:name w:val="List Table 1 Light"/>
-    <w:basedOn w:val="913"/>
+    <w:basedOn w:val="915"/>
     <w:uiPriority w:val="99"/>
     <w:pPr>
       <w:pBdr/>
@@ -23430,9 +23539,9 @@
       </w:tcPr>
     </w:tblStylePr>
   </w:style>
-  <w:style w:type="table" w:styleId="799">
+  <w:style w:type="table" w:styleId="801">
     <w:name w:val="List Table 1 Light - Accent 1"/>
-    <w:basedOn w:val="913"/>
+    <w:basedOn w:val="915"/>
     <w:uiPriority w:val="99"/>
     <w:pPr>
       <w:pBdr/>
@@ -23646,9 +23755,9 @@
       </w:tcPr>
     </w:tblStylePr>
   </w:style>
-  <w:style w:type="table" w:styleId="800">
+  <w:style w:type="table" w:styleId="802">
     <w:name w:val="List Table 1 Light - Accent 2"/>
-    <w:basedOn w:val="913"/>
+    <w:basedOn w:val="915"/>
     <w:uiPriority w:val="99"/>
     <w:pPr>
       <w:pBdr/>
@@ -23862,9 +23971,9 @@
       </w:tcPr>
     </w:tblStylePr>
   </w:style>
-  <w:style w:type="table" w:styleId="801">
+  <w:style w:type="table" w:styleId="803">
     <w:name w:val="List Table 1 Light - Accent 3"/>
-    <w:basedOn w:val="913"/>
+    <w:basedOn w:val="915"/>
     <w:uiPriority w:val="99"/>
     <w:pPr>
       <w:pBdr/>
@@ -24078,9 +24187,9 @@
       </w:tcPr>
     </w:tblStylePr>
   </w:style>
-  <w:style w:type="table" w:styleId="802">
+  <w:style w:type="table" w:styleId="804">
     <w:name w:val="List Table 1 Light - Accent 4"/>
-    <w:basedOn w:val="913"/>
+    <w:basedOn w:val="915"/>
     <w:uiPriority w:val="99"/>
     <w:pPr>
       <w:pBdr/>
@@ -24294,9 +24403,9 @@
       </w:tcPr>
     </w:tblStylePr>
   </w:style>
-  <w:style w:type="table" w:styleId="803">
+  <w:style w:type="table" w:styleId="805">
     <w:name w:val="List Table 1 Light - Accent 5"/>
-    <w:basedOn w:val="913"/>
+    <w:basedOn w:val="915"/>
     <w:uiPriority w:val="99"/>
     <w:pPr>
       <w:pBdr/>
@@ -24510,9 +24619,9 @@
       </w:tcPr>
     </w:tblStylePr>
   </w:style>
-  <w:style w:type="table" w:styleId="804">
+  <w:style w:type="table" w:styleId="806">
     <w:name w:val="List Table 1 Light - Accent 6"/>
-    <w:basedOn w:val="913"/>
+    <w:basedOn w:val="915"/>
     <w:uiPriority w:val="99"/>
     <w:pPr>
       <w:pBdr/>
@@ -24726,9 +24835,9 @@
       </w:tcPr>
     </w:tblStylePr>
   </w:style>
-  <w:style w:type="table" w:styleId="805">
+  <w:style w:type="table" w:styleId="807">
     <w:name w:val="List Table 2"/>
-    <w:basedOn w:val="913"/>
+    <w:basedOn w:val="915"/>
     <w:uiPriority w:val="99"/>
     <w:pPr>
       <w:pBdr/>
@@ -24964,9 +25073,9 @@
       </w:tcPr>
     </w:tblStylePr>
   </w:style>
-  <w:style w:type="table" w:styleId="806">
+  <w:style w:type="table" w:styleId="808">
     <w:name w:val="List Table 2 - Accent 1"/>
-    <w:basedOn w:val="913"/>
+    <w:basedOn w:val="915"/>
     <w:uiPriority w:val="99"/>
     <w:pPr>
       <w:pBdr/>
@@ -25202,9 +25311,9 @@
       </w:tcPr>
     </w:tblStylePr>
   </w:style>
-  <w:style w:type="table" w:styleId="807">
+  <w:style w:type="table" w:styleId="809">
     <w:name w:val="List Table 2 - Accent 2"/>
-    <w:basedOn w:val="913"/>
+    <w:basedOn w:val="915"/>
     <w:uiPriority w:val="99"/>
     <w:pPr>
       <w:pBdr/>
@@ -25440,9 +25549,9 @@
       </w:tcPr>
     </w:tblStylePr>
   </w:style>
-  <w:style w:type="table" w:styleId="808">
+  <w:style w:type="table" w:styleId="810">
     <w:name w:val="List Table 2 - Accent 3"/>
-    <w:basedOn w:val="913"/>
+    <w:basedOn w:val="915"/>
     <w:uiPriority w:val="99"/>
     <w:pPr>
       <w:pBdr/>
@@ -25678,9 +25787,9 @@
       </w:tcPr>
     </w:tblStylePr>
   </w:style>
-  <w:style w:type="table" w:styleId="809">
+  <w:style w:type="table" w:styleId="811">
     <w:name w:val="List Table 2 - Accent 4"/>
-    <w:basedOn w:val="913"/>
+    <w:basedOn w:val="915"/>
     <w:uiPriority w:val="99"/>
     <w:pPr>
       <w:pBdr/>
@@ -25916,9 +26025,9 @@
       </w:tcPr>
     </w:tblStylePr>
   </w:style>
-  <w:style w:type="table" w:styleId="810">
+  <w:style w:type="table" w:styleId="812">
     <w:name w:val="List Table 2 - Accent 5"/>
-    <w:basedOn w:val="913"/>
+    <w:basedOn w:val="915"/>
     <w:uiPriority w:val="99"/>
     <w:pPr>
       <w:pBdr/>
@@ -26154,9 +26263,9 @@
       </w:tcPr>
     </w:tblStylePr>
   </w:style>
-  <w:style w:type="table" w:styleId="811">
+  <w:style w:type="table" w:styleId="813">
     <w:name w:val="List Table 2 - Accent 6"/>
-    <w:basedOn w:val="913"/>
+    <w:basedOn w:val="915"/>
     <w:uiPriority w:val="99"/>
     <w:pPr>
       <w:pBdr/>
@@ -26392,9 +26501,9 @@
       </w:tcPr>
     </w:tblStylePr>
   </w:style>
-  <w:style w:type="table" w:styleId="812">
+  <w:style w:type="table" w:styleId="814">
     <w:name w:val="List Table 3"/>
-    <w:basedOn w:val="913"/>
+    <w:basedOn w:val="915"/>
     <w:uiPriority w:val="99"/>
     <w:pPr>
       <w:pBdr/>
@@ -26620,9 +26729,9 @@
       </w:tcPr>
     </w:tblStylePr>
   </w:style>
-  <w:style w:type="table" w:styleId="813">
+  <w:style w:type="table" w:styleId="815">
     <w:name w:val="List Table 3 - Accent 1"/>
-    <w:basedOn w:val="913"/>
+    <w:basedOn w:val="915"/>
     <w:uiPriority w:val="99"/>
     <w:pPr>
       <w:pBdr/>
@@ -26848,9 +26957,9 @@
       </w:tcPr>
     </w:tblStylePr>
   </w:style>
-  <w:style w:type="table" w:styleId="814">
+  <w:style w:type="table" w:styleId="816">
     <w:name w:val="List Table 3 - Accent 2"/>
-    <w:basedOn w:val="913"/>
+    <w:basedOn w:val="915"/>
     <w:uiPriority w:val="99"/>
     <w:pPr>
       <w:pBdr/>
@@ -27076,9 +27185,9 @@
       </w:tcPr>
     </w:tblStylePr>
   </w:style>
-  <w:style w:type="table" w:styleId="815">
+  <w:style w:type="table" w:styleId="817">
     <w:name w:val="List Table 3 - Accent 3"/>
-    <w:basedOn w:val="913"/>
+    <w:basedOn w:val="915"/>
     <w:uiPriority w:val="99"/>
     <w:pPr>
       <w:pBdr/>
@@ -27304,9 +27413,9 @@
       </w:tcPr>
     </w:tblStylePr>
   </w:style>
-  <w:style w:type="table" w:styleId="816">
+  <w:style w:type="table" w:styleId="818">
     <w:name w:val="List Table 3 - Accent 4"/>
-    <w:basedOn w:val="913"/>
+    <w:basedOn w:val="915"/>
     <w:uiPriority w:val="99"/>
     <w:pPr>
       <w:pBdr/>
@@ -27532,9 +27641,9 @@
       </w:tcPr>
     </w:tblStylePr>
   </w:style>
-  <w:style w:type="table" w:styleId="817">
+  <w:style w:type="table" w:styleId="819">
     <w:name w:val="List Table 3 - Accent 5"/>
-    <w:basedOn w:val="913"/>
+    <w:basedOn w:val="915"/>
     <w:uiPriority w:val="99"/>
     <w:pPr>
       <w:pBdr/>
@@ -27760,9 +27869,9 @@
       </w:tcPr>
     </w:tblStylePr>
   </w:style>
-  <w:style w:type="table" w:styleId="818">
+  <w:style w:type="table" w:styleId="820">
     <w:name w:val="List Table 3 - Accent 6"/>
-    <w:basedOn w:val="913"/>
+    <w:basedOn w:val="915"/>
     <w:uiPriority w:val="99"/>
     <w:pPr>
       <w:pBdr/>
@@ -27988,9 +28097,9 @@
       </w:tcPr>
     </w:tblStylePr>
   </w:style>
-  <w:style w:type="table" w:styleId="819">
+  <w:style w:type="table" w:styleId="821">
     <w:name w:val="List Table 4"/>
-    <w:basedOn w:val="913"/>
+    <w:basedOn w:val="915"/>
     <w:uiPriority w:val="99"/>
     <w:pPr>
       <w:pBdr/>
@@ -28213,9 +28322,9 @@
       </w:tcPr>
     </w:tblStylePr>
   </w:style>
-  <w:style w:type="table" w:styleId="820">
+  <w:style w:type="table" w:styleId="822">
     <w:name w:val="List Table 4 - Accent 1"/>
-    <w:basedOn w:val="913"/>
+    <w:basedOn w:val="915"/>
     <w:uiPriority w:val="99"/>
     <w:pPr>
       <w:pBdr/>
@@ -28438,9 +28547,9 @@
       </w:tcPr>
     </w:tblStylePr>
   </w:style>
-  <w:style w:type="table" w:styleId="821">
+  <w:style w:type="table" w:styleId="823">
     <w:name w:val="List Table 4 - Accent 2"/>
-    <w:basedOn w:val="913"/>
+    <w:basedOn w:val="915"/>
     <w:uiPriority w:val="99"/>
     <w:pPr>
       <w:pBdr/>
@@ -28663,9 +28772,9 @@
       </w:tcPr>
     </w:tblStylePr>
   </w:style>
-  <w:style w:type="table" w:styleId="822">
+  <w:style w:type="table" w:styleId="824">
     <w:name w:val="List Table 4 - Accent 3"/>
-    <w:basedOn w:val="913"/>
+    <w:basedOn w:val="915"/>
     <w:uiPriority w:val="99"/>
     <w:pPr>
       <w:pBdr/>
@@ -28888,9 +28997,9 @@
       </w:tcPr>
     </w:tblStylePr>
   </w:style>
-  <w:style w:type="table" w:styleId="823">
+  <w:style w:type="table" w:styleId="825">
     <w:name w:val="List Table 4 - Accent 4"/>
-    <w:basedOn w:val="913"/>
+    <w:basedOn w:val="915"/>
     <w:uiPriority w:val="99"/>
     <w:pPr>
       <w:pBdr/>
@@ -29113,9 +29222,9 @@
       </w:tcPr>
     </w:tblStylePr>
   </w:style>
-  <w:style w:type="table" w:styleId="824">
+  <w:style w:type="table" w:styleId="826">
     <w:name w:val="List Table 4 - Accent 5"/>
-    <w:basedOn w:val="913"/>
+    <w:basedOn w:val="915"/>
     <w:uiPriority w:val="99"/>
     <w:pPr>
       <w:pBdr/>
@@ -29338,9 +29447,9 @@
       </w:tcPr>
     </w:tblStylePr>
   </w:style>
-  <w:style w:type="table" w:styleId="825">
+  <w:style w:type="table" w:styleId="827">
     <w:name w:val="List Table 4 - Accent 6"/>
-    <w:basedOn w:val="913"/>
+    <w:basedOn w:val="915"/>
     <w:uiPriority w:val="99"/>
     <w:pPr>
       <w:pBdr/>
@@ -29563,9 +29672,9 @@
       </w:tcPr>
     </w:tblStylePr>
   </w:style>
-  <w:style w:type="table" w:styleId="826">
+  <w:style w:type="table" w:styleId="828">
     <w:name w:val="List Table 5 Dark"/>
-    <w:basedOn w:val="913"/>
+    <w:basedOn w:val="915"/>
     <w:uiPriority w:val="99"/>
     <w:pPr>
       <w:pBdr/>
@@ -29805,9 +29914,9 @@
       </w:tcPr>
     </w:tblStylePr>
   </w:style>
-  <w:style w:type="table" w:styleId="827">
+  <w:style w:type="table" w:styleId="829">
     <w:name w:val="List Table 5 Dark - Accent 1"/>
-    <w:basedOn w:val="913"/>
+    <w:basedOn w:val="915"/>
     <w:uiPriority w:val="99"/>
     <w:pPr>
       <w:pBdr/>
@@ -30047,9 +30156,9 @@
       </w:tcPr>
     </w:tblStylePr>
   </w:style>
-  <w:style w:type="table" w:styleId="828">
+  <w:style w:type="table" w:styleId="830">
     <w:name w:val="List Table 5 Dark - Accent 2"/>
-    <w:basedOn w:val="913"/>
+    <w:basedOn w:val="915"/>
     <w:uiPriority w:val="99"/>
     <w:pPr>
       <w:pBdr/>
@@ -30289,9 +30398,9 @@
       </w:tcPr>
     </w:tblStylePr>
   </w:style>
-  <w:style w:type="table" w:styleId="829">
+  <w:style w:type="table" w:styleId="831">
     <w:name w:val="List Table 5 Dark - Accent 3"/>
-    <w:basedOn w:val="913"/>
+    <w:basedOn w:val="915"/>
     <w:uiPriority w:val="99"/>
     <w:pPr>
       <w:pBdr/>
@@ -30531,9 +30640,9 @@
       </w:tcPr>
     </w:tblStylePr>
   </w:style>
-  <w:style w:type="table" w:styleId="830">
+  <w:style w:type="table" w:styleId="832">
     <w:name w:val="List Table 5 Dark - Accent 4"/>
-    <w:basedOn w:val="913"/>
+    <w:basedOn w:val="915"/>
     <w:uiPriority w:val="99"/>
     <w:pPr>
       <w:pBdr/>
@@ -30773,9 +30882,9 @@
       </w:tcPr>
     </w:tblStylePr>
   </w:style>
-  <w:style w:type="table" w:styleId="831">
+  <w:style w:type="table" w:styleId="833">
     <w:name w:val="List Table 5 Dark - Accent 5"/>
-    <w:basedOn w:val="913"/>
+    <w:basedOn w:val="915"/>
     <w:uiPriority w:val="99"/>
     <w:pPr>
       <w:pBdr/>
@@ -31015,9 +31124,9 @@
       </w:tcPr>
     </w:tblStylePr>
   </w:style>
-  <w:style w:type="table" w:styleId="832">
+  <w:style w:type="table" w:styleId="834">
     <w:name w:val="List Table 5 Dark - Accent 6"/>
-    <w:basedOn w:val="913"/>
+    <w:basedOn w:val="915"/>
     <w:uiPriority w:val="99"/>
     <w:pPr>
       <w:pBdr/>
@@ -31257,9 +31366,9 @@
       </w:tcPr>
     </w:tblStylePr>
   </w:style>
-  <w:style w:type="table" w:styleId="833">
+  <w:style w:type="table" w:styleId="835">
     <w:name w:val="List Table 6 Colorful"/>
-    <w:basedOn w:val="913"/>
+    <w:basedOn w:val="915"/>
     <w:uiPriority w:val="99"/>
     <w:pPr>
       <w:pBdr/>
@@ -31480,9 +31589,9 @@
       </w:tcPr>
     </w:tblStylePr>
   </w:style>
-  <w:style w:type="table" w:styleId="834">
+  <w:style w:type="table" w:styleId="836">
     <w:name w:val="List Table 6 Colorful - Accent 1"/>
-    <w:basedOn w:val="913"/>
+    <w:basedOn w:val="915"/>
     <w:uiPriority w:val="99"/>
     <w:pPr>
       <w:pBdr/>
@@ -31703,9 +31812,9 @@
       </w:tcPr>
     </w:tblStylePr>
   </w:style>
-  <w:style w:type="table" w:styleId="835">
+  <w:style w:type="table" w:styleId="837">
     <w:name w:val="List Table 6 Colorful - Accent 2"/>
-    <w:basedOn w:val="913"/>
+    <w:basedOn w:val="915"/>
     <w:uiPriority w:val="99"/>
     <w:pPr>
       <w:pBdr/>
@@ -31926,9 +32035,9 @@
       </w:tcPr>
     </w:tblStylePr>
   </w:style>
-  <w:style w:type="table" w:styleId="836">
+  <w:style w:type="table" w:styleId="838">
     <w:name w:val="List Table 6 Colorful - Accent 3"/>
-    <w:basedOn w:val="913"/>
+    <w:basedOn w:val="915"/>
     <w:uiPriority w:val="99"/>
     <w:pPr>
       <w:pBdr/>
@@ -32149,9 +32258,9 @@
       </w:tcPr>
     </w:tblStylePr>
   </w:style>
-  <w:style w:type="table" w:styleId="837">
+  <w:style w:type="table" w:styleId="839">
     <w:name w:val="List Table 6 Colorful - Accent 4"/>
-    <w:basedOn w:val="913"/>
+    <w:basedOn w:val="915"/>
     <w:uiPriority w:val="99"/>
     <w:pPr>
       <w:pBdr/>
@@ -32372,9 +32481,9 @@
       </w:tcPr>
     </w:tblStylePr>
   </w:style>
-  <w:style w:type="table" w:styleId="838">
+  <w:style w:type="table" w:styleId="840">
     <w:name w:val="List Table 6 Colorful - Accent 5"/>
-    <w:basedOn w:val="913"/>
+    <w:basedOn w:val="915"/>
     <w:uiPriority w:val="99"/>
     <w:pPr>
       <w:pBdr/>
@@ -32595,9 +32704,9 @@
       </w:tcPr>
     </w:tblStylePr>
   </w:style>
-  <w:style w:type="table" w:styleId="839">
+  <w:style w:type="table" w:styleId="841">
     <w:name w:val="List Table 6 Colorful - Accent 6"/>
-    <w:basedOn w:val="913"/>
+    <w:basedOn w:val="915"/>
     <w:uiPriority w:val="99"/>
     <w:pPr>
       <w:pBdr/>
@@ -32818,9 +32927,9 @@
       </w:tcPr>
     </w:tblStylePr>
   </w:style>
-  <w:style w:type="table" w:styleId="840">
+  <w:style w:type="table" w:styleId="842">
     <w:name w:val="List Table 7 Colorful"/>
-    <w:basedOn w:val="913"/>
+    <w:basedOn w:val="915"/>
     <w:uiPriority w:val="99"/>
     <w:pPr>
       <w:pBdr/>
@@ -33074,9 +33183,9 @@
       </w:tcPr>
     </w:tblStylePr>
   </w:style>
-  <w:style w:type="table" w:styleId="841">
+  <w:style w:type="table" w:styleId="843">
     <w:name w:val="List Table 7 Colorful - Accent 1"/>
-    <w:basedOn w:val="913"/>
+    <w:basedOn w:val="915"/>
     <w:uiPriority w:val="99"/>
     <w:pPr>
       <w:pBdr/>
@@ -33330,9 +33439,9 @@
       </w:tcPr>
     </w:tblStylePr>
   </w:style>
-  <w:style w:type="table" w:styleId="842">
+  <w:style w:type="table" w:styleId="844">
     <w:name w:val="List Table 7 Colorful - Accent 2"/>
-    <w:basedOn w:val="913"/>
+    <w:basedOn w:val="915"/>
     <w:uiPriority w:val="99"/>
     <w:pPr>
       <w:pBdr/>
@@ -33586,9 +33695,9 @@
       </w:tcPr>
     </w:tblStylePr>
   </w:style>
-  <w:style w:type="table" w:styleId="843">
+  <w:style w:type="table" w:styleId="845">
     <w:name w:val="List Table 7 Colorful - Accent 3"/>
-    <w:basedOn w:val="913"/>
+    <w:basedOn w:val="915"/>
     <w:uiPriority w:val="99"/>
     <w:pPr>
       <w:pBdr/>
@@ -33842,9 +33951,9 @@
       </w:tcPr>
     </w:tblStylePr>
   </w:style>
-  <w:style w:type="table" w:styleId="844">
+  <w:style w:type="table" w:styleId="846">
     <w:name w:val="List Table 7 Colorful - Accent 4"/>
-    <w:basedOn w:val="913"/>
+    <w:basedOn w:val="915"/>
     <w:uiPriority w:val="99"/>
     <w:pPr>
       <w:pBdr/>
@@ -34098,9 +34207,9 @@
       </w:tcPr>
     </w:tblStylePr>
   </w:style>
-  <w:style w:type="table" w:styleId="845">
+  <w:style w:type="table" w:styleId="847">
     <w:name w:val="List Table 7 Colorful - Accent 5"/>
-    <w:basedOn w:val="913"/>
+    <w:basedOn w:val="915"/>
     <w:uiPriority w:val="99"/>
     <w:pPr>
       <w:pBdr/>
@@ -34354,9 +34463,9 @@
       </w:tcPr>
     </w:tblStylePr>
   </w:style>
-  <w:style w:type="table" w:styleId="846">
+  <w:style w:type="table" w:styleId="848">
     <w:name w:val="List Table 7 Colorful - Accent 6"/>
-    <w:basedOn w:val="913"/>
+    <w:basedOn w:val="915"/>
     <w:uiPriority w:val="99"/>
     <w:pPr>
       <w:pBdr/>
@@ -34610,9 +34719,9 @@
       </w:tcPr>
     </w:tblStylePr>
   </w:style>
-  <w:style w:type="table" w:styleId="847">
+  <w:style w:type="table" w:styleId="849">
     <w:name w:val="Lined - Accent"/>
-    <w:basedOn w:val="913"/>
+    <w:basedOn w:val="915"/>
     <w:uiPriority w:val="99"/>
     <w:pPr>
       <w:pBdr/>
@@ -34847,9 +34956,9 @@
       </w:tcPr>
     </w:tblStylePr>
   </w:style>
-  <w:style w:type="table" w:styleId="848">
+  <w:style w:type="table" w:styleId="850">
     <w:name w:val="Lined - Accent 1"/>
-    <w:basedOn w:val="913"/>
+    <w:basedOn w:val="915"/>
     <w:uiPriority w:val="99"/>
     <w:pPr>
       <w:pBdr/>
@@ -35084,9 +35193,9 @@
       </w:tcPr>
     </w:tblStylePr>
   </w:style>
-  <w:style w:type="table" w:styleId="849">
+  <w:style w:type="table" w:styleId="851">
     <w:name w:val="Lined - Accent 2"/>
-    <w:basedOn w:val="913"/>
+    <w:basedOn w:val="915"/>
     <w:uiPriority w:val="99"/>
     <w:pPr>
       <w:pBdr/>
@@ -35321,9 +35430,9 @@
       </w:tcPr>
     </w:tblStylePr>
   </w:style>
-  <w:style w:type="table" w:styleId="850">
+  <w:style w:type="table" w:styleId="852">
     <w:name w:val="Lined - Accent 3"/>
-    <w:basedOn w:val="913"/>
+    <w:basedOn w:val="915"/>
     <w:uiPriority w:val="99"/>
     <w:pPr>
       <w:pBdr/>
@@ -35558,9 +35667,9 @@
       </w:tcPr>
     </w:tblStylePr>
   </w:style>
-  <w:style w:type="table" w:styleId="851">
+  <w:style w:type="table" w:styleId="853">
     <w:name w:val="Lined - Accent 4"/>
-    <w:basedOn w:val="913"/>
+    <w:basedOn w:val="915"/>
     <w:uiPriority w:val="99"/>
     <w:pPr>
       <w:pBdr/>
@@ -35795,9 +35904,9 @@
       </w:tcPr>
     </w:tblStylePr>
   </w:style>
-  <w:style w:type="table" w:styleId="852">
+  <w:style w:type="table" w:styleId="854">
     <w:name w:val="Lined - Accent 5"/>
-    <w:basedOn w:val="913"/>
+    <w:basedOn w:val="915"/>
     <w:uiPriority w:val="99"/>
     <w:pPr>
       <w:pBdr/>
@@ -36032,9 +36141,9 @@
       </w:tcPr>
     </w:tblStylePr>
   </w:style>
-  <w:style w:type="table" w:styleId="853">
+  <w:style w:type="table" w:styleId="855">
     <w:name w:val="Lined - Accent 6"/>
-    <w:basedOn w:val="913"/>
+    <w:basedOn w:val="915"/>
     <w:uiPriority w:val="99"/>
     <w:pPr>
       <w:pBdr/>
@@ -36269,9 +36378,9 @@
       </w:tcPr>
     </w:tblStylePr>
   </w:style>
-  <w:style w:type="table" w:styleId="854">
+  <w:style w:type="table" w:styleId="856">
     <w:name w:val="Bordered &amp; Lined - Accent"/>
-    <w:basedOn w:val="913"/>
+    <w:basedOn w:val="915"/>
     <w:uiPriority w:val="99"/>
     <w:pPr>
       <w:pBdr/>
@@ -36513,9 +36622,9 @@
       </w:tcPr>
     </w:tblStylePr>
   </w:style>
-  <w:style w:type="table" w:styleId="855">
+  <w:style w:type="table" w:styleId="857">
     <w:name w:val="Bordered &amp; Lined - Accent 1"/>
-    <w:basedOn w:val="913"/>
+    <w:basedOn w:val="915"/>
     <w:uiPriority w:val="99"/>
     <w:pPr>
       <w:pBdr/>
@@ -36757,9 +36866,9 @@
       </w:tcPr>
     </w:tblStylePr>
   </w:style>
-  <w:style w:type="table" w:styleId="856">
+  <w:style w:type="table" w:styleId="858">
     <w:name w:val="Bordered &amp; Lined - Accent 2"/>
-    <w:basedOn w:val="913"/>
+    <w:basedOn w:val="915"/>
     <w:uiPriority w:val="99"/>
     <w:pPr>
       <w:pBdr/>
@@ -37001,9 +37110,9 @@
       </w:tcPr>
     </w:tblStylePr>
   </w:style>
-  <w:style w:type="table" w:styleId="857">
+  <w:style w:type="table" w:styleId="859">
     <w:name w:val="Bordered &amp; Lined - Accent 3"/>
-    <w:basedOn w:val="913"/>
+    <w:basedOn w:val="915"/>
     <w:uiPriority w:val="99"/>
     <w:pPr>
       <w:pBdr/>
@@ -37245,9 +37354,9 @@
       </w:tcPr>
     </w:tblStylePr>
   </w:style>
-  <w:style w:type="table" w:styleId="858">
+  <w:style w:type="table" w:styleId="860">
     <w:name w:val="Bordered &amp; Lined - Accent 4"/>
-    <w:basedOn w:val="913"/>
+    <w:basedOn w:val="915"/>
     <w:uiPriority w:val="99"/>
     <w:pPr>
       <w:pBdr/>
@@ -37489,9 +37598,9 @@
       </w:tcPr>
     </w:tblStylePr>
   </w:style>
-  <w:style w:type="table" w:styleId="859">
+  <w:style w:type="table" w:styleId="861">
     <w:name w:val="Bordered &amp; Lined - Accent 5"/>
-    <w:basedOn w:val="913"/>
+    <w:basedOn w:val="915"/>
     <w:uiPriority w:val="99"/>
     <w:pPr>
       <w:pBdr/>
@@ -37733,9 +37842,9 @@
       </w:tcPr>
     </w:tblStylePr>
   </w:style>
-  <w:style w:type="table" w:styleId="860">
+  <w:style w:type="table" w:styleId="862">
     <w:name w:val="Bordered &amp; Lined - Accent 6"/>
-    <w:basedOn w:val="913"/>
+    <w:basedOn w:val="915"/>
     <w:uiPriority w:val="99"/>
     <w:pPr>
       <w:pBdr/>
@@ -37977,9 +38086,9 @@
       </w:tcPr>
     </w:tblStylePr>
   </w:style>
-  <w:style w:type="table" w:styleId="861">
+  <w:style w:type="table" w:styleId="863">
     <w:name w:val="Bordered"/>
-    <w:basedOn w:val="913"/>
+    <w:basedOn w:val="915"/>
     <w:uiPriority w:val="99"/>
     <w:pPr>
       <w:pBdr/>
@@ -38208,9 +38317,9 @@
       </w:tcPr>
     </w:tblStylePr>
   </w:style>
-  <w:style w:type="table" w:styleId="862">
+  <w:style w:type="table" w:styleId="864">
     <w:name w:val="Bordered - Accent 1"/>
-    <w:basedOn w:val="913"/>
+    <w:basedOn w:val="915"/>
     <w:uiPriority w:val="99"/>
     <w:pPr>
       <w:pBdr/>
@@ -38439,9 +38548,9 @@
       </w:tcPr>
     </w:tblStylePr>
   </w:style>
-  <w:style w:type="table" w:styleId="863">
+  <w:style w:type="table" w:styleId="865">
     <w:name w:val="Bordered - Accent 2"/>
-    <w:basedOn w:val="913"/>
+    <w:basedOn w:val="915"/>
     <w:uiPriority w:val="99"/>
     <w:pPr>
       <w:pBdr/>
@@ -38670,9 +38779,9 @@
       </w:tcPr>
     </w:tblStylePr>
   </w:style>
-  <w:style w:type="table" w:styleId="864">
+  <w:style w:type="table" w:styleId="866">
     <w:name w:val="Bordered - Accent 3"/>
-    <w:basedOn w:val="913"/>
+    <w:basedOn w:val="915"/>
     <w:uiPriority w:val="99"/>
     <w:pPr>
       <w:pBdr/>
@@ -38901,9 +39010,9 @@
       </w:tcPr>
     </w:tblStylePr>
   </w:style>
-  <w:style w:type="table" w:styleId="865">
+  <w:style w:type="table" w:styleId="867">
     <w:name w:val="Bordered - Accent 4"/>
-    <w:basedOn w:val="913"/>
+    <w:basedOn w:val="915"/>
     <w:uiPriority w:val="99"/>
     <w:pPr>
       <w:pBdr/>
@@ -39132,9 +39241,9 @@
       </w:tcPr>
     </w:tblStylePr>
   </w:style>
-  <w:style w:type="table" w:styleId="866">
+  <w:style w:type="table" w:styleId="868">
     <w:name w:val="Bordered - Accent 5"/>
-    <w:basedOn w:val="913"/>
+    <w:basedOn w:val="915"/>
     <w:uiPriority w:val="99"/>
     <w:pPr>
       <w:pBdr/>
@@ -39363,9 +39472,9 @@
       </w:tcPr>
     </w:tblStylePr>
   </w:style>
-  <w:style w:type="table" w:styleId="867">
+  <w:style w:type="table" w:styleId="869">
     <w:name w:val="Bordered - Accent 6"/>
-    <w:basedOn w:val="913"/>
+    <w:basedOn w:val="915"/>
     <w:uiPriority w:val="99"/>
     <w:pPr>
       <w:pBdr/>
@@ -39594,10 +39703,10 @@
       </w:tcPr>
     </w:tblStylePr>
   </w:style>
-  <w:style w:type="character" w:styleId="868">
+  <w:style w:type="character" w:styleId="870">
     <w:name w:val="Heading 1 Char"/>
-    <w:basedOn w:val="912"/>
-    <w:link w:val="903"/>
+    <w:basedOn w:val="914"/>
+    <w:link w:val="905"/>
     <w:uiPriority w:val="9"/>
     <w:pPr>
       <w:pBdr/>
@@ -39611,10 +39720,10 @@
       <w:szCs w:val="40"/>
     </w:rPr>
   </w:style>
-  <w:style w:type="character" w:styleId="869">
+  <w:style w:type="character" w:styleId="871">
     <w:name w:val="Heading 2 Char"/>
-    <w:basedOn w:val="912"/>
-    <w:link w:val="904"/>
+    <w:basedOn w:val="914"/>
+    <w:link w:val="906"/>
     <w:uiPriority w:val="9"/>
     <w:pPr>
       <w:pBdr/>
@@ -39628,10 +39737,10 @@
       <w:szCs w:val="32"/>
     </w:rPr>
   </w:style>
-  <w:style w:type="character" w:styleId="870">
+  <w:style w:type="character" w:styleId="872">
     <w:name w:val="Heading 3 Char"/>
-    <w:basedOn w:val="912"/>
-    <w:link w:val="905"/>
+    <w:basedOn w:val="914"/>
+    <w:link w:val="907"/>
     <w:uiPriority w:val="9"/>
     <w:pPr>
       <w:pBdr/>
@@ -39645,10 +39754,10 @@
       <w:szCs w:val="28"/>
     </w:rPr>
   </w:style>
-  <w:style w:type="character" w:styleId="871">
+  <w:style w:type="character" w:styleId="873">
     <w:name w:val="Heading 4 Char"/>
-    <w:basedOn w:val="912"/>
-    <w:link w:val="906"/>
+    <w:basedOn w:val="914"/>
+    <w:link w:val="908"/>
     <w:uiPriority w:val="9"/>
     <w:pPr>
       <w:pBdr/>
@@ -39662,10 +39771,10 @@
       <w:color w:val="0f4761" w:themeColor="accent1" w:themeShade="BF"/>
     </w:rPr>
   </w:style>
-  <w:style w:type="character" w:styleId="872">
+  <w:style w:type="character" w:styleId="874">
     <w:name w:val="Heading 5 Char"/>
-    <w:basedOn w:val="912"/>
-    <w:link w:val="907"/>
+    <w:basedOn w:val="914"/>
+    <w:link w:val="909"/>
     <w:uiPriority w:val="9"/>
     <w:pPr>
       <w:pBdr/>
@@ -39677,10 +39786,10 @@
       <w:color w:val="0f4761" w:themeColor="accent1" w:themeShade="BF"/>
     </w:rPr>
   </w:style>
-  <w:style w:type="character" w:styleId="873">
+  <w:style w:type="character" w:styleId="875">
     <w:name w:val="Heading 6 Char"/>
-    <w:basedOn w:val="912"/>
-    <w:link w:val="908"/>
+    <w:basedOn w:val="914"/>
+    <w:link w:val="910"/>
     <w:uiPriority w:val="9"/>
     <w:pPr>
       <w:pBdr/>
@@ -39694,10 +39803,10 @@
       <w:color w:val="595959" w:themeColor="text1" w:themeTint="A6"/>
     </w:rPr>
   </w:style>
-  <w:style w:type="character" w:styleId="874">
+  <w:style w:type="character" w:styleId="876">
     <w:name w:val="Heading 7 Char"/>
-    <w:basedOn w:val="912"/>
-    <w:link w:val="909"/>
+    <w:basedOn w:val="914"/>
+    <w:link w:val="911"/>
     <w:uiPriority w:val="9"/>
     <w:pPr>
       <w:pBdr/>
@@ -39709,10 +39818,10 @@
       <w:color w:val="595959" w:themeColor="text1" w:themeTint="A6"/>
     </w:rPr>
   </w:style>
-  <w:style w:type="character" w:styleId="875">
+  <w:style w:type="character" w:styleId="877">
     <w:name w:val="Heading 8 Char"/>
-    <w:basedOn w:val="912"/>
-    <w:link w:val="910"/>
+    <w:basedOn w:val="914"/>
+    <w:link w:val="912"/>
     <w:uiPriority w:val="9"/>
     <w:pPr>
       <w:pBdr/>
@@ -39726,10 +39835,10 @@
       <w:color w:val="272727" w:themeColor="text1" w:themeTint="D8"/>
     </w:rPr>
   </w:style>
-  <w:style w:type="character" w:styleId="876">
+  <w:style w:type="character" w:styleId="878">
     <w:name w:val="Heading 9 Char"/>
-    <w:basedOn w:val="912"/>
-    <w:link w:val="911"/>
+    <w:basedOn w:val="914"/>
+    <w:link w:val="913"/>
     <w:uiPriority w:val="9"/>
     <w:pPr>
       <w:pBdr/>
@@ -39743,10 +39852,10 @@
       <w:color w:val="272727" w:themeColor="text1" w:themeTint="D8"/>
     </w:rPr>
   </w:style>
-  <w:style w:type="character" w:styleId="877">
+  <w:style w:type="character" w:styleId="879">
     <w:name w:val="Title Char"/>
-    <w:basedOn w:val="912"/>
-    <w:link w:val="923"/>
+    <w:basedOn w:val="914"/>
+    <w:link w:val="925"/>
     <w:uiPriority w:val="10"/>
     <w:pPr>
       <w:pBdr/>
@@ -39760,10 +39869,10 @@
       <w:szCs w:val="56"/>
     </w:rPr>
   </w:style>
-  <w:style w:type="character" w:styleId="878">
+  <w:style w:type="character" w:styleId="880">
     <w:name w:val="Subtitle Char"/>
-    <w:basedOn w:val="912"/>
-    <w:link w:val="925"/>
+    <w:basedOn w:val="914"/>
+    <w:link w:val="927"/>
     <w:uiPriority w:val="11"/>
     <w:pPr>
       <w:pBdr/>
@@ -39777,10 +39886,10 @@
       <w:szCs w:val="28"/>
     </w:rPr>
   </w:style>
-  <w:style w:type="character" w:styleId="879">
+  <w:style w:type="character" w:styleId="881">
     <w:name w:val="Quote Char"/>
-    <w:basedOn w:val="912"/>
-    <w:link w:val="948"/>
+    <w:basedOn w:val="914"/>
+    <w:link w:val="950"/>
     <w:uiPriority w:val="29"/>
     <w:pPr>
       <w:pBdr/>
@@ -39793,10 +39902,10 @@
       <w:color w:val="404040" w:themeColor="text1" w:themeTint="BF"/>
     </w:rPr>
   </w:style>
-  <w:style w:type="character" w:styleId="880">
+  <w:style w:type="character" w:styleId="882">
     <w:name w:val="Intense Quote Char"/>
-    <w:basedOn w:val="912"/>
-    <w:link w:val="959"/>
+    <w:basedOn w:val="914"/>
+    <w:link w:val="961"/>
     <w:uiPriority w:val="30"/>
     <w:pPr>
       <w:pBdr/>
@@ -39809,20 +39918,9 @@
       <w:color w:val="0f4761" w:themeColor="accent1" w:themeShade="BF"/>
     </w:rPr>
   </w:style>
-  <w:style w:type="character" w:styleId="881">
+  <w:style w:type="character" w:styleId="883">
     <w:name w:val="Header Char"/>
-    <w:basedOn w:val="912"/>
-    <w:link w:val="915"/>
-    <w:uiPriority w:val="99"/>
-    <w:pPr>
-      <w:pBdr/>
-      <w:spacing/>
-      <w:ind/>
-    </w:pPr>
-  </w:style>
-  <w:style w:type="character" w:styleId="882">
-    <w:name w:val="Footer Char"/>
-    <w:basedOn w:val="912"/>
+    <w:basedOn w:val="914"/>
     <w:link w:val="917"/>
     <w:uiPriority w:val="99"/>
     <w:pPr>
@@ -39831,10 +39929,21 @@
       <w:ind/>
     </w:pPr>
   </w:style>
-  <w:style w:type="paragraph" w:styleId="883">
+  <w:style w:type="character" w:styleId="884">
+    <w:name w:val="Footer Char"/>
+    <w:basedOn w:val="914"/>
+    <w:link w:val="919"/>
+    <w:uiPriority w:val="99"/>
+    <w:pPr>
+      <w:pBdr/>
+      <w:spacing/>
+      <w:ind/>
+    </w:pPr>
+  </w:style>
+  <w:style w:type="paragraph" w:styleId="885">
     <w:name w:val="footnote text"/>
-    <w:basedOn w:val="902"/>
-    <w:link w:val="884"/>
+    <w:basedOn w:val="904"/>
+    <w:link w:val="886"/>
     <w:uiPriority w:val="99"/>
     <w:semiHidden/>
     <w:unhideWhenUsed/>
@@ -39848,10 +39957,10 @@
       <w:szCs w:val="20"/>
     </w:rPr>
   </w:style>
-  <w:style w:type="character" w:styleId="884">
+  <w:style w:type="character" w:styleId="886">
     <w:name w:val="Footnote Text Char"/>
-    <w:basedOn w:val="912"/>
-    <w:link w:val="883"/>
+    <w:basedOn w:val="914"/>
+    <w:link w:val="885"/>
     <w:uiPriority w:val="99"/>
     <w:semiHidden/>
     <w:pPr>
@@ -39864,9 +39973,9 @@
       <w:szCs w:val="20"/>
     </w:rPr>
   </w:style>
-  <w:style w:type="character" w:styleId="885">
+  <w:style w:type="character" w:styleId="887">
     <w:name w:val="footnote reference"/>
-    <w:basedOn w:val="912"/>
+    <w:basedOn w:val="914"/>
     <w:uiPriority w:val="99"/>
     <w:semiHidden/>
     <w:unhideWhenUsed/>
@@ -39879,10 +39988,10 @@
       <w:vertAlign w:val="superscript"/>
     </w:rPr>
   </w:style>
-  <w:style w:type="paragraph" w:styleId="886">
+  <w:style w:type="paragraph" w:styleId="888">
     <w:name w:val="endnote text"/>
-    <w:basedOn w:val="902"/>
-    <w:link w:val="887"/>
+    <w:basedOn w:val="904"/>
+    <w:link w:val="889"/>
     <w:uiPriority w:val="99"/>
     <w:semiHidden/>
     <w:unhideWhenUsed/>
@@ -39896,10 +40005,10 @@
       <w:szCs w:val="20"/>
     </w:rPr>
   </w:style>
-  <w:style w:type="character" w:styleId="887">
+  <w:style w:type="character" w:styleId="889">
     <w:name w:val="Endnote Text Char"/>
-    <w:basedOn w:val="912"/>
-    <w:link w:val="886"/>
+    <w:basedOn w:val="914"/>
+    <w:link w:val="888"/>
     <w:uiPriority w:val="99"/>
     <w:semiHidden/>
     <w:pPr>
@@ -39912,9 +40021,9 @@
       <w:szCs w:val="20"/>
     </w:rPr>
   </w:style>
-  <w:style w:type="character" w:styleId="888">
+  <w:style w:type="character" w:styleId="890">
     <w:name w:val="endnote reference"/>
-    <w:basedOn w:val="912"/>
+    <w:basedOn w:val="914"/>
     <w:uiPriority w:val="99"/>
     <w:semiHidden/>
     <w:unhideWhenUsed/>
@@ -39927,9 +40036,9 @@
       <w:vertAlign w:val="superscript"/>
     </w:rPr>
   </w:style>
-  <w:style w:type="character" w:styleId="889">
+  <w:style w:type="character" w:styleId="891">
     <w:name w:val="Hyperlink"/>
-    <w:basedOn w:val="912"/>
+    <w:basedOn w:val="914"/>
     <w:uiPriority w:val="99"/>
     <w:unhideWhenUsed/>
     <w:pPr>
@@ -39942,9 +40051,9 @@
       <w:u w:val="single"/>
     </w:rPr>
   </w:style>
-  <w:style w:type="character" w:styleId="890">
+  <w:style w:type="character" w:styleId="892">
     <w:name w:val="FollowedHyperlink"/>
-    <w:basedOn w:val="912"/>
+    <w:basedOn w:val="914"/>
     <w:uiPriority w:val="99"/>
     <w:semiHidden/>
     <w:unhideWhenUsed/>
@@ -39958,10 +40067,10 @@
       <w:u w:val="single"/>
     </w:rPr>
   </w:style>
-  <w:style w:type="paragraph" w:styleId="891">
+  <w:style w:type="paragraph" w:styleId="893">
     <w:name w:val="toc 1"/>
-    <w:basedOn w:val="902"/>
-    <w:next w:val="902"/>
+    <w:basedOn w:val="904"/>
+    <w:next w:val="904"/>
     <w:uiPriority w:val="39"/>
     <w:unhideWhenUsed/>
     <w:pPr>
@@ -39970,10 +40079,10 @@
       <w:ind/>
     </w:pPr>
   </w:style>
-  <w:style w:type="paragraph" w:styleId="892">
+  <w:style w:type="paragraph" w:styleId="894">
     <w:name w:val="toc 2"/>
-    <w:basedOn w:val="902"/>
-    <w:next w:val="902"/>
+    <w:basedOn w:val="904"/>
+    <w:next w:val="904"/>
     <w:uiPriority w:val="39"/>
     <w:unhideWhenUsed/>
     <w:pPr>
@@ -39982,10 +40091,10 @@
       <w:ind w:left="220"/>
     </w:pPr>
   </w:style>
-  <w:style w:type="paragraph" w:styleId="893">
+  <w:style w:type="paragraph" w:styleId="895">
     <w:name w:val="toc 3"/>
-    <w:basedOn w:val="902"/>
-    <w:next w:val="902"/>
+    <w:basedOn w:val="904"/>
+    <w:next w:val="904"/>
     <w:uiPriority w:val="39"/>
     <w:unhideWhenUsed/>
     <w:pPr>
@@ -39994,10 +40103,10 @@
       <w:ind w:left="440"/>
     </w:pPr>
   </w:style>
-  <w:style w:type="paragraph" w:styleId="894">
+  <w:style w:type="paragraph" w:styleId="896">
     <w:name w:val="toc 4"/>
-    <w:basedOn w:val="902"/>
-    <w:next w:val="902"/>
+    <w:basedOn w:val="904"/>
+    <w:next w:val="904"/>
     <w:uiPriority w:val="39"/>
     <w:unhideWhenUsed/>
     <w:pPr>
@@ -40006,10 +40115,10 @@
       <w:ind w:left="660"/>
     </w:pPr>
   </w:style>
-  <w:style w:type="paragraph" w:styleId="895">
+  <w:style w:type="paragraph" w:styleId="897">
     <w:name w:val="toc 5"/>
-    <w:basedOn w:val="902"/>
-    <w:next w:val="902"/>
+    <w:basedOn w:val="904"/>
+    <w:next w:val="904"/>
     <w:uiPriority w:val="39"/>
     <w:unhideWhenUsed/>
     <w:pPr>
@@ -40018,10 +40127,10 @@
       <w:ind w:left="880"/>
     </w:pPr>
   </w:style>
-  <w:style w:type="paragraph" w:styleId="896">
+  <w:style w:type="paragraph" w:styleId="898">
     <w:name w:val="toc 6"/>
-    <w:basedOn w:val="902"/>
-    <w:next w:val="902"/>
+    <w:basedOn w:val="904"/>
+    <w:next w:val="904"/>
     <w:uiPriority w:val="39"/>
     <w:unhideWhenUsed/>
     <w:pPr>
@@ -40030,10 +40139,10 @@
       <w:ind w:left="1100"/>
     </w:pPr>
   </w:style>
-  <w:style w:type="paragraph" w:styleId="897">
+  <w:style w:type="paragraph" w:styleId="899">
     <w:name w:val="toc 7"/>
-    <w:basedOn w:val="902"/>
-    <w:next w:val="902"/>
+    <w:basedOn w:val="904"/>
+    <w:next w:val="904"/>
     <w:uiPriority w:val="39"/>
     <w:unhideWhenUsed/>
     <w:pPr>
@@ -40042,10 +40151,10 @@
       <w:ind w:left="1320"/>
     </w:pPr>
   </w:style>
-  <w:style w:type="paragraph" w:styleId="898">
+  <w:style w:type="paragraph" w:styleId="900">
     <w:name w:val="toc 8"/>
-    <w:basedOn w:val="902"/>
-    <w:next w:val="902"/>
+    <w:basedOn w:val="904"/>
+    <w:next w:val="904"/>
     <w:uiPriority w:val="39"/>
     <w:unhideWhenUsed/>
     <w:pPr>
@@ -40054,10 +40163,10 @@
       <w:ind w:left="1540"/>
     </w:pPr>
   </w:style>
-  <w:style w:type="paragraph" w:styleId="899">
+  <w:style w:type="paragraph" w:styleId="901">
     <w:name w:val="toc 9"/>
-    <w:basedOn w:val="902"/>
-    <w:next w:val="902"/>
+    <w:basedOn w:val="904"/>
+    <w:next w:val="904"/>
     <w:uiPriority w:val="39"/>
     <w:unhideWhenUsed/>
     <w:pPr>
@@ -40066,9 +40175,9 @@
       <w:ind w:left="1760"/>
     </w:pPr>
   </w:style>
-  <w:style w:type="character" w:styleId="900">
+  <w:style w:type="character" w:styleId="902">
     <w:name w:val="Placeholder Text"/>
-    <w:basedOn w:val="912"/>
+    <w:basedOn w:val="914"/>
     <w:uiPriority w:val="99"/>
     <w:semiHidden/>
     <w:pPr>
@@ -40080,10 +40189,10 @@
       <w:color w:val="666666"/>
     </w:rPr>
   </w:style>
-  <w:style w:type="paragraph" w:styleId="901">
+  <w:style w:type="paragraph" w:styleId="903">
     <w:name w:val="table of figures"/>
-    <w:basedOn w:val="902"/>
-    <w:next w:val="902"/>
+    <w:basedOn w:val="904"/>
+    <w:next w:val="904"/>
     <w:uiPriority w:val="99"/>
     <w:unhideWhenUsed/>
     <w:pPr>
@@ -40092,7 +40201,7 @@
       <w:ind/>
     </w:pPr>
   </w:style>
-  <w:style w:type="paragraph" w:styleId="902" w:default="1">
+  <w:style w:type="paragraph" w:styleId="904" w:default="1">
     <w:name w:val="Normal"/>
     <w:qFormat/>
     <w:pPr>
@@ -40105,11 +40214,11 @@
       <w:sz w:val="20"/>
     </w:rPr>
   </w:style>
-  <w:style w:type="paragraph" w:styleId="903">
+  <w:style w:type="paragraph" w:styleId="905">
     <w:name w:val="Heading 1"/>
-    <w:basedOn w:val="902"/>
-    <w:next w:val="902"/>
-    <w:link w:val="920"/>
+    <w:basedOn w:val="904"/>
+    <w:next w:val="904"/>
+    <w:link w:val="922"/>
     <w:uiPriority w:val="9"/>
     <w:qFormat/>
     <w:pPr>
@@ -40129,11 +40238,11 @@
       <w:szCs w:val="28"/>
     </w:rPr>
   </w:style>
-  <w:style w:type="paragraph" w:styleId="904">
+  <w:style w:type="paragraph" w:styleId="906">
     <w:name w:val="Heading 2"/>
-    <w:basedOn w:val="902"/>
-    <w:next w:val="902"/>
-    <w:link w:val="921"/>
+    <w:basedOn w:val="904"/>
+    <w:next w:val="904"/>
+    <w:link w:val="923"/>
     <w:uiPriority w:val="9"/>
     <w:unhideWhenUsed/>
     <w:qFormat/>
@@ -40154,11 +40263,11 @@
       <w:szCs w:val="26"/>
     </w:rPr>
   </w:style>
-  <w:style w:type="paragraph" w:styleId="905">
+  <w:style w:type="paragraph" w:styleId="907">
     <w:name w:val="Heading 3"/>
-    <w:basedOn w:val="902"/>
-    <w:next w:val="902"/>
-    <w:link w:val="922"/>
+    <w:basedOn w:val="904"/>
+    <w:next w:val="904"/>
+    <w:link w:val="924"/>
     <w:uiPriority w:val="9"/>
     <w:unhideWhenUsed/>
     <w:qFormat/>
@@ -40177,11 +40286,11 @@
       <w:color w:val="4f81bd" w:themeColor="accent1"/>
     </w:rPr>
   </w:style>
-  <w:style w:type="paragraph" w:styleId="906">
+  <w:style w:type="paragraph" w:styleId="908">
     <w:name w:val="Heading 4"/>
-    <w:basedOn w:val="902"/>
-    <w:next w:val="902"/>
-    <w:link w:val="950"/>
+    <w:basedOn w:val="904"/>
+    <w:next w:val="904"/>
+    <w:link w:val="952"/>
     <w:uiPriority w:val="9"/>
     <w:semiHidden/>
     <w:unhideWhenUsed/>
@@ -40203,11 +40312,11 @@
       <w:color w:val="4f81bd" w:themeColor="accent1"/>
     </w:rPr>
   </w:style>
-  <w:style w:type="paragraph" w:styleId="907">
+  <w:style w:type="paragraph" w:styleId="909">
     <w:name w:val="Heading 5"/>
-    <w:basedOn w:val="902"/>
-    <w:next w:val="902"/>
-    <w:link w:val="951"/>
+    <w:basedOn w:val="904"/>
+    <w:next w:val="904"/>
+    <w:link w:val="953"/>
     <w:uiPriority w:val="9"/>
     <w:semiHidden/>
     <w:unhideWhenUsed/>
@@ -40225,11 +40334,11 @@
       <w:color w:val="243f60" w:themeColor="accent1" w:themeShade="7F"/>
     </w:rPr>
   </w:style>
-  <w:style w:type="paragraph" w:styleId="908">
+  <w:style w:type="paragraph" w:styleId="910">
     <w:name w:val="Heading 6"/>
-    <w:basedOn w:val="902"/>
-    <w:next w:val="902"/>
-    <w:link w:val="952"/>
+    <w:basedOn w:val="904"/>
+    <w:next w:val="904"/>
+    <w:link w:val="954"/>
     <w:uiPriority w:val="9"/>
     <w:semiHidden/>
     <w:unhideWhenUsed/>
@@ -40249,11 +40358,11 @@
       <w:color w:val="243f60" w:themeColor="accent1" w:themeShade="7F"/>
     </w:rPr>
   </w:style>
-  <w:style w:type="paragraph" w:styleId="909">
+  <w:style w:type="paragraph" w:styleId="911">
     <w:name w:val="Heading 7"/>
-    <w:basedOn w:val="902"/>
-    <w:next w:val="902"/>
-    <w:link w:val="953"/>
+    <w:basedOn w:val="904"/>
+    <w:next w:val="904"/>
+    <w:link w:val="955"/>
     <w:uiPriority w:val="9"/>
     <w:semiHidden/>
     <w:unhideWhenUsed/>
@@ -40273,11 +40382,11 @@
       <w:color w:val="404040" w:themeColor="text1" w:themeTint="BF"/>
     </w:rPr>
   </w:style>
-  <w:style w:type="paragraph" w:styleId="910">
+  <w:style w:type="paragraph" w:styleId="912">
     <w:name w:val="Heading 8"/>
-    <w:basedOn w:val="902"/>
-    <w:next w:val="902"/>
-    <w:link w:val="954"/>
+    <w:basedOn w:val="904"/>
+    <w:next w:val="904"/>
+    <w:link w:val="956"/>
     <w:uiPriority w:val="9"/>
     <w:semiHidden/>
     <w:unhideWhenUsed/>
@@ -40296,11 +40405,11 @@
       <w:szCs w:val="20"/>
     </w:rPr>
   </w:style>
-  <w:style w:type="paragraph" w:styleId="911">
+  <w:style w:type="paragraph" w:styleId="913">
     <w:name w:val="Heading 9"/>
-    <w:basedOn w:val="902"/>
-    <w:next w:val="902"/>
-    <w:link w:val="955"/>
+    <w:basedOn w:val="904"/>
+    <w:next w:val="904"/>
+    <w:link w:val="957"/>
     <w:uiPriority w:val="9"/>
     <w:semiHidden/>
     <w:unhideWhenUsed/>
@@ -40321,7 +40430,7 @@
       <w:szCs w:val="20"/>
     </w:rPr>
   </w:style>
-  <w:style w:type="character" w:styleId="912" w:default="1">
+  <w:style w:type="character" w:styleId="914" w:default="1">
     <w:name w:val="Default Paragraph Font"/>
     <w:uiPriority w:val="1"/>
     <w:semiHidden/>
@@ -40332,7 +40441,7 @@
       <w:ind/>
     </w:pPr>
   </w:style>
-  <w:style w:type="table" w:styleId="913" w:default="1">
+  <w:style w:type="table" w:styleId="915" w:default="1">
     <w:name w:val="Normal Table"/>
     <w:uiPriority w:val="99"/>
     <w:semiHidden/>
@@ -40525,7 +40634,7 @@
       </w:tcPr>
     </w:tblStylePr>
   </w:style>
-  <w:style w:type="numbering" w:styleId="914" w:default="1">
+  <w:style w:type="numbering" w:styleId="916" w:default="1">
     <w:name w:val="No List"/>
     <w:uiPriority w:val="99"/>
     <w:semiHidden/>
@@ -40536,36 +40645,9 @@
       <w:ind/>
     </w:pPr>
   </w:style>
-  <w:style w:type="paragraph" w:styleId="915">
+  <w:style w:type="paragraph" w:styleId="917">
     <w:name w:val="Header"/>
-    <w:basedOn w:val="902"/>
-    <w:link w:val="916"/>
-    <w:uiPriority w:val="99"/>
-    <w:unhideWhenUsed/>
-    <w:pPr>
-      <w:pBdr/>
-      <w:tabs>
-        <w:tab w:val="center" w:leader="none" w:pos="4680"/>
-        <w:tab w:val="right" w:leader="none" w:pos="9360"/>
-      </w:tabs>
-      <w:spacing w:after="0" w:line="240" w:lineRule="auto"/>
-      <w:ind/>
-    </w:pPr>
-  </w:style>
-  <w:style w:type="character" w:styleId="916" w:customStyle="1">
-    <w:name w:val="Sidhuvud Char"/>
-    <w:basedOn w:val="912"/>
-    <w:link w:val="915"/>
-    <w:uiPriority w:val="99"/>
-    <w:pPr>
-      <w:pBdr/>
-      <w:spacing/>
-      <w:ind/>
-    </w:pPr>
-  </w:style>
-  <w:style w:type="paragraph" w:styleId="917">
-    <w:name w:val="Footer"/>
-    <w:basedOn w:val="902"/>
+    <w:basedOn w:val="904"/>
     <w:link w:val="918"/>
     <w:uiPriority w:val="99"/>
     <w:unhideWhenUsed/>
@@ -40580,8 +40662,8 @@
     </w:pPr>
   </w:style>
   <w:style w:type="character" w:styleId="918" w:customStyle="1">
-    <w:name w:val="Sidfot Char"/>
-    <w:basedOn w:val="912"/>
+    <w:name w:val="Sidhuvud Char"/>
+    <w:basedOn w:val="914"/>
     <w:link w:val="917"/>
     <w:uiPriority w:val="99"/>
     <w:pPr>
@@ -40591,6 +40673,33 @@
     </w:pPr>
   </w:style>
   <w:style w:type="paragraph" w:styleId="919">
+    <w:name w:val="Footer"/>
+    <w:basedOn w:val="904"/>
+    <w:link w:val="920"/>
+    <w:uiPriority w:val="99"/>
+    <w:unhideWhenUsed/>
+    <w:pPr>
+      <w:pBdr/>
+      <w:tabs>
+        <w:tab w:val="center" w:leader="none" w:pos="4680"/>
+        <w:tab w:val="right" w:leader="none" w:pos="9360"/>
+      </w:tabs>
+      <w:spacing w:after="0" w:line="240" w:lineRule="auto"/>
+      <w:ind/>
+    </w:pPr>
+  </w:style>
+  <w:style w:type="character" w:styleId="920" w:customStyle="1">
+    <w:name w:val="Sidfot Char"/>
+    <w:basedOn w:val="914"/>
+    <w:link w:val="919"/>
+    <w:uiPriority w:val="99"/>
+    <w:pPr>
+      <w:pBdr/>
+      <w:spacing/>
+      <w:ind/>
+    </w:pPr>
+  </w:style>
+  <w:style w:type="paragraph" w:styleId="921">
     <w:name w:val="No Spacing"/>
     <w:uiPriority w:val="1"/>
     <w:qFormat/>
@@ -40600,10 +40709,10 @@
       <w:ind/>
     </w:pPr>
   </w:style>
-  <w:style w:type="character" w:styleId="920" w:customStyle="1">
+  <w:style w:type="character" w:styleId="922" w:customStyle="1">
     <w:name w:val="Rubrik 1 Char"/>
-    <w:basedOn w:val="912"/>
-    <w:link w:val="903"/>
+    <w:basedOn w:val="914"/>
+    <w:link w:val="905"/>
     <w:uiPriority w:val="9"/>
     <w:pPr>
       <w:pBdr/>
@@ -40619,10 +40728,10 @@
       <w:szCs w:val="28"/>
     </w:rPr>
   </w:style>
-  <w:style w:type="character" w:styleId="921" w:customStyle="1">
+  <w:style w:type="character" w:styleId="923" w:customStyle="1">
     <w:name w:val="Rubrik 2 Char"/>
-    <w:basedOn w:val="912"/>
-    <w:link w:val="904"/>
+    <w:basedOn w:val="914"/>
+    <w:link w:val="906"/>
     <w:uiPriority w:val="9"/>
     <w:pPr>
       <w:pBdr/>
@@ -40638,10 +40747,10 @@
       <w:szCs w:val="26"/>
     </w:rPr>
   </w:style>
-  <w:style w:type="character" w:styleId="922" w:customStyle="1">
+  <w:style w:type="character" w:styleId="924" w:customStyle="1">
     <w:name w:val="Rubrik 3 Char"/>
-    <w:basedOn w:val="912"/>
-    <w:link w:val="905"/>
+    <w:basedOn w:val="914"/>
+    <w:link w:val="907"/>
     <w:uiPriority w:val="9"/>
     <w:pPr>
       <w:pBdr/>
@@ -40655,11 +40764,11 @@
       <w:color w:val="4f81bd" w:themeColor="accent1"/>
     </w:rPr>
   </w:style>
-  <w:style w:type="paragraph" w:styleId="923">
+  <w:style w:type="paragraph" w:styleId="925">
     <w:name w:val="Title"/>
-    <w:basedOn w:val="902"/>
-    <w:next w:val="902"/>
-    <w:link w:val="924"/>
+    <w:basedOn w:val="904"/>
+    <w:next w:val="904"/>
+    <w:link w:val="926"/>
     <w:uiPriority w:val="10"/>
     <w:qFormat/>
     <w:pPr>
@@ -40678,10 +40787,10 @@
       <w:szCs w:val="52"/>
     </w:rPr>
   </w:style>
-  <w:style w:type="character" w:styleId="924" w:customStyle="1">
+  <w:style w:type="character" w:styleId="926" w:customStyle="1">
     <w:name w:val="Rubrik Char"/>
-    <w:basedOn w:val="912"/>
-    <w:link w:val="923"/>
+    <w:basedOn w:val="914"/>
+    <w:link w:val="925"/>
     <w:uiPriority w:val="10"/>
     <w:pPr>
       <w:pBdr/>
@@ -40696,11 +40805,11 @@
       <w:szCs w:val="52"/>
     </w:rPr>
   </w:style>
-  <w:style w:type="paragraph" w:styleId="925">
+  <w:style w:type="paragraph" w:styleId="927">
     <w:name w:val="Subtitle"/>
-    <w:basedOn w:val="902"/>
-    <w:next w:val="902"/>
-    <w:link w:val="926"/>
+    <w:basedOn w:val="904"/>
+    <w:next w:val="904"/>
+    <w:link w:val="928"/>
     <w:uiPriority w:val="11"/>
     <w:qFormat/>
     <w:pPr>
@@ -40721,10 +40830,10 @@
       <w:szCs w:val="24"/>
     </w:rPr>
   </w:style>
-  <w:style w:type="character" w:styleId="926" w:customStyle="1">
+  <w:style w:type="character" w:styleId="928" w:customStyle="1">
     <w:name w:val="Underrubrik Char"/>
-    <w:basedOn w:val="912"/>
-    <w:link w:val="925"/>
+    <w:basedOn w:val="914"/>
+    <w:link w:val="927"/>
     <w:uiPriority w:val="11"/>
     <w:pPr>
       <w:pBdr/>
@@ -40741,9 +40850,9 @@
       <w:szCs w:val="24"/>
     </w:rPr>
   </w:style>
-  <w:style w:type="paragraph" w:styleId="927">
+  <w:style w:type="paragraph" w:styleId="929">
     <w:name w:val="List Paragraph"/>
-    <w:basedOn w:val="902"/>
+    <w:basedOn w:val="904"/>
     <w:uiPriority w:val="34"/>
     <w:qFormat/>
     <w:pPr>
@@ -40753,10 +40862,10 @@
       <w:contextualSpacing w:val="true"/>
     </w:pPr>
   </w:style>
-  <w:style w:type="paragraph" w:styleId="928">
+  <w:style w:type="paragraph" w:styleId="930">
     <w:name w:val="Body Text"/>
-    <w:basedOn w:val="902"/>
-    <w:link w:val="929"/>
+    <w:basedOn w:val="904"/>
+    <w:link w:val="931"/>
     <w:uiPriority w:val="99"/>
     <w:unhideWhenUsed/>
     <w:pPr>
@@ -40765,32 +40874,9 @@
       <w:ind/>
     </w:pPr>
   </w:style>
-  <w:style w:type="character" w:styleId="929" w:customStyle="1">
+  <w:style w:type="character" w:styleId="931" w:customStyle="1">
     <w:name w:val="Brödtext Char"/>
-    <w:basedOn w:val="912"/>
-    <w:link w:val="928"/>
-    <w:uiPriority w:val="99"/>
-    <w:pPr>
-      <w:pBdr/>
-      <w:spacing/>
-      <w:ind/>
-    </w:pPr>
-  </w:style>
-  <w:style w:type="paragraph" w:styleId="930">
-    <w:name w:val="Body Text 2"/>
-    <w:basedOn w:val="902"/>
-    <w:link w:val="931"/>
-    <w:uiPriority w:val="99"/>
-    <w:unhideWhenUsed/>
-    <w:pPr>
-      <w:pBdr/>
-      <w:spacing w:after="120" w:line="480" w:lineRule="auto"/>
-      <w:ind/>
-    </w:pPr>
-  </w:style>
-  <w:style w:type="character" w:styleId="931" w:customStyle="1">
-    <w:name w:val="Brödtext 2 Char"/>
-    <w:basedOn w:val="912"/>
+    <w:basedOn w:val="914"/>
     <w:link w:val="930"/>
     <w:uiPriority w:val="99"/>
     <w:pPr>
@@ -40800,9 +40886,32 @@
     </w:pPr>
   </w:style>
   <w:style w:type="paragraph" w:styleId="932">
+    <w:name w:val="Body Text 2"/>
+    <w:basedOn w:val="904"/>
+    <w:link w:val="933"/>
+    <w:uiPriority w:val="99"/>
+    <w:unhideWhenUsed/>
+    <w:pPr>
+      <w:pBdr/>
+      <w:spacing w:after="120" w:line="480" w:lineRule="auto"/>
+      <w:ind/>
+    </w:pPr>
+  </w:style>
+  <w:style w:type="character" w:styleId="933" w:customStyle="1">
+    <w:name w:val="Brödtext 2 Char"/>
+    <w:basedOn w:val="914"/>
+    <w:link w:val="932"/>
+    <w:uiPriority w:val="99"/>
+    <w:pPr>
+      <w:pBdr/>
+      <w:spacing/>
+      <w:ind/>
+    </w:pPr>
+  </w:style>
+  <w:style w:type="paragraph" w:styleId="934">
     <w:name w:val="Body Text 3"/>
-    <w:basedOn w:val="902"/>
-    <w:link w:val="933"/>
+    <w:basedOn w:val="904"/>
+    <w:link w:val="935"/>
     <w:uiPriority w:val="99"/>
     <w:unhideWhenUsed/>
     <w:pPr>
@@ -40815,10 +40924,10 @@
       <w:szCs w:val="16"/>
     </w:rPr>
   </w:style>
-  <w:style w:type="character" w:styleId="933" w:customStyle="1">
+  <w:style w:type="character" w:styleId="935" w:customStyle="1">
     <w:name w:val="Brödtext 3 Char"/>
-    <w:basedOn w:val="912"/>
-    <w:link w:val="932"/>
+    <w:basedOn w:val="914"/>
+    <w:link w:val="934"/>
     <w:uiPriority w:val="99"/>
     <w:pPr>
       <w:pBdr/>
@@ -40830,9 +40939,9 @@
       <w:szCs w:val="16"/>
     </w:rPr>
   </w:style>
-  <w:style w:type="paragraph" w:styleId="934">
+  <w:style w:type="paragraph" w:styleId="936">
     <w:name w:val="List"/>
-    <w:basedOn w:val="902"/>
+    <w:basedOn w:val="904"/>
     <w:uiPriority w:val="99"/>
     <w:unhideWhenUsed/>
     <w:pPr>
@@ -40842,9 +40951,9 @@
       <w:contextualSpacing w:val="true"/>
     </w:pPr>
   </w:style>
-  <w:style w:type="paragraph" w:styleId="935">
+  <w:style w:type="paragraph" w:styleId="937">
     <w:name w:val="List 2"/>
-    <w:basedOn w:val="902"/>
+    <w:basedOn w:val="904"/>
     <w:uiPriority w:val="99"/>
     <w:unhideWhenUsed/>
     <w:pPr>
@@ -40854,9 +40963,9 @@
       <w:contextualSpacing w:val="true"/>
     </w:pPr>
   </w:style>
-  <w:style w:type="paragraph" w:styleId="936">
+  <w:style w:type="paragraph" w:styleId="938">
     <w:name w:val="List 3"/>
-    <w:basedOn w:val="902"/>
+    <w:basedOn w:val="904"/>
     <w:uiPriority w:val="99"/>
     <w:unhideWhenUsed/>
     <w:pPr>
@@ -40866,9 +40975,9 @@
       <w:contextualSpacing w:val="true"/>
     </w:pPr>
   </w:style>
-  <w:style w:type="paragraph" w:styleId="937">
+  <w:style w:type="paragraph" w:styleId="939">
     <w:name w:val="List Bullet"/>
-    <w:basedOn w:val="902"/>
+    <w:basedOn w:val="904"/>
     <w:uiPriority w:val="99"/>
     <w:unhideWhenUsed/>
     <w:pPr>
@@ -40881,9 +40990,9 @@
       <w:contextualSpacing w:val="true"/>
     </w:pPr>
   </w:style>
-  <w:style w:type="paragraph" w:styleId="938">
+  <w:style w:type="paragraph" w:styleId="940">
     <w:name w:val="List Bullet 2"/>
-    <w:basedOn w:val="902"/>
+    <w:basedOn w:val="904"/>
     <w:uiPriority w:val="99"/>
     <w:unhideWhenUsed/>
     <w:pPr>
@@ -40896,9 +41005,9 @@
       <w:contextualSpacing w:val="true"/>
     </w:pPr>
   </w:style>
-  <w:style w:type="paragraph" w:styleId="939">
+  <w:style w:type="paragraph" w:styleId="941">
     <w:name w:val="List Bullet 3"/>
-    <w:basedOn w:val="902"/>
+    <w:basedOn w:val="904"/>
     <w:uiPriority w:val="99"/>
     <w:unhideWhenUsed/>
     <w:pPr>
@@ -40911,9 +41020,9 @@
       <w:contextualSpacing w:val="true"/>
     </w:pPr>
   </w:style>
-  <w:style w:type="paragraph" w:styleId="940">
+  <w:style w:type="paragraph" w:styleId="942">
     <w:name w:val="List Number"/>
-    <w:basedOn w:val="902"/>
+    <w:basedOn w:val="904"/>
     <w:uiPriority w:val="99"/>
     <w:unhideWhenUsed/>
     <w:pPr>
@@ -40926,9 +41035,9 @@
       <w:contextualSpacing w:val="true"/>
     </w:pPr>
   </w:style>
-  <w:style w:type="paragraph" w:styleId="941">
+  <w:style w:type="paragraph" w:styleId="943">
     <w:name w:val="List Number 2"/>
-    <w:basedOn w:val="902"/>
+    <w:basedOn w:val="904"/>
     <w:uiPriority w:val="99"/>
     <w:unhideWhenUsed/>
     <w:pPr>
@@ -40941,9 +41050,9 @@
       <w:contextualSpacing w:val="true"/>
     </w:pPr>
   </w:style>
-  <w:style w:type="paragraph" w:styleId="942">
+  <w:style w:type="paragraph" w:styleId="944">
     <w:name w:val="List Number 3"/>
-    <w:basedOn w:val="902"/>
+    <w:basedOn w:val="904"/>
     <w:uiPriority w:val="99"/>
     <w:unhideWhenUsed/>
     <w:pPr>
@@ -40956,9 +41065,9 @@
       <w:contextualSpacing w:val="true"/>
     </w:pPr>
   </w:style>
-  <w:style w:type="paragraph" w:styleId="943">
+  <w:style w:type="paragraph" w:styleId="945">
     <w:name w:val="List Continue"/>
-    <w:basedOn w:val="902"/>
+    <w:basedOn w:val="904"/>
     <w:uiPriority w:val="99"/>
     <w:unhideWhenUsed/>
     <w:pPr>
@@ -40968,9 +41077,9 @@
       <w:contextualSpacing w:val="true"/>
     </w:pPr>
   </w:style>
-  <w:style w:type="paragraph" w:styleId="944">
+  <w:style w:type="paragraph" w:styleId="946">
     <w:name w:val="List Continue 2"/>
-    <w:basedOn w:val="902"/>
+    <w:basedOn w:val="904"/>
     <w:uiPriority w:val="99"/>
     <w:unhideWhenUsed/>
     <w:pPr>
@@ -40980,9 +41089,9 @@
       <w:contextualSpacing w:val="true"/>
     </w:pPr>
   </w:style>
-  <w:style w:type="paragraph" w:styleId="945">
+  <w:style w:type="paragraph" w:styleId="947">
     <w:name w:val="List Continue 3"/>
-    <w:basedOn w:val="902"/>
+    <w:basedOn w:val="904"/>
     <w:uiPriority w:val="99"/>
     <w:unhideWhenUsed/>
     <w:pPr>
@@ -40992,9 +41101,9 @@
       <w:contextualSpacing w:val="true"/>
     </w:pPr>
   </w:style>
-  <w:style w:type="paragraph" w:styleId="946">
+  <w:style w:type="paragraph" w:styleId="948">
     <w:name w:val="macro"/>
-    <w:link w:val="947"/>
+    <w:link w:val="949"/>
     <w:uiPriority w:val="99"/>
     <w:unhideWhenUsed/>
     <w:pPr>
@@ -41017,10 +41126,10 @@
       <w:szCs w:val="20"/>
     </w:rPr>
   </w:style>
-  <w:style w:type="character" w:styleId="947" w:customStyle="1">
+  <w:style w:type="character" w:styleId="949" w:customStyle="1">
     <w:name w:val="Makrotext Char"/>
-    <w:basedOn w:val="912"/>
-    <w:link w:val="946"/>
+    <w:basedOn w:val="914"/>
+    <w:link w:val="948"/>
     <w:uiPriority w:val="99"/>
     <w:pPr>
       <w:pBdr/>
@@ -41033,11 +41142,11 @@
       <w:szCs w:val="20"/>
     </w:rPr>
   </w:style>
-  <w:style w:type="paragraph" w:styleId="948">
+  <w:style w:type="paragraph" w:styleId="950">
     <w:name w:val="Quote"/>
-    <w:basedOn w:val="902"/>
-    <w:next w:val="902"/>
-    <w:link w:val="949"/>
+    <w:basedOn w:val="904"/>
+    <w:next w:val="904"/>
+    <w:link w:val="951"/>
     <w:uiPriority w:val="29"/>
     <w:qFormat/>
     <w:pPr>
@@ -41051,10 +41160,10 @@
       <w:color w:val="000000" w:themeColor="text1"/>
     </w:rPr>
   </w:style>
-  <w:style w:type="character" w:styleId="949" w:customStyle="1">
+  <w:style w:type="character" w:styleId="951" w:customStyle="1">
     <w:name w:val="Citat Char"/>
-    <w:basedOn w:val="912"/>
-    <w:link w:val="948"/>
+    <w:basedOn w:val="914"/>
+    <w:link w:val="950"/>
     <w:uiPriority w:val="29"/>
     <w:pPr>
       <w:pBdr/>
@@ -41067,10 +41176,10 @@
       <w:color w:val="000000" w:themeColor="text1"/>
     </w:rPr>
   </w:style>
-  <w:style w:type="character" w:styleId="950" w:customStyle="1">
+  <w:style w:type="character" w:styleId="952" w:customStyle="1">
     <w:name w:val="Rubrik 4 Char"/>
-    <w:basedOn w:val="912"/>
-    <w:link w:val="906"/>
+    <w:basedOn w:val="914"/>
+    <w:link w:val="908"/>
     <w:uiPriority w:val="9"/>
     <w:semiHidden/>
     <w:pPr>
@@ -41087,10 +41196,10 @@
       <w:color w:val="4f81bd" w:themeColor="accent1"/>
     </w:rPr>
   </w:style>
-  <w:style w:type="character" w:styleId="951" w:customStyle="1">
+  <w:style w:type="character" w:styleId="953" w:customStyle="1">
     <w:name w:val="Rubrik 5 Char"/>
-    <w:basedOn w:val="912"/>
-    <w:link w:val="907"/>
+    <w:basedOn w:val="914"/>
+    <w:link w:val="909"/>
     <w:uiPriority w:val="9"/>
     <w:semiHidden/>
     <w:pPr>
@@ -41103,10 +41212,10 @@
       <w:color w:val="243f60" w:themeColor="accent1" w:themeShade="7F"/>
     </w:rPr>
   </w:style>
-  <w:style w:type="character" w:styleId="952" w:customStyle="1">
+  <w:style w:type="character" w:styleId="954" w:customStyle="1">
     <w:name w:val="Rubrik 6 Char"/>
-    <w:basedOn w:val="912"/>
-    <w:link w:val="908"/>
+    <w:basedOn w:val="914"/>
+    <w:link w:val="910"/>
     <w:uiPriority w:val="9"/>
     <w:semiHidden/>
     <w:pPr>
@@ -41121,10 +41230,10 @@
       <w:color w:val="243f60" w:themeColor="accent1" w:themeShade="7F"/>
     </w:rPr>
   </w:style>
-  <w:style w:type="character" w:styleId="953" w:customStyle="1">
+  <w:style w:type="character" w:styleId="955" w:customStyle="1">
     <w:name w:val="Rubrik 7 Char"/>
-    <w:basedOn w:val="912"/>
-    <w:link w:val="909"/>
+    <w:basedOn w:val="914"/>
+    <w:link w:val="911"/>
     <w:uiPriority w:val="9"/>
     <w:semiHidden/>
     <w:pPr>
@@ -41139,10 +41248,10 @@
       <w:color w:val="404040" w:themeColor="text1" w:themeTint="BF"/>
     </w:rPr>
   </w:style>
-  <w:style w:type="character" w:styleId="954" w:customStyle="1">
+  <w:style w:type="character" w:styleId="956" w:customStyle="1">
     <w:name w:val="Rubrik 8 Char"/>
-    <w:basedOn w:val="912"/>
-    <w:link w:val="910"/>
+    <w:basedOn w:val="914"/>
+    <w:link w:val="912"/>
     <w:uiPriority w:val="9"/>
     <w:semiHidden/>
     <w:pPr>
@@ -41157,10 +41266,10 @@
       <w:szCs w:val="20"/>
     </w:rPr>
   </w:style>
-  <w:style w:type="character" w:styleId="955" w:customStyle="1">
+  <w:style w:type="character" w:styleId="957" w:customStyle="1">
     <w:name w:val="Rubrik 9 Char"/>
-    <w:basedOn w:val="912"/>
-    <w:link w:val="911"/>
+    <w:basedOn w:val="914"/>
+    <w:link w:val="913"/>
     <w:uiPriority w:val="9"/>
     <w:semiHidden/>
     <w:pPr>
@@ -41177,10 +41286,10 @@
       <w:szCs w:val="20"/>
     </w:rPr>
   </w:style>
-  <w:style w:type="paragraph" w:styleId="956">
+  <w:style w:type="paragraph" w:styleId="958">
     <w:name w:val="Caption"/>
-    <w:basedOn w:val="902"/>
-    <w:next w:val="902"/>
+    <w:basedOn w:val="904"/>
+    <w:next w:val="904"/>
     <w:uiPriority w:val="35"/>
     <w:semiHidden/>
     <w:unhideWhenUsed/>
@@ -41198,9 +41307,9 @@
       <w:szCs w:val="18"/>
     </w:rPr>
   </w:style>
-  <w:style w:type="character" w:styleId="957">
+  <w:style w:type="character" w:styleId="959">
     <w:name w:val="Strong"/>
-    <w:basedOn w:val="912"/>
+    <w:basedOn w:val="914"/>
     <w:uiPriority w:val="22"/>
     <w:qFormat/>
     <w:pPr>
@@ -41213,9 +41322,9 @@
       <w:bCs/>
     </w:rPr>
   </w:style>
-  <w:style w:type="character" w:styleId="958">
+  <w:style w:type="character" w:styleId="960">
     <w:name w:val="Emphasis"/>
-    <w:basedOn w:val="912"/>
+    <w:basedOn w:val="914"/>
     <w:uiPriority w:val="20"/>
     <w:qFormat/>
     <w:pPr>
@@ -41228,11 +41337,11 @@
       <w:iCs/>
     </w:rPr>
   </w:style>
-  <w:style w:type="paragraph" w:styleId="959">
+  <w:style w:type="paragraph" w:styleId="961">
     <w:name w:val="Intense Quote"/>
-    <w:basedOn w:val="902"/>
-    <w:next w:val="902"/>
-    <w:link w:val="960"/>
+    <w:basedOn w:val="904"/>
+    <w:next w:val="904"/>
+    <w:link w:val="962"/>
     <w:uiPriority w:val="30"/>
     <w:qFormat/>
     <w:pPr>
@@ -41250,10 +41359,10 @@
       <w:color w:val="4f81bd" w:themeColor="accent1"/>
     </w:rPr>
   </w:style>
-  <w:style w:type="character" w:styleId="960" w:customStyle="1">
+  <w:style w:type="character" w:styleId="962" w:customStyle="1">
     <w:name w:val="Starkt citat Char"/>
-    <w:basedOn w:val="912"/>
-    <w:link w:val="959"/>
+    <w:basedOn w:val="914"/>
+    <w:link w:val="961"/>
     <w:uiPriority w:val="30"/>
     <w:pPr>
       <w:pBdr/>
@@ -41268,9 +41377,9 @@
       <w:color w:val="4f81bd" w:themeColor="accent1"/>
     </w:rPr>
   </w:style>
-  <w:style w:type="character" w:styleId="961">
+  <w:style w:type="character" w:styleId="963">
     <w:name w:val="Subtle Emphasis"/>
-    <w:basedOn w:val="912"/>
+    <w:basedOn w:val="914"/>
     <w:uiPriority w:val="19"/>
     <w:qFormat/>
     <w:pPr>
@@ -41284,9 +41393,9 @@
       <w:color w:val="808080" w:themeColor="text1" w:themeTint="7F"/>
     </w:rPr>
   </w:style>
-  <w:style w:type="character" w:styleId="962">
+  <w:style w:type="character" w:styleId="964">
     <w:name w:val="Intense Emphasis"/>
-    <w:basedOn w:val="912"/>
+    <w:basedOn w:val="914"/>
     <w:uiPriority w:val="21"/>
     <w:qFormat/>
     <w:pPr>
@@ -41302,9 +41411,9 @@
       <w:color w:val="4f81bd" w:themeColor="accent1"/>
     </w:rPr>
   </w:style>
-  <w:style w:type="character" w:styleId="963">
+  <w:style w:type="character" w:styleId="965">
     <w:name w:val="Subtle Reference"/>
-    <w:basedOn w:val="912"/>
+    <w:basedOn w:val="914"/>
     <w:uiPriority w:val="31"/>
     <w:qFormat/>
     <w:pPr>
@@ -41318,9 +41427,9 @@
       <w:u w:val="single"/>
     </w:rPr>
   </w:style>
-  <w:style w:type="character" w:styleId="964">
+  <w:style w:type="character" w:styleId="966">
     <w:name w:val="Intense Reference"/>
-    <w:basedOn w:val="912"/>
+    <w:basedOn w:val="914"/>
     <w:uiPriority w:val="32"/>
     <w:qFormat/>
     <w:pPr>
@@ -41337,9 +41446,9 @@
       <w:u w:val="single"/>
     </w:rPr>
   </w:style>
-  <w:style w:type="character" w:styleId="965">
+  <w:style w:type="character" w:styleId="967">
     <w:name w:val="Book Title"/>
-    <w:basedOn w:val="912"/>
+    <w:basedOn w:val="914"/>
     <w:uiPriority w:val="33"/>
     <w:qFormat/>
     <w:pPr>
@@ -41354,10 +41463,10 @@
       <w:spacing w:val="5"/>
     </w:rPr>
   </w:style>
-  <w:style w:type="paragraph" w:styleId="966">
+  <w:style w:type="paragraph" w:styleId="968">
     <w:name w:val="TOC Heading"/>
-    <w:basedOn w:val="903"/>
-    <w:next w:val="902"/>
+    <w:basedOn w:val="905"/>
+    <w:next w:val="904"/>
     <w:uiPriority w:val="39"/>
     <w:semiHidden/>
     <w:unhideWhenUsed/>
@@ -41369,9 +41478,9 @@
       <w:outlineLvl w:val="9"/>
     </w:pPr>
   </w:style>
-  <w:style w:type="table" w:styleId="967">
+  <w:style w:type="table" w:styleId="969">
     <w:name w:val="Table Grid"/>
-    <w:basedOn w:val="913"/>
+    <w:basedOn w:val="915"/>
     <w:uiPriority w:val="59"/>
     <w:pPr>
       <w:pBdr/>
@@ -41561,9 +41670,9 @@
       </w:tcPr>
     </w:tblStylePr>
   </w:style>
-  <w:style w:type="table" w:styleId="968">
+  <w:style w:type="table" w:styleId="970">
     <w:name w:val="Light Shading"/>
-    <w:basedOn w:val="913"/>
+    <w:basedOn w:val="915"/>
     <w:uiPriority w:val="60"/>
     <w:pPr>
       <w:pBdr/>
@@ -41788,9 +41897,9 @@
       </w:tcPr>
     </w:tblStylePr>
   </w:style>
-  <w:style w:type="table" w:styleId="969">
+  <w:style w:type="table" w:styleId="971">
     <w:name w:val="Light Shading Accent 1"/>
-    <w:basedOn w:val="913"/>
+    <w:basedOn w:val="915"/>
     <w:uiPriority w:val="60"/>
     <w:pPr>
       <w:pBdr/>
@@ -42015,9 +42124,9 @@
       </w:tcPr>
     </w:tblStylePr>
   </w:style>
-  <w:style w:type="table" w:styleId="970">
+  <w:style w:type="table" w:styleId="972">
     <w:name w:val="Light Shading Accent 2"/>
-    <w:basedOn w:val="913"/>
+    <w:basedOn w:val="915"/>
     <w:uiPriority w:val="60"/>
     <w:pPr>
       <w:pBdr/>
@@ -42242,9 +42351,9 @@
       </w:tcPr>
     </w:tblStylePr>
   </w:style>
-  <w:style w:type="table" w:styleId="971">
+  <w:style w:type="table" w:styleId="973">
     <w:name w:val="Light Shading Accent 3"/>
-    <w:basedOn w:val="913"/>
+    <w:basedOn w:val="915"/>
     <w:uiPriority w:val="60"/>
     <w:pPr>
       <w:pBdr/>
@@ -42469,9 +42578,9 @@
       </w:tcPr>
     </w:tblStylePr>
   </w:style>
-  <w:style w:type="table" w:styleId="972">
+  <w:style w:type="table" w:styleId="974">
     <w:name w:val="Light Shading Accent 4"/>
-    <w:basedOn w:val="913"/>
+    <w:basedOn w:val="915"/>
     <w:uiPriority w:val="60"/>
     <w:pPr>
       <w:pBdr/>
@@ -42696,9 +42805,9 @@
       </w:tcPr>
     </w:tblStylePr>
   </w:style>
-  <w:style w:type="table" w:styleId="973">
+  <w:style w:type="table" w:styleId="975">
     <w:name w:val="Light Shading Accent 5"/>
-    <w:basedOn w:val="913"/>
+    <w:basedOn w:val="915"/>
     <w:uiPriority w:val="60"/>
     <w:pPr>
       <w:pBdr/>
@@ -42923,9 +43032,9 @@
       </w:tcPr>
     </w:tblStylePr>
   </w:style>
-  <w:style w:type="table" w:styleId="974">
+  <w:style w:type="table" w:styleId="976">
     <w:name w:val="Light Shading Accent 6"/>
-    <w:basedOn w:val="913"/>
+    <w:basedOn w:val="915"/>
     <w:uiPriority w:val="60"/>
     <w:pPr>
       <w:pBdr/>
@@ -43150,9 +43259,9 @@
       </w:tcPr>
     </w:tblStylePr>
   </w:style>
-  <w:style w:type="table" w:styleId="975">
+  <w:style w:type="table" w:styleId="977">
     <w:name w:val="Light List"/>
-    <w:basedOn w:val="913"/>
+    <w:basedOn w:val="915"/>
     <w:uiPriority w:val="61"/>
     <w:pPr>
       <w:pBdr/>
@@ -43375,9 +43484,9 @@
       </w:tcPr>
     </w:tblStylePr>
   </w:style>
-  <w:style w:type="table" w:styleId="976">
+  <w:style w:type="table" w:styleId="978">
     <w:name w:val="Light List Accent 1"/>
-    <w:basedOn w:val="913"/>
+    <w:basedOn w:val="915"/>
     <w:uiPriority w:val="61"/>
     <w:pPr>
       <w:pBdr/>
@@ -43600,9 +43709,9 @@
       </w:tcPr>
     </w:tblStylePr>
   </w:style>
-  <w:style w:type="table" w:styleId="977">
+  <w:style w:type="table" w:styleId="979">
     <w:name w:val="Light List Accent 2"/>
-    <w:basedOn w:val="913"/>
+    <w:basedOn w:val="915"/>
     <w:uiPriority w:val="61"/>
     <w:pPr>
       <w:pBdr/>
@@ -43825,9 +43934,9 @@
       </w:tcPr>
     </w:tblStylePr>
   </w:style>
-  <w:style w:type="table" w:styleId="978">
+  <w:style w:type="table" w:styleId="980">
     <w:name w:val="Light List Accent 3"/>
-    <w:basedOn w:val="913"/>
+    <w:basedOn w:val="915"/>
     <w:uiPriority w:val="61"/>
     <w:pPr>
       <w:pBdr/>
@@ -44050,9 +44159,9 @@
       </w:tcPr>
     </w:tblStylePr>
   </w:style>
-  <w:style w:type="table" w:styleId="979">
+  <w:style w:type="table" w:styleId="981">
     <w:name w:val="Light List Accent 4"/>
-    <w:basedOn w:val="913"/>
+    <w:basedOn w:val="915"/>
     <w:uiPriority w:val="61"/>
     <w:pPr>
       <w:pBdr/>
@@ -44275,9 +44384,9 @@
       </w:tcPr>
     </w:tblStylePr>
   </w:style>
-  <w:style w:type="table" w:styleId="980">
+  <w:style w:type="table" w:styleId="982">
     <w:name w:val="Light List Accent 5"/>
-    <w:basedOn w:val="913"/>
+    <w:basedOn w:val="915"/>
     <w:uiPriority w:val="61"/>
     <w:pPr>
       <w:pBdr/>
@@ -44500,9 +44609,9 @@
       </w:tcPr>
     </w:tblStylePr>
   </w:style>
-  <w:style w:type="table" w:styleId="981">
+  <w:style w:type="table" w:styleId="983">
     <w:name w:val="Light List Accent 6"/>
-    <w:basedOn w:val="913"/>
+    <w:basedOn w:val="915"/>
     <w:uiPriority w:val="61"/>
     <w:pPr>
       <w:pBdr/>
@@ -44725,9 +44834,9 @@
       </w:tcPr>
     </w:tblStylePr>
   </w:style>
-  <w:style w:type="table" w:styleId="982">
+  <w:style w:type="table" w:styleId="984">
     <w:name w:val="Light Grid"/>
-    <w:basedOn w:val="913"/>
+    <w:basedOn w:val="915"/>
     <w:uiPriority w:val="62"/>
     <w:pPr>
       <w:pBdr/>
@@ -44971,9 +45080,9 @@
       </w:tcPr>
     </w:tblStylePr>
   </w:style>
-  <w:style w:type="table" w:styleId="983">
+  <w:style w:type="table" w:styleId="985">
     <w:name w:val="Light Grid Accent 1"/>
-    <w:basedOn w:val="913"/>
+    <w:basedOn w:val="915"/>
     <w:uiPriority w:val="62"/>
     <w:pPr>
       <w:pBdr/>
@@ -45217,9 +45326,9 @@
       </w:tcPr>
     </w:tblStylePr>
   </w:style>
-  <w:style w:type="table" w:styleId="984">
+  <w:style w:type="table" w:styleId="986">
     <w:name w:val="Light Grid Accent 2"/>
-    <w:basedOn w:val="913"/>
+    <w:basedOn w:val="915"/>
     <w:uiPriority w:val="62"/>
     <w:pPr>
       <w:pBdr/>
@@ -45463,9 +45572,9 @@
       </w:tcPr>
     </w:tblStylePr>
   </w:style>
-  <w:style w:type="table" w:styleId="985">
+  <w:style w:type="table" w:styleId="987">
     <w:name w:val="Light Grid Accent 3"/>
-    <w:basedOn w:val="913"/>
+    <w:basedOn w:val="915"/>
     <w:uiPriority w:val="62"/>
     <w:pPr>
       <w:pBdr/>
@@ -45709,9 +45818,9 @@
       </w:tcPr>
     </w:tblStylePr>
   </w:style>
-  <w:style w:type="table" w:styleId="986">
+  <w:style w:type="table" w:styleId="988">
     <w:name w:val="Light Grid Accent 4"/>
-    <w:basedOn w:val="913"/>
+    <w:basedOn w:val="915"/>
     <w:uiPriority w:val="62"/>
     <w:pPr>
       <w:pBdr/>
@@ -45955,9 +46064,9 @@
       </w:tcPr>
     </w:tblStylePr>
   </w:style>
-  <w:style w:type="table" w:styleId="987">
+  <w:style w:type="table" w:styleId="989">
     <w:name w:val="Light Grid Accent 5"/>
-    <w:basedOn w:val="913"/>
+    <w:basedOn w:val="915"/>
     <w:uiPriority w:val="62"/>
     <w:pPr>
       <w:pBdr/>
@@ -46201,9 +46310,9 @@
       </w:tcPr>
     </w:tblStylePr>
   </w:style>
-  <w:style w:type="table" w:styleId="988">
+  <w:style w:type="table" w:styleId="990">
     <w:name w:val="Light Grid Accent 6"/>
-    <w:basedOn w:val="913"/>
+    <w:basedOn w:val="915"/>
     <w:uiPriority w:val="62"/>
     <w:pPr>
       <w:pBdr/>
@@ -46447,9 +46556,9 @@
       </w:tcPr>
     </w:tblStylePr>
   </w:style>
-  <w:style w:type="table" w:styleId="989">
+  <w:style w:type="table" w:styleId="991">
     <w:name w:val="Medium Shading 1"/>
-    <w:basedOn w:val="913"/>
+    <w:basedOn w:val="915"/>
     <w:uiPriority w:val="63"/>
     <w:pPr>
       <w:pBdr/>
@@ -46670,9 +46779,9 @@
       </w:tcPr>
     </w:tblStylePr>
   </w:style>
-  <w:style w:type="table" w:styleId="990">
+  <w:style w:type="table" w:styleId="992">
     <w:name w:val="Medium Shading 1 Accent 1"/>
-    <w:basedOn w:val="913"/>
+    <w:basedOn w:val="915"/>
     <w:uiPriority w:val="63"/>
     <w:pPr>
       <w:pBdr/>
@@ -46893,9 +47002,9 @@
       </w:tcPr>
     </w:tblStylePr>
   </w:style>
-  <w:style w:type="table" w:styleId="991">
+  <w:style w:type="table" w:styleId="993">
     <w:name w:val="Medium Shading 1 Accent 2"/>
-    <w:basedOn w:val="913"/>
+    <w:basedOn w:val="915"/>
     <w:uiPriority w:val="63"/>
     <w:pPr>
       <w:pBdr/>
@@ -47116,9 +47225,9 @@
       </w:tcPr>
     </w:tblStylePr>
   </w:style>
-  <w:style w:type="table" w:styleId="992">
+  <w:style w:type="table" w:styleId="994">
     <w:name w:val="Medium Shading 1 Accent 3"/>
-    <w:basedOn w:val="913"/>
+    <w:basedOn w:val="915"/>
     <w:uiPriority w:val="63"/>
     <w:pPr>
       <w:pBdr/>
@@ -47339,9 +47448,9 @@
       </w:tcPr>
     </w:tblStylePr>
   </w:style>
-  <w:style w:type="table" w:styleId="993">
+  <w:style w:type="table" w:styleId="995">
     <w:name w:val="Medium Shading 1 Accent 4"/>
-    <w:basedOn w:val="913"/>
+    <w:basedOn w:val="915"/>
     <w:uiPriority w:val="63"/>
     <w:pPr>
       <w:pBdr/>
@@ -47562,9 +47671,9 @@
       </w:tcPr>
     </w:tblStylePr>
   </w:style>
-  <w:style w:type="table" w:styleId="994">
+  <w:style w:type="table" w:styleId="996">
     <w:name w:val="Medium Shading 1 Accent 5"/>
-    <w:basedOn w:val="913"/>
+    <w:basedOn w:val="915"/>
     <w:uiPriority w:val="63"/>
     <w:pPr>
       <w:pBdr/>
@@ -47785,9 +47894,9 @@
       </w:tcPr>
     </w:tblStylePr>
   </w:style>
-  <w:style w:type="table" w:styleId="995">
+  <w:style w:type="table" w:styleId="997">
     <w:name w:val="Medium Shading 1 Accent 6"/>
-    <w:basedOn w:val="913"/>
+    <w:basedOn w:val="915"/>
     <w:uiPriority w:val="63"/>
     <w:pPr>
       <w:pBdr/>
@@ -48008,9 +48117,9 @@
       </w:tcPr>
     </w:tblStylePr>
   </w:style>
-  <w:style w:type="table" w:styleId="996">
+  <w:style w:type="table" w:styleId="998">
     <w:name w:val="Medium Shading 2"/>
-    <w:basedOn w:val="913"/>
+    <w:basedOn w:val="915"/>
     <w:uiPriority w:val="64"/>
     <w:pPr>
       <w:pBdr/>
@@ -48256,9 +48365,9 @@
       </w:tcPr>
     </w:tblStylePr>
   </w:style>
-  <w:style w:type="table" w:styleId="997">
+  <w:style w:type="table" w:styleId="999">
     <w:name w:val="Medium Shading 2 Accent 1"/>
-    <w:basedOn w:val="913"/>
+    <w:basedOn w:val="915"/>
     <w:uiPriority w:val="64"/>
     <w:pPr>
       <w:pBdr/>
@@ -48504,9 +48613,9 @@
       </w:tcPr>
     </w:tblStylePr>
   </w:style>
-  <w:style w:type="table" w:styleId="998">
+  <w:style w:type="table" w:styleId="1000">
     <w:name w:val="Medium Shading 2 Accent 2"/>
-    <w:basedOn w:val="913"/>
+    <w:basedOn w:val="915"/>
     <w:uiPriority w:val="64"/>
     <w:pPr>
       <w:pBdr/>
@@ -48752,9 +48861,9 @@
       </w:tcPr>
     </w:tblStylePr>
   </w:style>
-  <w:style w:type="table" w:styleId="999">
+  <w:style w:type="table" w:styleId="1001">
     <w:name w:val="Medium Shading 2 Accent 3"/>
-    <w:basedOn w:val="913"/>
+    <w:basedOn w:val="915"/>
     <w:uiPriority w:val="64"/>
     <w:pPr>
       <w:pBdr/>
@@ -49000,9 +49109,9 @@
       </w:tcPr>
     </w:tblStylePr>
   </w:style>
-  <w:style w:type="table" w:styleId="1000">
+  <w:style w:type="table" w:styleId="1002">
     <w:name w:val="Medium Shading 2 Accent 4"/>
-    <w:basedOn w:val="913"/>
+    <w:basedOn w:val="915"/>
     <w:uiPriority w:val="64"/>
     <w:pPr>
       <w:pBdr/>
@@ -49248,9 +49357,9 @@
       </w:tcPr>
     </w:tblStylePr>
   </w:style>
-  <w:style w:type="table" w:styleId="1001">
+  <w:style w:type="table" w:styleId="1003">
     <w:name w:val="Medium Shading 2 Accent 5"/>
-    <w:basedOn w:val="913"/>
+    <w:basedOn w:val="915"/>
     <w:uiPriority w:val="64"/>
     <w:pPr>
       <w:pBdr/>
@@ -49496,9 +49605,9 @@
       </w:tcPr>
     </w:tblStylePr>
   </w:style>
-  <w:style w:type="table" w:styleId="1002">
+  <w:style w:type="table" w:styleId="1004">
     <w:name w:val="Medium Shading 2 Accent 6"/>
-    <w:basedOn w:val="913"/>
+    <w:basedOn w:val="915"/>
     <w:uiPriority w:val="64"/>
     <w:pPr>
       <w:pBdr/>
@@ -49744,9 +49853,9 @@
       </w:tcPr>
     </w:tblStylePr>
   </w:style>
-  <w:style w:type="table" w:styleId="1003">
+  <w:style w:type="table" w:styleId="1005">
     <w:name w:val="Medium List 1"/>
-    <w:basedOn w:val="913"/>
+    <w:basedOn w:val="915"/>
     <w:uiPriority w:val="65"/>
     <w:pPr>
       <w:pBdr/>
@@ -49964,9 +50073,9 @@
       </w:tcPr>
     </w:tblStylePr>
   </w:style>
-  <w:style w:type="table" w:styleId="1004">
+  <w:style w:type="table" w:styleId="1006">
     <w:name w:val="Medium List 1 Accent 1"/>
-    <w:basedOn w:val="913"/>
+    <w:basedOn w:val="915"/>
     <w:uiPriority w:val="65"/>
     <w:pPr>
       <w:pBdr/>
@@ -50184,9 +50293,9 @@
       </w:tcPr>
     </w:tblStylePr>
   </w:style>
-  <w:style w:type="table" w:styleId="1005">
+  <w:style w:type="table" w:styleId="1007">
     <w:name w:val="Medium List 1 Accent 2"/>
-    <w:basedOn w:val="913"/>
+    <w:basedOn w:val="915"/>
     <w:uiPriority w:val="65"/>
     <w:pPr>
       <w:pBdr/>
@@ -50404,9 +50513,9 @@
       </w:tcPr>
     </w:tblStylePr>
   </w:style>
-  <w:style w:type="table" w:styleId="1006">
+  <w:style w:type="table" w:styleId="1008">
     <w:name w:val="Medium List 1 Accent 3"/>
-    <w:basedOn w:val="913"/>
+    <w:basedOn w:val="915"/>
     <w:uiPriority w:val="65"/>
     <w:pPr>
       <w:pBdr/>
@@ -50624,9 +50733,9 @@
       </w:tcPr>
     </w:tblStylePr>
   </w:style>
-  <w:style w:type="table" w:styleId="1007">
+  <w:style w:type="table" w:styleId="1009">
     <w:name w:val="Medium List 1 Accent 4"/>
-    <w:basedOn w:val="913"/>
+    <w:basedOn w:val="915"/>
     <w:uiPriority w:val="65"/>
     <w:pPr>
       <w:pBdr/>
@@ -50844,9 +50953,9 @@
       </w:tcPr>
     </w:tblStylePr>
   </w:style>
-  <w:style w:type="table" w:styleId="1008">
+  <w:style w:type="table" w:styleId="1010">
     <w:name w:val="Medium List 1 Accent 5"/>
-    <w:basedOn w:val="913"/>
+    <w:basedOn w:val="915"/>
     <w:uiPriority w:val="65"/>
     <w:pPr>
       <w:pBdr/>
@@ -51064,9 +51173,9 @@
       </w:tcPr>
     </w:tblStylePr>
   </w:style>
-  <w:style w:type="table" w:styleId="1009">
+  <w:style w:type="table" w:styleId="1011">
     <w:name w:val="Medium List 1 Accent 6"/>
-    <w:basedOn w:val="913"/>
+    <w:basedOn w:val="915"/>
     <w:uiPriority w:val="65"/>
     <w:pPr>
       <w:pBdr/>
@@ -51284,9 +51393,9 @@
       </w:tcPr>
     </w:tblStylePr>
   </w:style>
-  <w:style w:type="table" w:styleId="1010">
+  <w:style w:type="table" w:styleId="1012">
     <w:name w:val="Medium List 2"/>
-    <w:basedOn w:val="913"/>
+    <w:basedOn w:val="915"/>
     <w:uiPriority w:val="66"/>
     <w:pPr>
       <w:pBdr/>
@@ -51519,9 +51628,9 @@
       </w:tcPr>
     </w:tblStylePr>
   </w:style>
-  <w:style w:type="table" w:styleId="1011">
+  <w:style w:type="table" w:styleId="1013">
     <w:name w:val="Medium List 2 Accent 1"/>
-    <w:basedOn w:val="913"/>
+    <w:basedOn w:val="915"/>
     <w:uiPriority w:val="66"/>
     <w:pPr>
       <w:pBdr/>
@@ -51754,9 +51863,9 @@
       </w:tcPr>
     </w:tblStylePr>
   </w:style>
-  <w:style w:type="table" w:styleId="1012">
+  <w:style w:type="table" w:styleId="1014">
     <w:name w:val="Medium List 2 Accent 2"/>
-    <w:basedOn w:val="913"/>
+    <w:basedOn w:val="915"/>
     <w:uiPriority w:val="66"/>
     <w:pPr>
       <w:pBdr/>
@@ -51989,9 +52098,9 @@
       </w:tcPr>
     </w:tblStylePr>
   </w:style>
-  <w:style w:type="table" w:styleId="1013">
+  <w:style w:type="table" w:styleId="1015">
     <w:name w:val="Medium List 2 Accent 3"/>
-    <w:basedOn w:val="913"/>
+    <w:basedOn w:val="915"/>
     <w:uiPriority w:val="66"/>
     <w:pPr>
       <w:pBdr/>
@@ -52224,9 +52333,9 @@
       </w:tcPr>
     </w:tblStylePr>
   </w:style>
-  <w:style w:type="table" w:styleId="1014">
+  <w:style w:type="table" w:styleId="1016">
     <w:name w:val="Medium List 2 Accent 4"/>
-    <w:basedOn w:val="913"/>
+    <w:basedOn w:val="915"/>
     <w:uiPriority w:val="66"/>
     <w:pPr>
       <w:pBdr/>
@@ -52459,9 +52568,9 @@
       </w:tcPr>
     </w:tblStylePr>
   </w:style>
-  <w:style w:type="table" w:styleId="1015">
+  <w:style w:type="table" w:styleId="1017">
     <w:name w:val="Medium List 2 Accent 5"/>
-    <w:basedOn w:val="913"/>
+    <w:basedOn w:val="915"/>
     <w:uiPriority w:val="66"/>
     <w:pPr>
       <w:pBdr/>
@@ -52694,9 +52803,9 @@
       </w:tcPr>
     </w:tblStylePr>
   </w:style>
-  <w:style w:type="table" w:styleId="1016">
+  <w:style w:type="table" w:styleId="1018">
     <w:name w:val="Medium List 2 Accent 6"/>
-    <w:basedOn w:val="913"/>
+    <w:basedOn w:val="915"/>
     <w:uiPriority w:val="66"/>
     <w:pPr>
       <w:pBdr/>
@@ -52929,9 +53038,9 @@
       </w:tcPr>
     </w:tblStylePr>
   </w:style>
-  <w:style w:type="table" w:styleId="1017">
+  <w:style w:type="table" w:styleId="1019">
     <w:name w:val="Medium Grid 1"/>
-    <w:basedOn w:val="913"/>
+    <w:basedOn w:val="915"/>
     <w:uiPriority w:val="67"/>
     <w:pPr>
       <w:pBdr/>
@@ -53144,9 +53253,9 @@
       </w:tcPr>
     </w:tblStylePr>
   </w:style>
-  <w:style w:type="table" w:styleId="1018">
+  <w:style w:type="table" w:styleId="1020">
     <w:name w:val="Medium Grid 1 Accent 1"/>
-    <w:basedOn w:val="913"/>
+    <w:basedOn w:val="915"/>
     <w:uiPriority w:val="67"/>
     <w:pPr>
       <w:pBdr/>
@@ -53359,9 +53468,9 @@
       </w:tcPr>
     </w:tblStylePr>
   </w:style>
-  <w:style w:type="table" w:styleId="1019">
+  <w:style w:type="table" w:styleId="1021">
     <w:name w:val="Medium Grid 1 Accent 2"/>
-    <w:basedOn w:val="913"/>
+    <w:basedOn w:val="915"/>
     <w:uiPriority w:val="67"/>
     <w:pPr>
       <w:pBdr/>
@@ -53574,9 +53683,9 @@
       </w:tcPr>
     </w:tblStylePr>
   </w:style>
-  <w:style w:type="table" w:styleId="1020">
+  <w:style w:type="table" w:styleId="1022">
     <w:name w:val="Medium Grid 1 Accent 3"/>
-    <w:basedOn w:val="913"/>
+    <w:basedOn w:val="915"/>
     <w:uiPriority w:val="67"/>
     <w:pPr>
       <w:pBdr/>
@@ -53789,9 +53898,9 @@
       </w:tcPr>
     </w:tblStylePr>
   </w:style>
-  <w:style w:type="table" w:styleId="1021">
+  <w:style w:type="table" w:styleId="1023">
     <w:name w:val="Medium Grid 1 Accent 4"/>
-    <w:basedOn w:val="913"/>
+    <w:basedOn w:val="915"/>
     <w:uiPriority w:val="67"/>
     <w:pPr>
       <w:pBdr/>
@@ -54004,9 +54113,9 @@
       </w:tcPr>
     </w:tblStylePr>
   </w:style>
-  <w:style w:type="table" w:styleId="1022">
+  <w:style w:type="table" w:styleId="1024">
     <w:name w:val="Medium Grid 1 Accent 5"/>
-    <w:basedOn w:val="913"/>
+    <w:basedOn w:val="915"/>
     <w:uiPriority w:val="67"/>
     <w:pPr>
       <w:pBdr/>
@@ -54219,9 +54328,9 @@
       </w:tcPr>
     </w:tblStylePr>
   </w:style>
-  <w:style w:type="table" w:styleId="1023">
+  <w:style w:type="table" w:styleId="1025">
     <w:name w:val="Medium Grid 1 Accent 6"/>
-    <w:basedOn w:val="913"/>
+    <w:basedOn w:val="915"/>
     <w:uiPriority w:val="67"/>
     <w:pPr>
       <w:pBdr/>
@@ -54434,9 +54543,9 @@
       </w:tcPr>
     </w:tblStylePr>
   </w:style>
-  <w:style w:type="table" w:styleId="1024">
+  <w:style w:type="table" w:styleId="1026">
     <w:name w:val="Medium Grid 2"/>
-    <w:basedOn w:val="913"/>
+    <w:basedOn w:val="915"/>
     <w:uiPriority w:val="68"/>
     <w:pPr>
       <w:pBdr/>
@@ -54675,9 +54784,9 @@
       </w:tcPr>
     </w:tblStylePr>
   </w:style>
-  <w:style w:type="table" w:styleId="1025">
+  <w:style w:type="table" w:styleId="1027">
     <w:name w:val="Medium Grid 2 Accent 1"/>
-    <w:basedOn w:val="913"/>
+    <w:basedOn w:val="915"/>
     <w:uiPriority w:val="68"/>
     <w:pPr>
       <w:pBdr/>
@@ -54916,9 +55025,9 @@
       </w:tcPr>
     </w:tblStylePr>
   </w:style>
-  <w:style w:type="table" w:styleId="1026">
+  <w:style w:type="table" w:styleId="1028">
     <w:name w:val="Medium Grid 2 Accent 2"/>
-    <w:basedOn w:val="913"/>
+    <w:basedOn w:val="915"/>
     <w:uiPriority w:val="68"/>
     <w:pPr>
       <w:pBdr/>
@@ -55157,9 +55266,9 @@
       </w:tcPr>
     </w:tblStylePr>
   </w:style>
-  <w:style w:type="table" w:styleId="1027">
+  <w:style w:type="table" w:styleId="1029">
     <w:name w:val="Medium Grid 2 Accent 3"/>
-    <w:basedOn w:val="913"/>
+    <w:basedOn w:val="915"/>
     <w:uiPriority w:val="68"/>
     <w:pPr>
       <w:pBdr/>
@@ -55398,9 +55507,9 @@
       </w:tcPr>
     </w:tblStylePr>
   </w:style>
-  <w:style w:type="table" w:styleId="1028">
+  <w:style w:type="table" w:styleId="1030">
     <w:name w:val="Medium Grid 2 Accent 4"/>
-    <w:basedOn w:val="913"/>
+    <w:basedOn w:val="915"/>
     <w:uiPriority w:val="68"/>
     <w:pPr>
       <w:pBdr/>
@@ -55639,9 +55748,9 @@
       </w:tcPr>
     </w:tblStylePr>
   </w:style>
-  <w:style w:type="table" w:styleId="1029">
+  <w:style w:type="table" w:styleId="1031">
     <w:name w:val="Medium Grid 2 Accent 5"/>
-    <w:basedOn w:val="913"/>
+    <w:basedOn w:val="915"/>
     <w:uiPriority w:val="68"/>
     <w:pPr>
       <w:pBdr/>
@@ -55880,9 +55989,9 @@
       </w:tcPr>
     </w:tblStylePr>
   </w:style>
-  <w:style w:type="table" w:styleId="1030">
+  <w:style w:type="table" w:styleId="1032">
     <w:name w:val="Medium Grid 2 Accent 6"/>
-    <w:basedOn w:val="913"/>
+    <w:basedOn w:val="915"/>
     <w:uiPriority w:val="68"/>
     <w:pPr>
       <w:pBdr/>
@@ -56121,9 +56230,9 @@
       </w:tcPr>
     </w:tblStylePr>
   </w:style>
-  <w:style w:type="table" w:styleId="1031">
+  <w:style w:type="table" w:styleId="1033">
     <w:name w:val="Medium Grid 3"/>
-    <w:basedOn w:val="913"/>
+    <w:basedOn w:val="915"/>
     <w:uiPriority w:val="69"/>
     <w:pPr>
       <w:pBdr/>
@@ -56378,9 +56487,9 @@
       </w:tcPr>
     </w:tblStylePr>
   </w:style>
-  <w:style w:type="table" w:styleId="1032">
+  <w:style w:type="table" w:styleId="1034">
     <w:name w:val="Medium Grid 3 Accent 1"/>
-    <w:basedOn w:val="913"/>
+    <w:basedOn w:val="915"/>
     <w:uiPriority w:val="69"/>
     <w:pPr>
       <w:pBdr/>
@@ -56635,9 +56744,9 @@
       </w:tcPr>
     </w:tblStylePr>
   </w:style>
-  <w:style w:type="table" w:styleId="1033">
+  <w:style w:type="table" w:styleId="1035">
     <w:name w:val="Medium Grid 3 Accent 2"/>
-    <w:basedOn w:val="913"/>
+    <w:basedOn w:val="915"/>
     <w:uiPriority w:val="69"/>
     <w:pPr>
       <w:pBdr/>
@@ -56892,9 +57001,9 @@
       </w:tcPr>
     </w:tblStylePr>
   </w:style>
-  <w:style w:type="table" w:styleId="1034">
+  <w:style w:type="table" w:styleId="1036">
     <w:name w:val="Medium Grid 3 Accent 3"/>
-    <w:basedOn w:val="913"/>
+    <w:basedOn w:val="915"/>
     <w:uiPriority w:val="69"/>
     <w:pPr>
       <w:pBdr/>
@@ -57149,9 +57258,9 @@
       </w:tcPr>
     </w:tblStylePr>
   </w:style>
-  <w:style w:type="table" w:styleId="1035">
+  <w:style w:type="table" w:styleId="1037">
     <w:name w:val="Medium Grid 3 Accent 4"/>
-    <w:basedOn w:val="913"/>
+    <w:basedOn w:val="915"/>
     <w:uiPriority w:val="69"/>
     <w:pPr>
       <w:pBdr/>
@@ -57406,9 +57515,9 @@
       </w:tcPr>
     </w:tblStylePr>
   </w:style>
-  <w:style w:type="table" w:styleId="1036">
+  <w:style w:type="table" w:styleId="1038">
     <w:name w:val="Medium Grid 3 Accent 5"/>
-    <w:basedOn w:val="913"/>
+    <w:basedOn w:val="915"/>
     <w:uiPriority w:val="69"/>
     <w:pPr>
       <w:pBdr/>
@@ -57663,9 +57772,9 @@
       </w:tcPr>
     </w:tblStylePr>
   </w:style>
-  <w:style w:type="table" w:styleId="1037">
+  <w:style w:type="table" w:styleId="1039">
     <w:name w:val="Medium Grid 3 Accent 6"/>
-    <w:basedOn w:val="913"/>
+    <w:basedOn w:val="915"/>
     <w:uiPriority w:val="69"/>
     <w:pPr>
       <w:pBdr/>
@@ -57920,9 +58029,9 @@
       </w:tcPr>
     </w:tblStylePr>
   </w:style>
-  <w:style w:type="table" w:styleId="1038">
+  <w:style w:type="table" w:styleId="1040">
     <w:name w:val="Dark List"/>
-    <w:basedOn w:val="913"/>
+    <w:basedOn w:val="915"/>
     <w:uiPriority w:val="70"/>
     <w:pPr>
       <w:pBdr/>
@@ -58151,9 +58260,9 @@
       </w:tcPr>
     </w:tblStylePr>
   </w:style>
-  <w:style w:type="table" w:styleId="1039">
+  <w:style w:type="table" w:styleId="1041">
     <w:name w:val="Dark List Accent 1"/>
-    <w:basedOn w:val="913"/>
+    <w:basedOn w:val="915"/>
     <w:uiPriority w:val="70"/>
     <w:pPr>
       <w:pBdr/>
@@ -58382,9 +58491,9 @@
       </w:tcPr>
     </w:tblStylePr>
   </w:style>
-  <w:style w:type="table" w:styleId="1040">
+  <w:style w:type="table" w:styleId="1042">
     <w:name w:val="Dark List Accent 2"/>
-    <w:basedOn w:val="913"/>
+    <w:basedOn w:val="915"/>
     <w:uiPriority w:val="70"/>
     <w:pPr>
       <w:pBdr/>
@@ -58613,9 +58722,9 @@
       </w:tcPr>
     </w:tblStylePr>
   </w:style>
-  <w:style w:type="table" w:styleId="1041">
+  <w:style w:type="table" w:styleId="1043">
     <w:name w:val="Dark List Accent 3"/>
-    <w:basedOn w:val="913"/>
+    <w:basedOn w:val="915"/>
     <w:uiPriority w:val="70"/>
     <w:pPr>
       <w:pBdr/>
@@ -58844,9 +58953,9 @@
       </w:tcPr>
     </w:tblStylePr>
   </w:style>
-  <w:style w:type="table" w:styleId="1042">
+  <w:style w:type="table" w:styleId="1044">
     <w:name w:val="Dark List Accent 4"/>
-    <w:basedOn w:val="913"/>
+    <w:basedOn w:val="915"/>
     <w:uiPriority w:val="70"/>
     <w:pPr>
       <w:pBdr/>
@@ -59075,9 +59184,9 @@
       </w:tcPr>
     </w:tblStylePr>
   </w:style>
-  <w:style w:type="table" w:styleId="1043">
+  <w:style w:type="table" w:styleId="1045">
     <w:name w:val="Dark List Accent 5"/>
-    <w:basedOn w:val="913"/>
+    <w:basedOn w:val="915"/>
     <w:uiPriority w:val="70"/>
     <w:pPr>
       <w:pBdr/>
@@ -59306,9 +59415,9 @@
       </w:tcPr>
     </w:tblStylePr>
   </w:style>
-  <w:style w:type="table" w:styleId="1044">
+  <w:style w:type="table" w:styleId="1046">
     <w:name w:val="Dark List Accent 6"/>
-    <w:basedOn w:val="913"/>
+    <w:basedOn w:val="915"/>
     <w:uiPriority w:val="70"/>
     <w:pPr>
       <w:pBdr/>
@@ -59537,9 +59646,9 @@
       </w:tcPr>
     </w:tblStylePr>
   </w:style>
-  <w:style w:type="table" w:styleId="1045">
+  <w:style w:type="table" w:styleId="1047">
     <w:name w:val="Colorful Shading"/>
-    <w:basedOn w:val="913"/>
+    <w:basedOn w:val="915"/>
     <w:uiPriority w:val="71"/>
     <w:pPr>
       <w:pBdr/>
@@ -59779,9 +59888,9 @@
       </w:tcPr>
     </w:tblStylePr>
   </w:style>
-  <w:style w:type="table" w:styleId="1046">
+  <w:style w:type="table" w:styleId="1048">
     <w:name w:val="Colorful Shading Accent 1"/>
-    <w:basedOn w:val="913"/>
+    <w:basedOn w:val="915"/>
     <w:uiPriority w:val="71"/>
     <w:pPr>
       <w:pBdr/>
@@ -60021,9 +60130,9 @@
       </w:tcPr>
     </w:tblStylePr>
   </w:style>
-  <w:style w:type="table" w:styleId="1047">
+  <w:style w:type="table" w:styleId="1049">
     <w:name w:val="Colorful Shading Accent 2"/>
-    <w:basedOn w:val="913"/>
+    <w:basedOn w:val="915"/>
     <w:uiPriority w:val="71"/>
     <w:pPr>
       <w:pBdr/>
@@ -60263,9 +60372,9 @@
       </w:tcPr>
     </w:tblStylePr>
   </w:style>
-  <w:style w:type="table" w:styleId="1048">
+  <w:style w:type="table" w:styleId="1050">
     <w:name w:val="Colorful Shading Accent 3"/>
-    <w:basedOn w:val="913"/>
+    <w:basedOn w:val="915"/>
     <w:uiPriority w:val="71"/>
     <w:pPr>
       <w:pBdr/>
@@ -60499,9 +60608,9 @@
       </w:tcPr>
     </w:tblStylePr>
   </w:style>
-  <w:style w:type="table" w:styleId="1049">
+  <w:style w:type="table" w:styleId="1051">
     <w:name w:val="Colorful Shading Accent 4"/>
-    <w:basedOn w:val="913"/>
+    <w:basedOn w:val="915"/>
     <w:uiPriority w:val="71"/>
     <w:pPr>
       <w:pBdr/>
@@ -60741,9 +60850,9 @@
       </w:tcPr>
     </w:tblStylePr>
   </w:style>
-  <w:style w:type="table" w:styleId="1050">
+  <w:style w:type="table" w:styleId="1052">
     <w:name w:val="Colorful Shading Accent 5"/>
-    <w:basedOn w:val="913"/>
+    <w:basedOn w:val="915"/>
     <w:uiPriority w:val="71"/>
     <w:pPr>
       <w:pBdr/>
@@ -60983,9 +61092,9 @@
       </w:tcPr>
     </w:tblStylePr>
   </w:style>
-  <w:style w:type="table" w:styleId="1051">
+  <w:style w:type="table" w:styleId="1053">
     <w:name w:val="Colorful Shading Accent 6"/>
-    <w:basedOn w:val="913"/>
+    <w:basedOn w:val="915"/>
     <w:uiPriority w:val="71"/>
     <w:pPr>
       <w:pBdr/>
@@ -61225,9 +61334,9 @@
       </w:tcPr>
     </w:tblStylePr>
   </w:style>
-  <w:style w:type="table" w:styleId="1052">
+  <w:style w:type="table" w:styleId="1054">
     <w:name w:val="Colorful List"/>
-    <w:basedOn w:val="913"/>
+    <w:basedOn w:val="915"/>
     <w:uiPriority w:val="72"/>
     <w:pPr>
       <w:pBdr/>
@@ -61447,9 +61556,9 @@
       </w:tcPr>
     </w:tblStylePr>
   </w:style>
-  <w:style w:type="table" w:styleId="1053">
+  <w:style w:type="table" w:styleId="1055">
     <w:name w:val="Colorful List Accent 1"/>
-    <w:basedOn w:val="913"/>
+    <w:basedOn w:val="915"/>
     <w:uiPriority w:val="72"/>
     <w:pPr>
       <w:pBdr/>
@@ -61669,9 +61778,9 @@
       </w:tcPr>
     </w:tblStylePr>
   </w:style>
-  <w:style w:type="table" w:styleId="1054">
+  <w:style w:type="table" w:styleId="1056">
     <w:name w:val="Colorful List Accent 2"/>
-    <w:basedOn w:val="913"/>
+    <w:basedOn w:val="915"/>
     <w:uiPriority w:val="72"/>
     <w:pPr>
       <w:pBdr/>
@@ -61891,9 +62000,9 @@
       </w:tcPr>
     </w:tblStylePr>
   </w:style>
-  <w:style w:type="table" w:styleId="1055">
+  <w:style w:type="table" w:styleId="1057">
     <w:name w:val="Colorful List Accent 3"/>
-    <w:basedOn w:val="913"/>
+    <w:basedOn w:val="915"/>
     <w:uiPriority w:val="72"/>
     <w:pPr>
       <w:pBdr/>
@@ -62113,9 +62222,9 @@
       </w:tcPr>
     </w:tblStylePr>
   </w:style>
-  <w:style w:type="table" w:styleId="1056">
+  <w:style w:type="table" w:styleId="1058">
     <w:name w:val="Colorful List Accent 4"/>
-    <w:basedOn w:val="913"/>
+    <w:basedOn w:val="915"/>
     <w:uiPriority w:val="72"/>
     <w:pPr>
       <w:pBdr/>
@@ -62335,9 +62444,9 @@
       </w:tcPr>
     </w:tblStylePr>
   </w:style>
-  <w:style w:type="table" w:styleId="1057">
+  <w:style w:type="table" w:styleId="1059">
     <w:name w:val="Colorful List Accent 5"/>
-    <w:basedOn w:val="913"/>
+    <w:basedOn w:val="915"/>
     <w:uiPriority w:val="72"/>
     <w:pPr>
       <w:pBdr/>
@@ -62557,9 +62666,9 @@
       </w:tcPr>
     </w:tblStylePr>
   </w:style>
-  <w:style w:type="table" w:styleId="1058">
+  <w:style w:type="table" w:styleId="1060">
     <w:name w:val="Colorful List Accent 6"/>
-    <w:basedOn w:val="913"/>
+    <w:basedOn w:val="915"/>
     <w:uiPriority w:val="72"/>
     <w:pPr>
       <w:pBdr/>
@@ -62779,9 +62888,9 @@
       </w:tcPr>
     </w:tblStylePr>
   </w:style>
-  <w:style w:type="table" w:styleId="1059">
+  <w:style w:type="table" w:styleId="1061">
     <w:name w:val="Colorful Grid"/>
-    <w:basedOn w:val="913"/>
+    <w:basedOn w:val="915"/>
     <w:uiPriority w:val="73"/>
     <w:pPr>
       <w:pBdr/>
@@ -62993,9 +63102,9 @@
       </w:tcPr>
     </w:tblStylePr>
   </w:style>
-  <w:style w:type="table" w:styleId="1060">
+  <w:style w:type="table" w:styleId="1062">
     <w:name w:val="Colorful Grid Accent 1"/>
-    <w:basedOn w:val="913"/>
+    <w:basedOn w:val="915"/>
     <w:uiPriority w:val="73"/>
     <w:pPr>
       <w:pBdr/>
@@ -63207,9 +63316,9 @@
       </w:tcPr>
     </w:tblStylePr>
   </w:style>
-  <w:style w:type="table" w:styleId="1061">
+  <w:style w:type="table" w:styleId="1063">
     <w:name w:val="Colorful Grid Accent 2"/>
-    <w:basedOn w:val="913"/>
+    <w:basedOn w:val="915"/>
     <w:uiPriority w:val="73"/>
     <w:pPr>
       <w:pBdr/>
@@ -63421,9 +63530,9 @@
       </w:tcPr>
     </w:tblStylePr>
   </w:style>
-  <w:style w:type="table" w:styleId="1062">
+  <w:style w:type="table" w:styleId="1064">
     <w:name w:val="Colorful Grid Accent 3"/>
-    <w:basedOn w:val="913"/>
+    <w:basedOn w:val="915"/>
     <w:uiPriority w:val="73"/>
     <w:pPr>
       <w:pBdr/>
@@ -63635,9 +63744,9 @@
       </w:tcPr>
     </w:tblStylePr>
   </w:style>
-  <w:style w:type="table" w:styleId="1063">
+  <w:style w:type="table" w:styleId="1065">
     <w:name w:val="Colorful Grid Accent 4"/>
-    <w:basedOn w:val="913"/>
+    <w:basedOn w:val="915"/>
     <w:uiPriority w:val="73"/>
     <w:pPr>
       <w:pBdr/>
@@ -63849,9 +63958,9 @@
       </w:tcPr>
     </w:tblStylePr>
   </w:style>
-  <w:style w:type="table" w:styleId="1064">
+  <w:style w:type="table" w:styleId="1066">
     <w:name w:val="Colorful Grid Accent 5"/>
-    <w:basedOn w:val="913"/>
+    <w:basedOn w:val="915"/>
     <w:uiPriority w:val="73"/>
     <w:pPr>
       <w:pBdr/>
@@ -64063,9 +64172,9 @@
       </w:tcPr>
     </w:tblStylePr>
   </w:style>
-  <w:style w:type="table" w:styleId="1065">
+  <w:style w:type="table" w:styleId="1067">
     <w:name w:val="Colorful Grid Accent 6"/>
-    <w:basedOn w:val="913"/>
+    <w:basedOn w:val="915"/>
     <w:uiPriority w:val="73"/>
     <w:pPr>
       <w:pBdr/>

--- a/ITSX25_Workshop2_Individuell_Inlamningsuppgift_MITRE_ATTACK_Hotanalys_GVG.docx
+++ b/ITSX25_Workshop2_Individuell_Inlamningsuppgift_MITRE_ATTACK_Hotanalys_GVG.docx
@@ -3952,7 +3952,7 @@
           <w:highlight w:val="none"/>
           <w:lang w:val="sv-SE" w:bidi="sv-SE"/>
         </w:rPr>
-        <w:t xml:space="preserve">Discovery, Netwrok Service Discovery</w:t>
+        <w:t xml:space="preserve">Discovery, Network Service Discovery</w:t>
         <w:br/>
         <w:t xml:space="preserve">Varför: När angriparen har tagit sig in i systemet vill den kartlägga nätverket för att hitta sårbarh</w:t>
       </w:r>
@@ -6074,6 +6074,10 @@
       <w:r>
         <w:rPr>
           <w:color w:val="000000" w:themeColor="text1"/>
+          <w:sz w:val="18"/>
+          <w:szCs w:val="18"/>
+          <w:highlight w:val="none"/>
+          <w:lang w:val="sv-SE"/>
         </w:rPr>
       </w:r>
       <w:r>
@@ -6140,6 +6144,10 @@
       <w:r>
         <w:rPr>
           <w:color w:val="000000" w:themeColor="text1"/>
+          <w:sz w:val="18"/>
+          <w:szCs w:val="18"/>
+          <w:highlight w:val="none"/>
+          <w:lang w:val="sv-SE"/>
         </w:rPr>
       </w:r>
       <w:r>
@@ -6206,6 +6214,10 @@
       <w:r>
         <w:rPr>
           <w:color w:val="000000" w:themeColor="text1"/>
+          <w:sz w:val="18"/>
+          <w:szCs w:val="18"/>
+          <w:highlight w:val="none"/>
+          <w:lang w:val="sv-SE"/>
         </w:rPr>
       </w:r>
       <w:r>
@@ -6272,6 +6284,10 @@
       <w:r>
         <w:rPr>
           <w:color w:val="000000" w:themeColor="text1"/>
+          <w:sz w:val="18"/>
+          <w:szCs w:val="18"/>
+          <w:highlight w:val="none"/>
+          <w:lang w:val="sv-SE"/>
         </w:rPr>
       </w:r>
       <w:r>
@@ -6327,9 +6343,6 @@
       <w:r>
         <w:rPr>
           <w:color w:val="000000" w:themeColor="text1"/>
-          <w:sz w:val="18"/>
-          <w:highlight w:val="none"/>
-          <w:lang w:val="sv-SE"/>
         </w:rPr>
       </w:r>
       <w:r>
@@ -6415,20 +6428,10 @@
           <w:sz w:val="18"/>
           <w:lang w:val="sv-SE"/>
         </w:rPr>
-        <w:t xml:space="preserve"> som MITRE ATT&amp;CK, och innan vi anser mappningen färdig kollar vi att tekniker stämmer överens med hur angripare beter sig i verkligheten. Som källa har stora organisationer inom cybersäkerhet högre trovärdighet än en blogg från 2016.</w:t>
+        <w:t xml:space="preserve"> som MITRE ATT&amp;CK, CVE och NIST, och innan vi anser mappningen färdig kollar vi att tekniker stämmer överens med hur angripare beter sig i verkligheten. Som källa har stora organisationer inom cybersäkerhet högre trovärdighet än en blogg från 2016.</w:t>
         <w:br/>
-        <w:t xml:space="preserve">***********</w:t>
+        <w:t xml:space="preserve">Varje teknik, taktik och procedur motiveras enligt den utvärdering vi gjort av vad som är relevant för organisationen och den prioritering vi gjort.</w:t>
         <w:br/>
-        <w:t xml:space="preserve">* TODO *</w:t>
-        <w:br/>
-      </w:r>
-      <w:r>
-        <w:rPr>
-          <w:color w:val="000000" w:themeColor="text1"/>
-          <w:sz w:val="18"/>
-          <w:lang w:val="sv-SE"/>
-        </w:rPr>
-        <w:t xml:space="preserve">***********</w:t>
       </w:r>
       <w:r>
         <w:rPr>
@@ -6438,6 +6441,7 @@
           <w:highlight w:val="none"/>
           <w:lang w:val="sv-SE"/>
         </w:rPr>
+        <w:t xml:space="preserve">Osäkerhet innebär att inget ramverk är helt fulltäckande, och vi är bara människor. </w:t>
       </w:r>
       <w:r>
         <w:rPr>
@@ -6447,6 +6451,18 @@
           <w:highlight w:val="none"/>
           <w:lang w:val="sv-SE"/>
         </w:rPr>
+        <w:t xml:space="preserve">Vi kan vara sårbara för tekniker som vi inte tänkt på, och en angripare kan göra någonting som inte är beskrivet i de ramverk vi använder. Därför är det viktigt att vi tänker utanför lådan så mycket som möjligt och hellre täcker upp för någonting relativt onödigt än att vi inte täcker upp tillräckligt.</w:t>
+        <w:br/>
+        <w:t xml:space="preserve">Gruppen består av individer med olika erfarenheter och kompetenser, och alla kan bidra med någonting. Om en person inte tänker på en viss teknik så kanske nästa person tänker på tekniken direkt.</w:t>
+      </w:r>
+      <w:r>
+        <w:rPr>
+          <w:color w:val="000000" w:themeColor="text1"/>
+          <w:sz w:val="18"/>
+          <w:szCs w:val="18"/>
+          <w:highlight w:val="none"/>
+          <w:lang w:val="sv-SE"/>
+        </w:rPr>
       </w:r>
     </w:p>
     <w:p>
@@ -6504,64 +6520,337 @@
         <w:pBdr/>
         <w:spacing w:after="0"/>
         <w:ind/>
+        <w:rPr>
+          <w:color w:val="000000" w:themeColor="text1"/>
+          <w:highlight w:val="none"/>
+          <w:lang w:val="sv-SE"/>
+        </w:rPr>
+      </w:pPr>
+      <w:r>
+        <w:rPr>
+          <w:color w:val="000000" w:themeColor="text1"/>
+          <w:sz w:val="18"/>
+          <w:lang w:val="sv-SE"/>
+        </w:rPr>
+      </w:r>
+      <w:r>
+        <w:rPr>
+          <w:color w:val="000000" w:themeColor="text1"/>
+          <w:lang w:val="sv-SE"/>
+        </w:rPr>
+        <w:t xml:space="preserve">Den ursprungliga DoD vi hade efter workshop 1:</w:t>
+      </w:r>
+      <w:r>
+        <w:rPr>
+          <w:color w:val="000000" w:themeColor="text1"/>
+        </w:rPr>
+      </w:r>
+    </w:p>
+    <w:p>
+      <w:pPr>
+        <w:pStyle w:val="929"/>
+        <w:numPr>
+          <w:ilvl w:val="0"/>
+          <w:numId w:val="13"/>
+        </w:numPr>
+        <w:pBdr>
+          <w:top w:val="none" w:color="000000" w:sz="4" w:space="0"/>
+          <w:left w:val="none" w:color="000000" w:sz="4" w:space="0"/>
+          <w:bottom w:val="none" w:color="000000" w:sz="4" w:space="0"/>
+          <w:right w:val="none" w:color="000000" w:sz="4" w:space="0"/>
+        </w:pBdr>
+        <w:spacing/>
+        <w:ind w:right="0"/>
         <w:rPr/>
       </w:pPr>
       <w:r>
-        <w:rPr>
-          <w:color w:val="d0d7de"/>
-          <w:sz w:val="18"/>
-        </w:rPr>
-        <w:t xml:space="preserve">________________________________________________________________________________</w:t>
+        <w:t xml:space="preserve">Presentationsklar</w:t>
       </w:r>
       <w:r/>
     </w:p>
     <w:p>
       <w:pPr>
-        <w:pBdr/>
-        <w:spacing w:after="0"/>
-        <w:ind/>
+        <w:pStyle w:val="929"/>
+        <w:numPr>
+          <w:ilvl w:val="0"/>
+          <w:numId w:val="13"/>
+        </w:numPr>
+        <w:pBdr>
+          <w:top w:val="none" w:color="000000" w:sz="4" w:space="0"/>
+          <w:left w:val="none" w:color="000000" w:sz="4" w:space="0"/>
+          <w:bottom w:val="none" w:color="000000" w:sz="4" w:space="0"/>
+          <w:right w:val="none" w:color="000000" w:sz="4" w:space="0"/>
+        </w:pBdr>
+        <w:spacing/>
+        <w:ind w:right="0"/>
         <w:rPr/>
       </w:pPr>
       <w:r>
-        <w:rPr>
-          <w:color w:val="d0d7de"/>
-          <w:sz w:val="18"/>
-        </w:rPr>
-        <w:t xml:space="preserve">________________________________________________________________________________</w:t>
+        <w:t xml:space="preserve">Innehåller relevanta delar</w:t>
       </w:r>
       <w:r/>
     </w:p>
     <w:p>
       <w:pPr>
-        <w:pBdr/>
-        <w:spacing w:after="0"/>
-        <w:ind/>
+        <w:pStyle w:val="929"/>
+        <w:numPr>
+          <w:ilvl w:val="0"/>
+          <w:numId w:val="13"/>
+        </w:numPr>
+        <w:pBdr>
+          <w:top w:val="none" w:color="000000" w:sz="4" w:space="0"/>
+          <w:left w:val="none" w:color="000000" w:sz="4" w:space="0"/>
+          <w:bottom w:val="none" w:color="000000" w:sz="4" w:space="0"/>
+          <w:right w:val="none" w:color="000000" w:sz="4" w:space="0"/>
+        </w:pBdr>
+        <w:spacing/>
+        <w:ind w:right="0"/>
         <w:rPr/>
       </w:pPr>
       <w:r>
-        <w:rPr>
-          <w:color w:val="d0d7de"/>
-          <w:sz w:val="18"/>
-        </w:rPr>
-        <w:t xml:space="preserve">________________________________________________________________________________</w:t>
+        <w:t xml:space="preserve">Skriftlig dokumentation på vad som är gjort</w:t>
       </w:r>
       <w:r/>
     </w:p>
     <w:p>
       <w:pPr>
-        <w:pBdr/>
-        <w:spacing w:after="0"/>
-        <w:ind/>
+        <w:pStyle w:val="929"/>
+        <w:numPr>
+          <w:ilvl w:val="0"/>
+          <w:numId w:val="13"/>
+        </w:numPr>
+        <w:pBdr>
+          <w:top w:val="none" w:color="000000" w:sz="4" w:space="0"/>
+          <w:left w:val="none" w:color="000000" w:sz="4" w:space="0"/>
+          <w:bottom w:val="none" w:color="000000" w:sz="4" w:space="0"/>
+          <w:right w:val="none" w:color="000000" w:sz="4" w:space="0"/>
+        </w:pBdr>
+        <w:spacing/>
+        <w:ind w:right="0"/>
         <w:rPr/>
       </w:pPr>
       <w:r>
-        <w:rPr>
-          <w:color w:val="d0d7de"/>
-          <w:sz w:val="18"/>
-        </w:rPr>
-        <w:t xml:space="preserve">________________________________________________________________________________</w:t>
+        <w:t xml:space="preserve">Majoritet av gruppen har godkänt</w:t>
       </w:r>
       <w:r/>
+    </w:p>
+    <w:p>
+      <w:pPr>
+        <w:pBdr/>
+        <w:spacing w:after="0"/>
+        <w:ind/>
+        <w:rPr>
+          <w:color w:val="000000" w:themeColor="text1"/>
+          <w:highlight w:val="none"/>
+          <w:lang w:val="sv-SE"/>
+        </w:rPr>
+      </w:pPr>
+      <w:r>
+        <w:rPr>
+          <w:color w:val="000000" w:themeColor="text1"/>
+          <w:highlight w:val="none"/>
+          <w:lang w:val="sv-SE"/>
+        </w:rPr>
+      </w:r>
+      <w:r>
+        <w:rPr>
+          <w:color w:val="000000" w:themeColor="text1"/>
+          <w:highlight w:val="none"/>
+          <w:lang w:val="sv-SE"/>
+        </w:rPr>
+        <w:t xml:space="preserve">Ny DoD specifikt för hotanalys:</w:t>
+      </w:r>
+      <w:r>
+        <w:rPr>
+          <w:color w:val="000000" w:themeColor="text1"/>
+        </w:rPr>
+      </w:r>
+    </w:p>
+    <w:p>
+      <w:pPr>
+        <w:pStyle w:val="929"/>
+        <w:numPr>
+          <w:ilvl w:val="0"/>
+          <w:numId w:val="14"/>
+        </w:numPr>
+        <w:pBdr/>
+        <w:spacing w:after="0"/>
+        <w:ind/>
+        <w:rPr>
+          <w:color w:val="000000" w:themeColor="text1"/>
+        </w:rPr>
+      </w:pPr>
+      <w:r>
+        <w:rPr>
+          <w:color w:val="000000" w:themeColor="text1"/>
+          <w:highlight w:val="none"/>
+          <w:lang w:val="sv-SE"/>
+        </w:rPr>
+        <w:t xml:space="preserve">Komplett attackkedja, från början till slut. 3-5 steg är rimligt, eventuellt fler för större hot.</w:t>
+      </w:r>
+      <w:r>
+        <w:rPr>
+          <w:color w:val="000000" w:themeColor="text1"/>
+        </w:rPr>
+      </w:r>
+    </w:p>
+    <w:p>
+      <w:pPr>
+        <w:pStyle w:val="929"/>
+        <w:numPr>
+          <w:ilvl w:val="0"/>
+          <w:numId w:val="14"/>
+        </w:numPr>
+        <w:pBdr/>
+        <w:spacing w:after="0"/>
+        <w:ind/>
+        <w:rPr>
+          <w:color w:val="000000" w:themeColor="text1"/>
+        </w:rPr>
+      </w:pPr>
+      <w:r>
+        <w:rPr>
+          <w:color w:val="000000" w:themeColor="text1"/>
+          <w:highlight w:val="none"/>
+          <w:lang w:val="sv-SE"/>
+        </w:rPr>
+        <w:t xml:space="preserve">Relevant till försvar. Minst en försvarsfråga, förslag på mitigerande åtgärder.</w:t>
+      </w:r>
+      <w:r>
+        <w:rPr>
+          <w:color w:val="000000" w:themeColor="text1"/>
+        </w:rPr>
+      </w:r>
+    </w:p>
+    <w:p>
+      <w:pPr>
+        <w:pStyle w:val="929"/>
+        <w:numPr>
+          <w:ilvl w:val="0"/>
+          <w:numId w:val="14"/>
+        </w:numPr>
+        <w:pBdr/>
+        <w:spacing w:after="0"/>
+        <w:ind/>
+        <w:rPr>
+          <w:color w:val="000000" w:themeColor="text1"/>
+        </w:rPr>
+      </w:pPr>
+      <w:r>
+        <w:rPr>
+          <w:color w:val="000000" w:themeColor="text1"/>
+          <w:highlight w:val="none"/>
+          <w:lang w:val="sv-SE"/>
+        </w:rPr>
+        <w:t xml:space="preserve">Källhänvisning. Använd de källor vi kommit överens om. Undvik andra källor utan diskussion med resten av gruppen.</w:t>
+      </w:r>
+      <w:r>
+        <w:rPr>
+          <w:color w:val="000000" w:themeColor="text1"/>
+          <w:highlight w:val="none"/>
+          <w:lang w:val="sv-SE"/>
+        </w:rPr>
+      </w:r>
+      <w:r>
+        <w:rPr>
+          <w:color w:val="000000" w:themeColor="text1"/>
+          <w:highlight w:val="none"/>
+          <w:lang w:val="sv-SE"/>
+        </w:rPr>
+      </w:r>
+    </w:p>
+    <w:p>
+      <w:pPr>
+        <w:pStyle w:val="929"/>
+        <w:numPr>
+          <w:ilvl w:val="0"/>
+          <w:numId w:val="14"/>
+        </w:numPr>
+        <w:pBdr/>
+        <w:spacing w:after="0"/>
+        <w:ind/>
+        <w:rPr>
+          <w:color w:val="000000" w:themeColor="text1"/>
+        </w:rPr>
+      </w:pPr>
+      <w:r>
+        <w:rPr>
+          <w:color w:val="000000" w:themeColor="text1"/>
+          <w:highlight w:val="none"/>
+          <w:lang w:val="sv-SE"/>
+        </w:rPr>
+        <w:t xml:space="preserve">Så fullständig skriftlig dokumentation som möjligt. Strukturerat och läsbart även för de med mindre teknisk kompetens.</w:t>
+      </w:r>
+      <w:r>
+        <w:rPr>
+          <w:color w:val="000000" w:themeColor="text1"/>
+        </w:rPr>
+      </w:r>
+    </w:p>
+    <w:p>
+      <w:pPr>
+        <w:pStyle w:val="929"/>
+        <w:numPr>
+          <w:ilvl w:val="0"/>
+          <w:numId w:val="14"/>
+        </w:numPr>
+        <w:pBdr/>
+        <w:spacing w:after="0"/>
+        <w:ind/>
+        <w:rPr>
+          <w:color w:val="000000" w:themeColor="text1"/>
+        </w:rPr>
+      </w:pPr>
+      <w:r>
+        <w:rPr>
+          <w:color w:val="000000" w:themeColor="text1"/>
+          <w:highlight w:val="none"/>
+          <w:lang w:val="sv-SE"/>
+        </w:rPr>
+        <w:t xml:space="preserve">Hantera osäkerhet. Motivera antaganden som gjorts på grund av brist på data.</w:t>
+      </w:r>
+      <w:r>
+        <w:rPr>
+          <w:color w:val="000000" w:themeColor="text1"/>
+        </w:rPr>
+      </w:r>
+    </w:p>
+    <w:p>
+      <w:pPr>
+        <w:pStyle w:val="929"/>
+        <w:numPr>
+          <w:ilvl w:val="0"/>
+          <w:numId w:val="14"/>
+        </w:numPr>
+        <w:pBdr/>
+        <w:spacing w:after="0"/>
+        <w:ind/>
+        <w:rPr>
+          <w:color w:val="000000" w:themeColor="text1"/>
+        </w:rPr>
+      </w:pPr>
+      <w:r>
+        <w:rPr>
+          <w:color w:val="000000" w:themeColor="text1"/>
+          <w:highlight w:val="none"/>
+          <w:lang w:val="sv-SE"/>
+        </w:rPr>
+        <w:t xml:space="preserve">Gruppgranskning innan godkännande. Misstag och fel ska tas upp och åtgärdas.</w:t>
+      </w:r>
+      <w:r>
+        <w:rPr>
+          <w:color w:val="000000" w:themeColor="text1"/>
+          <w:highlight w:val="none"/>
+          <w:lang w:val="sv-SE"/>
+        </w:rPr>
+      </w:r>
+      <w:r>
+        <w:rPr>
+          <w:color w:val="000000" w:themeColor="text1"/>
+          <w:highlight w:val="none"/>
+          <w:lang w:val="sv-SE"/>
+        </w:rPr>
+      </w:r>
     </w:p>
     <w:p>
       <w:pPr>
@@ -6618,64 +6907,34 @@
         <w:pBdr/>
         <w:spacing w:after="0"/>
         <w:ind/>
-        <w:rPr/>
+        <w:rPr>
+          <w:color w:val="000000" w:themeColor="text1"/>
+        </w:rPr>
       </w:pPr>
       <w:r>
         <w:rPr>
-          <w:color w:val="d0d7de"/>
+          <w:color w:val="000000" w:themeColor="text1"/>
           <w:sz w:val="18"/>
-        </w:rPr>
-        <w:t xml:space="preserve">________________________________________________________________________________</w:t>
+          <w:lang w:val="sv-SE"/>
+        </w:rPr>
+        <w:t xml:space="preserve">En hotanalys blir användbar för någon annan än den som skrev analysen om någon annan kan gå in och ta över analysen och sätta in sig i den utan stora problem. Hotanalysen måste vara fullständigt dokumenterad från början. Det ska inte finnas några otydligheter vad den första analytikern menar</w:t>
       </w:r>
-      <w:r/>
-    </w:p>
-    <w:p>
-      <w:pPr>
-        <w:pBdr/>
-        <w:spacing w:after="0"/>
-        <w:ind/>
-        <w:rPr/>
-      </w:pPr>
       <w:r>
         <w:rPr>
-          <w:color w:val="d0d7de"/>
-          <w:sz w:val="18"/>
-        </w:rPr>
-        <w:t xml:space="preserve">________________________________________________________________________________</w:t>
+          <w:color w:val="000000" w:themeColor="text1"/>
+          <w:lang w:val="sv-SE"/>
+        </w:rPr>
+        <w:t xml:space="preserve">. Källorna ska vara dokumenterade och motiverade. Den nya analytikern ska kunna följa tankegångarna, förstå varför tekniker och procedurer har valts, vilken källa som använts, om data saknats och varför i så fall ett visst antagande har gjorts. Analysen måste tydligt visa vad som är fakta och vad som är antaganden.</w:t>
+        <w:br/>
+        <w:t xml:space="preserve">För att en hotanalys ska vara tydlig och enkel behöver man även ta bort överflödig och mindre relevant information. Analysen ska bara innehålla information som bidrar till förståelse. Samtidigt vill man inte missa någonting som kan vara viktigt eller bra att ha med. Det kan vara en bra idé att visa vilka tekniker man uteslutit så att nästa tekniker vet om det och inte dubbelarbetar och går igenom samma tekniker igen.</w:t>
+        <w:br/>
+        <w:t xml:space="preserve">Analysen måste vara tillräckligt detaljerad och komplex för att andra tekniker ska kunna förstå den, samtidigt som den måste vara enkelt skriven och förklarande för att ledningen kan förstå den, så att de kan ta beslut om hur organisationen ska prioritera resurser och planera arbetet. </w:t>
       </w:r>
-      <w:r/>
-    </w:p>
-    <w:p>
-      <w:pPr>
-        <w:pBdr/>
-        <w:spacing w:after="0"/>
-        <w:ind/>
-        <w:rPr/>
-      </w:pPr>
       <w:r>
         <w:rPr>
-          <w:color w:val="d0d7de"/>
-          <w:sz w:val="18"/>
-        </w:rPr>
-        <w:t xml:space="preserve">________________________________________________________________________________</w:t>
+          <w:color w:val="000000" w:themeColor="text1"/>
+        </w:rPr>
       </w:r>
-      <w:r/>
-    </w:p>
-    <w:p>
-      <w:pPr>
-        <w:pBdr/>
-        <w:spacing w:after="0"/>
-        <w:ind/>
-        <w:rPr/>
-      </w:pPr>
-      <w:r>
-        <w:rPr>
-          <w:color w:val="d0d7de"/>
-          <w:sz w:val="18"/>
-        </w:rPr>
-        <w:t xml:space="preserve">________________________________________________________________________________</w:t>
-      </w:r>
-      <w:r/>
     </w:p>
     <w:p>
       <w:pPr>
@@ -10275,6 +10534,300 @@
       <w:suff w:val="tab"/>
     </w:lvl>
   </w:abstractNum>
+  <w:abstractNum w:abstractNumId="12">
+    <w:nsid w:val="2C80E357"/>
+    <w:lvl w:ilvl="0">
+      <w:isLgl w:val="false"/>
+      <w:lvlJc w:val="left"/>
+      <w:lvlText w:val="·"/>
+      <w:numFmt w:val="bullet"/>
+      <w:pPr>
+        <w:pBdr/>
+        <w:spacing/>
+        <w:ind w:hanging="360" w:left="709"/>
+      </w:pPr>
+      <w:rPr>
+        <w:rFonts w:hint="default" w:ascii="Symbol" w:hAnsi="Symbol" w:eastAsia="Symbol" w:cs="Symbol"/>
+      </w:rPr>
+      <w:start w:val="1"/>
+      <w:suff w:val="tab"/>
+    </w:lvl>
+    <w:lvl w:ilvl="1">
+      <w:isLgl w:val="false"/>
+      <w:lvlJc w:val="left"/>
+      <w:lvlText w:val="o"/>
+      <w:numFmt w:val="bullet"/>
+      <w:pPr>
+        <w:pBdr/>
+        <w:spacing/>
+        <w:ind w:hanging="360" w:left="1429"/>
+      </w:pPr>
+      <w:rPr>
+        <w:rFonts w:hint="default" w:ascii="Courier New" w:hAnsi="Courier New" w:eastAsia="Courier New" w:cs="Courier New"/>
+      </w:rPr>
+      <w:start w:val="1"/>
+      <w:suff w:val="tab"/>
+    </w:lvl>
+    <w:lvl w:ilvl="2">
+      <w:isLgl w:val="false"/>
+      <w:lvlJc w:val="left"/>
+      <w:lvlText w:val="§"/>
+      <w:numFmt w:val="bullet"/>
+      <w:pPr>
+        <w:pBdr/>
+        <w:spacing/>
+        <w:ind w:hanging="360" w:left="2149"/>
+      </w:pPr>
+      <w:rPr>
+        <w:rFonts w:hint="default" w:ascii="Wingdings" w:hAnsi="Wingdings" w:eastAsia="Wingdings" w:cs="Wingdings"/>
+      </w:rPr>
+      <w:start w:val="1"/>
+      <w:suff w:val="tab"/>
+    </w:lvl>
+    <w:lvl w:ilvl="3">
+      <w:isLgl w:val="false"/>
+      <w:lvlJc w:val="left"/>
+      <w:lvlText w:val="·"/>
+      <w:numFmt w:val="bullet"/>
+      <w:pPr>
+        <w:pBdr/>
+        <w:spacing/>
+        <w:ind w:hanging="360" w:left="2869"/>
+      </w:pPr>
+      <w:rPr>
+        <w:rFonts w:hint="default" w:ascii="Symbol" w:hAnsi="Symbol" w:eastAsia="Symbol" w:cs="Symbol"/>
+      </w:rPr>
+      <w:start w:val="1"/>
+      <w:suff w:val="tab"/>
+    </w:lvl>
+    <w:lvl w:ilvl="4">
+      <w:isLgl w:val="false"/>
+      <w:lvlJc w:val="left"/>
+      <w:lvlText w:val="o"/>
+      <w:numFmt w:val="bullet"/>
+      <w:pPr>
+        <w:pBdr/>
+        <w:spacing/>
+        <w:ind w:hanging="360" w:left="3589"/>
+      </w:pPr>
+      <w:rPr>
+        <w:rFonts w:hint="default" w:ascii="Courier New" w:hAnsi="Courier New" w:eastAsia="Courier New" w:cs="Courier New"/>
+      </w:rPr>
+      <w:start w:val="1"/>
+      <w:suff w:val="tab"/>
+    </w:lvl>
+    <w:lvl w:ilvl="5">
+      <w:isLgl w:val="false"/>
+      <w:lvlJc w:val="left"/>
+      <w:lvlText w:val="§"/>
+      <w:numFmt w:val="bullet"/>
+      <w:pPr>
+        <w:pBdr/>
+        <w:spacing/>
+        <w:ind w:hanging="360" w:left="4309"/>
+      </w:pPr>
+      <w:rPr>
+        <w:rFonts w:hint="default" w:ascii="Wingdings" w:hAnsi="Wingdings" w:eastAsia="Wingdings" w:cs="Wingdings"/>
+      </w:rPr>
+      <w:start w:val="1"/>
+      <w:suff w:val="tab"/>
+    </w:lvl>
+    <w:lvl w:ilvl="6">
+      <w:isLgl w:val="false"/>
+      <w:lvlJc w:val="left"/>
+      <w:lvlText w:val="·"/>
+      <w:numFmt w:val="bullet"/>
+      <w:pPr>
+        <w:pBdr/>
+        <w:spacing/>
+        <w:ind w:hanging="360" w:left="5029"/>
+      </w:pPr>
+      <w:rPr>
+        <w:rFonts w:hint="default" w:ascii="Symbol" w:hAnsi="Symbol" w:eastAsia="Symbol" w:cs="Symbol"/>
+      </w:rPr>
+      <w:start w:val="1"/>
+      <w:suff w:val="tab"/>
+    </w:lvl>
+    <w:lvl w:ilvl="7">
+      <w:isLgl w:val="false"/>
+      <w:lvlJc w:val="left"/>
+      <w:lvlText w:val="o"/>
+      <w:numFmt w:val="bullet"/>
+      <w:pPr>
+        <w:pBdr/>
+        <w:spacing/>
+        <w:ind w:hanging="360" w:left="5749"/>
+      </w:pPr>
+      <w:rPr>
+        <w:rFonts w:hint="default" w:ascii="Courier New" w:hAnsi="Courier New" w:eastAsia="Courier New" w:cs="Courier New"/>
+      </w:rPr>
+      <w:start w:val="1"/>
+      <w:suff w:val="tab"/>
+    </w:lvl>
+    <w:lvl w:ilvl="8">
+      <w:isLgl w:val="false"/>
+      <w:lvlJc w:val="left"/>
+      <w:lvlText w:val="§"/>
+      <w:numFmt w:val="bullet"/>
+      <w:pPr>
+        <w:pBdr/>
+        <w:spacing/>
+        <w:ind w:hanging="360" w:left="6469"/>
+      </w:pPr>
+      <w:rPr>
+        <w:rFonts w:hint="default" w:ascii="Wingdings" w:hAnsi="Wingdings" w:eastAsia="Wingdings" w:cs="Wingdings"/>
+      </w:rPr>
+      <w:start w:val="1"/>
+      <w:suff w:val="tab"/>
+    </w:lvl>
+  </w:abstractNum>
+  <w:abstractNum w:abstractNumId="13">
+    <w:nsid w:val="012720D4"/>
+    <w:lvl w:ilvl="0">
+      <w:isLgl w:val="false"/>
+      <w:lvlJc w:val="left"/>
+      <w:lvlText w:val="·"/>
+      <w:numFmt w:val="bullet"/>
+      <w:pPr>
+        <w:pBdr/>
+        <w:spacing/>
+        <w:ind w:hanging="360" w:left="709"/>
+      </w:pPr>
+      <w:rPr>
+        <w:rFonts w:hint="default" w:ascii="Symbol" w:hAnsi="Symbol" w:eastAsia="Symbol" w:cs="Symbol"/>
+      </w:rPr>
+      <w:start w:val="1"/>
+      <w:suff w:val="tab"/>
+    </w:lvl>
+    <w:lvl w:ilvl="1">
+      <w:isLgl w:val="false"/>
+      <w:lvlJc w:val="left"/>
+      <w:lvlText w:val="o"/>
+      <w:numFmt w:val="bullet"/>
+      <w:pPr>
+        <w:pBdr/>
+        <w:spacing/>
+        <w:ind w:hanging="360" w:left="1429"/>
+      </w:pPr>
+      <w:rPr>
+        <w:rFonts w:hint="default" w:ascii="Courier New" w:hAnsi="Courier New" w:eastAsia="Courier New" w:cs="Courier New"/>
+      </w:rPr>
+      <w:start w:val="1"/>
+      <w:suff w:val="tab"/>
+    </w:lvl>
+    <w:lvl w:ilvl="2">
+      <w:isLgl w:val="false"/>
+      <w:lvlJc w:val="left"/>
+      <w:lvlText w:val="§"/>
+      <w:numFmt w:val="bullet"/>
+      <w:pPr>
+        <w:pBdr/>
+        <w:spacing/>
+        <w:ind w:hanging="360" w:left="2149"/>
+      </w:pPr>
+      <w:rPr>
+        <w:rFonts w:hint="default" w:ascii="Wingdings" w:hAnsi="Wingdings" w:eastAsia="Wingdings" w:cs="Wingdings"/>
+      </w:rPr>
+      <w:start w:val="1"/>
+      <w:suff w:val="tab"/>
+    </w:lvl>
+    <w:lvl w:ilvl="3">
+      <w:isLgl w:val="false"/>
+      <w:lvlJc w:val="left"/>
+      <w:lvlText w:val="·"/>
+      <w:numFmt w:val="bullet"/>
+      <w:pPr>
+        <w:pBdr/>
+        <w:spacing/>
+        <w:ind w:hanging="360" w:left="2869"/>
+      </w:pPr>
+      <w:rPr>
+        <w:rFonts w:hint="default" w:ascii="Symbol" w:hAnsi="Symbol" w:eastAsia="Symbol" w:cs="Symbol"/>
+      </w:rPr>
+      <w:start w:val="1"/>
+      <w:suff w:val="tab"/>
+    </w:lvl>
+    <w:lvl w:ilvl="4">
+      <w:isLgl w:val="false"/>
+      <w:lvlJc w:val="left"/>
+      <w:lvlText w:val="o"/>
+      <w:numFmt w:val="bullet"/>
+      <w:pPr>
+        <w:pBdr/>
+        <w:spacing/>
+        <w:ind w:hanging="360" w:left="3589"/>
+      </w:pPr>
+      <w:rPr>
+        <w:rFonts w:hint="default" w:ascii="Courier New" w:hAnsi="Courier New" w:eastAsia="Courier New" w:cs="Courier New"/>
+      </w:rPr>
+      <w:start w:val="1"/>
+      <w:suff w:val="tab"/>
+    </w:lvl>
+    <w:lvl w:ilvl="5">
+      <w:isLgl w:val="false"/>
+      <w:lvlJc w:val="left"/>
+      <w:lvlText w:val="§"/>
+      <w:numFmt w:val="bullet"/>
+      <w:pPr>
+        <w:pBdr/>
+        <w:spacing/>
+        <w:ind w:hanging="360" w:left="4309"/>
+      </w:pPr>
+      <w:rPr>
+        <w:rFonts w:hint="default" w:ascii="Wingdings" w:hAnsi="Wingdings" w:eastAsia="Wingdings" w:cs="Wingdings"/>
+      </w:rPr>
+      <w:start w:val="1"/>
+      <w:suff w:val="tab"/>
+    </w:lvl>
+    <w:lvl w:ilvl="6">
+      <w:isLgl w:val="false"/>
+      <w:lvlJc w:val="left"/>
+      <w:lvlText w:val="·"/>
+      <w:numFmt w:val="bullet"/>
+      <w:pPr>
+        <w:pBdr/>
+        <w:spacing/>
+        <w:ind w:hanging="360" w:left="5029"/>
+      </w:pPr>
+      <w:rPr>
+        <w:rFonts w:hint="default" w:ascii="Symbol" w:hAnsi="Symbol" w:eastAsia="Symbol" w:cs="Symbol"/>
+      </w:rPr>
+      <w:start w:val="1"/>
+      <w:suff w:val="tab"/>
+    </w:lvl>
+    <w:lvl w:ilvl="7">
+      <w:isLgl w:val="false"/>
+      <w:lvlJc w:val="left"/>
+      <w:lvlText w:val="o"/>
+      <w:numFmt w:val="bullet"/>
+      <w:pPr>
+        <w:pBdr/>
+        <w:spacing/>
+        <w:ind w:hanging="360" w:left="5749"/>
+      </w:pPr>
+      <w:rPr>
+        <w:rFonts w:hint="default" w:ascii="Courier New" w:hAnsi="Courier New" w:eastAsia="Courier New" w:cs="Courier New"/>
+      </w:rPr>
+      <w:start w:val="1"/>
+      <w:suff w:val="tab"/>
+    </w:lvl>
+    <w:lvl w:ilvl="8">
+      <w:isLgl w:val="false"/>
+      <w:lvlJc w:val="left"/>
+      <w:lvlText w:val="§"/>
+      <w:numFmt w:val="bullet"/>
+      <w:pPr>
+        <w:pBdr/>
+        <w:spacing/>
+        <w:ind w:hanging="360" w:left="6469"/>
+      </w:pPr>
+      <w:rPr>
+        <w:rFonts w:hint="default" w:ascii="Wingdings" w:hAnsi="Wingdings" w:eastAsia="Wingdings" w:cs="Wingdings"/>
+      </w:rPr>
+      <w:start w:val="1"/>
+      <w:suff w:val="tab"/>
+    </w:lvl>
+  </w:abstractNum>
   <w:num w:numId="1">
     <w:abstractNumId w:val="8"/>
   </w:num>
@@ -10310,6 +10863,12 @@
   </w:num>
   <w:num w:numId="12">
     <w:abstractNumId w:val="11"/>
+  </w:num>
+  <w:num w:numId="13">
+    <w:abstractNumId w:val="12"/>
+  </w:num>
+  <w:num w:numId="14">
+    <w:abstractNumId w:val="13"/>
   </w:num>
 </w:numbering>
 </file>

--- a/ITSX25_Workshop2_Individuell_Inlamningsuppgift_MITRE_ATTACK_Hotanalys_GVG.docx
+++ b/ITSX25_Workshop2_Individuell_Inlamningsuppgift_MITRE_ATTACK_Hotanalys_GVG.docx
@@ -59,7 +59,7 @@
     </w:p>
     <w:tbl>
       <w:tblPr>
-        <w:tblStyle w:val="969"/>
+        <w:tblStyle w:val="973"/>
         <w:jc w:val="center"/>
         <w:tblW w:w="0" w:type="auto"/>
         <w:tblBorders/>
@@ -130,7 +130,7 @@
     </w:p>
     <w:tbl>
       <w:tblPr>
-        <w:tblStyle w:val="969"/>
+        <w:tblStyle w:val="973"/>
         <w:jc w:val="center"/>
         <w:tblW w:w="0" w:type="auto"/>
         <w:tblBorders/>
@@ -201,7 +201,7 @@
     </w:p>
     <w:p>
       <w:pPr>
-        <w:pStyle w:val="905"/>
+        <w:pStyle w:val="909"/>
         <w:pBdr/>
         <w:spacing/>
         <w:ind/>
@@ -219,7 +219,7 @@
     </w:p>
     <w:p>
       <w:pPr>
-        <w:pStyle w:val="939"/>
+        <w:pStyle w:val="943"/>
         <w:pBdr/>
         <w:spacing/>
         <w:ind/>
@@ -271,7 +271,7 @@
     </w:p>
     <w:p>
       <w:pPr>
-        <w:pStyle w:val="939"/>
+        <w:pStyle w:val="943"/>
         <w:pBdr/>
         <w:spacing/>
         <w:ind/>
@@ -317,7 +317,7 @@
     </w:p>
     <w:p>
       <w:pPr>
-        <w:pStyle w:val="939"/>
+        <w:pStyle w:val="943"/>
         <w:pBdr/>
         <w:spacing/>
         <w:ind/>
@@ -369,7 +369,7 @@
     </w:p>
     <w:p>
       <w:pPr>
-        <w:pStyle w:val="939"/>
+        <w:pStyle w:val="943"/>
         <w:pBdr/>
         <w:spacing w:after="40"/>
         <w:ind/>
@@ -508,7 +508,7 @@
     </w:p>
     <w:p>
       <w:pPr>
-        <w:pStyle w:val="939"/>
+        <w:pStyle w:val="943"/>
         <w:pBdr/>
         <w:spacing/>
         <w:ind/>
@@ -524,7 +524,7 @@
     </w:p>
     <w:p>
       <w:pPr>
-        <w:pStyle w:val="939"/>
+        <w:pStyle w:val="943"/>
         <w:pBdr/>
         <w:spacing/>
         <w:ind/>
@@ -540,7 +540,7 @@
     </w:p>
     <w:p>
       <w:pPr>
-        <w:pStyle w:val="939"/>
+        <w:pStyle w:val="943"/>
         <w:pBdr/>
         <w:spacing/>
         <w:ind/>
@@ -556,7 +556,7 @@
     </w:p>
     <w:p>
       <w:pPr>
-        <w:pStyle w:val="905"/>
+        <w:pStyle w:val="909"/>
         <w:pBdr/>
         <w:spacing/>
         <w:ind/>
@@ -574,7 +574,7 @@
     </w:p>
     <w:tbl>
       <w:tblPr>
-        <w:tblStyle w:val="969"/>
+        <w:tblStyle w:val="973"/>
         <w:jc w:val="center"/>
         <w:tblW w:w="0" w:type="auto"/>
         <w:tblBorders/>
@@ -1241,7 +1241,7 @@
     </w:p>
     <w:p>
       <w:pPr>
-        <w:pStyle w:val="905"/>
+        <w:pStyle w:val="909"/>
         <w:pBdr/>
         <w:spacing/>
         <w:ind/>
@@ -1259,7 +1259,7 @@
     </w:p>
     <w:p>
       <w:pPr>
-        <w:pStyle w:val="906"/>
+        <w:pStyle w:val="910"/>
         <w:pBdr/>
         <w:spacing/>
         <w:ind/>
@@ -1327,7 +1327,7 @@
       <w:hyperlink r:id="rId11" w:tooltip="https://attack.mitre.org/resources/" w:history="1">
         <w:r>
           <w:rPr>
-            <w:rStyle w:val="891"/>
+            <w:rStyle w:val="895"/>
             <w:color w:val="000000" w:themeColor="text1"/>
             <w:sz w:val="18"/>
             <w:lang w:val="sv-SE"/>
@@ -1353,7 +1353,7 @@
       <w:hyperlink r:id="rId12" w:tooltip="https://www.synonymer.se/sv-syn/emulera" w:history="1">
         <w:r>
           <w:rPr>
-            <w:rStyle w:val="891"/>
+            <w:rStyle w:val="895"/>
             <w:color w:val="000000" w:themeColor="text1"/>
             <w:lang w:val="sv-SE"/>
           </w:rPr>
@@ -1395,7 +1395,7 @@
       <w:hyperlink r:id="rId13" w:tooltip="https://attack.mitre.org/techniques/T1669/" w:history="1">
         <w:r>
           <w:rPr>
-            <w:rStyle w:val="891"/>
+            <w:rStyle w:val="895"/>
             <w:color w:val="000000" w:themeColor="text1"/>
             <w:lang w:val="sv-SE"/>
           </w:rPr>
@@ -1412,7 +1412,7 @@
       <w:hyperlink r:id="rId14" w:tooltip="https://attack.mitre.org/mitigations/M1041/" w:history="1">
         <w:r>
           <w:rPr>
-            <w:rStyle w:val="891"/>
+            <w:rStyle w:val="895"/>
             <w:color w:val="000000" w:themeColor="text1"/>
             <w:lang w:val="sv-SE"/>
           </w:rPr>
@@ -1461,7 +1461,7 @@
     </w:p>
     <w:p>
       <w:pPr>
-        <w:pStyle w:val="906"/>
+        <w:pStyle w:val="910"/>
         <w:pBdr/>
         <w:spacing/>
         <w:ind/>
@@ -1650,7 +1650,7 @@
     </w:p>
     <w:p>
       <w:pPr>
-        <w:pStyle w:val="906"/>
+        <w:pStyle w:val="910"/>
         <w:pBdr/>
         <w:spacing/>
         <w:ind/>
@@ -1700,7 +1700,7 @@
     </w:p>
     <w:p>
       <w:pPr>
-        <w:pStyle w:val="929"/>
+        <w:pStyle w:val="933"/>
         <w:numPr>
           <w:ilvl w:val="0"/>
           <w:numId w:val="10"/>
@@ -1741,7 +1741,7 @@
     </w:p>
     <w:p>
       <w:pPr>
-        <w:pStyle w:val="929"/>
+        <w:pStyle w:val="933"/>
         <w:numPr>
           <w:ilvl w:val="0"/>
           <w:numId w:val="10"/>
@@ -1776,7 +1776,7 @@
     </w:p>
     <w:p>
       <w:pPr>
-        <w:pStyle w:val="929"/>
+        <w:pStyle w:val="933"/>
         <w:numPr>
           <w:ilvl w:val="0"/>
           <w:numId w:val="10"/>
@@ -1818,7 +1818,7 @@
     </w:p>
     <w:p>
       <w:pPr>
-        <w:pStyle w:val="929"/>
+        <w:pStyle w:val="933"/>
         <w:numPr>
           <w:ilvl w:val="0"/>
           <w:numId w:val="10"/>
@@ -1853,7 +1853,7 @@
     </w:p>
     <w:p>
       <w:pPr>
-        <w:pStyle w:val="929"/>
+        <w:pStyle w:val="933"/>
         <w:numPr>
           <w:ilvl w:val="0"/>
           <w:numId w:val="10"/>
@@ -1894,7 +1894,7 @@
     </w:p>
     <w:p>
       <w:pPr>
-        <w:pStyle w:val="906"/>
+        <w:pStyle w:val="910"/>
         <w:pBdr/>
         <w:spacing/>
         <w:ind/>
@@ -1990,7 +1990,7 @@
       <w:hyperlink r:id="rId15" w:tooltip="https://www.bitsight.com/blog/how-to-use-the-mitre-attack-framework" w:history="1">
         <w:r>
           <w:rPr>
-            <w:rStyle w:val="891"/>
+            <w:rStyle w:val="895"/>
             <w:color w:val="000000" w:themeColor="text1"/>
             <w:highlight w:val="none"/>
             <w:lang w:val="sv-SE"/>
@@ -1999,7 +1999,7 @@
         </w:r>
         <w:r>
           <w:rPr>
-            <w:rStyle w:val="891"/>
+            <w:rStyle w:val="895"/>
             <w:color w:val="000000" w:themeColor="text1"/>
             <w:highlight w:val="none"/>
             <w:lang w:val="sv-SE"/>
@@ -2007,7 +2007,7 @@
         </w:r>
         <w:r>
           <w:rPr>
-            <w:rStyle w:val="891"/>
+            <w:rStyle w:val="895"/>
             <w:color w:val="000000" w:themeColor="text1"/>
             <w:highlight w:val="none"/>
             <w:lang w:val="sv-SE"/>
@@ -2285,7 +2285,7 @@
     </w:p>
     <w:p>
       <w:pPr>
-        <w:pStyle w:val="905"/>
+        <w:pStyle w:val="909"/>
         <w:pBdr/>
         <w:spacing/>
         <w:ind/>
@@ -2303,7 +2303,7 @@
     </w:p>
     <w:p>
       <w:pPr>
-        <w:pStyle w:val="906"/>
+        <w:pStyle w:val="910"/>
         <w:pBdr/>
         <w:spacing/>
         <w:ind/>
@@ -2374,7 +2374,7 @@
       <w:hyperlink r:id="rId16" w:tooltip="https://www.paloaltonetworks.com/cyberpedia/mitre-attack-sub-techniques-vs-procedures" w:history="1">
         <w:r>
           <w:rPr>
-            <w:rStyle w:val="891"/>
+            <w:rStyle w:val="895"/>
             <w:color w:val="000000" w:themeColor="text1"/>
             <w:sz w:val="18"/>
             <w:lang w:val="sv-SE"/>
@@ -2383,7 +2383,7 @@
         </w:r>
         <w:r>
           <w:rPr>
-            <w:rStyle w:val="891"/>
+            <w:rStyle w:val="895"/>
             <w:color w:val="000000" w:themeColor="text1"/>
           </w:rPr>
         </w:r>
@@ -2792,7 +2792,7 @@
     </w:p>
     <w:p>
       <w:pPr>
-        <w:pStyle w:val="906"/>
+        <w:pStyle w:val="910"/>
         <w:pBdr/>
         <w:spacing/>
         <w:ind/>
@@ -3042,7 +3042,7 @@
     </w:p>
     <w:p>
       <w:pPr>
-        <w:pStyle w:val="906"/>
+        <w:pStyle w:val="910"/>
         <w:pBdr/>
         <w:spacing/>
         <w:ind/>
@@ -3313,7 +3313,7 @@
     </w:p>
     <w:p>
       <w:pPr>
-        <w:pStyle w:val="906"/>
+        <w:pStyle w:val="910"/>
         <w:pBdr/>
         <w:spacing/>
         <w:ind/>
@@ -3567,7 +3567,7 @@
     </w:p>
     <w:p>
       <w:pPr>
-        <w:pStyle w:val="905"/>
+        <w:pStyle w:val="909"/>
         <w:pBdr/>
         <w:spacing/>
         <w:ind/>
@@ -3585,7 +3585,7 @@
     </w:p>
     <w:p>
       <w:pPr>
-        <w:pStyle w:val="906"/>
+        <w:pStyle w:val="910"/>
         <w:pBdr/>
         <w:spacing/>
         <w:ind/>
@@ -3727,7 +3727,7 @@
     </w:p>
     <w:p>
       <w:pPr>
-        <w:pStyle w:val="906"/>
+        <w:pStyle w:val="910"/>
         <w:pBdr/>
         <w:spacing/>
         <w:ind/>
@@ -3984,7 +3984,7 @@
     </w:p>
     <w:p>
       <w:pPr>
-        <w:pStyle w:val="906"/>
+        <w:pStyle w:val="910"/>
         <w:pBdr/>
         <w:spacing/>
         <w:ind/>
@@ -4159,7 +4159,7 @@
     </w:p>
     <w:p>
       <w:pPr>
-        <w:pStyle w:val="906"/>
+        <w:pStyle w:val="910"/>
         <w:pBdr/>
         <w:spacing/>
         <w:ind/>
@@ -4314,7 +4314,7 @@
     </w:p>
     <w:p>
       <w:pPr>
-        <w:pStyle w:val="905"/>
+        <w:pStyle w:val="909"/>
         <w:pBdr/>
         <w:spacing/>
         <w:ind/>
@@ -4332,7 +4332,7 @@
     </w:p>
     <w:p>
       <w:pPr>
-        <w:pStyle w:val="906"/>
+        <w:pStyle w:val="910"/>
         <w:pBdr/>
         <w:spacing/>
         <w:ind/>
@@ -4512,7 +4512,7 @@
     </w:p>
     <w:p>
       <w:pPr>
-        <w:pStyle w:val="906"/>
+        <w:pStyle w:val="910"/>
         <w:pBdr/>
         <w:spacing/>
         <w:ind/>
@@ -4588,7 +4588,7 @@
       <w:hyperlink r:id="rId18" w:tooltip="https://attack.mitre.org/techniques/T1078/" w:history="1">
         <w:r>
           <w:rPr>
-            <w:rStyle w:val="891"/>
+            <w:rStyle w:val="895"/>
             <w:color w:val="000000" w:themeColor="text1"/>
             <w:lang w:val="sv-SE"/>
           </w:rPr>
@@ -4708,7 +4708,7 @@
       <w:hyperlink r:id="rId19" w:tooltip="https://en.wikipedia.org/wiki/XZ_Utils_backdoor" w:history="1">
         <w:r>
           <w:rPr>
-            <w:rStyle w:val="891"/>
+            <w:rStyle w:val="895"/>
             <w:color w:val="000000" w:themeColor="text1"/>
             <w:highlight w:val="none"/>
             <w:lang w:val="sv-SE"/>
@@ -4904,7 +4904,7 @@
     </w:p>
     <w:p>
       <w:pPr>
-        <w:pStyle w:val="906"/>
+        <w:pStyle w:val="910"/>
         <w:pBdr/>
         <w:spacing/>
         <w:ind/>
@@ -5807,7 +5807,7 @@
     </w:p>
     <w:p>
       <w:pPr>
-        <w:pStyle w:val="906"/>
+        <w:pStyle w:val="910"/>
         <w:pBdr/>
         <w:spacing/>
         <w:ind/>
@@ -5965,7 +5965,7 @@
     </w:p>
     <w:p>
       <w:pPr>
-        <w:pStyle w:val="905"/>
+        <w:pStyle w:val="909"/>
         <w:pBdr/>
         <w:spacing/>
         <w:ind/>
@@ -5983,7 +5983,7 @@
     </w:p>
     <w:p>
       <w:pPr>
-        <w:pStyle w:val="906"/>
+        <w:pStyle w:val="910"/>
         <w:pBdr/>
         <w:spacing/>
         <w:ind/>
@@ -6054,7 +6054,7 @@
       <w:hyperlink r:id="rId21" w:tooltip="https://attack.mitre.org/" w:history="1">
         <w:r>
           <w:rPr>
-            <w:rStyle w:val="891"/>
+            <w:rStyle w:val="895"/>
             <w:color w:val="000000" w:themeColor="text1"/>
             <w:sz w:val="18"/>
             <w:lang w:val="sv-SE"/>
@@ -6114,7 +6114,7 @@
       <w:hyperlink r:id="rId22" w:tooltip="https://www.cve.org/" w:history="1">
         <w:r>
           <w:rPr>
-            <w:rStyle w:val="891"/>
+            <w:rStyle w:val="895"/>
             <w:color w:val="000000" w:themeColor="text1"/>
             <w:sz w:val="18"/>
             <w:highlight w:val="none"/>
@@ -6192,7 +6192,7 @@
       <w:hyperlink r:id="rId23" w:tooltip="https://www.cisecurity.org/controls" w:history="1">
         <w:r>
           <w:rPr>
-            <w:rStyle w:val="891"/>
+            <w:rStyle w:val="895"/>
             <w:color w:val="000000" w:themeColor="text1"/>
             <w:sz w:val="18"/>
             <w:highlight w:val="none"/>
@@ -6262,7 +6262,7 @@
       <w:hyperlink r:id="rId24" w:tooltip="https://www.nist.gov/cyberframework" w:history="1">
         <w:r>
           <w:rPr>
-            <w:rStyle w:val="891"/>
+            <w:rStyle w:val="895"/>
             <w:color w:val="000000" w:themeColor="text1"/>
             <w:sz w:val="18"/>
             <w:highlight w:val="none"/>
@@ -6320,7 +6320,7 @@
       <w:hyperlink r:id="rId25" w:tooltip="https://www.nis-2-directive.com/" w:history="1">
         <w:r>
           <w:rPr>
-            <w:rStyle w:val="891"/>
+            <w:rStyle w:val="895"/>
             <w:color w:val="000000" w:themeColor="text1"/>
             <w:sz w:val="18"/>
             <w:highlight w:val="none"/>
@@ -6353,7 +6353,7 @@
     </w:p>
     <w:p>
       <w:pPr>
-        <w:pStyle w:val="906"/>
+        <w:pStyle w:val="910"/>
         <w:pBdr/>
         <w:spacing/>
         <w:ind/>
@@ -6428,7 +6428,15 @@
           <w:sz w:val="18"/>
           <w:lang w:val="sv-SE"/>
         </w:rPr>
-        <w:t xml:space="preserve"> som MITRE ATT&amp;CK, CVE och NIST, och innan vi anser mappningen färdig kollar vi att tekniker stämmer överens med hur angripare beter sig i verkligheten. Som källa har stora organisationer inom cybersäkerhet högre trovärdighet än en blogg från 2016.</w:t>
+        <w:t xml:space="preserve"> som MITRE ATT&amp;CK, CVE och NIST, och innan vi anser mappningen färdig kollar vi att tekniker stämmer överens med hur angripare beter sig i ver</w:t>
+      </w:r>
+      <w:r>
+        <w:rPr>
+          <w:color w:val="000000" w:themeColor="text1"/>
+          <w:sz w:val="18"/>
+          <w:lang w:val="sv-SE"/>
+        </w:rPr>
+        <w:t xml:space="preserve">kligheten. Som källa har stora organisationer inom cybersäkerhet högre trovärdighet än en blogg från 2016.</w:t>
         <w:br/>
         <w:t xml:space="preserve">Varje teknik, taktik och procedur motiveras enligt den utvärdering vi gjort av vad som är relevant för organisationen och den prioritering vi gjort.</w:t>
         <w:br/>
@@ -6451,9 +6459,7 @@
           <w:highlight w:val="none"/>
           <w:lang w:val="sv-SE"/>
         </w:rPr>
-        <w:t xml:space="preserve">Vi kan vara sårbara för tekniker som vi inte tänkt på, och en angripare kan göra någonting som inte är beskrivet i de ramverk vi använder. Därför är det viktigt att vi tänker utanför lådan så mycket som möjligt och hellre täcker upp för någonting relativt onödigt än att vi inte täcker upp tillräckligt.</w:t>
-        <w:br/>
-        <w:t xml:space="preserve">Gruppen består av individer med olika erfarenheter och kompetenser, och alla kan bidra med någonting. Om en person inte tänker på en viss teknik så kanske nästa person tänker på tekniken direkt.</w:t>
+        <w:t xml:space="preserve">Vi kan vara sårbara för tekniker som vi inte tänkt på, och en angripare kan göra någonting som inte är beskrivet i de ramverk vi använder. Därför är det viktigt att vi tänker utanför lådan så mycket som möjligt och hellre täcker upp för någon</w:t>
       </w:r>
       <w:r>
         <w:rPr>
@@ -6463,11 +6469,32 @@
           <w:highlight w:val="none"/>
           <w:lang w:val="sv-SE"/>
         </w:rPr>
+        <w:t xml:space="preserve">ting relativt onödigt än att vi inte täcker upp tillräckligt.</w:t>
+        <w:br/>
+        <w:t xml:space="preserve">Gruppen består av individer med olika erfarenheter och kompetenser, och alla kan bidra med någonting. Om en person inte tänker på en viss teknik så kanske nästa person tänker på tekniken direkt.</w:t>
+      </w:r>
+      <w:r>
+        <w:rPr>
+          <w:color w:val="000000" w:themeColor="text1"/>
+          <w:sz w:val="18"/>
+          <w:szCs w:val="18"/>
+          <w:highlight w:val="none"/>
+          <w:lang w:val="sv-SE"/>
+        </w:rPr>
+      </w:r>
+      <w:r>
+        <w:rPr>
+          <w:color w:val="000000" w:themeColor="text1"/>
+          <w:sz w:val="18"/>
+          <w:szCs w:val="18"/>
+          <w:highlight w:val="none"/>
+          <w:lang w:val="sv-SE"/>
+        </w:rPr>
       </w:r>
     </w:p>
     <w:p>
       <w:pPr>
-        <w:pStyle w:val="906"/>
+        <w:pStyle w:val="910"/>
         <w:pBdr/>
         <w:spacing/>
         <w:ind/>
@@ -6545,10 +6572,17 @@
           <w:color w:val="000000" w:themeColor="text1"/>
         </w:rPr>
       </w:r>
+      <w:r>
+        <w:rPr>
+          <w:color w:val="000000" w:themeColor="text1"/>
+          <w:highlight w:val="none"/>
+          <w:lang w:val="sv-SE"/>
+        </w:rPr>
+      </w:r>
     </w:p>
     <w:p>
       <w:pPr>
-        <w:pStyle w:val="929"/>
+        <w:pStyle w:val="933"/>
         <w:numPr>
           <w:ilvl w:val="0"/>
           <w:numId w:val="13"/>
@@ -6570,7 +6604,7 @@
     </w:p>
     <w:p>
       <w:pPr>
-        <w:pStyle w:val="929"/>
+        <w:pStyle w:val="933"/>
         <w:numPr>
           <w:ilvl w:val="0"/>
           <w:numId w:val="13"/>
@@ -6592,7 +6626,7 @@
     </w:p>
     <w:p>
       <w:pPr>
-        <w:pStyle w:val="929"/>
+        <w:pStyle w:val="933"/>
         <w:numPr>
           <w:ilvl w:val="0"/>
           <w:numId w:val="13"/>
@@ -6614,7 +6648,7 @@
     </w:p>
     <w:p>
       <w:pPr>
-        <w:pStyle w:val="929"/>
+        <w:pStyle w:val="933"/>
         <w:numPr>
           <w:ilvl w:val="0"/>
           <w:numId w:val="13"/>
@@ -6665,10 +6699,17 @@
           <w:color w:val="000000" w:themeColor="text1"/>
         </w:rPr>
       </w:r>
+      <w:r>
+        <w:rPr>
+          <w:color w:val="000000" w:themeColor="text1"/>
+          <w:highlight w:val="none"/>
+          <w:lang w:val="sv-SE"/>
+        </w:rPr>
+      </w:r>
     </w:p>
     <w:p>
       <w:pPr>
-        <w:pStyle w:val="929"/>
+        <w:pStyle w:val="933"/>
         <w:numPr>
           <w:ilvl w:val="0"/>
           <w:numId w:val="14"/>
@@ -6693,10 +6734,15 @@
           <w:color w:val="000000" w:themeColor="text1"/>
         </w:rPr>
       </w:r>
+      <w:r>
+        <w:rPr>
+          <w:color w:val="000000" w:themeColor="text1"/>
+        </w:rPr>
+      </w:r>
     </w:p>
     <w:p>
       <w:pPr>
-        <w:pStyle w:val="929"/>
+        <w:pStyle w:val="933"/>
         <w:numPr>
           <w:ilvl w:val="0"/>
           <w:numId w:val="14"/>
@@ -6721,10 +6767,15 @@
           <w:color w:val="000000" w:themeColor="text1"/>
         </w:rPr>
       </w:r>
+      <w:r>
+        <w:rPr>
+          <w:color w:val="000000" w:themeColor="text1"/>
+        </w:rPr>
+      </w:r>
     </w:p>
     <w:p>
       <w:pPr>
-        <w:pStyle w:val="929"/>
+        <w:pStyle w:val="933"/>
         <w:numPr>
           <w:ilvl w:val="0"/>
           <w:numId w:val="14"/>
@@ -6754,14 +6805,12 @@
       <w:r>
         <w:rPr>
           <w:color w:val="000000" w:themeColor="text1"/>
-          <w:highlight w:val="none"/>
-          <w:lang w:val="sv-SE"/>
         </w:rPr>
       </w:r>
     </w:p>
     <w:p>
       <w:pPr>
-        <w:pStyle w:val="929"/>
+        <w:pStyle w:val="933"/>
         <w:numPr>
           <w:ilvl w:val="0"/>
           <w:numId w:val="14"/>
@@ -6786,10 +6835,15 @@
           <w:color w:val="000000" w:themeColor="text1"/>
         </w:rPr>
       </w:r>
+      <w:r>
+        <w:rPr>
+          <w:color w:val="000000" w:themeColor="text1"/>
+        </w:rPr>
+      </w:r>
     </w:p>
     <w:p>
       <w:pPr>
-        <w:pStyle w:val="929"/>
+        <w:pStyle w:val="933"/>
         <w:numPr>
           <w:ilvl w:val="0"/>
           <w:numId w:val="14"/>
@@ -6814,10 +6868,15 @@
           <w:color w:val="000000" w:themeColor="text1"/>
         </w:rPr>
       </w:r>
+      <w:r>
+        <w:rPr>
+          <w:color w:val="000000" w:themeColor="text1"/>
+        </w:rPr>
+      </w:r>
     </w:p>
     <w:p>
       <w:pPr>
-        <w:pStyle w:val="929"/>
+        <w:pStyle w:val="933"/>
         <w:numPr>
           <w:ilvl w:val="0"/>
           <w:numId w:val="14"/>
@@ -6847,14 +6906,12 @@
       <w:r>
         <w:rPr>
           <w:color w:val="000000" w:themeColor="text1"/>
-          <w:highlight w:val="none"/>
-          <w:lang w:val="sv-SE"/>
         </w:rPr>
       </w:r>
     </w:p>
     <w:p>
       <w:pPr>
-        <w:pStyle w:val="906"/>
+        <w:pStyle w:val="910"/>
         <w:pBdr/>
         <w:spacing/>
         <w:ind/>
@@ -6917,18 +6974,52 @@
           <w:sz w:val="18"/>
           <w:lang w:val="sv-SE"/>
         </w:rPr>
-        <w:t xml:space="preserve">En hotanalys blir användbar för någon annan än den som skrev analysen om någon annan kan gå in och ta över analysen och sätta in sig i den utan stora problem. Hotanalysen måste vara fullständigt dokumenterad från början. Det ska inte finnas några otydligheter vad den första analytikern menar</w:t>
+        <w:t xml:space="preserve">En hotanalys blir användbar för någo</w:t>
       </w:r>
       <w:r>
         <w:rPr>
           <w:color w:val="000000" w:themeColor="text1"/>
+          <w:sz w:val="18"/>
           <w:lang w:val="sv-SE"/>
         </w:rPr>
-        <w:t xml:space="preserve">. Källorna ska vara dokumenterade och motiverade. Den nya analytikern ska kunna följa tankegångarna, förstå varför tekniker och procedurer har valts, vilken källa som använts, om data saknats och varför i så fall ett visst antagande har gjorts. Analysen måste tydligt visa vad som är fakta och vad som är antaganden.</w:t>
+        <w:t xml:space="preserve">n annan än den som skrev analysen om någon annan kan gå in och ta över analysen och sätta in sig i den utan stora problem. Hotanalysen måste vara fullständigt dokumenterad från början. Det ska inte finnas några otydligheter vad den första analytikern menar</w:t>
+      </w:r>
+      <w:r>
+        <w:rPr>
+          <w:color w:val="000000" w:themeColor="text1"/>
+          <w:lang w:val="sv-SE"/>
+        </w:rPr>
+        <w:t xml:space="preserve">. Källorna ska vara dokumenterade och motiverade. Den nya analytikern ska kunna följa tankegångarna, förstå varför tekniker och procedurer har valts, vilken källa som använts, om data saknats och varför i så fall ett visst antagande har gjorts. Analysen må</w:t>
+      </w:r>
+      <w:r>
+        <w:rPr>
+          <w:color w:val="000000" w:themeColor="text1"/>
+          <w:lang w:val="sv-SE"/>
+        </w:rPr>
+        <w:t xml:space="preserve">ste tydligt visa vad som är fakta och vad som är antaganden.</w:t>
         <w:br/>
-        <w:t xml:space="preserve">För att en hotanalys ska vara tydlig och enkel behöver man även ta bort överflödig och mindre relevant information. Analysen ska bara innehålla information som bidrar till förståelse. Samtidigt vill man inte missa någonting som kan vara viktigt eller bra att ha med. Det kan vara en bra idé att visa vilka tekniker man uteslutit så att nästa tekniker vet om det och inte dubbelarbetar och går igenom samma tekniker igen.</w:t>
+        <w:t xml:space="preserve">För att en hotanalys ska vara tydlig och enkel behöver man även ta bort överflödig och mindre relevant information. Analysen ska bara innehålla information som bidrar till förståelse. Samtidigt v</w:t>
+      </w:r>
+      <w:r>
+        <w:rPr>
+          <w:color w:val="000000" w:themeColor="text1"/>
+          <w:lang w:val="sv-SE"/>
+        </w:rPr>
+        <w:t xml:space="preserve">ill man inte missa någonting som kan vara viktigt eller bra att ha med. Det kan vara en bra idé att visa vilka tekniker man uteslutit så att nästa tekniker vet om det och inte dubbelarbetar och går igenom samma tekniker igen.</w:t>
         <w:br/>
-        <w:t xml:space="preserve">Analysen måste vara tillräckligt detaljerad och komplex för att andra tekniker ska kunna förstå den, samtidigt som den måste vara enkelt skriven och förklarande för att ledningen kan förstå den, så att de kan ta beslut om hur organisationen ska prioritera resurser och planera arbetet. </w:t>
+        <w:t xml:space="preserve">Analysen måste vara tillräckli</w:t>
+      </w:r>
+      <w:r>
+        <w:rPr>
+          <w:color w:val="000000" w:themeColor="text1"/>
+          <w:lang w:val="sv-SE"/>
+        </w:rPr>
+        <w:t xml:space="preserve">gt detaljerad och komplex för att andra tekniker ska kunna förstå den, samtidigt som den måste vara enkelt skriven och förklarande för att ledningen kan förstå den, så att de kan ta beslut om hur organisationen ska prioritera resurser och planera arbetet. </w:t>
+      </w:r>
+      <w:r>
+        <w:rPr>
+          <w:color w:val="000000" w:themeColor="text1"/>
+        </w:rPr>
       </w:r>
       <w:r>
         <w:rPr>
@@ -6948,7 +7039,7 @@
     </w:p>
     <w:p>
       <w:pPr>
-        <w:pStyle w:val="905"/>
+        <w:pStyle w:val="909"/>
         <w:pBdr/>
         <w:spacing/>
         <w:ind/>
@@ -6966,7 +7057,7 @@
     </w:p>
     <w:p>
       <w:pPr>
-        <w:pStyle w:val="906"/>
+        <w:pStyle w:val="910"/>
         <w:pBdr/>
         <w:spacing/>
         <w:ind/>
@@ -7016,6 +7107,1026 @@
     </w:p>
     <w:p>
       <w:pPr>
+        <w:pStyle w:val="933"/>
+        <w:numPr>
+          <w:ilvl w:val="0"/>
+          <w:numId w:val="15"/>
+        </w:numPr>
+        <w:pBdr/>
+        <w:spacing w:after="0"/>
+        <w:ind/>
+        <w:rPr>
+          <w:color w:val="000000" w:themeColor="text1"/>
+        </w:rPr>
+      </w:pPr>
+      <w:r>
+        <w:rPr>
+          <w:color w:val="000000" w:themeColor="text1"/>
+          <w:sz w:val="18"/>
+          <w:lang w:val="sv-SE"/>
+        </w:rPr>
+        <w:t xml:space="preserve">Utöka vår Definition of Done</w:t>
+        <w:br/>
+        <w:t xml:space="preserve">Fler punkter och mer tydlig.</w:t>
+      </w:r>
+      <w:r>
+        <w:rPr>
+          <w:color w:val="000000" w:themeColor="text1"/>
+        </w:rPr>
+      </w:r>
+    </w:p>
+    <w:p>
+      <w:pPr>
+        <w:pStyle w:val="933"/>
+        <w:numPr>
+          <w:ilvl w:val="0"/>
+          <w:numId w:val="15"/>
+        </w:numPr>
+        <w:pBdr/>
+        <w:spacing w:after="0"/>
+        <w:ind/>
+        <w:rPr>
+          <w:color w:val="000000" w:themeColor="text1"/>
+        </w:rPr>
+      </w:pPr>
+      <w:r>
+        <w:rPr>
+          <w:color w:val="000000" w:themeColor="text1"/>
+          <w:sz w:val="18"/>
+          <w:highlight w:val="none"/>
+          <w:lang w:val="sv-SE"/>
+        </w:rPr>
+        <w:t xml:space="preserve">Dela backlog item om inventering i två</w:t>
+        <w:br/>
+        <w:t xml:space="preserve">Dels ”Lista organisationens tillgångar” och ”Sammanställ en lista på godkända mjukvaror”. Tidigare var båda samlade i en backlog item, men de har olika prioriteringar och bör vara två olika.</w:t>
+      </w:r>
+      <w:r>
+        <w:rPr>
+          <w:color w:val="000000" w:themeColor="text1"/>
+        </w:rPr>
+      </w:r>
+    </w:p>
+    <w:p>
+      <w:pPr>
+        <w:pStyle w:val="933"/>
+        <w:numPr>
+          <w:ilvl w:val="0"/>
+          <w:numId w:val="15"/>
+        </w:numPr>
+        <w:pBdr/>
+        <w:spacing w:after="0"/>
+        <w:ind/>
+        <w:rPr>
+          <w:color w:val="000000" w:themeColor="text1"/>
+        </w:rPr>
+      </w:pPr>
+      <w:r>
+        <w:rPr>
+          <w:color w:val="000000" w:themeColor="text1"/>
+          <w:sz w:val="18"/>
+          <w:highlight w:val="none"/>
+          <w:lang w:val="sv-SE"/>
+        </w:rPr>
+        <w:t xml:space="preserve">Skapa en checklista inför workshop 3</w:t>
+        <w:br/>
+        <w:t xml:space="preserve">Enligt mall på Canvas.</w:t>
+      </w:r>
+      <w:r>
+        <w:rPr>
+          <w:color w:val="000000" w:themeColor="text1"/>
+          <w:lang w:val="sv-SE"/>
+        </w:rPr>
+        <w:t xml:space="preserve"> Strukturerad lista på vad som bör vara klart innan.</w:t>
+      </w:r>
+      <w:r>
+        <w:rPr>
+          <w:color w:val="000000" w:themeColor="text1"/>
+        </w:rPr>
+      </w:r>
+    </w:p>
+    <w:p>
+      <w:pPr>
+        <w:pStyle w:val="933"/>
+        <w:numPr>
+          <w:ilvl w:val="0"/>
+          <w:numId w:val="15"/>
+        </w:numPr>
+        <w:pBdr/>
+        <w:spacing w:after="0"/>
+        <w:ind/>
+        <w:rPr>
+          <w:color w:val="000000" w:themeColor="text1"/>
+        </w:rPr>
+      </w:pPr>
+      <w:r>
+        <w:rPr>
+          <w:color w:val="000000" w:themeColor="text1"/>
+          <w:sz w:val="18"/>
+          <w:highlight w:val="none"/>
+          <w:lang w:val="sv-SE"/>
+        </w:rPr>
+      </w:r>
+      <w:r>
+        <w:rPr>
+          <w:color w:val="000000" w:themeColor="text1"/>
+          <w:sz w:val="18"/>
+          <w:highlight w:val="none"/>
+          <w:lang w:val="sv-SE"/>
+        </w:rPr>
+        <w:t xml:space="preserve">Skapa en TTP-tabell</w:t>
+        <w:br/>
+        <w:t xml:space="preserve">Enligt mall på Canvas. Förberedelse för det riktiga projektet.</w:t>
+      </w:r>
+      <w:r>
+        <w:rPr>
+          <w:color w:val="000000" w:themeColor="text1"/>
+        </w:rPr>
+      </w:r>
+    </w:p>
+    <w:p>
+      <w:pPr>
+        <w:pStyle w:val="933"/>
+        <w:numPr>
+          <w:ilvl w:val="0"/>
+          <w:numId w:val="15"/>
+        </w:numPr>
+        <w:pBdr/>
+        <w:spacing w:after="0"/>
+        <w:ind/>
+        <w:rPr>
+          <w:color w:val="000000" w:themeColor="text1"/>
+        </w:rPr>
+      </w:pPr>
+      <w:r>
+        <w:rPr>
+          <w:color w:val="000000" w:themeColor="text1"/>
+          <w:sz w:val="18"/>
+          <w:highlight w:val="none"/>
+          <w:lang w:val="sv-SE"/>
+        </w:rPr>
+        <w:t xml:space="preserve">Planera nästa steg</w:t>
+        <w:br/>
+      </w:r>
+      <w:r>
+        <w:rPr>
+          <w:color w:val="000000" w:themeColor="text1"/>
+          <w:sz w:val="18"/>
+          <w:highlight w:val="none"/>
+          <w:lang w:val="sv-SE"/>
+        </w:rPr>
+        <w:t xml:space="preserve">Underlätta prioritering.</w:t>
+      </w:r>
+      <w:r>
+        <w:rPr>
+          <w:color w:val="000000" w:themeColor="text1"/>
+          <w:sz w:val="18"/>
+          <w:highlight w:val="none"/>
+          <w:lang w:val="sv-SE"/>
+        </w:rPr>
+      </w:r>
+    </w:p>
+    <w:p>
+      <w:pPr>
+        <w:pStyle w:val="910"/>
+        <w:pBdr/>
+        <w:spacing/>
+        <w:ind/>
+        <w:rPr/>
+      </w:pPr>
+      <w:r>
+        <w:rPr>
+          <w:rFonts w:ascii="Aptos Display" w:hAnsi="Aptos Display" w:eastAsia="Aptos Display"/>
+          <w:color w:val="0b1f33"/>
+        </w:rPr>
+        <w:t xml:space="preserve">Uppgift 22</w:t>
+      </w:r>
+      <w:r/>
+    </w:p>
+    <w:p>
+      <w:pPr>
+        <w:pBdr/>
+        <w:spacing/>
+        <w:ind/>
+        <w:rPr/>
+      </w:pPr>
+      <w:r>
+        <w:rPr>
+          <w:b/>
+          <w:color w:val="0b1f33"/>
+        </w:rPr>
+        <w:t xml:space="preserve">Beskriv hur er attackkedja förhåller sig till ert Sprint Goal.</w:t>
+      </w:r>
+      <w:r/>
+    </w:p>
+    <w:p>
+      <w:pPr>
+        <w:pBdr/>
+        <w:spacing/>
+        <w:ind/>
+        <w:rPr/>
+      </w:pPr>
+      <w:r>
+        <w:rPr>
+          <w:i/>
+          <w:color w:val="607085"/>
+          <w:sz w:val="18"/>
+        </w:rPr>
+        <w:t xml:space="preserve">Svarsinstruktion: Är sprintmålet fortfarande relevant? Behöver något justeras?</w:t>
+      </w:r>
+      <w:r/>
+    </w:p>
+    <w:p>
+      <w:pPr>
+        <w:pBdr/>
+        <w:spacing w:after="0"/>
+        <w:ind/>
+        <w:rPr>
+          <w:color w:val="000000" w:themeColor="text1"/>
+        </w:rPr>
+      </w:pPr>
+      <w:r>
+        <w:rPr>
+          <w:color w:val="000000" w:themeColor="text1"/>
+          <w:sz w:val="18"/>
+          <w:lang w:val="sv-SE"/>
+        </w:rPr>
+      </w:r>
+      <w:r>
+        <w:rPr>
+          <w:color w:val="000000" w:themeColor="text1"/>
+          <w:lang w:val="sv-SE"/>
+        </w:rPr>
+        <w:t xml:space="preserve">Vår sprint handlade om att få ihop ett arbetssätt och bestämma gruppens roller. Attackkedjan var bra träning inför projektet vi ska hantera senare i kursen då vi kan sammanställa en för projektet relevant attackkedja på samma sätt.</w:t>
+      </w:r>
+      <w:r>
+        <w:rPr>
+          <w:color w:val="000000" w:themeColor="text1"/>
+        </w:rPr>
+      </w:r>
+    </w:p>
+    <w:p>
+      <w:pPr>
+        <w:pStyle w:val="910"/>
+        <w:pBdr/>
+        <w:spacing/>
+        <w:ind/>
+        <w:rPr/>
+      </w:pPr>
+      <w:r>
+        <w:rPr>
+          <w:rFonts w:ascii="Aptos Display" w:hAnsi="Aptos Display" w:eastAsia="Aptos Display"/>
+          <w:color w:val="0b1f33"/>
+        </w:rPr>
+        <w:t xml:space="preserve">Uppgift 23</w:t>
+      </w:r>
+      <w:r/>
+    </w:p>
+    <w:p>
+      <w:pPr>
+        <w:pBdr/>
+        <w:spacing/>
+        <w:ind/>
+        <w:rPr/>
+      </w:pPr>
+      <w:r>
+        <w:rPr>
+          <w:b/>
+          <w:color w:val="0b1f33"/>
+        </w:rPr>
+        <w:t xml:space="preserve">Formulera minst två uppföljningsfrågor inför Workshop 3.</w:t>
+      </w:r>
+      <w:r/>
+    </w:p>
+    <w:p>
+      <w:pPr>
+        <w:pBdr/>
+        <w:spacing/>
+        <w:ind/>
+        <w:rPr/>
+      </w:pPr>
+      <w:r>
+        <w:rPr>
+          <w:i/>
+          <w:color w:val="607085"/>
+          <w:sz w:val="18"/>
+        </w:rPr>
+        <w:t xml:space="preserve">Svarsinstruktion: Frågorna ska kunna användas vid review eller retrospektiv.</w:t>
+      </w:r>
+      <w:r/>
+    </w:p>
+    <w:p>
+      <w:pPr>
+        <w:pBdr/>
+        <w:spacing w:after="0"/>
+        <w:ind/>
+        <w:rPr>
+          <w:color w:val="000000" w:themeColor="text1"/>
+          <w:highlight w:val="none"/>
+        </w:rPr>
+      </w:pPr>
+      <w:r>
+        <w:rPr>
+          <w:color w:val="000000" w:themeColor="text1"/>
+          <w:sz w:val="18"/>
+          <w:lang w:val="sv-SE"/>
+        </w:rPr>
+        <w:t xml:space="preserve">Om man skapar en attackkedja där en teknik är högt prioriterad, men de andra är lägre prioriterade, ska man då åtgärda alla delar i kedjan, eller den högst prioriterade och sedan åtgärda andra tekniker som är högt prioriterade men inte i kedjan?</w:t>
+      </w:r>
+      <w:r>
+        <w:rPr>
+          <w:color w:val="000000" w:themeColor="text1"/>
+        </w:rPr>
+      </w:r>
+      <w:r>
+        <w:rPr>
+          <w:color w:val="000000" w:themeColor="text1"/>
+        </w:rPr>
+      </w:r>
+      <w:r>
+        <w:rPr>
+          <w:color w:val="000000" w:themeColor="text1"/>
+        </w:rPr>
+      </w:r>
+    </w:p>
+    <w:p>
+      <w:pPr>
+        <w:pBdr/>
+        <w:spacing w:after="0"/>
+        <w:ind/>
+        <w:rPr>
+          <w:color w:val="000000" w:themeColor="text1"/>
+        </w:rPr>
+      </w:pPr>
+      <w:r>
+        <w:rPr>
+          <w:color w:val="000000" w:themeColor="text1"/>
+        </w:rPr>
+      </w:r>
+      <w:r>
+        <w:rPr>
+          <w:color w:val="000000" w:themeColor="text1"/>
+        </w:rPr>
+      </w:r>
+      <w:r>
+        <w:rPr>
+          <w:color w:val="000000" w:themeColor="text1"/>
+        </w:rPr>
+      </w:r>
+    </w:p>
+    <w:p>
+      <w:pPr>
+        <w:pBdr/>
+        <w:spacing w:after="0"/>
+        <w:ind/>
+        <w:rPr>
+          <w:color w:val="000000" w:themeColor="text1"/>
+          <w:highlight w:val="none"/>
+        </w:rPr>
+      </w:pPr>
+      <w:r>
+        <w:rPr>
+          <w:color w:val="000000" w:themeColor="text1"/>
+          <w:highlight w:val="none"/>
+          <w:lang w:val="sv-SE"/>
+        </w:rPr>
+        <w:t xml:space="preserve">Ska man anpassa en rapport eller liknande till mottagaren eller göra den lätt att förstå oavsett teknisk kompetens från början?</w:t>
+      </w:r>
+      <w:r>
+        <w:rPr>
+          <w:color w:val="000000" w:themeColor="text1"/>
+          <w:highlight w:val="none"/>
+        </w:rPr>
+      </w:r>
+      <w:r>
+        <w:rPr>
+          <w:color w:val="000000" w:themeColor="text1"/>
+        </w:rPr>
+      </w:r>
+    </w:p>
+    <w:p>
+      <w:pPr>
+        <w:pBdr/>
+        <w:spacing w:after="0"/>
+        <w:ind/>
+        <w:rPr>
+          <w:color w:val="000000" w:themeColor="text1"/>
+        </w:rPr>
+      </w:pPr>
+      <w:r>
+        <w:rPr>
+          <w:color w:val="000000" w:themeColor="text1"/>
+        </w:rPr>
+      </w:r>
+      <w:r>
+        <w:rPr>
+          <w:color w:val="000000" w:themeColor="text1"/>
+        </w:rPr>
+      </w:r>
+      <w:r>
+        <w:rPr>
+          <w:color w:val="000000" w:themeColor="text1"/>
+        </w:rPr>
+      </w:r>
+    </w:p>
+    <w:p>
+      <w:pPr>
+        <w:pBdr/>
+        <w:spacing w:after="0"/>
+        <w:ind/>
+        <w:rPr>
+          <w:color w:val="000000" w:themeColor="text1"/>
+          <w:highlight w:val="none"/>
+          <w:lang w:val="sv-SE"/>
+        </w:rPr>
+      </w:pPr>
+      <w:r>
+        <w:rPr>
+          <w:color w:val="000000" w:themeColor="text1"/>
+          <w:highlight w:val="none"/>
+          <w:lang w:val="sv-SE"/>
+        </w:rPr>
+        <w:t xml:space="preserve">Har vårt arbetssätt fungerat bra, eller måste vi ändra någonting för att det ska fungera bättre?</w:t>
+      </w:r>
+      <w:r>
+        <w:rPr>
+          <w:color w:val="000000" w:themeColor="text1"/>
+        </w:rPr>
+      </w:r>
+    </w:p>
+    <w:p>
+      <w:pPr>
+        <w:pBdr/>
+        <w:spacing w:after="0"/>
+        <w:ind/>
+        <w:rPr>
+          <w:color w:val="000000" w:themeColor="text1"/>
+        </w:rPr>
+      </w:pPr>
+      <w:r>
+        <w:rPr>
+          <w:color w:val="000000" w:themeColor="text1"/>
+        </w:rPr>
+      </w:r>
+      <w:r>
+        <w:rPr>
+          <w:color w:val="000000" w:themeColor="text1"/>
+        </w:rPr>
+      </w:r>
+      <w:r>
+        <w:rPr>
+          <w:color w:val="000000" w:themeColor="text1"/>
+        </w:rPr>
+      </w:r>
+    </w:p>
+    <w:p>
+      <w:pPr>
+        <w:pBdr/>
+        <w:spacing w:after="0"/>
+        <w:ind/>
+        <w:rPr>
+          <w:color w:val="000000" w:themeColor="text1"/>
+        </w:rPr>
+      </w:pPr>
+      <w:r>
+        <w:rPr>
+          <w:color w:val="000000" w:themeColor="text1"/>
+          <w:highlight w:val="none"/>
+          <w:lang w:val="sv-SE"/>
+        </w:rPr>
+      </w:r>
+      <w:r>
+        <w:rPr>
+          <w:color w:val="000000" w:themeColor="text1"/>
+          <w:highlight w:val="none"/>
+          <w:lang w:val="sv-SE"/>
+        </w:rPr>
+        <w:t xml:space="preserve">Har vi nått vårt mål? Om inte, vad har gått snett? Vad behöver vi justera?</w:t>
+      </w:r>
+      <w:r>
+        <w:rPr>
+          <w:color w:val="000000" w:themeColor="text1"/>
+          <w:highlight w:val="none"/>
+          <w:lang w:val="sv-SE"/>
+        </w:rPr>
+      </w:r>
+    </w:p>
+    <w:p>
+      <w:pPr>
+        <w:pStyle w:val="910"/>
+        <w:pBdr/>
+        <w:spacing/>
+        <w:ind/>
+        <w:rPr/>
+      </w:pPr>
+      <w:r>
+        <w:rPr>
+          <w:rFonts w:ascii="Aptos Display" w:hAnsi="Aptos Display" w:eastAsia="Aptos Display"/>
+          <w:color w:val="0b1f33"/>
+        </w:rPr>
+        <w:t xml:space="preserve">Uppgift 24</w:t>
+      </w:r>
+      <w:r/>
+    </w:p>
+    <w:p>
+      <w:pPr>
+        <w:pBdr/>
+        <w:spacing/>
+        <w:ind/>
+        <w:rPr/>
+      </w:pPr>
+      <w:r>
+        <w:rPr>
+          <w:b/>
+          <w:color w:val="0b1f33"/>
+        </w:rPr>
+        <w:t xml:space="preserve">Förbered en kort statusrapport till Workshop 3.</w:t>
+      </w:r>
+      <w:r/>
+    </w:p>
+    <w:p>
+      <w:pPr>
+        <w:pBdr/>
+        <w:spacing/>
+        <w:ind/>
+        <w:rPr/>
+      </w:pPr>
+      <w:r>
+        <w:rPr>
+          <w:i/>
+          <w:color w:val="607085"/>
+          <w:sz w:val="18"/>
+        </w:rPr>
+        <w:t xml:space="preserve">Svarsinstruktion: Skriv 5-7 punkter: vad ni gjorde, vad som blev klart, vad som är oklart och vad ni vill ändra.</w:t>
+      </w:r>
+      <w:r/>
+    </w:p>
+    <w:p>
+      <w:pPr>
+        <w:pBdr/>
+        <w:spacing w:after="0"/>
+        <w:ind/>
+        <w:rPr>
+          <w:color w:val="000000" w:themeColor="text1"/>
+          <w:sz w:val="18"/>
+          <w:szCs w:val="18"/>
+          <w:highlight w:val="none"/>
+          <w:lang w:val="sv-SE"/>
+        </w:rPr>
+      </w:pPr>
+      <w:r>
+        <w:rPr>
+          <w:color w:val="000000" w:themeColor="text1"/>
+          <w:sz w:val="18"/>
+          <w:lang w:val="sv-SE"/>
+        </w:rPr>
+        <w:t xml:space="preserve">Vad gick bra?</w:t>
+      </w:r>
+      <w:r>
+        <w:rPr>
+          <w:color w:val="000000" w:themeColor="text1"/>
+        </w:rPr>
+      </w:r>
+    </w:p>
+    <w:p>
+      <w:pPr>
+        <w:pStyle w:val="933"/>
+        <w:numPr>
+          <w:ilvl w:val="0"/>
+          <w:numId w:val="16"/>
+        </w:numPr>
+        <w:pBdr/>
+        <w:spacing w:after="0"/>
+        <w:ind/>
+        <w:rPr>
+          <w:color w:val="000000" w:themeColor="text1"/>
+        </w:rPr>
+      </w:pPr>
+      <w:r>
+        <w:rPr>
+          <w:color w:val="000000" w:themeColor="text1"/>
+          <w:sz w:val="18"/>
+          <w:highlight w:val="none"/>
+          <w:lang w:val="sv-SE"/>
+        </w:rPr>
+        <w:t xml:space="preserve">Mötesplanering</w:t>
+      </w:r>
+      <w:r>
+        <w:rPr>
+          <w:color w:val="000000" w:themeColor="text1"/>
+        </w:rPr>
+      </w:r>
+    </w:p>
+    <w:p>
+      <w:pPr>
+        <w:pStyle w:val="933"/>
+        <w:numPr>
+          <w:ilvl w:val="0"/>
+          <w:numId w:val="16"/>
+        </w:numPr>
+        <w:pBdr/>
+        <w:spacing w:after="0"/>
+        <w:ind/>
+        <w:rPr>
+          <w:color w:val="000000" w:themeColor="text1"/>
+        </w:rPr>
+      </w:pPr>
+      <w:r>
+        <w:rPr>
+          <w:color w:val="000000" w:themeColor="text1"/>
+          <w:sz w:val="18"/>
+          <w:highlight w:val="none"/>
+          <w:lang w:val="sv-SE"/>
+        </w:rPr>
+        <w:t xml:space="preserve">Mötesdeltagande</w:t>
+      </w:r>
+      <w:r>
+        <w:rPr>
+          <w:color w:val="000000" w:themeColor="text1"/>
+        </w:rPr>
+      </w:r>
+    </w:p>
+    <w:p>
+      <w:pPr>
+        <w:pStyle w:val="933"/>
+        <w:numPr>
+          <w:ilvl w:val="0"/>
+          <w:numId w:val="16"/>
+        </w:numPr>
+        <w:pBdr/>
+        <w:spacing w:after="0"/>
+        <w:ind/>
+        <w:rPr>
+          <w:color w:val="000000" w:themeColor="text1"/>
+        </w:rPr>
+      </w:pPr>
+      <w:r>
+        <w:rPr>
+          <w:color w:val="000000" w:themeColor="text1"/>
+          <w:sz w:val="18"/>
+          <w:highlight w:val="none"/>
+          <w:lang w:val="sv-SE"/>
+        </w:rPr>
+        <w:t xml:space="preserve">Det var väldigt smidigt att skapa Kanban-board</w:t>
+      </w:r>
+      <w:r>
+        <w:rPr>
+          <w:color w:val="000000" w:themeColor="text1"/>
+        </w:rPr>
+      </w:r>
+    </w:p>
+    <w:p>
+      <w:pPr>
+        <w:pStyle w:val="933"/>
+        <w:numPr>
+          <w:ilvl w:val="0"/>
+          <w:numId w:val="16"/>
+        </w:numPr>
+        <w:pBdr/>
+        <w:spacing w:after="0"/>
+        <w:ind/>
+        <w:rPr>
+          <w:color w:val="000000" w:themeColor="text1"/>
+        </w:rPr>
+      </w:pPr>
+      <w:r>
+        <w:rPr>
+          <w:color w:val="000000" w:themeColor="text1"/>
+          <w:sz w:val="18"/>
+          <w:highlight w:val="none"/>
+          <w:lang w:val="sv-SE"/>
+        </w:rPr>
+        <w:t xml:space="preserve">Smidigt och användarvänligt att göra checklistor.</w:t>
+      </w:r>
+      <w:r>
+        <w:rPr>
+          <w:color w:val="000000" w:themeColor="text1"/>
+        </w:rPr>
+      </w:r>
+    </w:p>
+    <w:p>
+      <w:pPr>
+        <w:pBdr/>
+        <w:spacing w:after="0"/>
+        <w:ind w:firstLine="0" w:left="0"/>
+        <w:rPr>
+          <w:color w:val="000000" w:themeColor="text1"/>
+          <w:sz w:val="18"/>
+          <w:szCs w:val="18"/>
+          <w:highlight w:val="none"/>
+          <w:lang w:val="sv-SE"/>
+        </w:rPr>
+      </w:pPr>
+      <w:r>
+        <w:rPr>
+          <w:color w:val="000000" w:themeColor="text1"/>
+          <w:sz w:val="18"/>
+          <w:highlight w:val="none"/>
+          <w:lang w:val="sv-SE"/>
+        </w:rPr>
+        <w:t xml:space="preserve">Vad blev svårt?</w:t>
+      </w:r>
+      <w:r>
+        <w:rPr>
+          <w:color w:val="000000" w:themeColor="text1"/>
+        </w:rPr>
+      </w:r>
+    </w:p>
+    <w:p>
+      <w:pPr>
+        <w:pStyle w:val="933"/>
+        <w:numPr>
+          <w:ilvl w:val="0"/>
+          <w:numId w:val="17"/>
+        </w:numPr>
+        <w:pBdr/>
+        <w:spacing w:after="0"/>
+        <w:ind/>
+        <w:rPr>
+          <w:color w:val="000000" w:themeColor="text1"/>
+        </w:rPr>
+      </w:pPr>
+      <w:r>
+        <w:rPr>
+          <w:color w:val="000000" w:themeColor="text1"/>
+          <w:sz w:val="18"/>
+          <w:highlight w:val="none"/>
+          <w:lang w:val="sv-SE"/>
+        </w:rPr>
+        <w:t xml:space="preserve">Vi skulle ha velat veta mer om vad projektet ska vara för att kunna jobba efter det.</w:t>
+      </w:r>
+      <w:r>
+        <w:rPr>
+          <w:color w:val="000000" w:themeColor="text1"/>
+        </w:rPr>
+      </w:r>
+    </w:p>
+    <w:p>
+      <w:pPr>
+        <w:pStyle w:val="933"/>
+        <w:numPr>
+          <w:ilvl w:val="0"/>
+          <w:numId w:val="17"/>
+        </w:numPr>
+        <w:pBdr/>
+        <w:spacing w:after="0"/>
+        <w:ind/>
+        <w:rPr>
+          <w:color w:val="000000" w:themeColor="text1"/>
+        </w:rPr>
+      </w:pPr>
+      <w:r>
+        <w:rPr>
+          <w:color w:val="000000" w:themeColor="text1"/>
+          <w:sz w:val="18"/>
+          <w:highlight w:val="none"/>
+          <w:lang w:val="sv-SE"/>
+        </w:rPr>
+        <w:t xml:space="preserve">Vi hade gärna fått en demonstration på det agila arbetet, hur man gör i praktiken.</w:t>
+      </w:r>
+      <w:r>
+        <w:rPr>
+          <w:color w:val="000000" w:themeColor="text1"/>
+        </w:rPr>
+      </w:r>
+    </w:p>
+    <w:p>
+      <w:pPr>
+        <w:pStyle w:val="933"/>
+        <w:numPr>
+          <w:ilvl w:val="0"/>
+          <w:numId w:val="17"/>
+        </w:numPr>
+        <w:pBdr/>
+        <w:spacing w:after="0"/>
+        <w:ind/>
+        <w:rPr>
+          <w:color w:val="000000" w:themeColor="text1"/>
+        </w:rPr>
+      </w:pPr>
+      <w:r>
+        <w:rPr>
+          <w:color w:val="000000" w:themeColor="text1"/>
+          <w:sz w:val="18"/>
+          <w:highlight w:val="none"/>
+          <w:lang w:val="sv-SE"/>
+        </w:rPr>
+        <w:t xml:space="preserve">Svårt att hitta information som svar på frågorna. Exempel, var är beskrivningarna på analysramverk och angreppsinstruktion enligt MITRE ATT&amp;CK?</w:t>
+      </w:r>
+      <w:r>
+        <w:rPr>
+          <w:color w:val="000000" w:themeColor="text1"/>
+        </w:rPr>
+      </w:r>
+    </w:p>
+    <w:p>
+      <w:pPr>
+        <w:pBdr/>
+        <w:spacing w:after="0"/>
+        <w:ind w:firstLine="0" w:left="0"/>
+        <w:rPr>
+          <w:color w:val="000000" w:themeColor="text1"/>
+          <w:sz w:val="18"/>
+          <w:szCs w:val="18"/>
+          <w:highlight w:val="none"/>
+          <w:lang w:val="sv-SE"/>
+        </w:rPr>
+      </w:pPr>
+      <w:r>
+        <w:rPr>
+          <w:color w:val="000000" w:themeColor="text1"/>
+          <w:sz w:val="18"/>
+          <w:highlight w:val="none"/>
+          <w:lang w:val="sv-SE"/>
+        </w:rPr>
+        <w:t xml:space="preserve">Vad behöver vi ändra?</w:t>
+      </w:r>
+      <w:r>
+        <w:rPr>
+          <w:color w:val="000000" w:themeColor="text1"/>
+        </w:rPr>
+      </w:r>
+    </w:p>
+    <w:p>
+      <w:pPr>
+        <w:pStyle w:val="933"/>
+        <w:numPr>
+          <w:ilvl w:val="0"/>
+          <w:numId w:val="18"/>
+        </w:numPr>
+        <w:pBdr/>
+        <w:spacing w:after="0"/>
+        <w:ind/>
+        <w:rPr>
+          <w:color w:val="000000" w:themeColor="text1"/>
+        </w:rPr>
+      </w:pPr>
+      <w:r>
+        <w:rPr>
+          <w:color w:val="000000" w:themeColor="text1"/>
+          <w:sz w:val="18"/>
+          <w:highlight w:val="none"/>
+          <w:lang w:val="sv-SE"/>
+        </w:rPr>
+        <w:t xml:space="preserve">Vi kom inte på något. Saker har fungerat bra från vårt håll.</w:t>
+      </w:r>
+      <w:r>
+        <w:rPr>
+          <w:color w:val="000000" w:themeColor="text1"/>
+        </w:rPr>
+      </w:r>
+    </w:p>
+    <w:p>
+      <w:pPr>
+        <w:pBdr/>
+        <w:spacing w:after="0"/>
+        <w:ind w:firstLine="0" w:left="0"/>
+        <w:rPr>
+          <w:color w:val="000000" w:themeColor="text1"/>
+          <w:sz w:val="18"/>
+          <w:szCs w:val="18"/>
+          <w:highlight w:val="none"/>
+          <w:lang w:val="sv-SE"/>
+        </w:rPr>
+      </w:pPr>
+      <w:r>
+        <w:rPr>
+          <w:color w:val="000000" w:themeColor="text1"/>
+          <w:sz w:val="18"/>
+          <w:highlight w:val="none"/>
+          <w:lang w:val="sv-SE"/>
+        </w:rPr>
+        <w:t xml:space="preserve">Vad tar vi med oss till nästa workshop?</w:t>
+      </w:r>
+      <w:r>
+        <w:rPr>
+          <w:color w:val="000000" w:themeColor="text1"/>
+        </w:rPr>
+      </w:r>
+    </w:p>
+    <w:p>
+      <w:pPr>
+        <w:pStyle w:val="933"/>
+        <w:numPr>
+          <w:ilvl w:val="0"/>
+          <w:numId w:val="19"/>
+        </w:numPr>
+        <w:pBdr/>
+        <w:spacing w:after="0"/>
+        <w:ind/>
+        <w:rPr>
+          <w:color w:val="000000" w:themeColor="text1"/>
+        </w:rPr>
+      </w:pPr>
+      <w:r>
+        <w:rPr>
+          <w:color w:val="000000" w:themeColor="text1"/>
+          <w:sz w:val="18"/>
+          <w:highlight w:val="none"/>
+          <w:lang w:val="sv-SE"/>
+        </w:rPr>
+        <w:t xml:space="preserve">Fundera mer på om det finns något vi behöver ändra på.</w:t>
+      </w:r>
+      <w:r>
+        <w:rPr>
+          <w:color w:val="000000" w:themeColor="text1"/>
+        </w:rPr>
+      </w:r>
+    </w:p>
+    <w:p>
+      <w:pPr>
+        <w:pStyle w:val="933"/>
+        <w:numPr>
+          <w:ilvl w:val="0"/>
+          <w:numId w:val="19"/>
+        </w:numPr>
+        <w:pBdr/>
+        <w:spacing w:after="0"/>
+        <w:ind/>
+        <w:rPr>
+          <w:color w:val="000000" w:themeColor="text1"/>
+        </w:rPr>
+      </w:pPr>
+      <w:r>
+        <w:rPr>
+          <w:color w:val="000000" w:themeColor="text1"/>
+          <w:sz w:val="18"/>
+          <w:highlight w:val="none"/>
+          <w:lang w:val="sv-SE"/>
+        </w:rPr>
+        <w:t xml:space="preserve">Ställ mer frågor till utbildaren.</w:t>
+      </w:r>
+      <w:r>
+        <w:rPr>
+          <w:color w:val="000000" w:themeColor="text1"/>
+          <w:sz w:val="18"/>
+          <w:highlight w:val="none"/>
+          <w:lang w:val="sv-SE"/>
+        </w:rPr>
+      </w:r>
+    </w:p>
+    <w:p>
+      <w:pPr>
+        <w:pBdr/>
+        <w:spacing/>
+        <w:ind/>
+        <w:rPr/>
+      </w:pPr>
+      <w:r/>
+      <w:r/>
+    </w:p>
+    <w:p>
+      <w:pPr>
+        <w:pStyle w:val="909"/>
+        <w:pBdr/>
+        <w:spacing/>
+        <w:ind/>
+        <w:rPr/>
+      </w:pPr>
+      <w:r>
+        <w:rPr>
+          <w:rFonts w:ascii="Aptos Display" w:hAnsi="Aptos Display" w:eastAsia="Aptos Display"/>
+          <w:color w:val="0b1f33"/>
+          <w:sz w:val="32"/>
+        </w:rPr>
+        <w:t xml:space="preserve">Frivillig fördjupningsutmaning</w:t>
+      </w:r>
+      <w:r/>
+    </w:p>
+    <w:p>
+      <w:pPr>
+        <w:pBdr/>
+        <w:spacing/>
+        <w:ind/>
+        <w:rPr/>
+      </w:pPr>
+      <w:r>
+        <w:rPr>
+          <w:b/>
+          <w:color w:val="0b1f33"/>
+        </w:rPr>
+        <w:t xml:space="preserve">Skapa en komplett mini-hotanalys baserad på din Workshop 2-kedja.</w:t>
+      </w:r>
+      <w:r/>
+    </w:p>
+    <w:p>
+      <w:pPr>
+        <w:pBdr/>
+        <w:spacing/>
+        <w:ind/>
+        <w:rPr/>
+      </w:pPr>
+      <w:r>
+        <w:rPr>
+          <w:i/>
+          <w:color w:val="607085"/>
+          <w:sz w:val="18"/>
+        </w:rPr>
+        <w:t xml:space="preserve">Inkludera: mål med analysen, attackkedja, TTP-tabell, försvarsfrågor, källor, osäkerheter, uppdaterad backlog och förslag till nästa sprint. Max tre sidor.</w:t>
+      </w:r>
+      <w:r/>
+    </w:p>
+    <w:p>
+      <w:pPr>
         <w:pBdr/>
         <w:spacing w:after="0"/>
         <w:ind/>
@@ -7096,56 +8207,6 @@
     </w:p>
     <w:p>
       <w:pPr>
-        <w:pStyle w:val="906"/>
-        <w:pBdr/>
-        <w:spacing/>
-        <w:ind/>
-        <w:rPr/>
-      </w:pPr>
-      <w:r>
-        <w:rPr>
-          <w:rFonts w:ascii="Aptos Display" w:hAnsi="Aptos Display" w:eastAsia="Aptos Display"/>
-          <w:color w:val="0b1f33"/>
-        </w:rPr>
-        <w:t xml:space="preserve">Uppgift 22</w:t>
-      </w:r>
-      <w:r/>
-    </w:p>
-    <w:p>
-      <w:pPr>
-        <w:pBdr/>
-        <w:spacing/>
-        <w:ind/>
-        <w:rPr/>
-      </w:pPr>
-      <w:r>
-        <w:rPr>
-          <w:b/>
-          <w:color w:val="0b1f33"/>
-        </w:rPr>
-        <w:t xml:space="preserve">Beskriv hur er attackkedja förhåller sig till ert Sprint Goal.</w:t>
-      </w:r>
-      <w:r/>
-    </w:p>
-    <w:p>
-      <w:pPr>
-        <w:pBdr/>
-        <w:spacing/>
-        <w:ind/>
-        <w:rPr/>
-      </w:pPr>
-      <w:r>
-        <w:rPr>
-          <w:i/>
-          <w:color w:val="607085"/>
-          <w:sz w:val="18"/>
-        </w:rPr>
-        <w:t xml:space="preserve">Svarsinstruktion: Är sprintmålet fortfarande relevant? Behöver något justeras?</w:t>
-      </w:r>
-      <w:r/>
-    </w:p>
-    <w:p>
-      <w:pPr>
         <w:pBdr/>
         <w:spacing w:after="0"/>
         <w:ind/>
@@ -7194,404 +8255,7 @@
     </w:p>
     <w:p>
       <w:pPr>
-        <w:pBdr/>
-        <w:spacing w:after="0"/>
-        <w:ind/>
-        <w:rPr/>
-      </w:pPr>
-      <w:r>
-        <w:rPr>
-          <w:color w:val="d0d7de"/>
-          <w:sz w:val="18"/>
-        </w:rPr>
-        <w:t xml:space="preserve">________________________________________________________________________________</w:t>
-      </w:r>
-      <w:r/>
-    </w:p>
-    <w:p>
-      <w:pPr>
-        <w:pStyle w:val="906"/>
-        <w:pBdr/>
-        <w:spacing/>
-        <w:ind/>
-        <w:rPr/>
-      </w:pPr>
-      <w:r>
-        <w:rPr>
-          <w:rFonts w:ascii="Aptos Display" w:hAnsi="Aptos Display" w:eastAsia="Aptos Display"/>
-          <w:color w:val="0b1f33"/>
-        </w:rPr>
-        <w:t xml:space="preserve">Uppgift 23</w:t>
-      </w:r>
-      <w:r/>
-    </w:p>
-    <w:p>
-      <w:pPr>
-        <w:pBdr/>
-        <w:spacing/>
-        <w:ind/>
-        <w:rPr/>
-      </w:pPr>
-      <w:r>
-        <w:rPr>
-          <w:b/>
-          <w:color w:val="0b1f33"/>
-        </w:rPr>
-        <w:t xml:space="preserve">Formulera minst två uppföljningsfrågor inför Workshop 3.</w:t>
-      </w:r>
-      <w:r/>
-    </w:p>
-    <w:p>
-      <w:pPr>
-        <w:pBdr/>
-        <w:spacing/>
-        <w:ind/>
-        <w:rPr/>
-      </w:pPr>
-      <w:r>
-        <w:rPr>
-          <w:i/>
-          <w:color w:val="607085"/>
-          <w:sz w:val="18"/>
-        </w:rPr>
-        <w:t xml:space="preserve">Svarsinstruktion: Frågorna ska kunna användas vid review eller retrospektiv.</w:t>
-      </w:r>
-      <w:r/>
-    </w:p>
-    <w:p>
-      <w:pPr>
-        <w:pBdr/>
-        <w:spacing w:after="0"/>
-        <w:ind/>
-        <w:rPr>
-          <w:color w:val="000000" w:themeColor="text1"/>
-        </w:rPr>
-      </w:pPr>
-      <w:r>
-        <w:rPr>
-          <w:color w:val="000000" w:themeColor="text1"/>
-          <w:sz w:val="18"/>
-          <w:lang w:val="sv-SE"/>
-        </w:rPr>
-        <w:t xml:space="preserve">Om man skapar en attackkedja där en teknik är högt prioriterad, men de andra är lägre prioriterade, ska man då åtgärda alla delar i kedjan, eller den högst prioriterade och sedan åtgärda andra tekniker som är högt prioriterade men inte i kedjan?</w:t>
-      </w:r>
-      <w:r>
-        <w:rPr>
-          <w:color w:val="000000" w:themeColor="text1"/>
-        </w:rPr>
-      </w:r>
-      <w:r>
-        <w:rPr>
-          <w:color w:val="000000" w:themeColor="text1"/>
-        </w:rPr>
-      </w:r>
-    </w:p>
-    <w:p>
-      <w:pPr>
-        <w:pStyle w:val="906"/>
-        <w:pBdr/>
-        <w:spacing/>
-        <w:ind/>
-        <w:rPr/>
-      </w:pPr>
-      <w:r>
-        <w:rPr>
-          <w:rFonts w:ascii="Aptos Display" w:hAnsi="Aptos Display" w:eastAsia="Aptos Display"/>
-          <w:color w:val="0b1f33"/>
-        </w:rPr>
-        <w:t xml:space="preserve">Uppgift 24</w:t>
-      </w:r>
-      <w:r/>
-    </w:p>
-    <w:p>
-      <w:pPr>
-        <w:pBdr/>
-        <w:spacing/>
-        <w:ind/>
-        <w:rPr/>
-      </w:pPr>
-      <w:r>
-        <w:rPr>
-          <w:b/>
-          <w:color w:val="0b1f33"/>
-        </w:rPr>
-        <w:t xml:space="preserve">Förbered en kort statusrapport till Workshop 3.</w:t>
-      </w:r>
-      <w:r/>
-    </w:p>
-    <w:p>
-      <w:pPr>
-        <w:pBdr/>
-        <w:spacing/>
-        <w:ind/>
-        <w:rPr/>
-      </w:pPr>
-      <w:r>
-        <w:rPr>
-          <w:i/>
-          <w:color w:val="607085"/>
-          <w:sz w:val="18"/>
-        </w:rPr>
-        <w:t xml:space="preserve">Svarsinstruktion: Skriv 5-7 punkter: vad ni gjorde, vad som blev klart, vad som är oklart och vad ni vill ändra.</w:t>
-      </w:r>
-      <w:r/>
-    </w:p>
-    <w:p>
-      <w:pPr>
-        <w:pBdr/>
-        <w:spacing w:after="0"/>
-        <w:ind/>
-        <w:rPr/>
-      </w:pPr>
-      <w:r>
-        <w:rPr>
-          <w:color w:val="d0d7de"/>
-          <w:sz w:val="18"/>
-        </w:rPr>
-        <w:t xml:space="preserve">________________________________________________________________________________</w:t>
-      </w:r>
-      <w:r/>
-    </w:p>
-    <w:p>
-      <w:pPr>
-        <w:pBdr/>
-        <w:spacing w:after="0"/>
-        <w:ind/>
-        <w:rPr/>
-      </w:pPr>
-      <w:r>
-        <w:rPr>
-          <w:color w:val="d0d7de"/>
-          <w:sz w:val="18"/>
-        </w:rPr>
-        <w:t xml:space="preserve">________________________________________________________________________________</w:t>
-      </w:r>
-      <w:r/>
-    </w:p>
-    <w:p>
-      <w:pPr>
-        <w:pBdr/>
-        <w:spacing w:after="0"/>
-        <w:ind/>
-        <w:rPr/>
-      </w:pPr>
-      <w:r>
-        <w:rPr>
-          <w:color w:val="d0d7de"/>
-          <w:sz w:val="18"/>
-        </w:rPr>
-        <w:t xml:space="preserve">________________________________________________________________________________</w:t>
-      </w:r>
-      <w:r/>
-    </w:p>
-    <w:p>
-      <w:pPr>
-        <w:pBdr/>
-        <w:spacing w:after="0"/>
-        <w:ind/>
-        <w:rPr/>
-      </w:pPr>
-      <w:r>
-        <w:rPr>
-          <w:color w:val="d0d7de"/>
-          <w:sz w:val="18"/>
-        </w:rPr>
-        <w:t xml:space="preserve">________________________________________________________________________________</w:t>
-      </w:r>
-      <w:r/>
-    </w:p>
-    <w:p>
-      <w:pPr>
-        <w:pBdr/>
-        <w:spacing/>
-        <w:ind/>
-        <w:rPr/>
-      </w:pPr>
-      <w:r/>
-      <w:r/>
-    </w:p>
-    <w:p>
-      <w:pPr>
-        <w:pStyle w:val="905"/>
-        <w:pBdr/>
-        <w:spacing/>
-        <w:ind/>
-        <w:rPr/>
-      </w:pPr>
-      <w:r>
-        <w:rPr>
-          <w:rFonts w:ascii="Aptos Display" w:hAnsi="Aptos Display" w:eastAsia="Aptos Display"/>
-          <w:color w:val="0b1f33"/>
-          <w:sz w:val="32"/>
-        </w:rPr>
-        <w:t xml:space="preserve">Frivillig fördjupningsutmaning</w:t>
-      </w:r>
-      <w:r/>
-    </w:p>
-    <w:p>
-      <w:pPr>
-        <w:pBdr/>
-        <w:spacing/>
-        <w:ind/>
-        <w:rPr/>
-      </w:pPr>
-      <w:r>
-        <w:rPr>
-          <w:b/>
-          <w:color w:val="0b1f33"/>
-        </w:rPr>
-        <w:t xml:space="preserve">Skapa en komplett mini-hotanalys baserad på din Workshop 2-kedja.</w:t>
-      </w:r>
-      <w:r/>
-    </w:p>
-    <w:p>
-      <w:pPr>
-        <w:pBdr/>
-        <w:spacing/>
-        <w:ind/>
-        <w:rPr/>
-      </w:pPr>
-      <w:r>
-        <w:rPr>
-          <w:i/>
-          <w:color w:val="607085"/>
-          <w:sz w:val="18"/>
-        </w:rPr>
-        <w:t xml:space="preserve">Inkludera: mål med analysen, attackkedja, TTP-tabell, försvarsfrågor, källor, osäkerheter, uppdaterad backlog och förslag till nästa sprint. Max tre sidor.</w:t>
-      </w:r>
-      <w:r/>
-    </w:p>
-    <w:p>
-      <w:pPr>
-        <w:pBdr/>
-        <w:spacing w:after="0"/>
-        <w:ind/>
-        <w:rPr/>
-      </w:pPr>
-      <w:r>
-        <w:rPr>
-          <w:color w:val="d0d7de"/>
-          <w:sz w:val="18"/>
-        </w:rPr>
-        <w:t xml:space="preserve">________________________________________________________________________________</w:t>
-      </w:r>
-      <w:r/>
-    </w:p>
-    <w:p>
-      <w:pPr>
-        <w:pBdr/>
-        <w:spacing w:after="0"/>
-        <w:ind/>
-        <w:rPr/>
-      </w:pPr>
-      <w:r>
-        <w:rPr>
-          <w:color w:val="d0d7de"/>
-          <w:sz w:val="18"/>
-        </w:rPr>
-        <w:t xml:space="preserve">________________________________________________________________________________</w:t>
-      </w:r>
-      <w:r/>
-    </w:p>
-    <w:p>
-      <w:pPr>
-        <w:pBdr/>
-        <w:spacing w:after="0"/>
-        <w:ind/>
-        <w:rPr/>
-      </w:pPr>
-      <w:r>
-        <w:rPr>
-          <w:color w:val="d0d7de"/>
-          <w:sz w:val="18"/>
-        </w:rPr>
-        <w:t xml:space="preserve">________________________________________________________________________________</w:t>
-      </w:r>
-      <w:r/>
-    </w:p>
-    <w:p>
-      <w:pPr>
-        <w:pBdr/>
-        <w:spacing w:after="0"/>
-        <w:ind/>
-        <w:rPr/>
-      </w:pPr>
-      <w:r>
-        <w:rPr>
-          <w:color w:val="d0d7de"/>
-          <w:sz w:val="18"/>
-        </w:rPr>
-        <w:t xml:space="preserve">________________________________________________________________________________</w:t>
-      </w:r>
-      <w:r/>
-    </w:p>
-    <w:p>
-      <w:pPr>
-        <w:pBdr/>
-        <w:spacing w:after="0"/>
-        <w:ind/>
-        <w:rPr/>
-      </w:pPr>
-      <w:r>
-        <w:rPr>
-          <w:color w:val="d0d7de"/>
-          <w:sz w:val="18"/>
-        </w:rPr>
-        <w:t xml:space="preserve">________________________________________________________________________________</w:t>
-      </w:r>
-      <w:r/>
-    </w:p>
-    <w:p>
-      <w:pPr>
-        <w:pBdr/>
-        <w:spacing w:after="0"/>
-        <w:ind/>
-        <w:rPr/>
-      </w:pPr>
-      <w:r>
-        <w:rPr>
-          <w:color w:val="d0d7de"/>
-          <w:sz w:val="18"/>
-        </w:rPr>
-        <w:t xml:space="preserve">________________________________________________________________________________</w:t>
-      </w:r>
-      <w:r/>
-    </w:p>
-    <w:p>
-      <w:pPr>
-        <w:pBdr/>
-        <w:spacing w:after="0"/>
-        <w:ind/>
-        <w:rPr/>
-      </w:pPr>
-      <w:r>
-        <w:rPr>
-          <w:color w:val="d0d7de"/>
-          <w:sz w:val="18"/>
-        </w:rPr>
-        <w:t xml:space="preserve">________________________________________________________________________________</w:t>
-      </w:r>
-      <w:r/>
-    </w:p>
-    <w:p>
-      <w:pPr>
-        <w:pBdr/>
-        <w:spacing w:after="0"/>
-        <w:ind/>
-        <w:rPr/>
-      </w:pPr>
-      <w:r>
-        <w:rPr>
-          <w:color w:val="d0d7de"/>
-          <w:sz w:val="18"/>
-        </w:rPr>
-        <w:t xml:space="preserve">________________________________________________________________________________</w:t>
-      </w:r>
-      <w:r/>
-    </w:p>
-    <w:p>
-      <w:pPr>
-        <w:pStyle w:val="905"/>
+        <w:pStyle w:val="909"/>
         <w:pBdr/>
         <w:spacing/>
         <w:ind/>
@@ -7609,7 +8273,7 @@
     </w:p>
     <w:p>
       <w:pPr>
-        <w:pStyle w:val="939"/>
+        <w:pStyle w:val="943"/>
         <w:pBdr/>
         <w:spacing/>
         <w:ind/>
@@ -7625,7 +8289,7 @@
     </w:p>
     <w:p>
       <w:pPr>
-        <w:pStyle w:val="939"/>
+        <w:pStyle w:val="943"/>
         <w:pBdr/>
         <w:spacing/>
         <w:ind/>
@@ -7641,7 +8305,7 @@
     </w:p>
     <w:p>
       <w:pPr>
-        <w:pStyle w:val="939"/>
+        <w:pStyle w:val="943"/>
         <w:pBdr/>
         <w:spacing/>
         <w:ind/>
@@ -7657,7 +8321,7 @@
     </w:p>
     <w:p>
       <w:pPr>
-        <w:pStyle w:val="939"/>
+        <w:pStyle w:val="943"/>
         <w:pBdr/>
         <w:spacing/>
         <w:ind/>
@@ -7685,7 +8349,7 @@
     </w:p>
     <w:p>
       <w:pPr>
-        <w:pStyle w:val="905"/>
+        <w:pStyle w:val="909"/>
         <w:pBdr/>
         <w:spacing/>
         <w:ind/>
@@ -7737,7 +8401,7 @@
     </w:p>
     <w:tbl>
       <w:tblPr>
-        <w:tblStyle w:val="969"/>
+        <w:tblStyle w:val="973"/>
         <w:jc w:val="center"/>
         <w:tblW w:w="0" w:type="auto"/>
         <w:tblBorders/>
@@ -8601,7 +9265,7 @@
     </w:tbl>
     <w:p>
       <w:pPr>
-        <w:pStyle w:val="905"/>
+        <w:pStyle w:val="909"/>
         <w:pBdr/>
         <w:spacing/>
         <w:ind/>
@@ -8619,7 +9283,7 @@
     </w:p>
     <w:tbl>
       <w:tblPr>
-        <w:tblStyle w:val="969"/>
+        <w:tblStyle w:val="973"/>
         <w:jc w:val="center"/>
         <w:tblW w:w="0" w:type="auto"/>
         <w:tblBorders/>
@@ -8690,7 +9354,7 @@
     </w:p>
     <w:tbl>
       <w:tblPr>
-        <w:tblStyle w:val="969"/>
+        <w:tblStyle w:val="973"/>
         <w:jc w:val="center"/>
         <w:tblW w:w="0" w:type="auto"/>
         <w:tblBorders/>
@@ -8809,7 +9473,7 @@
 <w:ftr xmlns:wpc="http://schemas.microsoft.com/office/word/2010/wordprocessingCanvas" xmlns:mc="http://schemas.openxmlformats.org/markup-compatibility/2006" xmlns:o="urn:schemas-microsoft-com:office:office" xmlns:r="http://schemas.openxmlformats.org/officeDocument/2006/relationships" xmlns:m="http://schemas.openxmlformats.org/officeDocument/2006/math" xmlns:v="urn:schemas-microsoft-com:vml" xmlns:wp14="http://schemas.microsoft.com/office/word/2010/wordprocessingDrawing" xmlns:wp="http://schemas.openxmlformats.org/drawingml/2006/wordprocessingDrawing" xmlns:w10="urn:schemas-microsoft-com:office:word" xmlns:w="http://schemas.openxmlformats.org/wordprocessingml/2006/main" xmlns:w14="http://schemas.microsoft.com/office/word/2010/wordml" xmlns:w15="http://schemas.microsoft.com/office/word/2012/wordml" xmlns:wpg="http://schemas.microsoft.com/office/word/2010/wordprocessingGroup" xmlns:wpi="http://schemas.microsoft.com/office/word/2010/wordprocessingInk" xmlns:wne="http://schemas.microsoft.com/office/word/2006/wordml" xmlns:a="http://schemas.openxmlformats.org/drawingml/2006/main" xmlns:wps="http://schemas.microsoft.com/office/word/2010/wordprocessingShape" mc:Ignorable="w14 w15 wp14">
   <w:p>
     <w:pPr>
-      <w:pStyle w:val="919"/>
+      <w:pStyle w:val="923"/>
       <w:pBdr/>
       <w:spacing/>
       <w:ind/>
@@ -9170,7 +9834,7 @@
         <w:spacing/>
         <w:ind w:hanging="360" w:left="1080"/>
       </w:pPr>
-      <w:pStyle w:val="944"/>
+      <w:pStyle w:val="948"/>
       <w:rPr/>
       <w:start w:val="1"/>
       <w:suff w:val="tab"/>
@@ -9303,7 +9967,7 @@
         <w:spacing/>
         <w:ind w:hanging="360" w:left="720"/>
       </w:pPr>
-      <w:pStyle w:val="943"/>
+      <w:pStyle w:val="947"/>
       <w:rPr/>
       <w:start w:val="1"/>
       <w:suff w:val="tab"/>
@@ -9570,7 +10234,7 @@
         <w:spacing/>
         <w:ind w:hanging="360" w:left="1080"/>
       </w:pPr>
-      <w:pStyle w:val="941"/>
+      <w:pStyle w:val="945"/>
       <w:rPr>
         <w:rFonts w:hint="default" w:ascii="Symbol" w:hAnsi="Symbol"/>
       </w:rPr>
@@ -9705,7 +10369,7 @@
         <w:spacing/>
         <w:ind w:hanging="360" w:left="720"/>
       </w:pPr>
-      <w:pStyle w:val="940"/>
+      <w:pStyle w:val="944"/>
       <w:rPr>
         <w:rFonts w:hint="default" w:ascii="Symbol" w:hAnsi="Symbol"/>
       </w:rPr>
@@ -9840,7 +10504,7 @@
         <w:spacing/>
         <w:ind w:hanging="360" w:left="360"/>
       </w:pPr>
-      <w:pStyle w:val="942"/>
+      <w:pStyle w:val="946"/>
       <w:rPr/>
       <w:start w:val="1"/>
       <w:suff w:val="tab"/>
@@ -9973,7 +10637,7 @@
         <w:spacing/>
         <w:ind w:hanging="360" w:left="360"/>
       </w:pPr>
-      <w:pStyle w:val="939"/>
+      <w:pStyle w:val="943"/>
       <w:rPr>
         <w:rFonts w:hint="default" w:ascii="Symbol" w:hAnsi="Symbol"/>
       </w:rPr>
@@ -10820,6 +11484,741 @@
         <w:pBdr/>
         <w:spacing/>
         <w:ind w:hanging="360" w:left="6469"/>
+      </w:pPr>
+      <w:rPr>
+        <w:rFonts w:hint="default" w:ascii="Wingdings" w:hAnsi="Wingdings" w:eastAsia="Wingdings" w:cs="Wingdings"/>
+      </w:rPr>
+      <w:start w:val="1"/>
+      <w:suff w:val="tab"/>
+    </w:lvl>
+  </w:abstractNum>
+  <w:abstractNum w:abstractNumId="14">
+    <w:nsid w:val="3EC4B52E"/>
+    <w:lvl w:ilvl="0">
+      <w:isLgl w:val="false"/>
+      <w:lvlJc w:val="left"/>
+      <w:lvlText w:val="·"/>
+      <w:numFmt w:val="bullet"/>
+      <w:pPr>
+        <w:pBdr/>
+        <w:spacing/>
+        <w:ind w:hanging="360" w:left="709"/>
+      </w:pPr>
+      <w:rPr>
+        <w:rFonts w:hint="default" w:ascii="Symbol" w:hAnsi="Symbol" w:eastAsia="Symbol" w:cs="Symbol"/>
+      </w:rPr>
+      <w:start w:val="1"/>
+      <w:suff w:val="tab"/>
+    </w:lvl>
+    <w:lvl w:ilvl="1">
+      <w:isLgl w:val="false"/>
+      <w:lvlJc w:val="left"/>
+      <w:lvlText w:val="o"/>
+      <w:numFmt w:val="bullet"/>
+      <w:pPr>
+        <w:pBdr/>
+        <w:spacing/>
+        <w:ind w:hanging="360" w:left="1429"/>
+      </w:pPr>
+      <w:rPr>
+        <w:rFonts w:hint="default" w:ascii="Courier New" w:hAnsi="Courier New" w:eastAsia="Courier New" w:cs="Courier New"/>
+      </w:rPr>
+      <w:start w:val="1"/>
+      <w:suff w:val="tab"/>
+    </w:lvl>
+    <w:lvl w:ilvl="2">
+      <w:isLgl w:val="false"/>
+      <w:lvlJc w:val="left"/>
+      <w:lvlText w:val="§"/>
+      <w:numFmt w:val="bullet"/>
+      <w:pPr>
+        <w:pBdr/>
+        <w:spacing/>
+        <w:ind w:hanging="360" w:left="2149"/>
+      </w:pPr>
+      <w:rPr>
+        <w:rFonts w:hint="default" w:ascii="Wingdings" w:hAnsi="Wingdings" w:eastAsia="Wingdings" w:cs="Wingdings"/>
+      </w:rPr>
+      <w:start w:val="1"/>
+      <w:suff w:val="tab"/>
+    </w:lvl>
+    <w:lvl w:ilvl="3">
+      <w:isLgl w:val="false"/>
+      <w:lvlJc w:val="left"/>
+      <w:lvlText w:val="·"/>
+      <w:numFmt w:val="bullet"/>
+      <w:pPr>
+        <w:pBdr/>
+        <w:spacing/>
+        <w:ind w:hanging="360" w:left="2869"/>
+      </w:pPr>
+      <w:rPr>
+        <w:rFonts w:hint="default" w:ascii="Symbol" w:hAnsi="Symbol" w:eastAsia="Symbol" w:cs="Symbol"/>
+      </w:rPr>
+      <w:start w:val="1"/>
+      <w:suff w:val="tab"/>
+    </w:lvl>
+    <w:lvl w:ilvl="4">
+      <w:isLgl w:val="false"/>
+      <w:lvlJc w:val="left"/>
+      <w:lvlText w:val="o"/>
+      <w:numFmt w:val="bullet"/>
+      <w:pPr>
+        <w:pBdr/>
+        <w:spacing/>
+        <w:ind w:hanging="360" w:left="3589"/>
+      </w:pPr>
+      <w:rPr>
+        <w:rFonts w:hint="default" w:ascii="Courier New" w:hAnsi="Courier New" w:eastAsia="Courier New" w:cs="Courier New"/>
+      </w:rPr>
+      <w:start w:val="1"/>
+      <w:suff w:val="tab"/>
+    </w:lvl>
+    <w:lvl w:ilvl="5">
+      <w:isLgl w:val="false"/>
+      <w:lvlJc w:val="left"/>
+      <w:lvlText w:val="§"/>
+      <w:numFmt w:val="bullet"/>
+      <w:pPr>
+        <w:pBdr/>
+        <w:spacing/>
+        <w:ind w:hanging="360" w:left="4309"/>
+      </w:pPr>
+      <w:rPr>
+        <w:rFonts w:hint="default" w:ascii="Wingdings" w:hAnsi="Wingdings" w:eastAsia="Wingdings" w:cs="Wingdings"/>
+      </w:rPr>
+      <w:start w:val="1"/>
+      <w:suff w:val="tab"/>
+    </w:lvl>
+    <w:lvl w:ilvl="6">
+      <w:isLgl w:val="false"/>
+      <w:lvlJc w:val="left"/>
+      <w:lvlText w:val="·"/>
+      <w:numFmt w:val="bullet"/>
+      <w:pPr>
+        <w:pBdr/>
+        <w:spacing/>
+        <w:ind w:hanging="360" w:left="5029"/>
+      </w:pPr>
+      <w:rPr>
+        <w:rFonts w:hint="default" w:ascii="Symbol" w:hAnsi="Symbol" w:eastAsia="Symbol" w:cs="Symbol"/>
+      </w:rPr>
+      <w:start w:val="1"/>
+      <w:suff w:val="tab"/>
+    </w:lvl>
+    <w:lvl w:ilvl="7">
+      <w:isLgl w:val="false"/>
+      <w:lvlJc w:val="left"/>
+      <w:lvlText w:val="o"/>
+      <w:numFmt w:val="bullet"/>
+      <w:pPr>
+        <w:pBdr/>
+        <w:spacing/>
+        <w:ind w:hanging="360" w:left="5749"/>
+      </w:pPr>
+      <w:rPr>
+        <w:rFonts w:hint="default" w:ascii="Courier New" w:hAnsi="Courier New" w:eastAsia="Courier New" w:cs="Courier New"/>
+      </w:rPr>
+      <w:start w:val="1"/>
+      <w:suff w:val="tab"/>
+    </w:lvl>
+    <w:lvl w:ilvl="8">
+      <w:isLgl w:val="false"/>
+      <w:lvlJc w:val="left"/>
+      <w:lvlText w:val="§"/>
+      <w:numFmt w:val="bullet"/>
+      <w:pPr>
+        <w:pBdr/>
+        <w:spacing/>
+        <w:ind w:hanging="360" w:left="6469"/>
+      </w:pPr>
+      <w:rPr>
+        <w:rFonts w:hint="default" w:ascii="Wingdings" w:hAnsi="Wingdings" w:eastAsia="Wingdings" w:cs="Wingdings"/>
+      </w:rPr>
+      <w:start w:val="1"/>
+      <w:suff w:val="tab"/>
+    </w:lvl>
+  </w:abstractNum>
+  <w:abstractNum w:abstractNumId="15">
+    <w:nsid w:val="3041CB45"/>
+    <w:lvl w:ilvl="0">
+      <w:isLgl w:val="false"/>
+      <w:lvlJc w:val="left"/>
+      <w:lvlText w:val="·"/>
+      <w:numFmt w:val="bullet"/>
+      <w:pPr>
+        <w:pBdr/>
+        <w:spacing/>
+        <w:ind w:hanging="360" w:left="709"/>
+      </w:pPr>
+      <w:rPr>
+        <w:rFonts w:hint="default" w:ascii="Symbol" w:hAnsi="Symbol" w:eastAsia="Symbol" w:cs="Symbol"/>
+      </w:rPr>
+      <w:start w:val="1"/>
+      <w:suff w:val="tab"/>
+    </w:lvl>
+    <w:lvl w:ilvl="1">
+      <w:isLgl w:val="false"/>
+      <w:lvlJc w:val="left"/>
+      <w:lvlText w:val="o"/>
+      <w:numFmt w:val="bullet"/>
+      <w:pPr>
+        <w:pBdr/>
+        <w:spacing/>
+        <w:ind w:hanging="360" w:left="1429"/>
+      </w:pPr>
+      <w:rPr>
+        <w:rFonts w:hint="default" w:ascii="Courier New" w:hAnsi="Courier New" w:eastAsia="Courier New" w:cs="Courier New"/>
+      </w:rPr>
+      <w:start w:val="1"/>
+      <w:suff w:val="tab"/>
+    </w:lvl>
+    <w:lvl w:ilvl="2">
+      <w:isLgl w:val="false"/>
+      <w:lvlJc w:val="left"/>
+      <w:lvlText w:val="§"/>
+      <w:numFmt w:val="bullet"/>
+      <w:pPr>
+        <w:pBdr/>
+        <w:spacing/>
+        <w:ind w:hanging="360" w:left="2149"/>
+      </w:pPr>
+      <w:rPr>
+        <w:rFonts w:hint="default" w:ascii="Wingdings" w:hAnsi="Wingdings" w:eastAsia="Wingdings" w:cs="Wingdings"/>
+      </w:rPr>
+      <w:start w:val="1"/>
+      <w:suff w:val="tab"/>
+    </w:lvl>
+    <w:lvl w:ilvl="3">
+      <w:isLgl w:val="false"/>
+      <w:lvlJc w:val="left"/>
+      <w:lvlText w:val="·"/>
+      <w:numFmt w:val="bullet"/>
+      <w:pPr>
+        <w:pBdr/>
+        <w:spacing/>
+        <w:ind w:hanging="360" w:left="2869"/>
+      </w:pPr>
+      <w:rPr>
+        <w:rFonts w:hint="default" w:ascii="Symbol" w:hAnsi="Symbol" w:eastAsia="Symbol" w:cs="Symbol"/>
+      </w:rPr>
+      <w:start w:val="1"/>
+      <w:suff w:val="tab"/>
+    </w:lvl>
+    <w:lvl w:ilvl="4">
+      <w:isLgl w:val="false"/>
+      <w:lvlJc w:val="left"/>
+      <w:lvlText w:val="o"/>
+      <w:numFmt w:val="bullet"/>
+      <w:pPr>
+        <w:pBdr/>
+        <w:spacing/>
+        <w:ind w:hanging="360" w:left="3589"/>
+      </w:pPr>
+      <w:rPr>
+        <w:rFonts w:hint="default" w:ascii="Courier New" w:hAnsi="Courier New" w:eastAsia="Courier New" w:cs="Courier New"/>
+      </w:rPr>
+      <w:start w:val="1"/>
+      <w:suff w:val="tab"/>
+    </w:lvl>
+    <w:lvl w:ilvl="5">
+      <w:isLgl w:val="false"/>
+      <w:lvlJc w:val="left"/>
+      <w:lvlText w:val="§"/>
+      <w:numFmt w:val="bullet"/>
+      <w:pPr>
+        <w:pBdr/>
+        <w:spacing/>
+        <w:ind w:hanging="360" w:left="4309"/>
+      </w:pPr>
+      <w:rPr>
+        <w:rFonts w:hint="default" w:ascii="Wingdings" w:hAnsi="Wingdings" w:eastAsia="Wingdings" w:cs="Wingdings"/>
+      </w:rPr>
+      <w:start w:val="1"/>
+      <w:suff w:val="tab"/>
+    </w:lvl>
+    <w:lvl w:ilvl="6">
+      <w:isLgl w:val="false"/>
+      <w:lvlJc w:val="left"/>
+      <w:lvlText w:val="·"/>
+      <w:numFmt w:val="bullet"/>
+      <w:pPr>
+        <w:pBdr/>
+        <w:spacing/>
+        <w:ind w:hanging="360" w:left="5029"/>
+      </w:pPr>
+      <w:rPr>
+        <w:rFonts w:hint="default" w:ascii="Symbol" w:hAnsi="Symbol" w:eastAsia="Symbol" w:cs="Symbol"/>
+      </w:rPr>
+      <w:start w:val="1"/>
+      <w:suff w:val="tab"/>
+    </w:lvl>
+    <w:lvl w:ilvl="7">
+      <w:isLgl w:val="false"/>
+      <w:lvlJc w:val="left"/>
+      <w:lvlText w:val="o"/>
+      <w:numFmt w:val="bullet"/>
+      <w:pPr>
+        <w:pBdr/>
+        <w:spacing/>
+        <w:ind w:hanging="360" w:left="5749"/>
+      </w:pPr>
+      <w:rPr>
+        <w:rFonts w:hint="default" w:ascii="Courier New" w:hAnsi="Courier New" w:eastAsia="Courier New" w:cs="Courier New"/>
+      </w:rPr>
+      <w:start w:val="1"/>
+      <w:suff w:val="tab"/>
+    </w:lvl>
+    <w:lvl w:ilvl="8">
+      <w:isLgl w:val="false"/>
+      <w:lvlJc w:val="left"/>
+      <w:lvlText w:val="§"/>
+      <w:numFmt w:val="bullet"/>
+      <w:pPr>
+        <w:pBdr/>
+        <w:spacing/>
+        <w:ind w:hanging="360" w:left="6469"/>
+      </w:pPr>
+      <w:rPr>
+        <w:rFonts w:hint="default" w:ascii="Wingdings" w:hAnsi="Wingdings" w:eastAsia="Wingdings" w:cs="Wingdings"/>
+      </w:rPr>
+      <w:start w:val="1"/>
+      <w:suff w:val="tab"/>
+    </w:lvl>
+  </w:abstractNum>
+  <w:abstractNum w:abstractNumId="16">
+    <w:nsid w:val="20E72D7B"/>
+    <w:lvl w:ilvl="0">
+      <w:isLgl w:val="false"/>
+      <w:lvlJc w:val="left"/>
+      <w:lvlText w:val="·"/>
+      <w:numFmt w:val="bullet"/>
+      <w:pPr>
+        <w:pBdr/>
+        <w:spacing/>
+        <w:ind w:hanging="360" w:left="709"/>
+      </w:pPr>
+      <w:rPr>
+        <w:rFonts w:hint="default" w:ascii="Symbol" w:hAnsi="Symbol" w:eastAsia="Symbol" w:cs="Symbol"/>
+      </w:rPr>
+      <w:start w:val="1"/>
+      <w:suff w:val="tab"/>
+    </w:lvl>
+    <w:lvl w:ilvl="1">
+      <w:isLgl w:val="false"/>
+      <w:lvlJc w:val="left"/>
+      <w:lvlText w:val="o"/>
+      <w:numFmt w:val="bullet"/>
+      <w:pPr>
+        <w:pBdr/>
+        <w:spacing/>
+        <w:ind w:hanging="360" w:left="1440"/>
+      </w:pPr>
+      <w:rPr>
+        <w:rFonts w:hint="default" w:ascii="Courier New" w:hAnsi="Courier New" w:eastAsia="Courier New" w:cs="Courier New"/>
+      </w:rPr>
+      <w:start w:val="1"/>
+      <w:suff w:val="tab"/>
+    </w:lvl>
+    <w:lvl w:ilvl="2">
+      <w:isLgl w:val="false"/>
+      <w:lvlJc w:val="left"/>
+      <w:lvlText w:val="§"/>
+      <w:numFmt w:val="bullet"/>
+      <w:pPr>
+        <w:pBdr/>
+        <w:spacing/>
+        <w:ind w:hanging="360" w:left="2160"/>
+      </w:pPr>
+      <w:rPr>
+        <w:rFonts w:hint="default" w:ascii="Wingdings" w:hAnsi="Wingdings" w:eastAsia="Wingdings" w:cs="Wingdings"/>
+      </w:rPr>
+      <w:start w:val="1"/>
+      <w:suff w:val="tab"/>
+    </w:lvl>
+    <w:lvl w:ilvl="3">
+      <w:isLgl w:val="false"/>
+      <w:lvlJc w:val="left"/>
+      <w:lvlText w:val="·"/>
+      <w:numFmt w:val="bullet"/>
+      <w:pPr>
+        <w:pBdr/>
+        <w:spacing/>
+        <w:ind w:hanging="360" w:left="2880"/>
+      </w:pPr>
+      <w:rPr>
+        <w:rFonts w:hint="default" w:ascii="Symbol" w:hAnsi="Symbol" w:eastAsia="Symbol" w:cs="Symbol"/>
+      </w:rPr>
+      <w:start w:val="1"/>
+      <w:suff w:val="tab"/>
+    </w:lvl>
+    <w:lvl w:ilvl="4">
+      <w:isLgl w:val="false"/>
+      <w:lvlJc w:val="left"/>
+      <w:lvlText w:val="o"/>
+      <w:numFmt w:val="bullet"/>
+      <w:pPr>
+        <w:pBdr/>
+        <w:spacing/>
+        <w:ind w:hanging="360" w:left="3600"/>
+      </w:pPr>
+      <w:rPr>
+        <w:rFonts w:hint="default" w:ascii="Courier New" w:hAnsi="Courier New" w:eastAsia="Courier New" w:cs="Courier New"/>
+      </w:rPr>
+      <w:start w:val="1"/>
+      <w:suff w:val="tab"/>
+    </w:lvl>
+    <w:lvl w:ilvl="5">
+      <w:isLgl w:val="false"/>
+      <w:lvlJc w:val="left"/>
+      <w:lvlText w:val="§"/>
+      <w:numFmt w:val="bullet"/>
+      <w:pPr>
+        <w:pBdr/>
+        <w:spacing/>
+        <w:ind w:hanging="360" w:left="4320"/>
+      </w:pPr>
+      <w:rPr>
+        <w:rFonts w:hint="default" w:ascii="Wingdings" w:hAnsi="Wingdings" w:eastAsia="Wingdings" w:cs="Wingdings"/>
+      </w:rPr>
+      <w:start w:val="1"/>
+      <w:suff w:val="tab"/>
+    </w:lvl>
+    <w:lvl w:ilvl="6">
+      <w:isLgl w:val="false"/>
+      <w:lvlJc w:val="left"/>
+      <w:lvlText w:val="·"/>
+      <w:numFmt w:val="bullet"/>
+      <w:pPr>
+        <w:pBdr/>
+        <w:spacing/>
+        <w:ind w:hanging="360" w:left="5040"/>
+      </w:pPr>
+      <w:rPr>
+        <w:rFonts w:hint="default" w:ascii="Symbol" w:hAnsi="Symbol" w:eastAsia="Symbol" w:cs="Symbol"/>
+      </w:rPr>
+      <w:start w:val="1"/>
+      <w:suff w:val="tab"/>
+    </w:lvl>
+    <w:lvl w:ilvl="7">
+      <w:isLgl w:val="false"/>
+      <w:lvlJc w:val="left"/>
+      <w:lvlText w:val="o"/>
+      <w:numFmt w:val="bullet"/>
+      <w:pPr>
+        <w:pBdr/>
+        <w:spacing/>
+        <w:ind w:hanging="360" w:left="5760"/>
+      </w:pPr>
+      <w:rPr>
+        <w:rFonts w:hint="default" w:ascii="Courier New" w:hAnsi="Courier New" w:eastAsia="Courier New" w:cs="Courier New"/>
+      </w:rPr>
+      <w:start w:val="1"/>
+      <w:suff w:val="tab"/>
+    </w:lvl>
+    <w:lvl w:ilvl="8">
+      <w:isLgl w:val="false"/>
+      <w:lvlJc w:val="left"/>
+      <w:lvlText w:val="§"/>
+      <w:numFmt w:val="bullet"/>
+      <w:pPr>
+        <w:pBdr/>
+        <w:spacing/>
+        <w:ind w:hanging="360" w:left="6480"/>
+      </w:pPr>
+      <w:rPr>
+        <w:rFonts w:hint="default" w:ascii="Wingdings" w:hAnsi="Wingdings" w:eastAsia="Wingdings" w:cs="Wingdings"/>
+      </w:rPr>
+      <w:start w:val="1"/>
+      <w:suff w:val="tab"/>
+    </w:lvl>
+  </w:abstractNum>
+  <w:abstractNum w:abstractNumId="17">
+    <w:nsid w:val="63E04846"/>
+    <w:lvl w:ilvl="0">
+      <w:isLgl w:val="false"/>
+      <w:lvlJc w:val="left"/>
+      <w:lvlText w:val="·"/>
+      <w:numFmt w:val="bullet"/>
+      <w:pPr>
+        <w:pBdr/>
+        <w:spacing/>
+        <w:ind w:hanging="360" w:left="709"/>
+      </w:pPr>
+      <w:rPr>
+        <w:rFonts w:hint="default" w:ascii="Symbol" w:hAnsi="Symbol" w:eastAsia="Symbol" w:cs="Symbol"/>
+      </w:rPr>
+      <w:start w:val="1"/>
+      <w:suff w:val="tab"/>
+    </w:lvl>
+    <w:lvl w:ilvl="1">
+      <w:isLgl w:val="false"/>
+      <w:lvlJc w:val="left"/>
+      <w:lvlText w:val="o"/>
+      <w:numFmt w:val="bullet"/>
+      <w:pPr>
+        <w:pBdr/>
+        <w:spacing/>
+        <w:ind w:hanging="360" w:left="1440"/>
+      </w:pPr>
+      <w:rPr>
+        <w:rFonts w:hint="default" w:ascii="Courier New" w:hAnsi="Courier New" w:eastAsia="Courier New" w:cs="Courier New"/>
+      </w:rPr>
+      <w:start w:val="1"/>
+      <w:suff w:val="tab"/>
+    </w:lvl>
+    <w:lvl w:ilvl="2">
+      <w:isLgl w:val="false"/>
+      <w:lvlJc w:val="left"/>
+      <w:lvlText w:val="§"/>
+      <w:numFmt w:val="bullet"/>
+      <w:pPr>
+        <w:pBdr/>
+        <w:spacing/>
+        <w:ind w:hanging="360" w:left="2160"/>
+      </w:pPr>
+      <w:rPr>
+        <w:rFonts w:hint="default" w:ascii="Wingdings" w:hAnsi="Wingdings" w:eastAsia="Wingdings" w:cs="Wingdings"/>
+      </w:rPr>
+      <w:start w:val="1"/>
+      <w:suff w:val="tab"/>
+    </w:lvl>
+    <w:lvl w:ilvl="3">
+      <w:isLgl w:val="false"/>
+      <w:lvlJc w:val="left"/>
+      <w:lvlText w:val="·"/>
+      <w:numFmt w:val="bullet"/>
+      <w:pPr>
+        <w:pBdr/>
+        <w:spacing/>
+        <w:ind w:hanging="360" w:left="2880"/>
+      </w:pPr>
+      <w:rPr>
+        <w:rFonts w:hint="default" w:ascii="Symbol" w:hAnsi="Symbol" w:eastAsia="Symbol" w:cs="Symbol"/>
+      </w:rPr>
+      <w:start w:val="1"/>
+      <w:suff w:val="tab"/>
+    </w:lvl>
+    <w:lvl w:ilvl="4">
+      <w:isLgl w:val="false"/>
+      <w:lvlJc w:val="left"/>
+      <w:lvlText w:val="o"/>
+      <w:numFmt w:val="bullet"/>
+      <w:pPr>
+        <w:pBdr/>
+        <w:spacing/>
+        <w:ind w:hanging="360" w:left="3600"/>
+      </w:pPr>
+      <w:rPr>
+        <w:rFonts w:hint="default" w:ascii="Courier New" w:hAnsi="Courier New" w:eastAsia="Courier New" w:cs="Courier New"/>
+      </w:rPr>
+      <w:start w:val="1"/>
+      <w:suff w:val="tab"/>
+    </w:lvl>
+    <w:lvl w:ilvl="5">
+      <w:isLgl w:val="false"/>
+      <w:lvlJc w:val="left"/>
+      <w:lvlText w:val="§"/>
+      <w:numFmt w:val="bullet"/>
+      <w:pPr>
+        <w:pBdr/>
+        <w:spacing/>
+        <w:ind w:hanging="360" w:left="4320"/>
+      </w:pPr>
+      <w:rPr>
+        <w:rFonts w:hint="default" w:ascii="Wingdings" w:hAnsi="Wingdings" w:eastAsia="Wingdings" w:cs="Wingdings"/>
+      </w:rPr>
+      <w:start w:val="1"/>
+      <w:suff w:val="tab"/>
+    </w:lvl>
+    <w:lvl w:ilvl="6">
+      <w:isLgl w:val="false"/>
+      <w:lvlJc w:val="left"/>
+      <w:lvlText w:val="·"/>
+      <w:numFmt w:val="bullet"/>
+      <w:pPr>
+        <w:pBdr/>
+        <w:spacing/>
+        <w:ind w:hanging="360" w:left="5040"/>
+      </w:pPr>
+      <w:rPr>
+        <w:rFonts w:hint="default" w:ascii="Symbol" w:hAnsi="Symbol" w:eastAsia="Symbol" w:cs="Symbol"/>
+      </w:rPr>
+      <w:start w:val="1"/>
+      <w:suff w:val="tab"/>
+    </w:lvl>
+    <w:lvl w:ilvl="7">
+      <w:isLgl w:val="false"/>
+      <w:lvlJc w:val="left"/>
+      <w:lvlText w:val="o"/>
+      <w:numFmt w:val="bullet"/>
+      <w:pPr>
+        <w:pBdr/>
+        <w:spacing/>
+        <w:ind w:hanging="360" w:left="5760"/>
+      </w:pPr>
+      <w:rPr>
+        <w:rFonts w:hint="default" w:ascii="Courier New" w:hAnsi="Courier New" w:eastAsia="Courier New" w:cs="Courier New"/>
+      </w:rPr>
+      <w:start w:val="1"/>
+      <w:suff w:val="tab"/>
+    </w:lvl>
+    <w:lvl w:ilvl="8">
+      <w:isLgl w:val="false"/>
+      <w:lvlJc w:val="left"/>
+      <w:lvlText w:val="§"/>
+      <w:numFmt w:val="bullet"/>
+      <w:pPr>
+        <w:pBdr/>
+        <w:spacing/>
+        <w:ind w:hanging="360" w:left="6480"/>
+      </w:pPr>
+      <w:rPr>
+        <w:rFonts w:hint="default" w:ascii="Wingdings" w:hAnsi="Wingdings" w:eastAsia="Wingdings" w:cs="Wingdings"/>
+      </w:rPr>
+      <w:start w:val="1"/>
+      <w:suff w:val="tab"/>
+    </w:lvl>
+  </w:abstractNum>
+  <w:abstractNum w:abstractNumId="18">
+    <w:nsid w:val="63F429C2"/>
+    <w:lvl w:ilvl="0">
+      <w:isLgl w:val="false"/>
+      <w:lvlJc w:val="left"/>
+      <w:lvlText w:val="·"/>
+      <w:numFmt w:val="bullet"/>
+      <w:pPr>
+        <w:pBdr/>
+        <w:spacing/>
+        <w:ind w:hanging="360" w:left="709"/>
+      </w:pPr>
+      <w:rPr>
+        <w:rFonts w:hint="default" w:ascii="Symbol" w:hAnsi="Symbol" w:eastAsia="Symbol" w:cs="Symbol"/>
+      </w:rPr>
+      <w:start w:val="1"/>
+      <w:suff w:val="tab"/>
+    </w:lvl>
+    <w:lvl w:ilvl="1">
+      <w:isLgl w:val="false"/>
+      <w:lvlJc w:val="left"/>
+      <w:lvlText w:val="o"/>
+      <w:numFmt w:val="bullet"/>
+      <w:pPr>
+        <w:pBdr/>
+        <w:spacing/>
+        <w:ind w:hanging="360" w:left="1440"/>
+      </w:pPr>
+      <w:rPr>
+        <w:rFonts w:hint="default" w:ascii="Courier New" w:hAnsi="Courier New" w:eastAsia="Courier New" w:cs="Courier New"/>
+      </w:rPr>
+      <w:start w:val="1"/>
+      <w:suff w:val="tab"/>
+    </w:lvl>
+    <w:lvl w:ilvl="2">
+      <w:isLgl w:val="false"/>
+      <w:lvlJc w:val="left"/>
+      <w:lvlText w:val="§"/>
+      <w:numFmt w:val="bullet"/>
+      <w:pPr>
+        <w:pBdr/>
+        <w:spacing/>
+        <w:ind w:hanging="360" w:left="2160"/>
+      </w:pPr>
+      <w:rPr>
+        <w:rFonts w:hint="default" w:ascii="Wingdings" w:hAnsi="Wingdings" w:eastAsia="Wingdings" w:cs="Wingdings"/>
+      </w:rPr>
+      <w:start w:val="1"/>
+      <w:suff w:val="tab"/>
+    </w:lvl>
+    <w:lvl w:ilvl="3">
+      <w:isLgl w:val="false"/>
+      <w:lvlJc w:val="left"/>
+      <w:lvlText w:val="·"/>
+      <w:numFmt w:val="bullet"/>
+      <w:pPr>
+        <w:pBdr/>
+        <w:spacing/>
+        <w:ind w:hanging="360" w:left="2880"/>
+      </w:pPr>
+      <w:rPr>
+        <w:rFonts w:hint="default" w:ascii="Symbol" w:hAnsi="Symbol" w:eastAsia="Symbol" w:cs="Symbol"/>
+      </w:rPr>
+      <w:start w:val="1"/>
+      <w:suff w:val="tab"/>
+    </w:lvl>
+    <w:lvl w:ilvl="4">
+      <w:isLgl w:val="false"/>
+      <w:lvlJc w:val="left"/>
+      <w:lvlText w:val="o"/>
+      <w:numFmt w:val="bullet"/>
+      <w:pPr>
+        <w:pBdr/>
+        <w:spacing/>
+        <w:ind w:hanging="360" w:left="3600"/>
+      </w:pPr>
+      <w:rPr>
+        <w:rFonts w:hint="default" w:ascii="Courier New" w:hAnsi="Courier New" w:eastAsia="Courier New" w:cs="Courier New"/>
+      </w:rPr>
+      <w:start w:val="1"/>
+      <w:suff w:val="tab"/>
+    </w:lvl>
+    <w:lvl w:ilvl="5">
+      <w:isLgl w:val="false"/>
+      <w:lvlJc w:val="left"/>
+      <w:lvlText w:val="§"/>
+      <w:numFmt w:val="bullet"/>
+      <w:pPr>
+        <w:pBdr/>
+        <w:spacing/>
+        <w:ind w:hanging="360" w:left="4320"/>
+      </w:pPr>
+      <w:rPr>
+        <w:rFonts w:hint="default" w:ascii="Wingdings" w:hAnsi="Wingdings" w:eastAsia="Wingdings" w:cs="Wingdings"/>
+      </w:rPr>
+      <w:start w:val="1"/>
+      <w:suff w:val="tab"/>
+    </w:lvl>
+    <w:lvl w:ilvl="6">
+      <w:isLgl w:val="false"/>
+      <w:lvlJc w:val="left"/>
+      <w:lvlText w:val="·"/>
+      <w:numFmt w:val="bullet"/>
+      <w:pPr>
+        <w:pBdr/>
+        <w:spacing/>
+        <w:ind w:hanging="360" w:left="5040"/>
+      </w:pPr>
+      <w:rPr>
+        <w:rFonts w:hint="default" w:ascii="Symbol" w:hAnsi="Symbol" w:eastAsia="Symbol" w:cs="Symbol"/>
+      </w:rPr>
+      <w:start w:val="1"/>
+      <w:suff w:val="tab"/>
+    </w:lvl>
+    <w:lvl w:ilvl="7">
+      <w:isLgl w:val="false"/>
+      <w:lvlJc w:val="left"/>
+      <w:lvlText w:val="o"/>
+      <w:numFmt w:val="bullet"/>
+      <w:pPr>
+        <w:pBdr/>
+        <w:spacing/>
+        <w:ind w:hanging="360" w:left="5760"/>
+      </w:pPr>
+      <w:rPr>
+        <w:rFonts w:hint="default" w:ascii="Courier New" w:hAnsi="Courier New" w:eastAsia="Courier New" w:cs="Courier New"/>
+      </w:rPr>
+      <w:start w:val="1"/>
+      <w:suff w:val="tab"/>
+    </w:lvl>
+    <w:lvl w:ilvl="8">
+      <w:isLgl w:val="false"/>
+      <w:lvlJc w:val="left"/>
+      <w:lvlText w:val="§"/>
+      <w:numFmt w:val="bullet"/>
+      <w:pPr>
+        <w:pBdr/>
+        <w:spacing/>
+        <w:ind w:hanging="360" w:left="6480"/>
       </w:pPr>
       <w:rPr>
         <w:rFonts w:hint="default" w:ascii="Wingdings" w:hAnsi="Wingdings" w:eastAsia="Wingdings" w:cs="Wingdings"/>
@@ -10869,6 +12268,21 @@
   </w:num>
   <w:num w:numId="14">
     <w:abstractNumId w:val="13"/>
+  </w:num>
+  <w:num w:numId="15">
+    <w:abstractNumId w:val="14"/>
+  </w:num>
+  <w:num w:numId="16">
+    <w:abstractNumId w:val="15"/>
+  </w:num>
+  <w:num w:numId="17">
+    <w:abstractNumId w:val="16"/>
+  </w:num>
+  <w:num w:numId="18">
+    <w:abstractNumId w:val="17"/>
+  </w:num>
+  <w:num w:numId="19">
+    <w:abstractNumId w:val="18"/>
   </w:num>
 </w:numbering>
 </file>
@@ -11031,9 +12445,9 @@
     <w:lsdException w:name="Bibliography" w:uiPriority="37"/>
     <w:lsdException w:name="TOC Heading" w:uiPriority="39" w:qFormat="1"/>
   </w:latentStyles>
-  <w:style w:type="table" w:styleId="745">
+  <w:style w:type="table" w:styleId="749">
     <w:name w:val="Table Grid Light"/>
-    <w:basedOn w:val="915"/>
+    <w:basedOn w:val="919"/>
     <w:uiPriority w:val="59"/>
     <w:pPr>
       <w:pBdr/>
@@ -11230,9 +12644,9 @@
       </w:tcPr>
     </w:tblStylePr>
   </w:style>
-  <w:style w:type="table" w:styleId="746">
+  <w:style w:type="table" w:styleId="750">
     <w:name w:val="Plain Table 1"/>
-    <w:basedOn w:val="915"/>
+    <w:basedOn w:val="919"/>
     <w:uiPriority w:val="59"/>
     <w:pPr>
       <w:pBdr/>
@@ -11455,9 +12869,9 @@
       </w:tcPr>
     </w:tblStylePr>
   </w:style>
-  <w:style w:type="table" w:styleId="747">
+  <w:style w:type="table" w:styleId="751">
     <w:name w:val="Plain Table 2"/>
-    <w:basedOn w:val="915"/>
+    <w:basedOn w:val="919"/>
     <w:uiPriority w:val="59"/>
     <w:pPr>
       <w:pBdr/>
@@ -11688,9 +13102,9 @@
       </w:tcPr>
     </w:tblStylePr>
   </w:style>
-  <w:style w:type="table" w:styleId="748">
+  <w:style w:type="table" w:styleId="752">
     <w:name w:val="Plain Table 3"/>
-    <w:basedOn w:val="915"/>
+    <w:basedOn w:val="919"/>
     <w:uiPriority w:val="99"/>
     <w:pPr>
       <w:pBdr/>
@@ -11918,9 +13332,9 @@
       </w:tcPr>
     </w:tblStylePr>
   </w:style>
-  <w:style w:type="table" w:styleId="749">
+  <w:style w:type="table" w:styleId="753">
     <w:name w:val="Plain Table 4"/>
-    <w:basedOn w:val="915"/>
+    <w:basedOn w:val="919"/>
     <w:uiPriority w:val="99"/>
     <w:pPr>
       <w:pBdr/>
@@ -12134,9 +13548,9 @@
       </w:tcPr>
     </w:tblStylePr>
   </w:style>
-  <w:style w:type="table" w:styleId="750">
+  <w:style w:type="table" w:styleId="754">
     <w:name w:val="Plain Table 5"/>
-    <w:basedOn w:val="915"/>
+    <w:basedOn w:val="919"/>
     <w:uiPriority w:val="99"/>
     <w:pPr>
       <w:pBdr/>
@@ -12367,9 +13781,9 @@
       </w:tcPr>
     </w:tblStylePr>
   </w:style>
-  <w:style w:type="table" w:styleId="751">
+  <w:style w:type="table" w:styleId="755">
     <w:name w:val="Grid Table 1 Light"/>
-    <w:basedOn w:val="915"/>
+    <w:basedOn w:val="919"/>
     <w:uiPriority w:val="99"/>
     <w:pPr>
       <w:pBdr/>
@@ -12590,9 +14004,9 @@
       </w:tcPr>
     </w:tblStylePr>
   </w:style>
-  <w:style w:type="table" w:styleId="752">
+  <w:style w:type="table" w:styleId="756">
     <w:name w:val="Grid Table 1 Light - Accent 1"/>
-    <w:basedOn w:val="915"/>
+    <w:basedOn w:val="919"/>
     <w:uiPriority w:val="99"/>
     <w:pPr>
       <w:pBdr/>
@@ -12813,9 +14227,9 @@
       </w:tcPr>
     </w:tblStylePr>
   </w:style>
-  <w:style w:type="table" w:styleId="753">
+  <w:style w:type="table" w:styleId="757">
     <w:name w:val="Grid Table 1 Light - Accent 2"/>
-    <w:basedOn w:val="915"/>
+    <w:basedOn w:val="919"/>
     <w:uiPriority w:val="99"/>
     <w:pPr>
       <w:pBdr/>
@@ -13036,9 +14450,9 @@
       </w:tcPr>
     </w:tblStylePr>
   </w:style>
-  <w:style w:type="table" w:styleId="754">
+  <w:style w:type="table" w:styleId="758">
     <w:name w:val="Grid Table 1 Light - Accent 3"/>
-    <w:basedOn w:val="915"/>
+    <w:basedOn w:val="919"/>
     <w:uiPriority w:val="99"/>
     <w:pPr>
       <w:pBdr/>
@@ -13259,9 +14673,9 @@
       </w:tcPr>
     </w:tblStylePr>
   </w:style>
-  <w:style w:type="table" w:styleId="755">
+  <w:style w:type="table" w:styleId="759">
     <w:name w:val="Grid Table 1 Light - Accent 4"/>
-    <w:basedOn w:val="915"/>
+    <w:basedOn w:val="919"/>
     <w:uiPriority w:val="99"/>
     <w:pPr>
       <w:pBdr/>
@@ -13482,9 +14896,9 @@
       </w:tcPr>
     </w:tblStylePr>
   </w:style>
-  <w:style w:type="table" w:styleId="756">
+  <w:style w:type="table" w:styleId="760">
     <w:name w:val="Grid Table 1 Light - Accent 5"/>
-    <w:basedOn w:val="915"/>
+    <w:basedOn w:val="919"/>
     <w:uiPriority w:val="99"/>
     <w:pPr>
       <w:pBdr/>
@@ -13705,9 +15119,9 @@
       </w:tcPr>
     </w:tblStylePr>
   </w:style>
-  <w:style w:type="table" w:styleId="757">
+  <w:style w:type="table" w:styleId="761">
     <w:name w:val="Grid Table 1 Light - Accent 6"/>
-    <w:basedOn w:val="915"/>
+    <w:basedOn w:val="919"/>
     <w:uiPriority w:val="99"/>
     <w:pPr>
       <w:pBdr/>
@@ -13928,9 +15342,9 @@
       </w:tcPr>
     </w:tblStylePr>
   </w:style>
-  <w:style w:type="table" w:styleId="758">
+  <w:style w:type="table" w:styleId="762">
     <w:name w:val="Grid Table 2"/>
-    <w:basedOn w:val="915"/>
+    <w:basedOn w:val="919"/>
     <w:uiPriority w:val="99"/>
     <w:pPr>
       <w:pBdr/>
@@ -14160,9 +15574,9 @@
       </w:tcPr>
     </w:tblStylePr>
   </w:style>
-  <w:style w:type="table" w:styleId="759">
+  <w:style w:type="table" w:styleId="763">
     <w:name w:val="Grid Table 2 - Accent 1"/>
-    <w:basedOn w:val="915"/>
+    <w:basedOn w:val="919"/>
     <w:uiPriority w:val="99"/>
     <w:pPr>
       <w:pBdr/>
@@ -14392,9 +15806,9 @@
       </w:tcPr>
     </w:tblStylePr>
   </w:style>
-  <w:style w:type="table" w:styleId="760">
+  <w:style w:type="table" w:styleId="764">
     <w:name w:val="Grid Table 2 - Accent 2"/>
-    <w:basedOn w:val="915"/>
+    <w:basedOn w:val="919"/>
     <w:uiPriority w:val="99"/>
     <w:pPr>
       <w:pBdr/>
@@ -14624,9 +16038,9 @@
       </w:tcPr>
     </w:tblStylePr>
   </w:style>
-  <w:style w:type="table" w:styleId="761">
+  <w:style w:type="table" w:styleId="765">
     <w:name w:val="Grid Table 2 - Accent 3"/>
-    <w:basedOn w:val="915"/>
+    <w:basedOn w:val="919"/>
     <w:uiPriority w:val="99"/>
     <w:pPr>
       <w:pBdr/>
@@ -14856,9 +16270,9 @@
       </w:tcPr>
     </w:tblStylePr>
   </w:style>
-  <w:style w:type="table" w:styleId="762">
+  <w:style w:type="table" w:styleId="766">
     <w:name w:val="Grid Table 2 - Accent 4"/>
-    <w:basedOn w:val="915"/>
+    <w:basedOn w:val="919"/>
     <w:uiPriority w:val="99"/>
     <w:pPr>
       <w:pBdr/>
@@ -15088,9 +16502,9 @@
       </w:tcPr>
     </w:tblStylePr>
   </w:style>
-  <w:style w:type="table" w:styleId="763">
+  <w:style w:type="table" w:styleId="767">
     <w:name w:val="Grid Table 2 - Accent 5"/>
-    <w:basedOn w:val="915"/>
+    <w:basedOn w:val="919"/>
     <w:uiPriority w:val="99"/>
     <w:pPr>
       <w:pBdr/>
@@ -15320,9 +16734,9 @@
       </w:tcPr>
     </w:tblStylePr>
   </w:style>
-  <w:style w:type="table" w:styleId="764">
+  <w:style w:type="table" w:styleId="768">
     <w:name w:val="Grid Table 2 - Accent 6"/>
-    <w:basedOn w:val="915"/>
+    <w:basedOn w:val="919"/>
     <w:uiPriority w:val="99"/>
     <w:pPr>
       <w:pBdr/>
@@ -15552,9 +16966,9 @@
       </w:tcPr>
     </w:tblStylePr>
   </w:style>
-  <w:style w:type="table" w:styleId="765">
+  <w:style w:type="table" w:styleId="769">
     <w:name w:val="Grid Table 3"/>
-    <w:basedOn w:val="915"/>
+    <w:basedOn w:val="919"/>
     <w:uiPriority w:val="99"/>
     <w:pPr>
       <w:pBdr/>
@@ -15797,9 +17211,9 @@
       </w:tcPr>
     </w:tblStylePr>
   </w:style>
-  <w:style w:type="table" w:styleId="766">
+  <w:style w:type="table" w:styleId="770">
     <w:name w:val="Grid Table 3 - Accent 1"/>
-    <w:basedOn w:val="915"/>
+    <w:basedOn w:val="919"/>
     <w:uiPriority w:val="99"/>
     <w:pPr>
       <w:pBdr/>
@@ -16042,9 +17456,9 @@
       </w:tcPr>
     </w:tblStylePr>
   </w:style>
-  <w:style w:type="table" w:styleId="767">
+  <w:style w:type="table" w:styleId="771">
     <w:name w:val="Grid Table 3 - Accent 2"/>
-    <w:basedOn w:val="915"/>
+    <w:basedOn w:val="919"/>
     <w:uiPriority w:val="99"/>
     <w:pPr>
       <w:pBdr/>
@@ -16287,9 +17701,9 @@
       </w:tcPr>
     </w:tblStylePr>
   </w:style>
-  <w:style w:type="table" w:styleId="768">
+  <w:style w:type="table" w:styleId="772">
     <w:name w:val="Grid Table 3 - Accent 3"/>
-    <w:basedOn w:val="915"/>
+    <w:basedOn w:val="919"/>
     <w:uiPriority w:val="99"/>
     <w:pPr>
       <w:pBdr/>
@@ -16532,9 +17946,9 @@
       </w:tcPr>
     </w:tblStylePr>
   </w:style>
-  <w:style w:type="table" w:styleId="769">
+  <w:style w:type="table" w:styleId="773">
     <w:name w:val="Grid Table 3 - Accent 4"/>
-    <w:basedOn w:val="915"/>
+    <w:basedOn w:val="919"/>
     <w:uiPriority w:val="99"/>
     <w:pPr>
       <w:pBdr/>
@@ -16777,9 +18191,9 @@
       </w:tcPr>
     </w:tblStylePr>
   </w:style>
-  <w:style w:type="table" w:styleId="770">
+  <w:style w:type="table" w:styleId="774">
     <w:name w:val="Grid Table 3 - Accent 5"/>
-    <w:basedOn w:val="915"/>
+    <w:basedOn w:val="919"/>
     <w:uiPriority w:val="99"/>
     <w:pPr>
       <w:pBdr/>
@@ -17022,9 +18436,9 @@
       </w:tcPr>
     </w:tblStylePr>
   </w:style>
-  <w:style w:type="table" w:styleId="771">
+  <w:style w:type="table" w:styleId="775">
     <w:name w:val="Grid Table 3 - Accent 6"/>
-    <w:basedOn w:val="915"/>
+    <w:basedOn w:val="919"/>
     <w:uiPriority w:val="99"/>
     <w:pPr>
       <w:pBdr/>
@@ -17267,9 +18681,9 @@
       </w:tcPr>
     </w:tblStylePr>
   </w:style>
-  <w:style w:type="table" w:styleId="772">
+  <w:style w:type="table" w:styleId="776">
     <w:name w:val="Grid Table 4"/>
-    <w:basedOn w:val="915"/>
+    <w:basedOn w:val="919"/>
     <w:uiPriority w:val="59"/>
     <w:pPr>
       <w:pBdr/>
@@ -17500,9 +18914,9 @@
       </w:tcPr>
     </w:tblStylePr>
   </w:style>
-  <w:style w:type="table" w:styleId="773">
+  <w:style w:type="table" w:styleId="777">
     <w:name w:val="Grid Table 4 - Accent 1"/>
-    <w:basedOn w:val="915"/>
+    <w:basedOn w:val="919"/>
     <w:uiPriority w:val="59"/>
     <w:pPr>
       <w:pBdr/>
@@ -17733,9 +19147,9 @@
       </w:tcPr>
     </w:tblStylePr>
   </w:style>
-  <w:style w:type="table" w:styleId="774">
+  <w:style w:type="table" w:styleId="778">
     <w:name w:val="Grid Table 4 - Accent 2"/>
-    <w:basedOn w:val="915"/>
+    <w:basedOn w:val="919"/>
     <w:uiPriority w:val="59"/>
     <w:pPr>
       <w:pBdr/>
@@ -17966,9 +19380,9 @@
       </w:tcPr>
     </w:tblStylePr>
   </w:style>
-  <w:style w:type="table" w:styleId="775">
+  <w:style w:type="table" w:styleId="779">
     <w:name w:val="Grid Table 4 - Accent 3"/>
-    <w:basedOn w:val="915"/>
+    <w:basedOn w:val="919"/>
     <w:uiPriority w:val="59"/>
     <w:pPr>
       <w:pBdr/>
@@ -18199,9 +19613,9 @@
       </w:tcPr>
     </w:tblStylePr>
   </w:style>
-  <w:style w:type="table" w:styleId="776">
+  <w:style w:type="table" w:styleId="780">
     <w:name w:val="Grid Table 4 - Accent 4"/>
-    <w:basedOn w:val="915"/>
+    <w:basedOn w:val="919"/>
     <w:uiPriority w:val="59"/>
     <w:pPr>
       <w:pBdr/>
@@ -18432,9 +19846,9 @@
       </w:tcPr>
     </w:tblStylePr>
   </w:style>
-  <w:style w:type="table" w:styleId="777">
+  <w:style w:type="table" w:styleId="781">
     <w:name w:val="Grid Table 4 - Accent 5"/>
-    <w:basedOn w:val="915"/>
+    <w:basedOn w:val="919"/>
     <w:uiPriority w:val="59"/>
     <w:pPr>
       <w:pBdr/>
@@ -18665,9 +20079,9 @@
       </w:tcPr>
     </w:tblStylePr>
   </w:style>
-  <w:style w:type="table" w:styleId="778">
+  <w:style w:type="table" w:styleId="782">
     <w:name w:val="Grid Table 4 - Accent 6"/>
-    <w:basedOn w:val="915"/>
+    <w:basedOn w:val="919"/>
     <w:uiPriority w:val="59"/>
     <w:pPr>
       <w:pBdr/>
@@ -18898,9 +20312,9 @@
       </w:tcPr>
     </w:tblStylePr>
   </w:style>
-  <w:style w:type="table" w:styleId="779">
+  <w:style w:type="table" w:styleId="783">
     <w:name w:val="Grid Table 5 Dark"/>
-    <w:basedOn w:val="915"/>
+    <w:basedOn w:val="919"/>
     <w:uiPriority w:val="99"/>
     <w:pPr>
       <w:pBdr/>
@@ -19126,9 +20540,9 @@
       </w:tcPr>
     </w:tblStylePr>
   </w:style>
-  <w:style w:type="table" w:styleId="780">
+  <w:style w:type="table" w:styleId="784">
     <w:name w:val="Grid Table 5 Dark- Accent 1"/>
-    <w:basedOn w:val="915"/>
+    <w:basedOn w:val="919"/>
     <w:uiPriority w:val="99"/>
     <w:pPr>
       <w:pBdr/>
@@ -19354,9 +20768,9 @@
       </w:tcPr>
     </w:tblStylePr>
   </w:style>
-  <w:style w:type="table" w:styleId="781">
+  <w:style w:type="table" w:styleId="785">
     <w:name w:val="Grid Table 5 Dark - Accent 2"/>
-    <w:basedOn w:val="915"/>
+    <w:basedOn w:val="919"/>
     <w:uiPriority w:val="99"/>
     <w:pPr>
       <w:pBdr/>
@@ -19582,9 +20996,9 @@
       </w:tcPr>
     </w:tblStylePr>
   </w:style>
-  <w:style w:type="table" w:styleId="782">
+  <w:style w:type="table" w:styleId="786">
     <w:name w:val="Grid Table 5 Dark - Accent 3"/>
-    <w:basedOn w:val="915"/>
+    <w:basedOn w:val="919"/>
     <w:uiPriority w:val="99"/>
     <w:pPr>
       <w:pBdr/>
@@ -19810,9 +21224,9 @@
       </w:tcPr>
     </w:tblStylePr>
   </w:style>
-  <w:style w:type="table" w:styleId="783">
+  <w:style w:type="table" w:styleId="787">
     <w:name w:val="Grid Table 5 Dark- Accent 4"/>
-    <w:basedOn w:val="915"/>
+    <w:basedOn w:val="919"/>
     <w:uiPriority w:val="99"/>
     <w:pPr>
       <w:pBdr/>
@@ -20038,9 +21452,9 @@
       </w:tcPr>
     </w:tblStylePr>
   </w:style>
-  <w:style w:type="table" w:styleId="784">
+  <w:style w:type="table" w:styleId="788">
     <w:name w:val="Grid Table 5 Dark - Accent 5"/>
-    <w:basedOn w:val="915"/>
+    <w:basedOn w:val="919"/>
     <w:uiPriority w:val="99"/>
     <w:pPr>
       <w:pBdr/>
@@ -20266,9 +21680,9 @@
       </w:tcPr>
     </w:tblStylePr>
   </w:style>
-  <w:style w:type="table" w:styleId="785">
+  <w:style w:type="table" w:styleId="789">
     <w:name w:val="Grid Table 5 Dark - Accent 6"/>
-    <w:basedOn w:val="915"/>
+    <w:basedOn w:val="919"/>
     <w:uiPriority w:val="99"/>
     <w:pPr>
       <w:pBdr/>
@@ -20494,9 +21908,9 @@
       </w:tcPr>
     </w:tblStylePr>
   </w:style>
-  <w:style w:type="table" w:styleId="786">
+  <w:style w:type="table" w:styleId="790">
     <w:name w:val="Grid Table 6 Colorful"/>
-    <w:basedOn w:val="915"/>
+    <w:basedOn w:val="919"/>
     <w:uiPriority w:val="99"/>
     <w:pPr>
       <w:pBdr/>
@@ -20724,9 +22138,9 @@
       </w:tcPr>
     </w:tblStylePr>
   </w:style>
-  <w:style w:type="table" w:styleId="787">
+  <w:style w:type="table" w:styleId="791">
     <w:name w:val="Grid Table 6 Colorful - Accent 1"/>
-    <w:basedOn w:val="915"/>
+    <w:basedOn w:val="919"/>
     <w:uiPriority w:val="99"/>
     <w:pPr>
       <w:pBdr/>
@@ -20954,9 +22368,9 @@
       </w:tcPr>
     </w:tblStylePr>
   </w:style>
-  <w:style w:type="table" w:styleId="788">
+  <w:style w:type="table" w:styleId="792">
     <w:name w:val="Grid Table 6 Colorful - Accent 2"/>
-    <w:basedOn w:val="915"/>
+    <w:basedOn w:val="919"/>
     <w:uiPriority w:val="99"/>
     <w:pPr>
       <w:pBdr/>
@@ -21184,9 +22598,9 @@
       </w:tcPr>
     </w:tblStylePr>
   </w:style>
-  <w:style w:type="table" w:styleId="789">
+  <w:style w:type="table" w:styleId="793">
     <w:name w:val="Grid Table 6 Colorful - Accent 3"/>
-    <w:basedOn w:val="915"/>
+    <w:basedOn w:val="919"/>
     <w:uiPriority w:val="99"/>
     <w:pPr>
       <w:pBdr/>
@@ -21414,9 +22828,9 @@
       </w:tcPr>
     </w:tblStylePr>
   </w:style>
-  <w:style w:type="table" w:styleId="790">
+  <w:style w:type="table" w:styleId="794">
     <w:name w:val="Grid Table 6 Colorful - Accent 4"/>
-    <w:basedOn w:val="915"/>
+    <w:basedOn w:val="919"/>
     <w:uiPriority w:val="99"/>
     <w:pPr>
       <w:pBdr/>
@@ -21644,9 +23058,9 @@
       </w:tcPr>
     </w:tblStylePr>
   </w:style>
-  <w:style w:type="table" w:styleId="791">
+  <w:style w:type="table" w:styleId="795">
     <w:name w:val="Grid Table 6 Colorful - Accent 5"/>
-    <w:basedOn w:val="915"/>
+    <w:basedOn w:val="919"/>
     <w:uiPriority w:val="99"/>
     <w:pPr>
       <w:pBdr/>
@@ -21874,9 +23288,9 @@
       </w:tcPr>
     </w:tblStylePr>
   </w:style>
-  <w:style w:type="table" w:styleId="792">
+  <w:style w:type="table" w:styleId="796">
     <w:name w:val="Grid Table 6 Colorful - Accent 6"/>
-    <w:basedOn w:val="915"/>
+    <w:basedOn w:val="919"/>
     <w:uiPriority w:val="99"/>
     <w:pPr>
       <w:pBdr/>
@@ -22104,9 +23518,9 @@
       </w:tcPr>
     </w:tblStylePr>
   </w:style>
-  <w:style w:type="table" w:styleId="793">
+  <w:style w:type="table" w:styleId="797">
     <w:name w:val="Grid Table 7 Colorful"/>
-    <w:basedOn w:val="915"/>
+    <w:basedOn w:val="919"/>
     <w:uiPriority w:val="99"/>
     <w:pPr>
       <w:pBdr/>
@@ -22358,9 +23772,9 @@
       </w:tcPr>
     </w:tblStylePr>
   </w:style>
-  <w:style w:type="table" w:styleId="794">
+  <w:style w:type="table" w:styleId="798">
     <w:name w:val="Grid Table 7 Colorful - Accent 1"/>
-    <w:basedOn w:val="915"/>
+    <w:basedOn w:val="919"/>
     <w:uiPriority w:val="99"/>
     <w:pPr>
       <w:pBdr/>
@@ -22612,9 +24026,9 @@
       </w:tcPr>
     </w:tblStylePr>
   </w:style>
-  <w:style w:type="table" w:styleId="795">
+  <w:style w:type="table" w:styleId="799">
     <w:name w:val="Grid Table 7 Colorful - Accent 2"/>
-    <w:basedOn w:val="915"/>
+    <w:basedOn w:val="919"/>
     <w:uiPriority w:val="99"/>
     <w:pPr>
       <w:pBdr/>
@@ -22866,9 +24280,9 @@
       </w:tcPr>
     </w:tblStylePr>
   </w:style>
-  <w:style w:type="table" w:styleId="796">
+  <w:style w:type="table" w:styleId="800">
     <w:name w:val="Grid Table 7 Colorful - Accent 3"/>
-    <w:basedOn w:val="915"/>
+    <w:basedOn w:val="919"/>
     <w:uiPriority w:val="99"/>
     <w:pPr>
       <w:pBdr/>
@@ -23120,9 +24534,9 @@
       </w:tcPr>
     </w:tblStylePr>
   </w:style>
-  <w:style w:type="table" w:styleId="797">
+  <w:style w:type="table" w:styleId="801">
     <w:name w:val="Grid Table 7 Colorful - Accent 4"/>
-    <w:basedOn w:val="915"/>
+    <w:basedOn w:val="919"/>
     <w:uiPriority w:val="99"/>
     <w:pPr>
       <w:pBdr/>
@@ -23374,9 +24788,9 @@
       </w:tcPr>
     </w:tblStylePr>
   </w:style>
-  <w:style w:type="table" w:styleId="798">
+  <w:style w:type="table" w:styleId="802">
     <w:name w:val="Grid Table 7 Colorful - Accent 5"/>
-    <w:basedOn w:val="915"/>
+    <w:basedOn w:val="919"/>
     <w:uiPriority w:val="99"/>
     <w:pPr>
       <w:pBdr/>
@@ -23628,9 +25042,9 @@
       </w:tcPr>
     </w:tblStylePr>
   </w:style>
-  <w:style w:type="table" w:styleId="799">
+  <w:style w:type="table" w:styleId="803">
     <w:name w:val="Grid Table 7 Colorful - Accent 6"/>
-    <w:basedOn w:val="915"/>
+    <w:basedOn w:val="919"/>
     <w:uiPriority w:val="99"/>
     <w:pPr>
       <w:pBdr/>
@@ -23882,9 +25296,9 @@
       </w:tcPr>
     </w:tblStylePr>
   </w:style>
-  <w:style w:type="table" w:styleId="800">
+  <w:style w:type="table" w:styleId="804">
     <w:name w:val="List Table 1 Light"/>
-    <w:basedOn w:val="915"/>
+    <w:basedOn w:val="919"/>
     <w:uiPriority w:val="99"/>
     <w:pPr>
       <w:pBdr/>
@@ -24098,9 +25512,9 @@
       </w:tcPr>
     </w:tblStylePr>
   </w:style>
-  <w:style w:type="table" w:styleId="801">
+  <w:style w:type="table" w:styleId="805">
     <w:name w:val="List Table 1 Light - Accent 1"/>
-    <w:basedOn w:val="915"/>
+    <w:basedOn w:val="919"/>
     <w:uiPriority w:val="99"/>
     <w:pPr>
       <w:pBdr/>
@@ -24314,9 +25728,9 @@
       </w:tcPr>
     </w:tblStylePr>
   </w:style>
-  <w:style w:type="table" w:styleId="802">
+  <w:style w:type="table" w:styleId="806">
     <w:name w:val="List Table 1 Light - Accent 2"/>
-    <w:basedOn w:val="915"/>
+    <w:basedOn w:val="919"/>
     <w:uiPriority w:val="99"/>
     <w:pPr>
       <w:pBdr/>
@@ -24530,9 +25944,9 @@
       </w:tcPr>
     </w:tblStylePr>
   </w:style>
-  <w:style w:type="table" w:styleId="803">
+  <w:style w:type="table" w:styleId="807">
     <w:name w:val="List Table 1 Light - Accent 3"/>
-    <w:basedOn w:val="915"/>
+    <w:basedOn w:val="919"/>
     <w:uiPriority w:val="99"/>
     <w:pPr>
       <w:pBdr/>
@@ -24746,9 +26160,9 @@
       </w:tcPr>
     </w:tblStylePr>
   </w:style>
-  <w:style w:type="table" w:styleId="804">
+  <w:style w:type="table" w:styleId="808">
     <w:name w:val="List Table 1 Light - Accent 4"/>
-    <w:basedOn w:val="915"/>
+    <w:basedOn w:val="919"/>
     <w:uiPriority w:val="99"/>
     <w:pPr>
       <w:pBdr/>
@@ -24962,9 +26376,9 @@
       </w:tcPr>
     </w:tblStylePr>
   </w:style>
-  <w:style w:type="table" w:styleId="805">
+  <w:style w:type="table" w:styleId="809">
     <w:name w:val="List Table 1 Light - Accent 5"/>
-    <w:basedOn w:val="915"/>
+    <w:basedOn w:val="919"/>
     <w:uiPriority w:val="99"/>
     <w:pPr>
       <w:pBdr/>
@@ -25178,9 +26592,9 @@
       </w:tcPr>
     </w:tblStylePr>
   </w:style>
-  <w:style w:type="table" w:styleId="806">
+  <w:style w:type="table" w:styleId="810">
     <w:name w:val="List Table 1 Light - Accent 6"/>
-    <w:basedOn w:val="915"/>
+    <w:basedOn w:val="919"/>
     <w:uiPriority w:val="99"/>
     <w:pPr>
       <w:pBdr/>
@@ -25394,9 +26808,9 @@
       </w:tcPr>
     </w:tblStylePr>
   </w:style>
-  <w:style w:type="table" w:styleId="807">
+  <w:style w:type="table" w:styleId="811">
     <w:name w:val="List Table 2"/>
-    <w:basedOn w:val="915"/>
+    <w:basedOn w:val="919"/>
     <w:uiPriority w:val="99"/>
     <w:pPr>
       <w:pBdr/>
@@ -25632,9 +27046,9 @@
       </w:tcPr>
     </w:tblStylePr>
   </w:style>
-  <w:style w:type="table" w:styleId="808">
+  <w:style w:type="table" w:styleId="812">
     <w:name w:val="List Table 2 - Accent 1"/>
-    <w:basedOn w:val="915"/>
+    <w:basedOn w:val="919"/>
     <w:uiPriority w:val="99"/>
     <w:pPr>
       <w:pBdr/>
@@ -25870,9 +27284,9 @@
       </w:tcPr>
     </w:tblStylePr>
   </w:style>
-  <w:style w:type="table" w:styleId="809">
+  <w:style w:type="table" w:styleId="813">
     <w:name w:val="List Table 2 - Accent 2"/>
-    <w:basedOn w:val="915"/>
+    <w:basedOn w:val="919"/>
     <w:uiPriority w:val="99"/>
     <w:pPr>
       <w:pBdr/>
@@ -26108,9 +27522,9 @@
       </w:tcPr>
     </w:tblStylePr>
   </w:style>
-  <w:style w:type="table" w:styleId="810">
+  <w:style w:type="table" w:styleId="814">
     <w:name w:val="List Table 2 - Accent 3"/>
-    <w:basedOn w:val="915"/>
+    <w:basedOn w:val="919"/>
     <w:uiPriority w:val="99"/>
     <w:pPr>
       <w:pBdr/>
@@ -26346,9 +27760,9 @@
       </w:tcPr>
     </w:tblStylePr>
   </w:style>
-  <w:style w:type="table" w:styleId="811">
+  <w:style w:type="table" w:styleId="815">
     <w:name w:val="List Table 2 - Accent 4"/>
-    <w:basedOn w:val="915"/>
+    <w:basedOn w:val="919"/>
     <w:uiPriority w:val="99"/>
     <w:pPr>
       <w:pBdr/>
@@ -26584,9 +27998,9 @@
       </w:tcPr>
     </w:tblStylePr>
   </w:style>
-  <w:style w:type="table" w:styleId="812">
+  <w:style w:type="table" w:styleId="816">
     <w:name w:val="List Table 2 - Accent 5"/>
-    <w:basedOn w:val="915"/>
+    <w:basedOn w:val="919"/>
     <w:uiPriority w:val="99"/>
     <w:pPr>
       <w:pBdr/>
@@ -26822,9 +28236,9 @@
       </w:tcPr>
     </w:tblStylePr>
   </w:style>
-  <w:style w:type="table" w:styleId="813">
+  <w:style w:type="table" w:styleId="817">
     <w:name w:val="List Table 2 - Accent 6"/>
-    <w:basedOn w:val="915"/>
+    <w:basedOn w:val="919"/>
     <w:uiPriority w:val="99"/>
     <w:pPr>
       <w:pBdr/>
@@ -27060,9 +28474,9 @@
       </w:tcPr>
     </w:tblStylePr>
   </w:style>
-  <w:style w:type="table" w:styleId="814">
+  <w:style w:type="table" w:styleId="818">
     <w:name w:val="List Table 3"/>
-    <w:basedOn w:val="915"/>
+    <w:basedOn w:val="919"/>
     <w:uiPriority w:val="99"/>
     <w:pPr>
       <w:pBdr/>
@@ -27288,9 +28702,9 @@
       </w:tcPr>
     </w:tblStylePr>
   </w:style>
-  <w:style w:type="table" w:styleId="815">
+  <w:style w:type="table" w:styleId="819">
     <w:name w:val="List Table 3 - Accent 1"/>
-    <w:basedOn w:val="915"/>
+    <w:basedOn w:val="919"/>
     <w:uiPriority w:val="99"/>
     <w:pPr>
       <w:pBdr/>
@@ -27516,9 +28930,9 @@
       </w:tcPr>
     </w:tblStylePr>
   </w:style>
-  <w:style w:type="table" w:styleId="816">
+  <w:style w:type="table" w:styleId="820">
     <w:name w:val="List Table 3 - Accent 2"/>
-    <w:basedOn w:val="915"/>
+    <w:basedOn w:val="919"/>
     <w:uiPriority w:val="99"/>
     <w:pPr>
       <w:pBdr/>
@@ -27744,9 +29158,9 @@
       </w:tcPr>
     </w:tblStylePr>
   </w:style>
-  <w:style w:type="table" w:styleId="817">
+  <w:style w:type="table" w:styleId="821">
     <w:name w:val="List Table 3 - Accent 3"/>
-    <w:basedOn w:val="915"/>
+    <w:basedOn w:val="919"/>
     <w:uiPriority w:val="99"/>
     <w:pPr>
       <w:pBdr/>
@@ -27972,9 +29386,9 @@
       </w:tcPr>
     </w:tblStylePr>
   </w:style>
-  <w:style w:type="table" w:styleId="818">
+  <w:style w:type="table" w:styleId="822">
     <w:name w:val="List Table 3 - Accent 4"/>
-    <w:basedOn w:val="915"/>
+    <w:basedOn w:val="919"/>
     <w:uiPriority w:val="99"/>
     <w:pPr>
       <w:pBdr/>
@@ -28200,9 +29614,9 @@
       </w:tcPr>
     </w:tblStylePr>
   </w:style>
-  <w:style w:type="table" w:styleId="819">
+  <w:style w:type="table" w:styleId="823">
     <w:name w:val="List Table 3 - Accent 5"/>
-    <w:basedOn w:val="915"/>
+    <w:basedOn w:val="919"/>
     <w:uiPriority w:val="99"/>
     <w:pPr>
       <w:pBdr/>
@@ -28428,9 +29842,9 @@
       </w:tcPr>
     </w:tblStylePr>
   </w:style>
-  <w:style w:type="table" w:styleId="820">
+  <w:style w:type="table" w:styleId="824">
     <w:name w:val="List Table 3 - Accent 6"/>
-    <w:basedOn w:val="915"/>
+    <w:basedOn w:val="919"/>
     <w:uiPriority w:val="99"/>
     <w:pPr>
       <w:pBdr/>
@@ -28656,9 +30070,9 @@
       </w:tcPr>
     </w:tblStylePr>
   </w:style>
-  <w:style w:type="table" w:styleId="821">
+  <w:style w:type="table" w:styleId="825">
     <w:name w:val="List Table 4"/>
-    <w:basedOn w:val="915"/>
+    <w:basedOn w:val="919"/>
     <w:uiPriority w:val="99"/>
     <w:pPr>
       <w:pBdr/>
@@ -28881,9 +30295,9 @@
       </w:tcPr>
     </w:tblStylePr>
   </w:style>
-  <w:style w:type="table" w:styleId="822">
+  <w:style w:type="table" w:styleId="826">
     <w:name w:val="List Table 4 - Accent 1"/>
-    <w:basedOn w:val="915"/>
+    <w:basedOn w:val="919"/>
     <w:uiPriority w:val="99"/>
     <w:pPr>
       <w:pBdr/>
@@ -29106,9 +30520,9 @@
       </w:tcPr>
     </w:tblStylePr>
   </w:style>
-  <w:style w:type="table" w:styleId="823">
+  <w:style w:type="table" w:styleId="827">
     <w:name w:val="List Table 4 - Accent 2"/>
-    <w:basedOn w:val="915"/>
+    <w:basedOn w:val="919"/>
     <w:uiPriority w:val="99"/>
     <w:pPr>
       <w:pBdr/>
@@ -29331,9 +30745,9 @@
       </w:tcPr>
     </w:tblStylePr>
   </w:style>
-  <w:style w:type="table" w:styleId="824">
+  <w:style w:type="table" w:styleId="828">
     <w:name w:val="List Table 4 - Accent 3"/>
-    <w:basedOn w:val="915"/>
+    <w:basedOn w:val="919"/>
     <w:uiPriority w:val="99"/>
     <w:pPr>
       <w:pBdr/>
@@ -29556,9 +30970,9 @@
       </w:tcPr>
     </w:tblStylePr>
   </w:style>
-  <w:style w:type="table" w:styleId="825">
+  <w:style w:type="table" w:styleId="829">
     <w:name w:val="List Table 4 - Accent 4"/>
-    <w:basedOn w:val="915"/>
+    <w:basedOn w:val="919"/>
     <w:uiPriority w:val="99"/>
     <w:pPr>
       <w:pBdr/>
@@ -29781,9 +31195,9 @@
       </w:tcPr>
     </w:tblStylePr>
   </w:style>
-  <w:style w:type="table" w:styleId="826">
+  <w:style w:type="table" w:styleId="830">
     <w:name w:val="List Table 4 - Accent 5"/>
-    <w:basedOn w:val="915"/>
+    <w:basedOn w:val="919"/>
     <w:uiPriority w:val="99"/>
     <w:pPr>
       <w:pBdr/>
@@ -30006,9 +31420,9 @@
       </w:tcPr>
     </w:tblStylePr>
   </w:style>
-  <w:style w:type="table" w:styleId="827">
+  <w:style w:type="table" w:styleId="831">
     <w:name w:val="List Table 4 - Accent 6"/>
-    <w:basedOn w:val="915"/>
+    <w:basedOn w:val="919"/>
     <w:uiPriority w:val="99"/>
     <w:pPr>
       <w:pBdr/>
@@ -30231,9 +31645,9 @@
       </w:tcPr>
     </w:tblStylePr>
   </w:style>
-  <w:style w:type="table" w:styleId="828">
+  <w:style w:type="table" w:styleId="832">
     <w:name w:val="List Table 5 Dark"/>
-    <w:basedOn w:val="915"/>
+    <w:basedOn w:val="919"/>
     <w:uiPriority w:val="99"/>
     <w:pPr>
       <w:pBdr/>
@@ -30473,9 +31887,9 @@
       </w:tcPr>
     </w:tblStylePr>
   </w:style>
-  <w:style w:type="table" w:styleId="829">
+  <w:style w:type="table" w:styleId="833">
     <w:name w:val="List Table 5 Dark - Accent 1"/>
-    <w:basedOn w:val="915"/>
+    <w:basedOn w:val="919"/>
     <w:uiPriority w:val="99"/>
     <w:pPr>
       <w:pBdr/>
@@ -30715,9 +32129,9 @@
       </w:tcPr>
     </w:tblStylePr>
   </w:style>
-  <w:style w:type="table" w:styleId="830">
+  <w:style w:type="table" w:styleId="834">
     <w:name w:val="List Table 5 Dark - Accent 2"/>
-    <w:basedOn w:val="915"/>
+    <w:basedOn w:val="919"/>
     <w:uiPriority w:val="99"/>
     <w:pPr>
       <w:pBdr/>
@@ -30957,9 +32371,9 @@
       </w:tcPr>
     </w:tblStylePr>
   </w:style>
-  <w:style w:type="table" w:styleId="831">
+  <w:style w:type="table" w:styleId="835">
     <w:name w:val="List Table 5 Dark - Accent 3"/>
-    <w:basedOn w:val="915"/>
+    <w:basedOn w:val="919"/>
     <w:uiPriority w:val="99"/>
     <w:pPr>
       <w:pBdr/>
@@ -31199,9 +32613,9 @@
       </w:tcPr>
     </w:tblStylePr>
   </w:style>
-  <w:style w:type="table" w:styleId="832">
+  <w:style w:type="table" w:styleId="836">
     <w:name w:val="List Table 5 Dark - Accent 4"/>
-    <w:basedOn w:val="915"/>
+    <w:basedOn w:val="919"/>
     <w:uiPriority w:val="99"/>
     <w:pPr>
       <w:pBdr/>
@@ -31441,9 +32855,9 @@
       </w:tcPr>
     </w:tblStylePr>
   </w:style>
-  <w:style w:type="table" w:styleId="833">
+  <w:style w:type="table" w:styleId="837">
     <w:name w:val="List Table 5 Dark - Accent 5"/>
-    <w:basedOn w:val="915"/>
+    <w:basedOn w:val="919"/>
     <w:uiPriority w:val="99"/>
     <w:pPr>
       <w:pBdr/>
@@ -31683,9 +33097,9 @@
       </w:tcPr>
     </w:tblStylePr>
   </w:style>
-  <w:style w:type="table" w:styleId="834">
+  <w:style w:type="table" w:styleId="838">
     <w:name w:val="List Table 5 Dark - Accent 6"/>
-    <w:basedOn w:val="915"/>
+    <w:basedOn w:val="919"/>
     <w:uiPriority w:val="99"/>
     <w:pPr>
       <w:pBdr/>
@@ -31925,9 +33339,9 @@
       </w:tcPr>
     </w:tblStylePr>
   </w:style>
-  <w:style w:type="table" w:styleId="835">
+  <w:style w:type="table" w:styleId="839">
     <w:name w:val="List Table 6 Colorful"/>
-    <w:basedOn w:val="915"/>
+    <w:basedOn w:val="919"/>
     <w:uiPriority w:val="99"/>
     <w:pPr>
       <w:pBdr/>
@@ -32148,9 +33562,9 @@
       </w:tcPr>
     </w:tblStylePr>
   </w:style>
-  <w:style w:type="table" w:styleId="836">
+  <w:style w:type="table" w:styleId="840">
     <w:name w:val="List Table 6 Colorful - Accent 1"/>
-    <w:basedOn w:val="915"/>
+    <w:basedOn w:val="919"/>
     <w:uiPriority w:val="99"/>
     <w:pPr>
       <w:pBdr/>
@@ -32371,9 +33785,9 @@
       </w:tcPr>
     </w:tblStylePr>
   </w:style>
-  <w:style w:type="table" w:styleId="837">
+  <w:style w:type="table" w:styleId="841">
     <w:name w:val="List Table 6 Colorful - Accent 2"/>
-    <w:basedOn w:val="915"/>
+    <w:basedOn w:val="919"/>
     <w:uiPriority w:val="99"/>
     <w:pPr>
       <w:pBdr/>
@@ -32594,9 +34008,9 @@
       </w:tcPr>
     </w:tblStylePr>
   </w:style>
-  <w:style w:type="table" w:styleId="838">
+  <w:style w:type="table" w:styleId="842">
     <w:name w:val="List Table 6 Colorful - Accent 3"/>
-    <w:basedOn w:val="915"/>
+    <w:basedOn w:val="919"/>
     <w:uiPriority w:val="99"/>
     <w:pPr>
       <w:pBdr/>
@@ -32817,9 +34231,9 @@
       </w:tcPr>
     </w:tblStylePr>
   </w:style>
-  <w:style w:type="table" w:styleId="839">
+  <w:style w:type="table" w:styleId="843">
     <w:name w:val="List Table 6 Colorful - Accent 4"/>
-    <w:basedOn w:val="915"/>
+    <w:basedOn w:val="919"/>
     <w:uiPriority w:val="99"/>
     <w:pPr>
       <w:pBdr/>
@@ -33040,9 +34454,9 @@
       </w:tcPr>
     </w:tblStylePr>
   </w:style>
-  <w:style w:type="table" w:styleId="840">
+  <w:style w:type="table" w:styleId="844">
     <w:name w:val="List Table 6 Colorful - Accent 5"/>
-    <w:basedOn w:val="915"/>
+    <w:basedOn w:val="919"/>
     <w:uiPriority w:val="99"/>
     <w:pPr>
       <w:pBdr/>
@@ -33263,9 +34677,9 @@
       </w:tcPr>
     </w:tblStylePr>
   </w:style>
-  <w:style w:type="table" w:styleId="841">
+  <w:style w:type="table" w:styleId="845">
     <w:name w:val="List Table 6 Colorful - Accent 6"/>
-    <w:basedOn w:val="915"/>
+    <w:basedOn w:val="919"/>
     <w:uiPriority w:val="99"/>
     <w:pPr>
       <w:pBdr/>
@@ -33486,9 +34900,9 @@
       </w:tcPr>
     </w:tblStylePr>
   </w:style>
-  <w:style w:type="table" w:styleId="842">
+  <w:style w:type="table" w:styleId="846">
     <w:name w:val="List Table 7 Colorful"/>
-    <w:basedOn w:val="915"/>
+    <w:basedOn w:val="919"/>
     <w:uiPriority w:val="99"/>
     <w:pPr>
       <w:pBdr/>
@@ -33742,9 +35156,9 @@
       </w:tcPr>
     </w:tblStylePr>
   </w:style>
-  <w:style w:type="table" w:styleId="843">
+  <w:style w:type="table" w:styleId="847">
     <w:name w:val="List Table 7 Colorful - Accent 1"/>
-    <w:basedOn w:val="915"/>
+    <w:basedOn w:val="919"/>
     <w:uiPriority w:val="99"/>
     <w:pPr>
       <w:pBdr/>
@@ -33998,9 +35412,9 @@
       </w:tcPr>
     </w:tblStylePr>
   </w:style>
-  <w:style w:type="table" w:styleId="844">
+  <w:style w:type="table" w:styleId="848">
     <w:name w:val="List Table 7 Colorful - Accent 2"/>
-    <w:basedOn w:val="915"/>
+    <w:basedOn w:val="919"/>
     <w:uiPriority w:val="99"/>
     <w:pPr>
       <w:pBdr/>
@@ -34254,9 +35668,9 @@
       </w:tcPr>
     </w:tblStylePr>
   </w:style>
-  <w:style w:type="table" w:styleId="845">
+  <w:style w:type="table" w:styleId="849">
     <w:name w:val="List Table 7 Colorful - Accent 3"/>
-    <w:basedOn w:val="915"/>
+    <w:basedOn w:val="919"/>
     <w:uiPriority w:val="99"/>
     <w:pPr>
       <w:pBdr/>
@@ -34510,9 +35924,9 @@
       </w:tcPr>
     </w:tblStylePr>
   </w:style>
-  <w:style w:type="table" w:styleId="846">
+  <w:style w:type="table" w:styleId="850">
     <w:name w:val="List Table 7 Colorful - Accent 4"/>
-    <w:basedOn w:val="915"/>
+    <w:basedOn w:val="919"/>
     <w:uiPriority w:val="99"/>
     <w:pPr>
       <w:pBdr/>
@@ -34766,9 +36180,9 @@
       </w:tcPr>
     </w:tblStylePr>
   </w:style>
-  <w:style w:type="table" w:styleId="847">
+  <w:style w:type="table" w:styleId="851">
     <w:name w:val="List Table 7 Colorful - Accent 5"/>
-    <w:basedOn w:val="915"/>
+    <w:basedOn w:val="919"/>
     <w:uiPriority w:val="99"/>
     <w:pPr>
       <w:pBdr/>
@@ -35022,9 +36436,9 @@
       </w:tcPr>
     </w:tblStylePr>
   </w:style>
-  <w:style w:type="table" w:styleId="848">
+  <w:style w:type="table" w:styleId="852">
     <w:name w:val="List Table 7 Colorful - Accent 6"/>
-    <w:basedOn w:val="915"/>
+    <w:basedOn w:val="919"/>
     <w:uiPriority w:val="99"/>
     <w:pPr>
       <w:pBdr/>
@@ -35278,9 +36692,9 @@
       </w:tcPr>
     </w:tblStylePr>
   </w:style>
-  <w:style w:type="table" w:styleId="849">
+  <w:style w:type="table" w:styleId="853">
     <w:name w:val="Lined - Accent"/>
-    <w:basedOn w:val="915"/>
+    <w:basedOn w:val="919"/>
     <w:uiPriority w:val="99"/>
     <w:pPr>
       <w:pBdr/>
@@ -35515,9 +36929,9 @@
       </w:tcPr>
     </w:tblStylePr>
   </w:style>
-  <w:style w:type="table" w:styleId="850">
+  <w:style w:type="table" w:styleId="854">
     <w:name w:val="Lined - Accent 1"/>
-    <w:basedOn w:val="915"/>
+    <w:basedOn w:val="919"/>
     <w:uiPriority w:val="99"/>
     <w:pPr>
       <w:pBdr/>
@@ -35752,9 +37166,9 @@
       </w:tcPr>
     </w:tblStylePr>
   </w:style>
-  <w:style w:type="table" w:styleId="851">
+  <w:style w:type="table" w:styleId="855">
     <w:name w:val="Lined - Accent 2"/>
-    <w:basedOn w:val="915"/>
+    <w:basedOn w:val="919"/>
     <w:uiPriority w:val="99"/>
     <w:pPr>
       <w:pBdr/>
@@ -35989,9 +37403,9 @@
       </w:tcPr>
     </w:tblStylePr>
   </w:style>
-  <w:style w:type="table" w:styleId="852">
+  <w:style w:type="table" w:styleId="856">
     <w:name w:val="Lined - Accent 3"/>
-    <w:basedOn w:val="915"/>
+    <w:basedOn w:val="919"/>
     <w:uiPriority w:val="99"/>
     <w:pPr>
       <w:pBdr/>
@@ -36226,9 +37640,9 @@
       </w:tcPr>
     </w:tblStylePr>
   </w:style>
-  <w:style w:type="table" w:styleId="853">
+  <w:style w:type="table" w:styleId="857">
     <w:name w:val="Lined - Accent 4"/>
-    <w:basedOn w:val="915"/>
+    <w:basedOn w:val="919"/>
     <w:uiPriority w:val="99"/>
     <w:pPr>
       <w:pBdr/>
@@ -36463,9 +37877,9 @@
       </w:tcPr>
     </w:tblStylePr>
   </w:style>
-  <w:style w:type="table" w:styleId="854">
+  <w:style w:type="table" w:styleId="858">
     <w:name w:val="Lined - Accent 5"/>
-    <w:basedOn w:val="915"/>
+    <w:basedOn w:val="919"/>
     <w:uiPriority w:val="99"/>
     <w:pPr>
       <w:pBdr/>
@@ -36700,9 +38114,9 @@
       </w:tcPr>
     </w:tblStylePr>
   </w:style>
-  <w:style w:type="table" w:styleId="855">
+  <w:style w:type="table" w:styleId="859">
     <w:name w:val="Lined - Accent 6"/>
-    <w:basedOn w:val="915"/>
+    <w:basedOn w:val="919"/>
     <w:uiPriority w:val="99"/>
     <w:pPr>
       <w:pBdr/>
@@ -36937,9 +38351,9 @@
       </w:tcPr>
     </w:tblStylePr>
   </w:style>
-  <w:style w:type="table" w:styleId="856">
+  <w:style w:type="table" w:styleId="860">
     <w:name w:val="Bordered &amp; Lined - Accent"/>
-    <w:basedOn w:val="915"/>
+    <w:basedOn w:val="919"/>
     <w:uiPriority w:val="99"/>
     <w:pPr>
       <w:pBdr/>
@@ -37181,9 +38595,9 @@
       </w:tcPr>
     </w:tblStylePr>
   </w:style>
-  <w:style w:type="table" w:styleId="857">
+  <w:style w:type="table" w:styleId="861">
     <w:name w:val="Bordered &amp; Lined - Accent 1"/>
-    <w:basedOn w:val="915"/>
+    <w:basedOn w:val="919"/>
     <w:uiPriority w:val="99"/>
     <w:pPr>
       <w:pBdr/>
@@ -37425,9 +38839,9 @@
       </w:tcPr>
     </w:tblStylePr>
   </w:style>
-  <w:style w:type="table" w:styleId="858">
+  <w:style w:type="table" w:styleId="862">
     <w:name w:val="Bordered &amp; Lined - Accent 2"/>
-    <w:basedOn w:val="915"/>
+    <w:basedOn w:val="919"/>
     <w:uiPriority w:val="99"/>
     <w:pPr>
       <w:pBdr/>
@@ -37669,9 +39083,9 @@
       </w:tcPr>
     </w:tblStylePr>
   </w:style>
-  <w:style w:type="table" w:styleId="859">
+  <w:style w:type="table" w:styleId="863">
     <w:name w:val="Bordered &amp; Lined - Accent 3"/>
-    <w:basedOn w:val="915"/>
+    <w:basedOn w:val="919"/>
     <w:uiPriority w:val="99"/>
     <w:pPr>
       <w:pBdr/>
@@ -37913,9 +39327,9 @@
       </w:tcPr>
     </w:tblStylePr>
   </w:style>
-  <w:style w:type="table" w:styleId="860">
+  <w:style w:type="table" w:styleId="864">
     <w:name w:val="Bordered &amp; Lined - Accent 4"/>
-    <w:basedOn w:val="915"/>
+    <w:basedOn w:val="919"/>
     <w:uiPriority w:val="99"/>
     <w:pPr>
       <w:pBdr/>
@@ -38157,9 +39571,9 @@
       </w:tcPr>
     </w:tblStylePr>
   </w:style>
-  <w:style w:type="table" w:styleId="861">
+  <w:style w:type="table" w:styleId="865">
     <w:name w:val="Bordered &amp; Lined - Accent 5"/>
-    <w:basedOn w:val="915"/>
+    <w:basedOn w:val="919"/>
     <w:uiPriority w:val="99"/>
     <w:pPr>
       <w:pBdr/>
@@ -38401,9 +39815,9 @@
       </w:tcPr>
     </w:tblStylePr>
   </w:style>
-  <w:style w:type="table" w:styleId="862">
+  <w:style w:type="table" w:styleId="866">
     <w:name w:val="Bordered &amp; Lined - Accent 6"/>
-    <w:basedOn w:val="915"/>
+    <w:basedOn w:val="919"/>
     <w:uiPriority w:val="99"/>
     <w:pPr>
       <w:pBdr/>
@@ -38645,9 +40059,9 @@
       </w:tcPr>
     </w:tblStylePr>
   </w:style>
-  <w:style w:type="table" w:styleId="863">
+  <w:style w:type="table" w:styleId="867">
     <w:name w:val="Bordered"/>
-    <w:basedOn w:val="915"/>
+    <w:basedOn w:val="919"/>
     <w:uiPriority w:val="99"/>
     <w:pPr>
       <w:pBdr/>
@@ -38876,9 +40290,9 @@
       </w:tcPr>
     </w:tblStylePr>
   </w:style>
-  <w:style w:type="table" w:styleId="864">
+  <w:style w:type="table" w:styleId="868">
     <w:name w:val="Bordered - Accent 1"/>
-    <w:basedOn w:val="915"/>
+    <w:basedOn w:val="919"/>
     <w:uiPriority w:val="99"/>
     <w:pPr>
       <w:pBdr/>
@@ -39107,9 +40521,9 @@
       </w:tcPr>
     </w:tblStylePr>
   </w:style>
-  <w:style w:type="table" w:styleId="865">
+  <w:style w:type="table" w:styleId="869">
     <w:name w:val="Bordered - Accent 2"/>
-    <w:basedOn w:val="915"/>
+    <w:basedOn w:val="919"/>
     <w:uiPriority w:val="99"/>
     <w:pPr>
       <w:pBdr/>
@@ -39338,9 +40752,9 @@
       </w:tcPr>
     </w:tblStylePr>
   </w:style>
-  <w:style w:type="table" w:styleId="866">
+  <w:style w:type="table" w:styleId="870">
     <w:name w:val="Bordered - Accent 3"/>
-    <w:basedOn w:val="915"/>
+    <w:basedOn w:val="919"/>
     <w:uiPriority w:val="99"/>
     <w:pPr>
       <w:pBdr/>
@@ -39569,9 +40983,9 @@
       </w:tcPr>
     </w:tblStylePr>
   </w:style>
-  <w:style w:type="table" w:styleId="867">
+  <w:style w:type="table" w:styleId="871">
     <w:name w:val="Bordered - Accent 4"/>
-    <w:basedOn w:val="915"/>
+    <w:basedOn w:val="919"/>
     <w:uiPriority w:val="99"/>
     <w:pPr>
       <w:pBdr/>
@@ -39800,9 +41214,9 @@
       </w:tcPr>
     </w:tblStylePr>
   </w:style>
-  <w:style w:type="table" w:styleId="868">
+  <w:style w:type="table" w:styleId="872">
     <w:name w:val="Bordered - Accent 5"/>
-    <w:basedOn w:val="915"/>
+    <w:basedOn w:val="919"/>
     <w:uiPriority w:val="99"/>
     <w:pPr>
       <w:pBdr/>
@@ -40031,9 +41445,9 @@
       </w:tcPr>
     </w:tblStylePr>
   </w:style>
-  <w:style w:type="table" w:styleId="869">
+  <w:style w:type="table" w:styleId="873">
     <w:name w:val="Bordered - Accent 6"/>
-    <w:basedOn w:val="915"/>
+    <w:basedOn w:val="919"/>
     <w:uiPriority w:val="99"/>
     <w:pPr>
       <w:pBdr/>
@@ -40262,10 +41676,10 @@
       </w:tcPr>
     </w:tblStylePr>
   </w:style>
-  <w:style w:type="character" w:styleId="870">
+  <w:style w:type="character" w:styleId="874">
     <w:name w:val="Heading 1 Char"/>
-    <w:basedOn w:val="914"/>
-    <w:link w:val="905"/>
+    <w:basedOn w:val="918"/>
+    <w:link w:val="909"/>
     <w:uiPriority w:val="9"/>
     <w:pPr>
       <w:pBdr/>
@@ -40279,10 +41693,10 @@
       <w:szCs w:val="40"/>
     </w:rPr>
   </w:style>
-  <w:style w:type="character" w:styleId="871">
+  <w:style w:type="character" w:styleId="875">
     <w:name w:val="Heading 2 Char"/>
-    <w:basedOn w:val="914"/>
-    <w:link w:val="906"/>
+    <w:basedOn w:val="918"/>
+    <w:link w:val="910"/>
     <w:uiPriority w:val="9"/>
     <w:pPr>
       <w:pBdr/>
@@ -40296,10 +41710,10 @@
       <w:szCs w:val="32"/>
     </w:rPr>
   </w:style>
-  <w:style w:type="character" w:styleId="872">
+  <w:style w:type="character" w:styleId="876">
     <w:name w:val="Heading 3 Char"/>
-    <w:basedOn w:val="914"/>
-    <w:link w:val="907"/>
+    <w:basedOn w:val="918"/>
+    <w:link w:val="911"/>
     <w:uiPriority w:val="9"/>
     <w:pPr>
       <w:pBdr/>
@@ -40313,10 +41727,10 @@
       <w:szCs w:val="28"/>
     </w:rPr>
   </w:style>
-  <w:style w:type="character" w:styleId="873">
+  <w:style w:type="character" w:styleId="877">
     <w:name w:val="Heading 4 Char"/>
-    <w:basedOn w:val="914"/>
-    <w:link w:val="908"/>
+    <w:basedOn w:val="918"/>
+    <w:link w:val="912"/>
     <w:uiPriority w:val="9"/>
     <w:pPr>
       <w:pBdr/>
@@ -40330,10 +41744,10 @@
       <w:color w:val="0f4761" w:themeColor="accent1" w:themeShade="BF"/>
     </w:rPr>
   </w:style>
-  <w:style w:type="character" w:styleId="874">
+  <w:style w:type="character" w:styleId="878">
     <w:name w:val="Heading 5 Char"/>
-    <w:basedOn w:val="914"/>
-    <w:link w:val="909"/>
+    <w:basedOn w:val="918"/>
+    <w:link w:val="913"/>
     <w:uiPriority w:val="9"/>
     <w:pPr>
       <w:pBdr/>
@@ -40345,10 +41759,10 @@
       <w:color w:val="0f4761" w:themeColor="accent1" w:themeShade="BF"/>
     </w:rPr>
   </w:style>
-  <w:style w:type="character" w:styleId="875">
+  <w:style w:type="character" w:styleId="879">
     <w:name w:val="Heading 6 Char"/>
-    <w:basedOn w:val="914"/>
-    <w:link w:val="910"/>
+    <w:basedOn w:val="918"/>
+    <w:link w:val="914"/>
     <w:uiPriority w:val="9"/>
     <w:pPr>
       <w:pBdr/>
@@ -40362,10 +41776,10 @@
       <w:color w:val="595959" w:themeColor="text1" w:themeTint="A6"/>
     </w:rPr>
   </w:style>
-  <w:style w:type="character" w:styleId="876">
+  <w:style w:type="character" w:styleId="880">
     <w:name w:val="Heading 7 Char"/>
-    <w:basedOn w:val="914"/>
-    <w:link w:val="911"/>
+    <w:basedOn w:val="918"/>
+    <w:link w:val="915"/>
     <w:uiPriority w:val="9"/>
     <w:pPr>
       <w:pBdr/>
@@ -40377,10 +41791,10 @@
       <w:color w:val="595959" w:themeColor="text1" w:themeTint="A6"/>
     </w:rPr>
   </w:style>
-  <w:style w:type="character" w:styleId="877">
+  <w:style w:type="character" w:styleId="881">
     <w:name w:val="Heading 8 Char"/>
-    <w:basedOn w:val="914"/>
-    <w:link w:val="912"/>
+    <w:basedOn w:val="918"/>
+    <w:link w:val="916"/>
     <w:uiPriority w:val="9"/>
     <w:pPr>
       <w:pBdr/>
@@ -40394,10 +41808,10 @@
       <w:color w:val="272727" w:themeColor="text1" w:themeTint="D8"/>
     </w:rPr>
   </w:style>
-  <w:style w:type="character" w:styleId="878">
+  <w:style w:type="character" w:styleId="882">
     <w:name w:val="Heading 9 Char"/>
-    <w:basedOn w:val="914"/>
-    <w:link w:val="913"/>
+    <w:basedOn w:val="918"/>
+    <w:link w:val="917"/>
     <w:uiPriority w:val="9"/>
     <w:pPr>
       <w:pBdr/>
@@ -40411,10 +41825,10 @@
       <w:color w:val="272727" w:themeColor="text1" w:themeTint="D8"/>
     </w:rPr>
   </w:style>
-  <w:style w:type="character" w:styleId="879">
+  <w:style w:type="character" w:styleId="883">
     <w:name w:val="Title Char"/>
-    <w:basedOn w:val="914"/>
-    <w:link w:val="925"/>
+    <w:basedOn w:val="918"/>
+    <w:link w:val="929"/>
     <w:uiPriority w:val="10"/>
     <w:pPr>
       <w:pBdr/>
@@ -40428,10 +41842,10 @@
       <w:szCs w:val="56"/>
     </w:rPr>
   </w:style>
-  <w:style w:type="character" w:styleId="880">
+  <w:style w:type="character" w:styleId="884">
     <w:name w:val="Subtitle Char"/>
-    <w:basedOn w:val="914"/>
-    <w:link w:val="927"/>
+    <w:basedOn w:val="918"/>
+    <w:link w:val="931"/>
     <w:uiPriority w:val="11"/>
     <w:pPr>
       <w:pBdr/>
@@ -40445,10 +41859,10 @@
       <w:szCs w:val="28"/>
     </w:rPr>
   </w:style>
-  <w:style w:type="character" w:styleId="881">
+  <w:style w:type="character" w:styleId="885">
     <w:name w:val="Quote Char"/>
-    <w:basedOn w:val="914"/>
-    <w:link w:val="950"/>
+    <w:basedOn w:val="918"/>
+    <w:link w:val="954"/>
     <w:uiPriority w:val="29"/>
     <w:pPr>
       <w:pBdr/>
@@ -40461,10 +41875,10 @@
       <w:color w:val="404040" w:themeColor="text1" w:themeTint="BF"/>
     </w:rPr>
   </w:style>
-  <w:style w:type="character" w:styleId="882">
+  <w:style w:type="character" w:styleId="886">
     <w:name w:val="Intense Quote Char"/>
-    <w:basedOn w:val="914"/>
-    <w:link w:val="961"/>
+    <w:basedOn w:val="918"/>
+    <w:link w:val="965"/>
     <w:uiPriority w:val="30"/>
     <w:pPr>
       <w:pBdr/>
@@ -40477,10 +41891,10 @@
       <w:color w:val="0f4761" w:themeColor="accent1" w:themeShade="BF"/>
     </w:rPr>
   </w:style>
-  <w:style w:type="character" w:styleId="883">
+  <w:style w:type="character" w:styleId="887">
     <w:name w:val="Header Char"/>
-    <w:basedOn w:val="914"/>
-    <w:link w:val="917"/>
+    <w:basedOn w:val="918"/>
+    <w:link w:val="921"/>
     <w:uiPriority w:val="99"/>
     <w:pPr>
       <w:pBdr/>
@@ -40488,10 +41902,10 @@
       <w:ind/>
     </w:pPr>
   </w:style>
-  <w:style w:type="character" w:styleId="884">
+  <w:style w:type="character" w:styleId="888">
     <w:name w:val="Footer Char"/>
-    <w:basedOn w:val="914"/>
-    <w:link w:val="919"/>
+    <w:basedOn w:val="918"/>
+    <w:link w:val="923"/>
     <w:uiPriority w:val="99"/>
     <w:pPr>
       <w:pBdr/>
@@ -40499,10 +41913,10 @@
       <w:ind/>
     </w:pPr>
   </w:style>
-  <w:style w:type="paragraph" w:styleId="885">
+  <w:style w:type="paragraph" w:styleId="889">
     <w:name w:val="footnote text"/>
-    <w:basedOn w:val="904"/>
-    <w:link w:val="886"/>
+    <w:basedOn w:val="908"/>
+    <w:link w:val="890"/>
     <w:uiPriority w:val="99"/>
     <w:semiHidden/>
     <w:unhideWhenUsed/>
@@ -40516,10 +41930,10 @@
       <w:szCs w:val="20"/>
     </w:rPr>
   </w:style>
-  <w:style w:type="character" w:styleId="886">
+  <w:style w:type="character" w:styleId="890">
     <w:name w:val="Footnote Text Char"/>
-    <w:basedOn w:val="914"/>
-    <w:link w:val="885"/>
+    <w:basedOn w:val="918"/>
+    <w:link w:val="889"/>
     <w:uiPriority w:val="99"/>
     <w:semiHidden/>
     <w:pPr>
@@ -40532,9 +41946,9 @@
       <w:szCs w:val="20"/>
     </w:rPr>
   </w:style>
-  <w:style w:type="character" w:styleId="887">
+  <w:style w:type="character" w:styleId="891">
     <w:name w:val="footnote reference"/>
-    <w:basedOn w:val="914"/>
+    <w:basedOn w:val="918"/>
     <w:uiPriority w:val="99"/>
     <w:semiHidden/>
     <w:unhideWhenUsed/>
@@ -40547,10 +41961,10 @@
       <w:vertAlign w:val="superscript"/>
     </w:rPr>
   </w:style>
-  <w:style w:type="paragraph" w:styleId="888">
+  <w:style w:type="paragraph" w:styleId="892">
     <w:name w:val="endnote text"/>
-    <w:basedOn w:val="904"/>
-    <w:link w:val="889"/>
+    <w:basedOn w:val="908"/>
+    <w:link w:val="893"/>
     <w:uiPriority w:val="99"/>
     <w:semiHidden/>
     <w:unhideWhenUsed/>
@@ -40564,10 +41978,10 @@
       <w:szCs w:val="20"/>
     </w:rPr>
   </w:style>
-  <w:style w:type="character" w:styleId="889">
+  <w:style w:type="character" w:styleId="893">
     <w:name w:val="Endnote Text Char"/>
-    <w:basedOn w:val="914"/>
-    <w:link w:val="888"/>
+    <w:basedOn w:val="918"/>
+    <w:link w:val="892"/>
     <w:uiPriority w:val="99"/>
     <w:semiHidden/>
     <w:pPr>
@@ -40580,9 +41994,9 @@
       <w:szCs w:val="20"/>
     </w:rPr>
   </w:style>
-  <w:style w:type="character" w:styleId="890">
+  <w:style w:type="character" w:styleId="894">
     <w:name w:val="endnote reference"/>
-    <w:basedOn w:val="914"/>
+    <w:basedOn w:val="918"/>
     <w:uiPriority w:val="99"/>
     <w:semiHidden/>
     <w:unhideWhenUsed/>
@@ -40595,9 +42009,9 @@
       <w:vertAlign w:val="superscript"/>
     </w:rPr>
   </w:style>
-  <w:style w:type="character" w:styleId="891">
+  <w:style w:type="character" w:styleId="895">
     <w:name w:val="Hyperlink"/>
-    <w:basedOn w:val="914"/>
+    <w:basedOn w:val="918"/>
     <w:uiPriority w:val="99"/>
     <w:unhideWhenUsed/>
     <w:pPr>
@@ -40610,9 +42024,9 @@
       <w:u w:val="single"/>
     </w:rPr>
   </w:style>
-  <w:style w:type="character" w:styleId="892">
+  <w:style w:type="character" w:styleId="896">
     <w:name w:val="FollowedHyperlink"/>
-    <w:basedOn w:val="914"/>
+    <w:basedOn w:val="918"/>
     <w:uiPriority w:val="99"/>
     <w:semiHidden/>
     <w:unhideWhenUsed/>
@@ -40626,10 +42040,10 @@
       <w:u w:val="single"/>
     </w:rPr>
   </w:style>
-  <w:style w:type="paragraph" w:styleId="893">
+  <w:style w:type="paragraph" w:styleId="897">
     <w:name w:val="toc 1"/>
-    <w:basedOn w:val="904"/>
-    <w:next w:val="904"/>
+    <w:basedOn w:val="908"/>
+    <w:next w:val="908"/>
     <w:uiPriority w:val="39"/>
     <w:unhideWhenUsed/>
     <w:pPr>
@@ -40638,10 +42052,10 @@
       <w:ind/>
     </w:pPr>
   </w:style>
-  <w:style w:type="paragraph" w:styleId="894">
+  <w:style w:type="paragraph" w:styleId="898">
     <w:name w:val="toc 2"/>
-    <w:basedOn w:val="904"/>
-    <w:next w:val="904"/>
+    <w:basedOn w:val="908"/>
+    <w:next w:val="908"/>
     <w:uiPriority w:val="39"/>
     <w:unhideWhenUsed/>
     <w:pPr>
@@ -40650,10 +42064,10 @@
       <w:ind w:left="220"/>
     </w:pPr>
   </w:style>
-  <w:style w:type="paragraph" w:styleId="895">
+  <w:style w:type="paragraph" w:styleId="899">
     <w:name w:val="toc 3"/>
-    <w:basedOn w:val="904"/>
-    <w:next w:val="904"/>
+    <w:basedOn w:val="908"/>
+    <w:next w:val="908"/>
     <w:uiPriority w:val="39"/>
     <w:unhideWhenUsed/>
     <w:pPr>
@@ -40662,10 +42076,10 @@
       <w:ind w:left="440"/>
     </w:pPr>
   </w:style>
-  <w:style w:type="paragraph" w:styleId="896">
+  <w:style w:type="paragraph" w:styleId="900">
     <w:name w:val="toc 4"/>
-    <w:basedOn w:val="904"/>
-    <w:next w:val="904"/>
+    <w:basedOn w:val="908"/>
+    <w:next w:val="908"/>
     <w:uiPriority w:val="39"/>
     <w:unhideWhenUsed/>
     <w:pPr>
@@ -40674,10 +42088,10 @@
       <w:ind w:left="660"/>
     </w:pPr>
   </w:style>
-  <w:style w:type="paragraph" w:styleId="897">
+  <w:style w:type="paragraph" w:styleId="901">
     <w:name w:val="toc 5"/>
-    <w:basedOn w:val="904"/>
-    <w:next w:val="904"/>
+    <w:basedOn w:val="908"/>
+    <w:next w:val="908"/>
     <w:uiPriority w:val="39"/>
     <w:unhideWhenUsed/>
     <w:pPr>
@@ -40686,10 +42100,10 @@
       <w:ind w:left="880"/>
     </w:pPr>
   </w:style>
-  <w:style w:type="paragraph" w:styleId="898">
+  <w:style w:type="paragraph" w:styleId="902">
     <w:name w:val="toc 6"/>
-    <w:basedOn w:val="904"/>
-    <w:next w:val="904"/>
+    <w:basedOn w:val="908"/>
+    <w:next w:val="908"/>
     <w:uiPriority w:val="39"/>
     <w:unhideWhenUsed/>
     <w:pPr>
@@ -40698,10 +42112,10 @@
       <w:ind w:left="1100"/>
     </w:pPr>
   </w:style>
-  <w:style w:type="paragraph" w:styleId="899">
+  <w:style w:type="paragraph" w:styleId="903">
     <w:name w:val="toc 7"/>
-    <w:basedOn w:val="904"/>
-    <w:next w:val="904"/>
+    <w:basedOn w:val="908"/>
+    <w:next w:val="908"/>
     <w:uiPriority w:val="39"/>
     <w:unhideWhenUsed/>
     <w:pPr>
@@ -40710,10 +42124,10 @@
       <w:ind w:left="1320"/>
     </w:pPr>
   </w:style>
-  <w:style w:type="paragraph" w:styleId="900">
+  <w:style w:type="paragraph" w:styleId="904">
     <w:name w:val="toc 8"/>
-    <w:basedOn w:val="904"/>
-    <w:next w:val="904"/>
+    <w:basedOn w:val="908"/>
+    <w:next w:val="908"/>
     <w:uiPriority w:val="39"/>
     <w:unhideWhenUsed/>
     <w:pPr>
@@ -40722,10 +42136,10 @@
       <w:ind w:left="1540"/>
     </w:pPr>
   </w:style>
-  <w:style w:type="paragraph" w:styleId="901">
+  <w:style w:type="paragraph" w:styleId="905">
     <w:name w:val="toc 9"/>
-    <w:basedOn w:val="904"/>
-    <w:next w:val="904"/>
+    <w:basedOn w:val="908"/>
+    <w:next w:val="908"/>
     <w:uiPriority w:val="39"/>
     <w:unhideWhenUsed/>
     <w:pPr>
@@ -40734,9 +42148,9 @@
       <w:ind w:left="1760"/>
     </w:pPr>
   </w:style>
-  <w:style w:type="character" w:styleId="902">
+  <w:style w:type="character" w:styleId="906">
     <w:name w:val="Placeholder Text"/>
-    <w:basedOn w:val="914"/>
+    <w:basedOn w:val="918"/>
     <w:uiPriority w:val="99"/>
     <w:semiHidden/>
     <w:pPr>
@@ -40748,10 +42162,10 @@
       <w:color w:val="666666"/>
     </w:rPr>
   </w:style>
-  <w:style w:type="paragraph" w:styleId="903">
+  <w:style w:type="paragraph" w:styleId="907">
     <w:name w:val="table of figures"/>
-    <w:basedOn w:val="904"/>
-    <w:next w:val="904"/>
+    <w:basedOn w:val="908"/>
+    <w:next w:val="908"/>
     <w:uiPriority w:val="99"/>
     <w:unhideWhenUsed/>
     <w:pPr>
@@ -40760,7 +42174,7 @@
       <w:ind/>
     </w:pPr>
   </w:style>
-  <w:style w:type="paragraph" w:styleId="904" w:default="1">
+  <w:style w:type="paragraph" w:styleId="908" w:default="1">
     <w:name w:val="Normal"/>
     <w:qFormat/>
     <w:pPr>
@@ -40773,11 +42187,11 @@
       <w:sz w:val="20"/>
     </w:rPr>
   </w:style>
-  <w:style w:type="paragraph" w:styleId="905">
+  <w:style w:type="paragraph" w:styleId="909">
     <w:name w:val="Heading 1"/>
-    <w:basedOn w:val="904"/>
-    <w:next w:val="904"/>
-    <w:link w:val="922"/>
+    <w:basedOn w:val="908"/>
+    <w:next w:val="908"/>
+    <w:link w:val="926"/>
     <w:uiPriority w:val="9"/>
     <w:qFormat/>
     <w:pPr>
@@ -40797,11 +42211,11 @@
       <w:szCs w:val="28"/>
     </w:rPr>
   </w:style>
-  <w:style w:type="paragraph" w:styleId="906">
+  <w:style w:type="paragraph" w:styleId="910">
     <w:name w:val="Heading 2"/>
-    <w:basedOn w:val="904"/>
-    <w:next w:val="904"/>
-    <w:link w:val="923"/>
+    <w:basedOn w:val="908"/>
+    <w:next w:val="908"/>
+    <w:link w:val="927"/>
     <w:uiPriority w:val="9"/>
     <w:unhideWhenUsed/>
     <w:qFormat/>
@@ -40822,11 +42236,11 @@
       <w:szCs w:val="26"/>
     </w:rPr>
   </w:style>
-  <w:style w:type="paragraph" w:styleId="907">
+  <w:style w:type="paragraph" w:styleId="911">
     <w:name w:val="Heading 3"/>
-    <w:basedOn w:val="904"/>
-    <w:next w:val="904"/>
-    <w:link w:val="924"/>
+    <w:basedOn w:val="908"/>
+    <w:next w:val="908"/>
+    <w:link w:val="928"/>
     <w:uiPriority w:val="9"/>
     <w:unhideWhenUsed/>
     <w:qFormat/>
@@ -40845,11 +42259,11 @@
       <w:color w:val="4f81bd" w:themeColor="accent1"/>
     </w:rPr>
   </w:style>
-  <w:style w:type="paragraph" w:styleId="908">
+  <w:style w:type="paragraph" w:styleId="912">
     <w:name w:val="Heading 4"/>
-    <w:basedOn w:val="904"/>
-    <w:next w:val="904"/>
-    <w:link w:val="952"/>
+    <w:basedOn w:val="908"/>
+    <w:next w:val="908"/>
+    <w:link w:val="956"/>
     <w:uiPriority w:val="9"/>
     <w:semiHidden/>
     <w:unhideWhenUsed/>
@@ -40871,11 +42285,11 @@
       <w:color w:val="4f81bd" w:themeColor="accent1"/>
     </w:rPr>
   </w:style>
-  <w:style w:type="paragraph" w:styleId="909">
+  <w:style w:type="paragraph" w:styleId="913">
     <w:name w:val="Heading 5"/>
-    <w:basedOn w:val="904"/>
-    <w:next w:val="904"/>
-    <w:link w:val="953"/>
+    <w:basedOn w:val="908"/>
+    <w:next w:val="908"/>
+    <w:link w:val="957"/>
     <w:uiPriority w:val="9"/>
     <w:semiHidden/>
     <w:unhideWhenUsed/>
@@ -40893,11 +42307,11 @@
       <w:color w:val="243f60" w:themeColor="accent1" w:themeShade="7F"/>
     </w:rPr>
   </w:style>
-  <w:style w:type="paragraph" w:styleId="910">
+  <w:style w:type="paragraph" w:styleId="914">
     <w:name w:val="Heading 6"/>
-    <w:basedOn w:val="904"/>
-    <w:next w:val="904"/>
-    <w:link w:val="954"/>
+    <w:basedOn w:val="908"/>
+    <w:next w:val="908"/>
+    <w:link w:val="958"/>
     <w:uiPriority w:val="9"/>
     <w:semiHidden/>
     <w:unhideWhenUsed/>
@@ -40917,11 +42331,11 @@
       <w:color w:val="243f60" w:themeColor="accent1" w:themeShade="7F"/>
     </w:rPr>
   </w:style>
-  <w:style w:type="paragraph" w:styleId="911">
+  <w:style w:type="paragraph" w:styleId="915">
     <w:name w:val="Heading 7"/>
-    <w:basedOn w:val="904"/>
-    <w:next w:val="904"/>
-    <w:link w:val="955"/>
+    <w:basedOn w:val="908"/>
+    <w:next w:val="908"/>
+    <w:link w:val="959"/>
     <w:uiPriority w:val="9"/>
     <w:semiHidden/>
     <w:unhideWhenUsed/>
@@ -40941,11 +42355,11 @@
       <w:color w:val="404040" w:themeColor="text1" w:themeTint="BF"/>
     </w:rPr>
   </w:style>
-  <w:style w:type="paragraph" w:styleId="912">
+  <w:style w:type="paragraph" w:styleId="916">
     <w:name w:val="Heading 8"/>
-    <w:basedOn w:val="904"/>
-    <w:next w:val="904"/>
-    <w:link w:val="956"/>
+    <w:basedOn w:val="908"/>
+    <w:next w:val="908"/>
+    <w:link w:val="960"/>
     <w:uiPriority w:val="9"/>
     <w:semiHidden/>
     <w:unhideWhenUsed/>
@@ -40964,11 +42378,11 @@
       <w:szCs w:val="20"/>
     </w:rPr>
   </w:style>
-  <w:style w:type="paragraph" w:styleId="913">
+  <w:style w:type="paragraph" w:styleId="917">
     <w:name w:val="Heading 9"/>
-    <w:basedOn w:val="904"/>
-    <w:next w:val="904"/>
-    <w:link w:val="957"/>
+    <w:basedOn w:val="908"/>
+    <w:next w:val="908"/>
+    <w:link w:val="961"/>
     <w:uiPriority w:val="9"/>
     <w:semiHidden/>
     <w:unhideWhenUsed/>
@@ -40989,7 +42403,7 @@
       <w:szCs w:val="20"/>
     </w:rPr>
   </w:style>
-  <w:style w:type="character" w:styleId="914" w:default="1">
+  <w:style w:type="character" w:styleId="918" w:default="1">
     <w:name w:val="Default Paragraph Font"/>
     <w:uiPriority w:val="1"/>
     <w:semiHidden/>
@@ -41000,7 +42414,7 @@
       <w:ind/>
     </w:pPr>
   </w:style>
-  <w:style w:type="table" w:styleId="915" w:default="1">
+  <w:style w:type="table" w:styleId="919" w:default="1">
     <w:name w:val="Normal Table"/>
     <w:uiPriority w:val="99"/>
     <w:semiHidden/>
@@ -41193,7 +42607,7 @@
       </w:tcPr>
     </w:tblStylePr>
   </w:style>
-  <w:style w:type="numbering" w:styleId="916" w:default="1">
+  <w:style w:type="numbering" w:styleId="920" w:default="1">
     <w:name w:val="No List"/>
     <w:uiPriority w:val="99"/>
     <w:semiHidden/>
@@ -41204,10 +42618,10 @@
       <w:ind/>
     </w:pPr>
   </w:style>
-  <w:style w:type="paragraph" w:styleId="917">
+  <w:style w:type="paragraph" w:styleId="921">
     <w:name w:val="Header"/>
-    <w:basedOn w:val="904"/>
-    <w:link w:val="918"/>
+    <w:basedOn w:val="908"/>
+    <w:link w:val="922"/>
     <w:uiPriority w:val="99"/>
     <w:unhideWhenUsed/>
     <w:pPr>
@@ -41220,10 +42634,10 @@
       <w:ind/>
     </w:pPr>
   </w:style>
-  <w:style w:type="character" w:styleId="918" w:customStyle="1">
+  <w:style w:type="character" w:styleId="922" w:customStyle="1">
     <w:name w:val="Sidhuvud Char"/>
-    <w:basedOn w:val="914"/>
-    <w:link w:val="917"/>
+    <w:basedOn w:val="918"/>
+    <w:link w:val="921"/>
     <w:uiPriority w:val="99"/>
     <w:pPr>
       <w:pBdr/>
@@ -41231,10 +42645,10 @@
       <w:ind/>
     </w:pPr>
   </w:style>
-  <w:style w:type="paragraph" w:styleId="919">
+  <w:style w:type="paragraph" w:styleId="923">
     <w:name w:val="Footer"/>
-    <w:basedOn w:val="904"/>
-    <w:link w:val="920"/>
+    <w:basedOn w:val="908"/>
+    <w:link w:val="924"/>
     <w:uiPriority w:val="99"/>
     <w:unhideWhenUsed/>
     <w:pPr>
@@ -41247,10 +42661,10 @@
       <w:ind/>
     </w:pPr>
   </w:style>
-  <w:style w:type="character" w:styleId="920" w:customStyle="1">
+  <w:style w:type="character" w:styleId="924" w:customStyle="1">
     <w:name w:val="Sidfot Char"/>
-    <w:basedOn w:val="914"/>
-    <w:link w:val="919"/>
+    <w:basedOn w:val="918"/>
+    <w:link w:val="923"/>
     <w:uiPriority w:val="99"/>
     <w:pPr>
       <w:pBdr/>
@@ -41258,7 +42672,7 @@
       <w:ind/>
     </w:pPr>
   </w:style>
-  <w:style w:type="paragraph" w:styleId="921">
+  <w:style w:type="paragraph" w:styleId="925">
     <w:name w:val="No Spacing"/>
     <w:uiPriority w:val="1"/>
     <w:qFormat/>
@@ -41268,10 +42682,10 @@
       <w:ind/>
     </w:pPr>
   </w:style>
-  <w:style w:type="character" w:styleId="922" w:customStyle="1">
+  <w:style w:type="character" w:styleId="926" w:customStyle="1">
     <w:name w:val="Rubrik 1 Char"/>
-    <w:basedOn w:val="914"/>
-    <w:link w:val="905"/>
+    <w:basedOn w:val="918"/>
+    <w:link w:val="909"/>
     <w:uiPriority w:val="9"/>
     <w:pPr>
       <w:pBdr/>
@@ -41287,10 +42701,10 @@
       <w:szCs w:val="28"/>
     </w:rPr>
   </w:style>
-  <w:style w:type="character" w:styleId="923" w:customStyle="1">
+  <w:style w:type="character" w:styleId="927" w:customStyle="1">
     <w:name w:val="Rubrik 2 Char"/>
-    <w:basedOn w:val="914"/>
-    <w:link w:val="906"/>
+    <w:basedOn w:val="918"/>
+    <w:link w:val="910"/>
     <w:uiPriority w:val="9"/>
     <w:pPr>
       <w:pBdr/>
@@ -41306,10 +42720,10 @@
       <w:szCs w:val="26"/>
     </w:rPr>
   </w:style>
-  <w:style w:type="character" w:styleId="924" w:customStyle="1">
+  <w:style w:type="character" w:styleId="928" w:customStyle="1">
     <w:name w:val="Rubrik 3 Char"/>
-    <w:basedOn w:val="914"/>
-    <w:link w:val="907"/>
+    <w:basedOn w:val="918"/>
+    <w:link w:val="911"/>
     <w:uiPriority w:val="9"/>
     <w:pPr>
       <w:pBdr/>
@@ -41323,11 +42737,11 @@
       <w:color w:val="4f81bd" w:themeColor="accent1"/>
     </w:rPr>
   </w:style>
-  <w:style w:type="paragraph" w:styleId="925">
+  <w:style w:type="paragraph" w:styleId="929">
     <w:name w:val="Title"/>
-    <w:basedOn w:val="904"/>
-    <w:next w:val="904"/>
-    <w:link w:val="926"/>
+    <w:basedOn w:val="908"/>
+    <w:next w:val="908"/>
+    <w:link w:val="930"/>
     <w:uiPriority w:val="10"/>
     <w:qFormat/>
     <w:pPr>
@@ -41346,10 +42760,10 @@
       <w:szCs w:val="52"/>
     </w:rPr>
   </w:style>
-  <w:style w:type="character" w:styleId="926" w:customStyle="1">
+  <w:style w:type="character" w:styleId="930" w:customStyle="1">
     <w:name w:val="Rubrik Char"/>
-    <w:basedOn w:val="914"/>
-    <w:link w:val="925"/>
+    <w:basedOn w:val="918"/>
+    <w:link w:val="929"/>
     <w:uiPriority w:val="10"/>
     <w:pPr>
       <w:pBdr/>
@@ -41364,11 +42778,11 @@
       <w:szCs w:val="52"/>
     </w:rPr>
   </w:style>
-  <w:style w:type="paragraph" w:styleId="927">
+  <w:style w:type="paragraph" w:styleId="931">
     <w:name w:val="Subtitle"/>
-    <w:basedOn w:val="904"/>
-    <w:next w:val="904"/>
-    <w:link w:val="928"/>
+    <w:basedOn w:val="908"/>
+    <w:next w:val="908"/>
+    <w:link w:val="932"/>
     <w:uiPriority w:val="11"/>
     <w:qFormat/>
     <w:pPr>
@@ -41389,10 +42803,10 @@
       <w:szCs w:val="24"/>
     </w:rPr>
   </w:style>
-  <w:style w:type="character" w:styleId="928" w:customStyle="1">
+  <w:style w:type="character" w:styleId="932" w:customStyle="1">
     <w:name w:val="Underrubrik Char"/>
-    <w:basedOn w:val="914"/>
-    <w:link w:val="927"/>
+    <w:basedOn w:val="918"/>
+    <w:link w:val="931"/>
     <w:uiPriority w:val="11"/>
     <w:pPr>
       <w:pBdr/>
@@ -41409,9 +42823,9 @@
       <w:szCs w:val="24"/>
     </w:rPr>
   </w:style>
-  <w:style w:type="paragraph" w:styleId="929">
+  <w:style w:type="paragraph" w:styleId="933">
     <w:name w:val="List Paragraph"/>
-    <w:basedOn w:val="904"/>
+    <w:basedOn w:val="908"/>
     <w:uiPriority w:val="34"/>
     <w:qFormat/>
     <w:pPr>
@@ -41421,10 +42835,10 @@
       <w:contextualSpacing w:val="true"/>
     </w:pPr>
   </w:style>
-  <w:style w:type="paragraph" w:styleId="930">
+  <w:style w:type="paragraph" w:styleId="934">
     <w:name w:val="Body Text"/>
-    <w:basedOn w:val="904"/>
-    <w:link w:val="931"/>
+    <w:basedOn w:val="908"/>
+    <w:link w:val="935"/>
     <w:uiPriority w:val="99"/>
     <w:unhideWhenUsed/>
     <w:pPr>
@@ -41433,10 +42847,10 @@
       <w:ind/>
     </w:pPr>
   </w:style>
-  <w:style w:type="character" w:styleId="931" w:customStyle="1">
+  <w:style w:type="character" w:styleId="935" w:customStyle="1">
     <w:name w:val="Brödtext Char"/>
-    <w:basedOn w:val="914"/>
-    <w:link w:val="930"/>
+    <w:basedOn w:val="918"/>
+    <w:link w:val="934"/>
     <w:uiPriority w:val="99"/>
     <w:pPr>
       <w:pBdr/>
@@ -41444,10 +42858,10 @@
       <w:ind/>
     </w:pPr>
   </w:style>
-  <w:style w:type="paragraph" w:styleId="932">
+  <w:style w:type="paragraph" w:styleId="936">
     <w:name w:val="Body Text 2"/>
-    <w:basedOn w:val="904"/>
-    <w:link w:val="933"/>
+    <w:basedOn w:val="908"/>
+    <w:link w:val="937"/>
     <w:uiPriority w:val="99"/>
     <w:unhideWhenUsed/>
     <w:pPr>
@@ -41456,10 +42870,10 @@
       <w:ind/>
     </w:pPr>
   </w:style>
-  <w:style w:type="character" w:styleId="933" w:customStyle="1">
+  <w:style w:type="character" w:styleId="937" w:customStyle="1">
     <w:name w:val="Brödtext 2 Char"/>
-    <w:basedOn w:val="914"/>
-    <w:link w:val="932"/>
+    <w:basedOn w:val="918"/>
+    <w:link w:val="936"/>
     <w:uiPriority w:val="99"/>
     <w:pPr>
       <w:pBdr/>
@@ -41467,10 +42881,10 @@
       <w:ind/>
     </w:pPr>
   </w:style>
-  <w:style w:type="paragraph" w:styleId="934">
+  <w:style w:type="paragraph" w:styleId="938">
     <w:name w:val="Body Text 3"/>
-    <w:basedOn w:val="904"/>
-    <w:link w:val="935"/>
+    <w:basedOn w:val="908"/>
+    <w:link w:val="939"/>
     <w:uiPriority w:val="99"/>
     <w:unhideWhenUsed/>
     <w:pPr>
@@ -41483,10 +42897,10 @@
       <w:szCs w:val="16"/>
     </w:rPr>
   </w:style>
-  <w:style w:type="character" w:styleId="935" w:customStyle="1">
+  <w:style w:type="character" w:styleId="939" w:customStyle="1">
     <w:name w:val="Brödtext 3 Char"/>
-    <w:basedOn w:val="914"/>
-    <w:link w:val="934"/>
+    <w:basedOn w:val="918"/>
+    <w:link w:val="938"/>
     <w:uiPriority w:val="99"/>
     <w:pPr>
       <w:pBdr/>
@@ -41498,9 +42912,9 @@
       <w:szCs w:val="16"/>
     </w:rPr>
   </w:style>
-  <w:style w:type="paragraph" w:styleId="936">
+  <w:style w:type="paragraph" w:styleId="940">
     <w:name w:val="List"/>
-    <w:basedOn w:val="904"/>
+    <w:basedOn w:val="908"/>
     <w:uiPriority w:val="99"/>
     <w:unhideWhenUsed/>
     <w:pPr>
@@ -41510,9 +42924,9 @@
       <w:contextualSpacing w:val="true"/>
     </w:pPr>
   </w:style>
-  <w:style w:type="paragraph" w:styleId="937">
+  <w:style w:type="paragraph" w:styleId="941">
     <w:name w:val="List 2"/>
-    <w:basedOn w:val="904"/>
+    <w:basedOn w:val="908"/>
     <w:uiPriority w:val="99"/>
     <w:unhideWhenUsed/>
     <w:pPr>
@@ -41522,9 +42936,9 @@
       <w:contextualSpacing w:val="true"/>
     </w:pPr>
   </w:style>
-  <w:style w:type="paragraph" w:styleId="938">
+  <w:style w:type="paragraph" w:styleId="942">
     <w:name w:val="List 3"/>
-    <w:basedOn w:val="904"/>
+    <w:basedOn w:val="908"/>
     <w:uiPriority w:val="99"/>
     <w:unhideWhenUsed/>
     <w:pPr>
@@ -41534,9 +42948,9 @@
       <w:contextualSpacing w:val="true"/>
     </w:pPr>
   </w:style>
-  <w:style w:type="paragraph" w:styleId="939">
+  <w:style w:type="paragraph" w:styleId="943">
     <w:name w:val="List Bullet"/>
-    <w:basedOn w:val="904"/>
+    <w:basedOn w:val="908"/>
     <w:uiPriority w:val="99"/>
     <w:unhideWhenUsed/>
     <w:pPr>
@@ -41549,9 +42963,9 @@
       <w:contextualSpacing w:val="true"/>
     </w:pPr>
   </w:style>
-  <w:style w:type="paragraph" w:styleId="940">
+  <w:style w:type="paragraph" w:styleId="944">
     <w:name w:val="List Bullet 2"/>
-    <w:basedOn w:val="904"/>
+    <w:basedOn w:val="908"/>
     <w:uiPriority w:val="99"/>
     <w:unhideWhenUsed/>
     <w:pPr>
@@ -41564,9 +42978,9 @@
       <w:contextualSpacing w:val="true"/>
     </w:pPr>
   </w:style>
-  <w:style w:type="paragraph" w:styleId="941">
+  <w:style w:type="paragraph" w:styleId="945">
     <w:name w:val="List Bullet 3"/>
-    <w:basedOn w:val="904"/>
+    <w:basedOn w:val="908"/>
     <w:uiPriority w:val="99"/>
     <w:unhideWhenUsed/>
     <w:pPr>
@@ -41579,9 +42993,9 @@
       <w:contextualSpacing w:val="true"/>
     </w:pPr>
   </w:style>
-  <w:style w:type="paragraph" w:styleId="942">
+  <w:style w:type="paragraph" w:styleId="946">
     <w:name w:val="List Number"/>
-    <w:basedOn w:val="904"/>
+    <w:basedOn w:val="908"/>
     <w:uiPriority w:val="99"/>
     <w:unhideWhenUsed/>
     <w:pPr>
@@ -41594,9 +43008,9 @@
       <w:contextualSpacing w:val="true"/>
     </w:pPr>
   </w:style>
-  <w:style w:type="paragraph" w:styleId="943">
+  <w:style w:type="paragraph" w:styleId="947">
     <w:name w:val="List Number 2"/>
-    <w:basedOn w:val="904"/>
+    <w:basedOn w:val="908"/>
     <w:uiPriority w:val="99"/>
     <w:unhideWhenUsed/>
     <w:pPr>
@@ -41609,9 +43023,9 @@
       <w:contextualSpacing w:val="true"/>
     </w:pPr>
   </w:style>
-  <w:style w:type="paragraph" w:styleId="944">
+  <w:style w:type="paragraph" w:styleId="948">
     <w:name w:val="List Number 3"/>
-    <w:basedOn w:val="904"/>
+    <w:basedOn w:val="908"/>
     <w:uiPriority w:val="99"/>
     <w:unhideWhenUsed/>
     <w:pPr>
@@ -41624,9 +43038,9 @@
       <w:contextualSpacing w:val="true"/>
     </w:pPr>
   </w:style>
-  <w:style w:type="paragraph" w:styleId="945">
+  <w:style w:type="paragraph" w:styleId="949">
     <w:name w:val="List Continue"/>
-    <w:basedOn w:val="904"/>
+    <w:basedOn w:val="908"/>
     <w:uiPriority w:val="99"/>
     <w:unhideWhenUsed/>
     <w:pPr>
@@ -41636,9 +43050,9 @@
       <w:contextualSpacing w:val="true"/>
     </w:pPr>
   </w:style>
-  <w:style w:type="paragraph" w:styleId="946">
+  <w:style w:type="paragraph" w:styleId="950">
     <w:name w:val="List Continue 2"/>
-    <w:basedOn w:val="904"/>
+    <w:basedOn w:val="908"/>
     <w:uiPriority w:val="99"/>
     <w:unhideWhenUsed/>
     <w:pPr>
@@ -41648,9 +43062,9 @@
       <w:contextualSpacing w:val="true"/>
     </w:pPr>
   </w:style>
-  <w:style w:type="paragraph" w:styleId="947">
+  <w:style w:type="paragraph" w:styleId="951">
     <w:name w:val="List Continue 3"/>
-    <w:basedOn w:val="904"/>
+    <w:basedOn w:val="908"/>
     <w:uiPriority w:val="99"/>
     <w:unhideWhenUsed/>
     <w:pPr>
@@ -41660,9 +43074,9 @@
       <w:contextualSpacing w:val="true"/>
     </w:pPr>
   </w:style>
-  <w:style w:type="paragraph" w:styleId="948">
+  <w:style w:type="paragraph" w:styleId="952">
     <w:name w:val="macro"/>
-    <w:link w:val="949"/>
+    <w:link w:val="953"/>
     <w:uiPriority w:val="99"/>
     <w:unhideWhenUsed/>
     <w:pPr>
@@ -41685,10 +43099,10 @@
       <w:szCs w:val="20"/>
     </w:rPr>
   </w:style>
-  <w:style w:type="character" w:styleId="949" w:customStyle="1">
+  <w:style w:type="character" w:styleId="953" w:customStyle="1">
     <w:name w:val="Makrotext Char"/>
-    <w:basedOn w:val="914"/>
-    <w:link w:val="948"/>
+    <w:basedOn w:val="918"/>
+    <w:link w:val="952"/>
     <w:uiPriority w:val="99"/>
     <w:pPr>
       <w:pBdr/>
@@ -41701,11 +43115,11 @@
       <w:szCs w:val="20"/>
     </w:rPr>
   </w:style>
-  <w:style w:type="paragraph" w:styleId="950">
+  <w:style w:type="paragraph" w:styleId="954">
     <w:name w:val="Quote"/>
-    <w:basedOn w:val="904"/>
-    <w:next w:val="904"/>
-    <w:link w:val="951"/>
+    <w:basedOn w:val="908"/>
+    <w:next w:val="908"/>
+    <w:link w:val="955"/>
     <w:uiPriority w:val="29"/>
     <w:qFormat/>
     <w:pPr>
@@ -41719,10 +43133,10 @@
       <w:color w:val="000000" w:themeColor="text1"/>
     </w:rPr>
   </w:style>
-  <w:style w:type="character" w:styleId="951" w:customStyle="1">
+  <w:style w:type="character" w:styleId="955" w:customStyle="1">
     <w:name w:val="Citat Char"/>
-    <w:basedOn w:val="914"/>
-    <w:link w:val="950"/>
+    <w:basedOn w:val="918"/>
+    <w:link w:val="954"/>
     <w:uiPriority w:val="29"/>
     <w:pPr>
       <w:pBdr/>
@@ -41735,10 +43149,10 @@
       <w:color w:val="000000" w:themeColor="text1"/>
     </w:rPr>
   </w:style>
-  <w:style w:type="character" w:styleId="952" w:customStyle="1">
+  <w:style w:type="character" w:styleId="956" w:customStyle="1">
     <w:name w:val="Rubrik 4 Char"/>
-    <w:basedOn w:val="914"/>
-    <w:link w:val="908"/>
+    <w:basedOn w:val="918"/>
+    <w:link w:val="912"/>
     <w:uiPriority w:val="9"/>
     <w:semiHidden/>
     <w:pPr>
@@ -41755,10 +43169,10 @@
       <w:color w:val="4f81bd" w:themeColor="accent1"/>
     </w:rPr>
   </w:style>
-  <w:style w:type="character" w:styleId="953" w:customStyle="1">
+  <w:style w:type="character" w:styleId="957" w:customStyle="1">
     <w:name w:val="Rubrik 5 Char"/>
-    <w:basedOn w:val="914"/>
-    <w:link w:val="909"/>
+    <w:basedOn w:val="918"/>
+    <w:link w:val="913"/>
     <w:uiPriority w:val="9"/>
     <w:semiHidden/>
     <w:pPr>
@@ -41771,10 +43185,10 @@
       <w:color w:val="243f60" w:themeColor="accent1" w:themeShade="7F"/>
     </w:rPr>
   </w:style>
-  <w:style w:type="character" w:styleId="954" w:customStyle="1">
+  <w:style w:type="character" w:styleId="958" w:customStyle="1">
     <w:name w:val="Rubrik 6 Char"/>
-    <w:basedOn w:val="914"/>
-    <w:link w:val="910"/>
+    <w:basedOn w:val="918"/>
+    <w:link w:val="914"/>
     <w:uiPriority w:val="9"/>
     <w:semiHidden/>
     <w:pPr>
@@ -41789,10 +43203,10 @@
       <w:color w:val="243f60" w:themeColor="accent1" w:themeShade="7F"/>
     </w:rPr>
   </w:style>
-  <w:style w:type="character" w:styleId="955" w:customStyle="1">
+  <w:style w:type="character" w:styleId="959" w:customStyle="1">
     <w:name w:val="Rubrik 7 Char"/>
-    <w:basedOn w:val="914"/>
-    <w:link w:val="911"/>
+    <w:basedOn w:val="918"/>
+    <w:link w:val="915"/>
     <w:uiPriority w:val="9"/>
     <w:semiHidden/>
     <w:pPr>
@@ -41807,10 +43221,10 @@
       <w:color w:val="404040" w:themeColor="text1" w:themeTint="BF"/>
     </w:rPr>
   </w:style>
-  <w:style w:type="character" w:styleId="956" w:customStyle="1">
+  <w:style w:type="character" w:styleId="960" w:customStyle="1">
     <w:name w:val="Rubrik 8 Char"/>
-    <w:basedOn w:val="914"/>
-    <w:link w:val="912"/>
+    <w:basedOn w:val="918"/>
+    <w:link w:val="916"/>
     <w:uiPriority w:val="9"/>
     <w:semiHidden/>
     <w:pPr>
@@ -41825,10 +43239,10 @@
       <w:szCs w:val="20"/>
     </w:rPr>
   </w:style>
-  <w:style w:type="character" w:styleId="957" w:customStyle="1">
+  <w:style w:type="character" w:styleId="961" w:customStyle="1">
     <w:name w:val="Rubrik 9 Char"/>
-    <w:basedOn w:val="914"/>
-    <w:link w:val="913"/>
+    <w:basedOn w:val="918"/>
+    <w:link w:val="917"/>
     <w:uiPriority w:val="9"/>
     <w:semiHidden/>
     <w:pPr>
@@ -41845,10 +43259,10 @@
       <w:szCs w:val="20"/>
     </w:rPr>
   </w:style>
-  <w:style w:type="paragraph" w:styleId="958">
+  <w:style w:type="paragraph" w:styleId="962">
     <w:name w:val="Caption"/>
-    <w:basedOn w:val="904"/>
-    <w:next w:val="904"/>
+    <w:basedOn w:val="908"/>
+    <w:next w:val="908"/>
     <w:uiPriority w:val="35"/>
     <w:semiHidden/>
     <w:unhideWhenUsed/>
@@ -41866,9 +43280,9 @@
       <w:szCs w:val="18"/>
     </w:rPr>
   </w:style>
-  <w:style w:type="character" w:styleId="959">
+  <w:style w:type="character" w:styleId="963">
     <w:name w:val="Strong"/>
-    <w:basedOn w:val="914"/>
+    <w:basedOn w:val="918"/>
     <w:uiPriority w:val="22"/>
     <w:qFormat/>
     <w:pPr>
@@ -41881,9 +43295,9 @@
       <w:bCs/>
     </w:rPr>
   </w:style>
-  <w:style w:type="character" w:styleId="960">
+  <w:style w:type="character" w:styleId="964">
     <w:name w:val="Emphasis"/>
-    <w:basedOn w:val="914"/>
+    <w:basedOn w:val="918"/>
     <w:uiPriority w:val="20"/>
     <w:qFormat/>
     <w:pPr>
@@ -41896,11 +43310,11 @@
       <w:iCs/>
     </w:rPr>
   </w:style>
-  <w:style w:type="paragraph" w:styleId="961">
+  <w:style w:type="paragraph" w:styleId="965">
     <w:name w:val="Intense Quote"/>
-    <w:basedOn w:val="904"/>
-    <w:next w:val="904"/>
-    <w:link w:val="962"/>
+    <w:basedOn w:val="908"/>
+    <w:next w:val="908"/>
+    <w:link w:val="966"/>
     <w:uiPriority w:val="30"/>
     <w:qFormat/>
     <w:pPr>
@@ -41918,10 +43332,10 @@
       <w:color w:val="4f81bd" w:themeColor="accent1"/>
     </w:rPr>
   </w:style>
-  <w:style w:type="character" w:styleId="962" w:customStyle="1">
+  <w:style w:type="character" w:styleId="966" w:customStyle="1">
     <w:name w:val="Starkt citat Char"/>
-    <w:basedOn w:val="914"/>
-    <w:link w:val="961"/>
+    <w:basedOn w:val="918"/>
+    <w:link w:val="965"/>
     <w:uiPriority w:val="30"/>
     <w:pPr>
       <w:pBdr/>
@@ -41936,9 +43350,9 @@
       <w:color w:val="4f81bd" w:themeColor="accent1"/>
     </w:rPr>
   </w:style>
-  <w:style w:type="character" w:styleId="963">
+  <w:style w:type="character" w:styleId="967">
     <w:name w:val="Subtle Emphasis"/>
-    <w:basedOn w:val="914"/>
+    <w:basedOn w:val="918"/>
     <w:uiPriority w:val="19"/>
     <w:qFormat/>
     <w:pPr>
@@ -41952,9 +43366,9 @@
       <w:color w:val="808080" w:themeColor="text1" w:themeTint="7F"/>
     </w:rPr>
   </w:style>
-  <w:style w:type="character" w:styleId="964">
+  <w:style w:type="character" w:styleId="968">
     <w:name w:val="Intense Emphasis"/>
-    <w:basedOn w:val="914"/>
+    <w:basedOn w:val="918"/>
     <w:uiPriority w:val="21"/>
     <w:qFormat/>
     <w:pPr>
@@ -41970,9 +43384,9 @@
       <w:color w:val="4f81bd" w:themeColor="accent1"/>
     </w:rPr>
   </w:style>
-  <w:style w:type="character" w:styleId="965">
+  <w:style w:type="character" w:styleId="969">
     <w:name w:val="Subtle Reference"/>
-    <w:basedOn w:val="914"/>
+    <w:basedOn w:val="918"/>
     <w:uiPriority w:val="31"/>
     <w:qFormat/>
     <w:pPr>
@@ -41986,9 +43400,9 @@
       <w:u w:val="single"/>
     </w:rPr>
   </w:style>
-  <w:style w:type="character" w:styleId="966">
+  <w:style w:type="character" w:styleId="970">
     <w:name w:val="Intense Reference"/>
-    <w:basedOn w:val="914"/>
+    <w:basedOn w:val="918"/>
     <w:uiPriority w:val="32"/>
     <w:qFormat/>
     <w:pPr>
@@ -42005,9 +43419,9 @@
       <w:u w:val="single"/>
     </w:rPr>
   </w:style>
-  <w:style w:type="character" w:styleId="967">
+  <w:style w:type="character" w:styleId="971">
     <w:name w:val="Book Title"/>
-    <w:basedOn w:val="914"/>
+    <w:basedOn w:val="918"/>
     <w:uiPriority w:val="33"/>
     <w:qFormat/>
     <w:pPr>
@@ -42022,10 +43436,10 @@
       <w:spacing w:val="5"/>
     </w:rPr>
   </w:style>
-  <w:style w:type="paragraph" w:styleId="968">
+  <w:style w:type="paragraph" w:styleId="972">
     <w:name w:val="TOC Heading"/>
-    <w:basedOn w:val="905"/>
-    <w:next w:val="904"/>
+    <w:basedOn w:val="909"/>
+    <w:next w:val="908"/>
     <w:uiPriority w:val="39"/>
     <w:semiHidden/>
     <w:unhideWhenUsed/>
@@ -42037,9 +43451,9 @@
       <w:outlineLvl w:val="9"/>
     </w:pPr>
   </w:style>
-  <w:style w:type="table" w:styleId="969">
+  <w:style w:type="table" w:styleId="973">
     <w:name w:val="Table Grid"/>
-    <w:basedOn w:val="915"/>
+    <w:basedOn w:val="919"/>
     <w:uiPriority w:val="59"/>
     <w:pPr>
       <w:pBdr/>
@@ -42229,9 +43643,9 @@
       </w:tcPr>
     </w:tblStylePr>
   </w:style>
-  <w:style w:type="table" w:styleId="970">
+  <w:style w:type="table" w:styleId="974">
     <w:name w:val="Light Shading"/>
-    <w:basedOn w:val="915"/>
+    <w:basedOn w:val="919"/>
     <w:uiPriority w:val="60"/>
     <w:pPr>
       <w:pBdr/>
@@ -42456,9 +43870,9 @@
       </w:tcPr>
     </w:tblStylePr>
   </w:style>
-  <w:style w:type="table" w:styleId="971">
+  <w:style w:type="table" w:styleId="975">
     <w:name w:val="Light Shading Accent 1"/>
-    <w:basedOn w:val="915"/>
+    <w:basedOn w:val="919"/>
     <w:uiPriority w:val="60"/>
     <w:pPr>
       <w:pBdr/>
@@ -42683,9 +44097,9 @@
       </w:tcPr>
     </w:tblStylePr>
   </w:style>
-  <w:style w:type="table" w:styleId="972">
+  <w:style w:type="table" w:styleId="976">
     <w:name w:val="Light Shading Accent 2"/>
-    <w:basedOn w:val="915"/>
+    <w:basedOn w:val="919"/>
     <w:uiPriority w:val="60"/>
     <w:pPr>
       <w:pBdr/>
@@ -42910,9 +44324,9 @@
       </w:tcPr>
     </w:tblStylePr>
   </w:style>
-  <w:style w:type="table" w:styleId="973">
+  <w:style w:type="table" w:styleId="977">
     <w:name w:val="Light Shading Accent 3"/>
-    <w:basedOn w:val="915"/>
+    <w:basedOn w:val="919"/>
     <w:uiPriority w:val="60"/>
     <w:pPr>
       <w:pBdr/>
@@ -43137,9 +44551,9 @@
       </w:tcPr>
     </w:tblStylePr>
   </w:style>
-  <w:style w:type="table" w:styleId="974">
+  <w:style w:type="table" w:styleId="978">
     <w:name w:val="Light Shading Accent 4"/>
-    <w:basedOn w:val="915"/>
+    <w:basedOn w:val="919"/>
     <w:uiPriority w:val="60"/>
     <w:pPr>
       <w:pBdr/>
@@ -43364,9 +44778,9 @@
       </w:tcPr>
     </w:tblStylePr>
   </w:style>
-  <w:style w:type="table" w:styleId="975">
+  <w:style w:type="table" w:styleId="979">
     <w:name w:val="Light Shading Accent 5"/>
-    <w:basedOn w:val="915"/>
+    <w:basedOn w:val="919"/>
     <w:uiPriority w:val="60"/>
     <w:pPr>
       <w:pBdr/>
@@ -43591,9 +45005,9 @@
       </w:tcPr>
     </w:tblStylePr>
   </w:style>
-  <w:style w:type="table" w:styleId="976">
+  <w:style w:type="table" w:styleId="980">
     <w:name w:val="Light Shading Accent 6"/>
-    <w:basedOn w:val="915"/>
+    <w:basedOn w:val="919"/>
     <w:uiPriority w:val="60"/>
     <w:pPr>
       <w:pBdr/>
@@ -43818,9 +45232,9 @@
       </w:tcPr>
     </w:tblStylePr>
   </w:style>
-  <w:style w:type="table" w:styleId="977">
+  <w:style w:type="table" w:styleId="981">
     <w:name w:val="Light List"/>
-    <w:basedOn w:val="915"/>
+    <w:basedOn w:val="919"/>
     <w:uiPriority w:val="61"/>
     <w:pPr>
       <w:pBdr/>
@@ -44043,9 +45457,9 @@
       </w:tcPr>
     </w:tblStylePr>
   </w:style>
-  <w:style w:type="table" w:styleId="978">
+  <w:style w:type="table" w:styleId="982">
     <w:name w:val="Light List Accent 1"/>
-    <w:basedOn w:val="915"/>
+    <w:basedOn w:val="919"/>
     <w:uiPriority w:val="61"/>
     <w:pPr>
       <w:pBdr/>
@@ -44268,9 +45682,9 @@
       </w:tcPr>
     </w:tblStylePr>
   </w:style>
-  <w:style w:type="table" w:styleId="979">
+  <w:style w:type="table" w:styleId="983">
     <w:name w:val="Light List Accent 2"/>
-    <w:basedOn w:val="915"/>
+    <w:basedOn w:val="919"/>
     <w:uiPriority w:val="61"/>
     <w:pPr>
       <w:pBdr/>
@@ -44493,9 +45907,9 @@
       </w:tcPr>
     </w:tblStylePr>
   </w:style>
-  <w:style w:type="table" w:styleId="980">
+  <w:style w:type="table" w:styleId="984">
     <w:name w:val="Light List Accent 3"/>
-    <w:basedOn w:val="915"/>
+    <w:basedOn w:val="919"/>
     <w:uiPriority w:val="61"/>
     <w:pPr>
       <w:pBdr/>
@@ -44718,9 +46132,9 @@
       </w:tcPr>
     </w:tblStylePr>
   </w:style>
-  <w:style w:type="table" w:styleId="981">
+  <w:style w:type="table" w:styleId="985">
     <w:name w:val="Light List Accent 4"/>
-    <w:basedOn w:val="915"/>
+    <w:basedOn w:val="919"/>
     <w:uiPriority w:val="61"/>
     <w:pPr>
       <w:pBdr/>
@@ -44943,9 +46357,9 @@
       </w:tcPr>
     </w:tblStylePr>
   </w:style>
-  <w:style w:type="table" w:styleId="982">
+  <w:style w:type="table" w:styleId="986">
     <w:name w:val="Light List Accent 5"/>
-    <w:basedOn w:val="915"/>
+    <w:basedOn w:val="919"/>
     <w:uiPriority w:val="61"/>
     <w:pPr>
       <w:pBdr/>
@@ -45168,9 +46582,9 @@
       </w:tcPr>
     </w:tblStylePr>
   </w:style>
-  <w:style w:type="table" w:styleId="983">
+  <w:style w:type="table" w:styleId="987">
     <w:name w:val="Light List Accent 6"/>
-    <w:basedOn w:val="915"/>
+    <w:basedOn w:val="919"/>
     <w:uiPriority w:val="61"/>
     <w:pPr>
       <w:pBdr/>
@@ -45393,9 +46807,9 @@
       </w:tcPr>
     </w:tblStylePr>
   </w:style>
-  <w:style w:type="table" w:styleId="984">
+  <w:style w:type="table" w:styleId="988">
     <w:name w:val="Light Grid"/>
-    <w:basedOn w:val="915"/>
+    <w:basedOn w:val="919"/>
     <w:uiPriority w:val="62"/>
     <w:pPr>
       <w:pBdr/>
@@ -45639,9 +47053,9 @@
       </w:tcPr>
     </w:tblStylePr>
   </w:style>
-  <w:style w:type="table" w:styleId="985">
+  <w:style w:type="table" w:styleId="989">
     <w:name w:val="Light Grid Accent 1"/>
-    <w:basedOn w:val="915"/>
+    <w:basedOn w:val="919"/>
     <w:uiPriority w:val="62"/>
     <w:pPr>
       <w:pBdr/>
@@ -45885,9 +47299,9 @@
       </w:tcPr>
     </w:tblStylePr>
   </w:style>
-  <w:style w:type="table" w:styleId="986">
+  <w:style w:type="table" w:styleId="990">
     <w:name w:val="Light Grid Accent 2"/>
-    <w:basedOn w:val="915"/>
+    <w:basedOn w:val="919"/>
     <w:uiPriority w:val="62"/>
     <w:pPr>
       <w:pBdr/>
@@ -46131,9 +47545,9 @@
       </w:tcPr>
     </w:tblStylePr>
   </w:style>
-  <w:style w:type="table" w:styleId="987">
+  <w:style w:type="table" w:styleId="991">
     <w:name w:val="Light Grid Accent 3"/>
-    <w:basedOn w:val="915"/>
+    <w:basedOn w:val="919"/>
     <w:uiPriority w:val="62"/>
     <w:pPr>
       <w:pBdr/>
@@ -46377,9 +47791,9 @@
       </w:tcPr>
     </w:tblStylePr>
   </w:style>
-  <w:style w:type="table" w:styleId="988">
+  <w:style w:type="table" w:styleId="992">
     <w:name w:val="Light Grid Accent 4"/>
-    <w:basedOn w:val="915"/>
+    <w:basedOn w:val="919"/>
     <w:uiPriority w:val="62"/>
     <w:pPr>
       <w:pBdr/>
@@ -46623,9 +48037,9 @@
       </w:tcPr>
     </w:tblStylePr>
   </w:style>
-  <w:style w:type="table" w:styleId="989">
+  <w:style w:type="table" w:styleId="993">
     <w:name w:val="Light Grid Accent 5"/>
-    <w:basedOn w:val="915"/>
+    <w:basedOn w:val="919"/>
     <w:uiPriority w:val="62"/>
     <w:pPr>
       <w:pBdr/>
@@ -46869,9 +48283,9 @@
       </w:tcPr>
     </w:tblStylePr>
   </w:style>
-  <w:style w:type="table" w:styleId="990">
+  <w:style w:type="table" w:styleId="994">
     <w:name w:val="Light Grid Accent 6"/>
-    <w:basedOn w:val="915"/>
+    <w:basedOn w:val="919"/>
     <w:uiPriority w:val="62"/>
     <w:pPr>
       <w:pBdr/>
@@ -47115,9 +48529,9 @@
       </w:tcPr>
     </w:tblStylePr>
   </w:style>
-  <w:style w:type="table" w:styleId="991">
+  <w:style w:type="table" w:styleId="995">
     <w:name w:val="Medium Shading 1"/>
-    <w:basedOn w:val="915"/>
+    <w:basedOn w:val="919"/>
     <w:uiPriority w:val="63"/>
     <w:pPr>
       <w:pBdr/>
@@ -47338,9 +48752,9 @@
       </w:tcPr>
     </w:tblStylePr>
   </w:style>
-  <w:style w:type="table" w:styleId="992">
+  <w:style w:type="table" w:styleId="996">
     <w:name w:val="Medium Shading 1 Accent 1"/>
-    <w:basedOn w:val="915"/>
+    <w:basedOn w:val="919"/>
     <w:uiPriority w:val="63"/>
     <w:pPr>
       <w:pBdr/>
@@ -47561,9 +48975,9 @@
       </w:tcPr>
     </w:tblStylePr>
   </w:style>
-  <w:style w:type="table" w:styleId="993">
+  <w:style w:type="table" w:styleId="997">
     <w:name w:val="Medium Shading 1 Accent 2"/>
-    <w:basedOn w:val="915"/>
+    <w:basedOn w:val="919"/>
     <w:uiPriority w:val="63"/>
     <w:pPr>
       <w:pBdr/>
@@ -47784,9 +49198,9 @@
       </w:tcPr>
     </w:tblStylePr>
   </w:style>
-  <w:style w:type="table" w:styleId="994">
+  <w:style w:type="table" w:styleId="998">
     <w:name w:val="Medium Shading 1 Accent 3"/>
-    <w:basedOn w:val="915"/>
+    <w:basedOn w:val="919"/>
     <w:uiPriority w:val="63"/>
     <w:pPr>
       <w:pBdr/>
@@ -48007,9 +49421,9 @@
       </w:tcPr>
     </w:tblStylePr>
   </w:style>
-  <w:style w:type="table" w:styleId="995">
+  <w:style w:type="table" w:styleId="999">
     <w:name w:val="Medium Shading 1 Accent 4"/>
-    <w:basedOn w:val="915"/>
+    <w:basedOn w:val="919"/>
     <w:uiPriority w:val="63"/>
     <w:pPr>
       <w:pBdr/>
@@ -48230,9 +49644,9 @@
       </w:tcPr>
     </w:tblStylePr>
   </w:style>
-  <w:style w:type="table" w:styleId="996">
+  <w:style w:type="table" w:styleId="1000">
     <w:name w:val="Medium Shading 1 Accent 5"/>
-    <w:basedOn w:val="915"/>
+    <w:basedOn w:val="919"/>
     <w:uiPriority w:val="63"/>
     <w:pPr>
       <w:pBdr/>
@@ -48453,9 +49867,9 @@
       </w:tcPr>
     </w:tblStylePr>
   </w:style>
-  <w:style w:type="table" w:styleId="997">
+  <w:style w:type="table" w:styleId="1001">
     <w:name w:val="Medium Shading 1 Accent 6"/>
-    <w:basedOn w:val="915"/>
+    <w:basedOn w:val="919"/>
     <w:uiPriority w:val="63"/>
     <w:pPr>
       <w:pBdr/>
@@ -48676,9 +50090,9 @@
       </w:tcPr>
     </w:tblStylePr>
   </w:style>
-  <w:style w:type="table" w:styleId="998">
+  <w:style w:type="table" w:styleId="1002">
     <w:name w:val="Medium Shading 2"/>
-    <w:basedOn w:val="915"/>
+    <w:basedOn w:val="919"/>
     <w:uiPriority w:val="64"/>
     <w:pPr>
       <w:pBdr/>
@@ -48924,9 +50338,9 @@
       </w:tcPr>
     </w:tblStylePr>
   </w:style>
-  <w:style w:type="table" w:styleId="999">
+  <w:style w:type="table" w:styleId="1003">
     <w:name w:val="Medium Shading 2 Accent 1"/>
-    <w:basedOn w:val="915"/>
+    <w:basedOn w:val="919"/>
     <w:uiPriority w:val="64"/>
     <w:pPr>
       <w:pBdr/>
@@ -49172,9 +50586,9 @@
       </w:tcPr>
     </w:tblStylePr>
   </w:style>
-  <w:style w:type="table" w:styleId="1000">
+  <w:style w:type="table" w:styleId="1004">
     <w:name w:val="Medium Shading 2 Accent 2"/>
-    <w:basedOn w:val="915"/>
+    <w:basedOn w:val="919"/>
     <w:uiPriority w:val="64"/>
     <w:pPr>
       <w:pBdr/>
@@ -49420,9 +50834,9 @@
       </w:tcPr>
     </w:tblStylePr>
   </w:style>
-  <w:style w:type="table" w:styleId="1001">
+  <w:style w:type="table" w:styleId="1005">
     <w:name w:val="Medium Shading 2 Accent 3"/>
-    <w:basedOn w:val="915"/>
+    <w:basedOn w:val="919"/>
     <w:uiPriority w:val="64"/>
     <w:pPr>
       <w:pBdr/>
@@ -49668,9 +51082,9 @@
       </w:tcPr>
     </w:tblStylePr>
   </w:style>
-  <w:style w:type="table" w:styleId="1002">
+  <w:style w:type="table" w:styleId="1006">
     <w:name w:val="Medium Shading 2 Accent 4"/>
-    <w:basedOn w:val="915"/>
+    <w:basedOn w:val="919"/>
     <w:uiPriority w:val="64"/>
     <w:pPr>
       <w:pBdr/>
@@ -49916,9 +51330,9 @@
       </w:tcPr>
     </w:tblStylePr>
   </w:style>
-  <w:style w:type="table" w:styleId="1003">
+  <w:style w:type="table" w:styleId="1007">
     <w:name w:val="Medium Shading 2 Accent 5"/>
-    <w:basedOn w:val="915"/>
+    <w:basedOn w:val="919"/>
     <w:uiPriority w:val="64"/>
     <w:pPr>
       <w:pBdr/>
@@ -50164,9 +51578,9 @@
       </w:tcPr>
     </w:tblStylePr>
   </w:style>
-  <w:style w:type="table" w:styleId="1004">
+  <w:style w:type="table" w:styleId="1008">
     <w:name w:val="Medium Shading 2 Accent 6"/>
-    <w:basedOn w:val="915"/>
+    <w:basedOn w:val="919"/>
     <w:uiPriority w:val="64"/>
     <w:pPr>
       <w:pBdr/>
@@ -50412,9 +51826,9 @@
       </w:tcPr>
     </w:tblStylePr>
   </w:style>
-  <w:style w:type="table" w:styleId="1005">
+  <w:style w:type="table" w:styleId="1009">
     <w:name w:val="Medium List 1"/>
-    <w:basedOn w:val="915"/>
+    <w:basedOn w:val="919"/>
     <w:uiPriority w:val="65"/>
     <w:pPr>
       <w:pBdr/>
@@ -50632,9 +52046,9 @@
       </w:tcPr>
     </w:tblStylePr>
   </w:style>
-  <w:style w:type="table" w:styleId="1006">
+  <w:style w:type="table" w:styleId="1010">
     <w:name w:val="Medium List 1 Accent 1"/>
-    <w:basedOn w:val="915"/>
+    <w:basedOn w:val="919"/>
     <w:uiPriority w:val="65"/>
     <w:pPr>
       <w:pBdr/>
@@ -50852,9 +52266,9 @@
       </w:tcPr>
     </w:tblStylePr>
   </w:style>
-  <w:style w:type="table" w:styleId="1007">
+  <w:style w:type="table" w:styleId="1011">
     <w:name w:val="Medium List 1 Accent 2"/>
-    <w:basedOn w:val="915"/>
+    <w:basedOn w:val="919"/>
     <w:uiPriority w:val="65"/>
     <w:pPr>
       <w:pBdr/>
@@ -51072,9 +52486,9 @@
       </w:tcPr>
     </w:tblStylePr>
   </w:style>
-  <w:style w:type="table" w:styleId="1008">
+  <w:style w:type="table" w:styleId="1012">
     <w:name w:val="Medium List 1 Accent 3"/>
-    <w:basedOn w:val="915"/>
+    <w:basedOn w:val="919"/>
     <w:uiPriority w:val="65"/>
     <w:pPr>
       <w:pBdr/>
@@ -51292,9 +52706,9 @@
       </w:tcPr>
     </w:tblStylePr>
   </w:style>
-  <w:style w:type="table" w:styleId="1009">
+  <w:style w:type="table" w:styleId="1013">
     <w:name w:val="Medium List 1 Accent 4"/>
-    <w:basedOn w:val="915"/>
+    <w:basedOn w:val="919"/>
     <w:uiPriority w:val="65"/>
     <w:pPr>
       <w:pBdr/>
@@ -51512,9 +52926,9 @@
       </w:tcPr>
     </w:tblStylePr>
   </w:style>
-  <w:style w:type="table" w:styleId="1010">
+  <w:style w:type="table" w:styleId="1014">
     <w:name w:val="Medium List 1 Accent 5"/>
-    <w:basedOn w:val="915"/>
+    <w:basedOn w:val="919"/>
     <w:uiPriority w:val="65"/>
     <w:pPr>
       <w:pBdr/>
@@ -51732,9 +53146,9 @@
       </w:tcPr>
     </w:tblStylePr>
   </w:style>
-  <w:style w:type="table" w:styleId="1011">
+  <w:style w:type="table" w:styleId="1015">
     <w:name w:val="Medium List 1 Accent 6"/>
-    <w:basedOn w:val="915"/>
+    <w:basedOn w:val="919"/>
     <w:uiPriority w:val="65"/>
     <w:pPr>
       <w:pBdr/>
@@ -51952,9 +53366,9 @@
       </w:tcPr>
     </w:tblStylePr>
   </w:style>
-  <w:style w:type="table" w:styleId="1012">
+  <w:style w:type="table" w:styleId="1016">
     <w:name w:val="Medium List 2"/>
-    <w:basedOn w:val="915"/>
+    <w:basedOn w:val="919"/>
     <w:uiPriority w:val="66"/>
     <w:pPr>
       <w:pBdr/>
@@ -52187,9 +53601,9 @@
       </w:tcPr>
     </w:tblStylePr>
   </w:style>
-  <w:style w:type="table" w:styleId="1013">
+  <w:style w:type="table" w:styleId="1017">
     <w:name w:val="Medium List 2 Accent 1"/>
-    <w:basedOn w:val="915"/>
+    <w:basedOn w:val="919"/>
     <w:uiPriority w:val="66"/>
     <w:pPr>
       <w:pBdr/>
@@ -52422,9 +53836,9 @@
       </w:tcPr>
     </w:tblStylePr>
   </w:style>
-  <w:style w:type="table" w:styleId="1014">
+  <w:style w:type="table" w:styleId="1018">
     <w:name w:val="Medium List 2 Accent 2"/>
-    <w:basedOn w:val="915"/>
+    <w:basedOn w:val="919"/>
     <w:uiPriority w:val="66"/>
     <w:pPr>
       <w:pBdr/>
@@ -52657,9 +54071,9 @@
       </w:tcPr>
     </w:tblStylePr>
   </w:style>
-  <w:style w:type="table" w:styleId="1015">
+  <w:style w:type="table" w:styleId="1019">
     <w:name w:val="Medium List 2 Accent 3"/>
-    <w:basedOn w:val="915"/>
+    <w:basedOn w:val="919"/>
     <w:uiPriority w:val="66"/>
     <w:pPr>
       <w:pBdr/>
@@ -52892,9 +54306,9 @@
       </w:tcPr>
     </w:tblStylePr>
   </w:style>
-  <w:style w:type="table" w:styleId="1016">
+  <w:style w:type="table" w:styleId="1020">
     <w:name w:val="Medium List 2 Accent 4"/>
-    <w:basedOn w:val="915"/>
+    <w:basedOn w:val="919"/>
     <w:uiPriority w:val="66"/>
     <w:pPr>
       <w:pBdr/>
@@ -53127,9 +54541,9 @@
       </w:tcPr>
     </w:tblStylePr>
   </w:style>
-  <w:style w:type="table" w:styleId="1017">
+  <w:style w:type="table" w:styleId="1021">
     <w:name w:val="Medium List 2 Accent 5"/>
-    <w:basedOn w:val="915"/>
+    <w:basedOn w:val="919"/>
     <w:uiPriority w:val="66"/>
     <w:pPr>
       <w:pBdr/>
@@ -53362,9 +54776,9 @@
       </w:tcPr>
     </w:tblStylePr>
   </w:style>
-  <w:style w:type="table" w:styleId="1018">
+  <w:style w:type="table" w:styleId="1022">
     <w:name w:val="Medium List 2 Accent 6"/>
-    <w:basedOn w:val="915"/>
+    <w:basedOn w:val="919"/>
     <w:uiPriority w:val="66"/>
     <w:pPr>
       <w:pBdr/>
@@ -53597,9 +55011,9 @@
       </w:tcPr>
     </w:tblStylePr>
   </w:style>
-  <w:style w:type="table" w:styleId="1019">
+  <w:style w:type="table" w:styleId="1023">
     <w:name w:val="Medium Grid 1"/>
-    <w:basedOn w:val="915"/>
+    <w:basedOn w:val="919"/>
     <w:uiPriority w:val="67"/>
     <w:pPr>
       <w:pBdr/>
@@ -53812,9 +55226,9 @@
       </w:tcPr>
     </w:tblStylePr>
   </w:style>
-  <w:style w:type="table" w:styleId="1020">
+  <w:style w:type="table" w:styleId="1024">
     <w:name w:val="Medium Grid 1 Accent 1"/>
-    <w:basedOn w:val="915"/>
+    <w:basedOn w:val="919"/>
     <w:uiPriority w:val="67"/>
     <w:pPr>
       <w:pBdr/>
@@ -54027,9 +55441,9 @@
       </w:tcPr>
     </w:tblStylePr>
   </w:style>
-  <w:style w:type="table" w:styleId="1021">
+  <w:style w:type="table" w:styleId="1025">
     <w:name w:val="Medium Grid 1 Accent 2"/>
-    <w:basedOn w:val="915"/>
+    <w:basedOn w:val="919"/>
     <w:uiPriority w:val="67"/>
     <w:pPr>
       <w:pBdr/>
@@ -54242,9 +55656,9 @@
       </w:tcPr>
     </w:tblStylePr>
   </w:style>
-  <w:style w:type="table" w:styleId="1022">
+  <w:style w:type="table" w:styleId="1026">
     <w:name w:val="Medium Grid 1 Accent 3"/>
-    <w:basedOn w:val="915"/>
+    <w:basedOn w:val="919"/>
     <w:uiPriority w:val="67"/>
     <w:pPr>
       <w:pBdr/>
@@ -54457,9 +55871,9 @@
       </w:tcPr>
     </w:tblStylePr>
   </w:style>
-  <w:style w:type="table" w:styleId="1023">
+  <w:style w:type="table" w:styleId="1027">
     <w:name w:val="Medium Grid 1 Accent 4"/>
-    <w:basedOn w:val="915"/>
+    <w:basedOn w:val="919"/>
     <w:uiPriority w:val="67"/>
     <w:pPr>
       <w:pBdr/>
@@ -54672,9 +56086,9 @@
       </w:tcPr>
     </w:tblStylePr>
   </w:style>
-  <w:style w:type="table" w:styleId="1024">
+  <w:style w:type="table" w:styleId="1028">
     <w:name w:val="Medium Grid 1 Accent 5"/>
-    <w:basedOn w:val="915"/>
+    <w:basedOn w:val="919"/>
     <w:uiPriority w:val="67"/>
     <w:pPr>
       <w:pBdr/>
@@ -54887,9 +56301,9 @@
       </w:tcPr>
     </w:tblStylePr>
   </w:style>
-  <w:style w:type="table" w:styleId="1025">
+  <w:style w:type="table" w:styleId="1029">
     <w:name w:val="Medium Grid 1 Accent 6"/>
-    <w:basedOn w:val="915"/>
+    <w:basedOn w:val="919"/>
     <w:uiPriority w:val="67"/>
     <w:pPr>
       <w:pBdr/>
@@ -55102,9 +56516,9 @@
       </w:tcPr>
     </w:tblStylePr>
   </w:style>
-  <w:style w:type="table" w:styleId="1026">
+  <w:style w:type="table" w:styleId="1030">
     <w:name w:val="Medium Grid 2"/>
-    <w:basedOn w:val="915"/>
+    <w:basedOn w:val="919"/>
     <w:uiPriority w:val="68"/>
     <w:pPr>
       <w:pBdr/>
@@ -55343,9 +56757,9 @@
       </w:tcPr>
     </w:tblStylePr>
   </w:style>
-  <w:style w:type="table" w:styleId="1027">
+  <w:style w:type="table" w:styleId="1031">
     <w:name w:val="Medium Grid 2 Accent 1"/>
-    <w:basedOn w:val="915"/>
+    <w:basedOn w:val="919"/>
     <w:uiPriority w:val="68"/>
     <w:pPr>
       <w:pBdr/>
@@ -55584,9 +56998,9 @@
       </w:tcPr>
     </w:tblStylePr>
   </w:style>
-  <w:style w:type="table" w:styleId="1028">
+  <w:style w:type="table" w:styleId="1032">
     <w:name w:val="Medium Grid 2 Accent 2"/>
-    <w:basedOn w:val="915"/>
+    <w:basedOn w:val="919"/>
     <w:uiPriority w:val="68"/>
     <w:pPr>
       <w:pBdr/>
@@ -55825,9 +57239,9 @@
       </w:tcPr>
     </w:tblStylePr>
   </w:style>
-  <w:style w:type="table" w:styleId="1029">
+  <w:style w:type="table" w:styleId="1033">
     <w:name w:val="Medium Grid 2 Accent 3"/>
-    <w:basedOn w:val="915"/>
+    <w:basedOn w:val="919"/>
     <w:uiPriority w:val="68"/>
     <w:pPr>
       <w:pBdr/>
@@ -56066,9 +57480,9 @@
       </w:tcPr>
     </w:tblStylePr>
   </w:style>
-  <w:style w:type="table" w:styleId="1030">
+  <w:style w:type="table" w:styleId="1034">
     <w:name w:val="Medium Grid 2 Accent 4"/>
-    <w:basedOn w:val="915"/>
+    <w:basedOn w:val="919"/>
     <w:uiPriority w:val="68"/>
     <w:pPr>
       <w:pBdr/>
@@ -56307,9 +57721,9 @@
       </w:tcPr>
     </w:tblStylePr>
   </w:style>
-  <w:style w:type="table" w:styleId="1031">
+  <w:style w:type="table" w:styleId="1035">
     <w:name w:val="Medium Grid 2 Accent 5"/>
-    <w:basedOn w:val="915"/>
+    <w:basedOn w:val="919"/>
     <w:uiPriority w:val="68"/>
     <w:pPr>
       <w:pBdr/>
@@ -56548,9 +57962,9 @@
       </w:tcPr>
     </w:tblStylePr>
   </w:style>
-  <w:style w:type="table" w:styleId="1032">
+  <w:style w:type="table" w:styleId="1036">
     <w:name w:val="Medium Grid 2 Accent 6"/>
-    <w:basedOn w:val="915"/>
+    <w:basedOn w:val="919"/>
     <w:uiPriority w:val="68"/>
     <w:pPr>
       <w:pBdr/>
@@ -56789,9 +58203,9 @@
       </w:tcPr>
     </w:tblStylePr>
   </w:style>
-  <w:style w:type="table" w:styleId="1033">
+  <w:style w:type="table" w:styleId="1037">
     <w:name w:val="Medium Grid 3"/>
-    <w:basedOn w:val="915"/>
+    <w:basedOn w:val="919"/>
     <w:uiPriority w:val="69"/>
     <w:pPr>
       <w:pBdr/>
@@ -57046,9 +58460,9 @@
       </w:tcPr>
     </w:tblStylePr>
   </w:style>
-  <w:style w:type="table" w:styleId="1034">
+  <w:style w:type="table" w:styleId="1038">
     <w:name w:val="Medium Grid 3 Accent 1"/>
-    <w:basedOn w:val="915"/>
+    <w:basedOn w:val="919"/>
     <w:uiPriority w:val="69"/>
     <w:pPr>
       <w:pBdr/>
@@ -57303,9 +58717,9 @@
       </w:tcPr>
     </w:tblStylePr>
   </w:style>
-  <w:style w:type="table" w:styleId="1035">
+  <w:style w:type="table" w:styleId="1039">
     <w:name w:val="Medium Grid 3 Accent 2"/>
-    <w:basedOn w:val="915"/>
+    <w:basedOn w:val="919"/>
     <w:uiPriority w:val="69"/>
     <w:pPr>
       <w:pBdr/>
@@ -57560,9 +58974,9 @@
       </w:tcPr>
     </w:tblStylePr>
   </w:style>
-  <w:style w:type="table" w:styleId="1036">
+  <w:style w:type="table" w:styleId="1040">
     <w:name w:val="Medium Grid 3 Accent 3"/>
-    <w:basedOn w:val="915"/>
+    <w:basedOn w:val="919"/>
     <w:uiPriority w:val="69"/>
     <w:pPr>
       <w:pBdr/>
@@ -57817,9 +59231,9 @@
       </w:tcPr>
     </w:tblStylePr>
   </w:style>
-  <w:style w:type="table" w:styleId="1037">
+  <w:style w:type="table" w:styleId="1041">
     <w:name w:val="Medium Grid 3 Accent 4"/>
-    <w:basedOn w:val="915"/>
+    <w:basedOn w:val="919"/>
     <w:uiPriority w:val="69"/>
     <w:pPr>
       <w:pBdr/>
@@ -58074,9 +59488,9 @@
       </w:tcPr>
     </w:tblStylePr>
   </w:style>
-  <w:style w:type="table" w:styleId="1038">
+  <w:style w:type="table" w:styleId="1042">
     <w:name w:val="Medium Grid 3 Accent 5"/>
-    <w:basedOn w:val="915"/>
+    <w:basedOn w:val="919"/>
     <w:uiPriority w:val="69"/>
     <w:pPr>
       <w:pBdr/>
@@ -58331,9 +59745,9 @@
       </w:tcPr>
     </w:tblStylePr>
   </w:style>
-  <w:style w:type="table" w:styleId="1039">
+  <w:style w:type="table" w:styleId="1043">
     <w:name w:val="Medium Grid 3 Accent 6"/>
-    <w:basedOn w:val="915"/>
+    <w:basedOn w:val="919"/>
     <w:uiPriority w:val="69"/>
     <w:pPr>
       <w:pBdr/>
@@ -58588,9 +60002,9 @@
       </w:tcPr>
     </w:tblStylePr>
   </w:style>
-  <w:style w:type="table" w:styleId="1040">
+  <w:style w:type="table" w:styleId="1044">
     <w:name w:val="Dark List"/>
-    <w:basedOn w:val="915"/>
+    <w:basedOn w:val="919"/>
     <w:uiPriority w:val="70"/>
     <w:pPr>
       <w:pBdr/>
@@ -58819,9 +60233,9 @@
       </w:tcPr>
     </w:tblStylePr>
   </w:style>
-  <w:style w:type="table" w:styleId="1041">
+  <w:style w:type="table" w:styleId="1045">
     <w:name w:val="Dark List Accent 1"/>
-    <w:basedOn w:val="915"/>
+    <w:basedOn w:val="919"/>
     <w:uiPriority w:val="70"/>
     <w:pPr>
       <w:pBdr/>
@@ -59050,9 +60464,9 @@
       </w:tcPr>
     </w:tblStylePr>
   </w:style>
-  <w:style w:type="table" w:styleId="1042">
+  <w:style w:type="table" w:styleId="1046">
     <w:name w:val="Dark List Accent 2"/>
-    <w:basedOn w:val="915"/>
+    <w:basedOn w:val="919"/>
     <w:uiPriority w:val="70"/>
     <w:pPr>
       <w:pBdr/>
@@ -59281,9 +60695,9 @@
       </w:tcPr>
     </w:tblStylePr>
   </w:style>
-  <w:style w:type="table" w:styleId="1043">
+  <w:style w:type="table" w:styleId="1047">
     <w:name w:val="Dark List Accent 3"/>
-    <w:basedOn w:val="915"/>
+    <w:basedOn w:val="919"/>
     <w:uiPriority w:val="70"/>
     <w:pPr>
       <w:pBdr/>
@@ -59512,9 +60926,9 @@
       </w:tcPr>
     </w:tblStylePr>
   </w:style>
-  <w:style w:type="table" w:styleId="1044">
+  <w:style w:type="table" w:styleId="1048">
     <w:name w:val="Dark List Accent 4"/>
-    <w:basedOn w:val="915"/>
+    <w:basedOn w:val="919"/>
     <w:uiPriority w:val="70"/>
     <w:pPr>
       <w:pBdr/>
@@ -59743,9 +61157,9 @@
       </w:tcPr>
     </w:tblStylePr>
   </w:style>
-  <w:style w:type="table" w:styleId="1045">
+  <w:style w:type="table" w:styleId="1049">
     <w:name w:val="Dark List Accent 5"/>
-    <w:basedOn w:val="915"/>
+    <w:basedOn w:val="919"/>
     <w:uiPriority w:val="70"/>
     <w:pPr>
       <w:pBdr/>
@@ -59974,9 +61388,9 @@
       </w:tcPr>
     </w:tblStylePr>
   </w:style>
-  <w:style w:type="table" w:styleId="1046">
+  <w:style w:type="table" w:styleId="1050">
     <w:name w:val="Dark List Accent 6"/>
-    <w:basedOn w:val="915"/>
+    <w:basedOn w:val="919"/>
     <w:uiPriority w:val="70"/>
     <w:pPr>
       <w:pBdr/>
@@ -60205,9 +61619,9 @@
       </w:tcPr>
     </w:tblStylePr>
   </w:style>
-  <w:style w:type="table" w:styleId="1047">
+  <w:style w:type="table" w:styleId="1051">
     <w:name w:val="Colorful Shading"/>
-    <w:basedOn w:val="915"/>
+    <w:basedOn w:val="919"/>
     <w:uiPriority w:val="71"/>
     <w:pPr>
       <w:pBdr/>
@@ -60447,9 +61861,9 @@
       </w:tcPr>
     </w:tblStylePr>
   </w:style>
-  <w:style w:type="table" w:styleId="1048">
+  <w:style w:type="table" w:styleId="1052">
     <w:name w:val="Colorful Shading Accent 1"/>
-    <w:basedOn w:val="915"/>
+    <w:basedOn w:val="919"/>
     <w:uiPriority w:val="71"/>
     <w:pPr>
       <w:pBdr/>
@@ -60689,9 +62103,9 @@
       </w:tcPr>
     </w:tblStylePr>
   </w:style>
-  <w:style w:type="table" w:styleId="1049">
+  <w:style w:type="table" w:styleId="1053">
     <w:name w:val="Colorful Shading Accent 2"/>
-    <w:basedOn w:val="915"/>
+    <w:basedOn w:val="919"/>
     <w:uiPriority w:val="71"/>
     <w:pPr>
       <w:pBdr/>
@@ -60931,9 +62345,9 @@
       </w:tcPr>
     </w:tblStylePr>
   </w:style>
-  <w:style w:type="table" w:styleId="1050">
+  <w:style w:type="table" w:styleId="1054">
     <w:name w:val="Colorful Shading Accent 3"/>
-    <w:basedOn w:val="915"/>
+    <w:basedOn w:val="919"/>
     <w:uiPriority w:val="71"/>
     <w:pPr>
       <w:pBdr/>
@@ -61167,9 +62581,9 @@
       </w:tcPr>
     </w:tblStylePr>
   </w:style>
-  <w:style w:type="table" w:styleId="1051">
+  <w:style w:type="table" w:styleId="1055">
     <w:name w:val="Colorful Shading Accent 4"/>
-    <w:basedOn w:val="915"/>
+    <w:basedOn w:val="919"/>
     <w:uiPriority w:val="71"/>
     <w:pPr>
       <w:pBdr/>
@@ -61409,9 +62823,9 @@
       </w:tcPr>
     </w:tblStylePr>
   </w:style>
-  <w:style w:type="table" w:styleId="1052">
+  <w:style w:type="table" w:styleId="1056">
     <w:name w:val="Colorful Shading Accent 5"/>
-    <w:basedOn w:val="915"/>
+    <w:basedOn w:val="919"/>
     <w:uiPriority w:val="71"/>
     <w:pPr>
       <w:pBdr/>
@@ -61651,9 +63065,9 @@
       </w:tcPr>
     </w:tblStylePr>
   </w:style>
-  <w:style w:type="table" w:styleId="1053">
+  <w:style w:type="table" w:styleId="1057">
     <w:name w:val="Colorful Shading Accent 6"/>
-    <w:basedOn w:val="915"/>
+    <w:basedOn w:val="919"/>
     <w:uiPriority w:val="71"/>
     <w:pPr>
       <w:pBdr/>
@@ -61893,9 +63307,9 @@
       </w:tcPr>
     </w:tblStylePr>
   </w:style>
-  <w:style w:type="table" w:styleId="1054">
+  <w:style w:type="table" w:styleId="1058">
     <w:name w:val="Colorful List"/>
-    <w:basedOn w:val="915"/>
+    <w:basedOn w:val="919"/>
     <w:uiPriority w:val="72"/>
     <w:pPr>
       <w:pBdr/>
@@ -62115,9 +63529,9 @@
       </w:tcPr>
     </w:tblStylePr>
   </w:style>
-  <w:style w:type="table" w:styleId="1055">
+  <w:style w:type="table" w:styleId="1059">
     <w:name w:val="Colorful List Accent 1"/>
-    <w:basedOn w:val="915"/>
+    <w:basedOn w:val="919"/>
     <w:uiPriority w:val="72"/>
     <w:pPr>
       <w:pBdr/>
@@ -62337,9 +63751,9 @@
       </w:tcPr>
     </w:tblStylePr>
   </w:style>
-  <w:style w:type="table" w:styleId="1056">
+  <w:style w:type="table" w:styleId="1060">
     <w:name w:val="Colorful List Accent 2"/>
-    <w:basedOn w:val="915"/>
+    <w:basedOn w:val="919"/>
     <w:uiPriority w:val="72"/>
     <w:pPr>
       <w:pBdr/>
@@ -62559,9 +63973,9 @@
       </w:tcPr>
     </w:tblStylePr>
   </w:style>
-  <w:style w:type="table" w:styleId="1057">
+  <w:style w:type="table" w:styleId="1061">
     <w:name w:val="Colorful List Accent 3"/>
-    <w:basedOn w:val="915"/>
+    <w:basedOn w:val="919"/>
     <w:uiPriority w:val="72"/>
     <w:pPr>
       <w:pBdr/>
@@ -62781,9 +64195,9 @@
       </w:tcPr>
     </w:tblStylePr>
   </w:style>
-  <w:style w:type="table" w:styleId="1058">
+  <w:style w:type="table" w:styleId="1062">
     <w:name w:val="Colorful List Accent 4"/>
-    <w:basedOn w:val="915"/>
+    <w:basedOn w:val="919"/>
     <w:uiPriority w:val="72"/>
     <w:pPr>
       <w:pBdr/>
@@ -63003,9 +64417,9 @@
       </w:tcPr>
     </w:tblStylePr>
   </w:style>
-  <w:style w:type="table" w:styleId="1059">
+  <w:style w:type="table" w:styleId="1063">
     <w:name w:val="Colorful List Accent 5"/>
-    <w:basedOn w:val="915"/>
+    <w:basedOn w:val="919"/>
     <w:uiPriority w:val="72"/>
     <w:pPr>
       <w:pBdr/>
@@ -63225,9 +64639,9 @@
       </w:tcPr>
     </w:tblStylePr>
   </w:style>
-  <w:style w:type="table" w:styleId="1060">
+  <w:style w:type="table" w:styleId="1064">
     <w:name w:val="Colorful List Accent 6"/>
-    <w:basedOn w:val="915"/>
+    <w:basedOn w:val="919"/>
     <w:uiPriority w:val="72"/>
     <w:pPr>
       <w:pBdr/>
@@ -63447,9 +64861,9 @@
       </w:tcPr>
     </w:tblStylePr>
   </w:style>
-  <w:style w:type="table" w:styleId="1061">
+  <w:style w:type="table" w:styleId="1065">
     <w:name w:val="Colorful Grid"/>
-    <w:basedOn w:val="915"/>
+    <w:basedOn w:val="919"/>
     <w:uiPriority w:val="73"/>
     <w:pPr>
       <w:pBdr/>
@@ -63661,9 +65075,9 @@
       </w:tcPr>
     </w:tblStylePr>
   </w:style>
-  <w:style w:type="table" w:styleId="1062">
+  <w:style w:type="table" w:styleId="1066">
     <w:name w:val="Colorful Grid Accent 1"/>
-    <w:basedOn w:val="915"/>
+    <w:basedOn w:val="919"/>
     <w:uiPriority w:val="73"/>
     <w:pPr>
       <w:pBdr/>
@@ -63875,9 +65289,9 @@
       </w:tcPr>
     </w:tblStylePr>
   </w:style>
-  <w:style w:type="table" w:styleId="1063">
+  <w:style w:type="table" w:styleId="1067">
     <w:name w:val="Colorful Grid Accent 2"/>
-    <w:basedOn w:val="915"/>
+    <w:basedOn w:val="919"/>
     <w:uiPriority w:val="73"/>
     <w:pPr>
       <w:pBdr/>
@@ -64089,9 +65503,9 @@
       </w:tcPr>
     </w:tblStylePr>
   </w:style>
-  <w:style w:type="table" w:styleId="1064">
+  <w:style w:type="table" w:styleId="1068">
     <w:name w:val="Colorful Grid Accent 3"/>
-    <w:basedOn w:val="915"/>
+    <w:basedOn w:val="919"/>
     <w:uiPriority w:val="73"/>
     <w:pPr>
       <w:pBdr/>
@@ -64303,9 +65717,9 @@
       </w:tcPr>
     </w:tblStylePr>
   </w:style>
-  <w:style w:type="table" w:styleId="1065">
+  <w:style w:type="table" w:styleId="1069">
     <w:name w:val="Colorful Grid Accent 4"/>
-    <w:basedOn w:val="915"/>
+    <w:basedOn w:val="919"/>
     <w:uiPriority w:val="73"/>
     <w:pPr>
       <w:pBdr/>
@@ -64517,9 +65931,9 @@
       </w:tcPr>
     </w:tblStylePr>
   </w:style>
-  <w:style w:type="table" w:styleId="1066">
+  <w:style w:type="table" w:styleId="1070">
     <w:name w:val="Colorful Grid Accent 5"/>
-    <w:basedOn w:val="915"/>
+    <w:basedOn w:val="919"/>
     <w:uiPriority w:val="73"/>
     <w:pPr>
       <w:pBdr/>
@@ -64731,9 +66145,9 @@
       </w:tcPr>
     </w:tblStylePr>
   </w:style>
-  <w:style w:type="table" w:styleId="1067">
+  <w:style w:type="table" w:styleId="1071">
     <w:name w:val="Colorful Grid Accent 6"/>
-    <w:basedOn w:val="915"/>
+    <w:basedOn w:val="919"/>
     <w:uiPriority w:val="73"/>
     <w:pPr>
       <w:pBdr/>
